--- a/40_AWS/05_改修資料/KSM_AWS_MOD_021_改修指示書_セキュリティ改修緊急_ja_vi.docx
+++ b/40_AWS/05_改修資料/KSM_AWS_MOD_021_改修指示書_セキュリティ改修緊急_ja_vi.docx
@@ -80,7 +80,7 @@
           <w:sz w:val="24"/>
           <w:szCs w:val="24"/>
         </w:rPr>
-        <w:t xml:space="preserve">■ ① 文書情報</w:t>
+        <w:t xml:space="preserve">■ 文書情報</w:t>
       </w:r>
       <w:r>
         <w:br/>
@@ -1310,7 +1310,7 @@
           <w:sz w:val="24"/>
           <w:szCs w:val="24"/>
         </w:rPr>
-        <w:t xml:space="preserve">■ ② 改修概要</w:t>
+        <w:t xml:space="preserve">■ 改修概要</w:t>
       </w:r>
       <w:r>
         <w:br/>
@@ -1499,7 +1499,7 @@
           <w:sz w:val="24"/>
           <w:szCs w:val="24"/>
         </w:rPr>
-        <w:t xml:space="preserve">■ ③ 対象ファイル</w:t>
+        <w:t xml:space="preserve">■ 改修内容</w:t>
       </w:r>
       <w:r>
         <w:br/>
@@ -1513,7 +1513,7 @@
           <w:sz w:val="17"/>
           <w:szCs w:val="17"/>
         </w:rPr>
-        <w:t xml:space="preserve">　File Đối Tượng</w:t>
+        <w:t xml:space="preserve">　Nội Dung Sửa Đổi</w:t>
       </w:r>
     </w:p>
     <w:p>
@@ -1529,21 +1529,7 @@
           <w:sz w:val="20"/>
           <w:szCs w:val="20"/>
         </w:rPr>
-        <w:t xml:space="preserve">■ 対象</w:t>
-      </w:r>
-    </w:p>
-    <w:p>
-      <w:pPr>
-        <w:spacing w:before="100" w:after="100"/>
-      </w:pPr>
-      <w:r>
-        <w:rPr>
-          <w:rFonts w:ascii="BIZ UDPGothic" w:cs="BIZ UDPGothic" w:eastAsia="BIZ UDPGothic" w:hAnsi="BIZ UDPGothic"/>
-          <w:color w:val="404040"/>
-          <w:sz w:val="18"/>
-          <w:szCs w:val="18"/>
-        </w:rPr>
-        <w:t xml:space="preserve">STG: ksm-posstg-eb-rule-copy-backup-sg</w:t>
+        <w:t xml:space="preserve">■ No.17 EventBridge別アカウント参照修正</w:t>
       </w:r>
     </w:p>
     <w:p>
@@ -1573,7 +1559,7 @@
           <w:sz w:val="18"/>
           <w:szCs w:val="18"/>
         </w:rPr>
-        <w:t xml:space="preserve">STG: EC2 i-06a74666e851e4d12 (web-be / 10.239.2.195)</w:t>
+        <w:t xml:space="preserve">STG: ksm-posstg-eb-rule-copy-backup-sg</w:t>
       </w:r>
     </w:p>
     <w:p>
@@ -1589,21 +1575,77 @@
           <w:sz w:val="20"/>
           <w:szCs w:val="20"/>
         </w:rPr>
-        <w:t xml:space="preserve">■ 対象</w:t>
-      </w:r>
-    </w:p>
-    <w:p>
-      <w:pPr>
-        <w:spacing w:before="100" w:after="100"/>
-      </w:pPr>
-      <w:r>
-        <w:rPr>
-          <w:rFonts w:ascii="BIZ UDPGothic" w:cs="BIZ UDPGothic" w:eastAsia="BIZ UDPGothic" w:hAnsi="BIZ UDPGothic"/>
-          <w:color w:val="404040"/>
-          <w:sz w:val="18"/>
-          <w:szCs w:val="18"/>
-        </w:rPr>
-        <w:t xml:space="preserve">STG: Secrets Manager ksm-posstg-sm-sftp</w:t>
+        <w:t xml:space="preserve">■ 現状・問題</w:t>
+      </w:r>
+    </w:p>
+    <w:p>
+      <w:pPr>
+        <w:spacing w:before="100" w:after="100"/>
+      </w:pPr>
+      <w:r>
+        <w:rPr>
+          <w:rFonts w:ascii="BIZ UDPGothic" w:cs="BIZ UDPGothic" w:eastAsia="BIZ UDPGothic" w:hAnsi="BIZ UDPGothic"/>
+          <w:color w:val="404040"/>
+          <w:sz w:val="18"/>
+          <w:szCs w:val="18"/>
+        </w:rPr>
+        <w:t xml:space="preserve">ターゲットが別アカウント（891376952870 = posspk開発環境）のLambda</w:t>
+      </w:r>
+    </w:p>
+    <w:p>
+      <w:pPr>
+        <w:spacing w:before="100" w:after="100"/>
+      </w:pPr>
+      <w:r>
+        <w:rPr>
+          <w:rFonts w:ascii="BIZ UDPGothic" w:cs="BIZ UDPGothic" w:eastAsia="BIZ UDPGothic" w:hAnsi="BIZ UDPGothic"/>
+          <w:color w:val="404040"/>
+          <w:sz w:val="18"/>
+          <w:szCs w:val="18"/>
+        </w:rPr>
+        <w:t xml:space="preserve">arn:aws:lambda:\...:891376952870:function:ksm-posspk-lmd-function-copy-backup-sg</w:t>
+      </w:r>
+    </w:p>
+    <w:p>
+      <w:pPr>
+        <w:spacing w:before="100" w:after="100"/>
+      </w:pPr>
+      <w:r>
+        <w:rPr>
+          <w:rFonts w:ascii="BIZ UDPGothic" w:cs="BIZ UDPGothic" w:eastAsia="BIZ UDPGothic" w:hAnsi="BIZ UDPGothic"/>
+          <w:color w:val="404040"/>
+          <w:sz w:val="18"/>
+          <w:szCs w:val="18"/>
+        </w:rPr>
+        <w:t xml:space="preserve">を参照している。同アカウントに同名Lambdaが存在する。 */ Target đang tham</w:t>
+      </w:r>
+    </w:p>
+    <w:p>
+      <w:pPr>
+        <w:spacing w:before="100" w:after="100"/>
+      </w:pPr>
+      <w:r>
+        <w:rPr>
+          <w:rFonts w:ascii="BIZ UDPGothic" w:cs="BIZ UDPGothic" w:eastAsia="BIZ UDPGothic" w:hAnsi="BIZ UDPGothic"/>
+          <w:color w:val="404040"/>
+          <w:sz w:val="18"/>
+          <w:szCs w:val="18"/>
+        </w:rPr>
+        <w:t xml:space="preserve">chiếu Lambda của tài khoản khác (891376952870 = posspk). Lambda cùng tên</w:t>
+      </w:r>
+    </w:p>
+    <w:p>
+      <w:pPr>
+        <w:spacing w:before="100" w:after="100"/>
+      </w:pPr>
+      <w:r>
+        <w:rPr>
+          <w:rFonts w:ascii="BIZ UDPGothic" w:cs="BIZ UDPGothic" w:eastAsia="BIZ UDPGothic" w:hAnsi="BIZ UDPGothic"/>
+          <w:color w:val="404040"/>
+          <w:sz w:val="18"/>
+          <w:szCs w:val="18"/>
+        </w:rPr>
+        <w:t xml:space="preserve">tồn tại trong cùng tài khoản.*</w:t>
       </w:r>
     </w:p>
     <w:p>
@@ -1619,21 +1661,7 @@
           <w:sz w:val="20"/>
           <w:szCs w:val="20"/>
         </w:rPr>
-        <w:t xml:space="preserve">■ 対象</w:t>
-      </w:r>
-    </w:p>
-    <w:p>
-      <w:pPr>
-        <w:spacing w:before="100" w:after="100"/>
-      </w:pPr>
-      <w:r>
-        <w:rPr>
-          <w:rFonts w:ascii="BIZ UDPGothic" w:cs="BIZ UDPGothic" w:eastAsia="BIZ UDPGothic" w:hAnsi="BIZ UDPGothic"/>
-          <w:color w:val="404040"/>
-          <w:sz w:val="18"/>
-          <w:szCs w:val="18"/>
-        </w:rPr>
-        <w:t xml:space="preserve">STG: ksm-posstg-lmd-function-sent-email</w:t>
+        <w:t xml:space="preserve">■ 実行コマンド</w:t>
       </w:r>
     </w:p>
     <w:p>
@@ -1649,21 +1677,7 @@
           <w:sz w:val="20"/>
           <w:szCs w:val="20"/>
         </w:rPr>
-        <w:t xml:space="preserve">■ 対象</w:t>
-      </w:r>
-    </w:p>
-    <w:p>
-      <w:pPr>
-        <w:spacing w:before="100" w:after="100"/>
-      </w:pPr>
-      <w:r>
-        <w:rPr>
-          <w:rFonts w:ascii="BIZ UDPGothic" w:cs="BIZ UDPGothic" w:eastAsia="BIZ UDPGothic" w:hAnsi="BIZ UDPGothic"/>
-          <w:color w:val="404040"/>
-          <w:sz w:val="18"/>
-          <w:szCs w:val="18"/>
-        </w:rPr>
-        <w:t xml:space="preserve">STG: IAMユーザー kiyohara_s3access</w:t>
+        <w:t xml:space="preserve">■ No.19 web-be rootアプリ実行修正</w:t>
       </w:r>
     </w:p>
     <w:p>
@@ -1693,6 +1707,780 @@
           <w:sz w:val="18"/>
           <w:szCs w:val="18"/>
         </w:rPr>
+        <w:t xml:space="preserve">STG: EC2 i-06a74666e851e4d12 (web-be / 10.239.2.195)</w:t>
+      </w:r>
+    </w:p>
+    <w:p>
+      <w:pPr>
+        <w:spacing w:before="100" w:after="100"/>
+      </w:pPr>
+      <w:r>
+        <w:rPr>
+          <w:rFonts w:ascii="BIZ UDPGothic" w:cs="BIZ UDPGothic" w:eastAsia="BIZ UDPGothic" w:hAnsi="BIZ UDPGothic"/>
+          <w:b/>
+          <w:bCs/>
+          <w:color w:val="C8102E"/>
+          <w:sz w:val="20"/>
+          <w:szCs w:val="20"/>
+        </w:rPr>
+        <w:t xml:space="preserve">■ 現状・問題</w:t>
+      </w:r>
+    </w:p>
+    <w:p>
+      <w:pPr>
+        <w:spacing w:before="100" w:after="100"/>
+      </w:pPr>
+      <w:r>
+        <w:rPr>
+          <w:rFonts w:ascii="BIZ UDPGothic" w:cs="BIZ UDPGothic" w:eastAsia="BIZ UDPGothic" w:hAnsi="BIZ UDPGothic"/>
+          <w:color w:val="404040"/>
+          <w:sz w:val="18"/>
+          <w:szCs w:val="18"/>
+        </w:rPr>
+        <w:t xml:space="preserve">ishida-20251217-1.jar が root ユーザーで直接実行されている（java -jar</w:t>
+      </w:r>
+    </w:p>
+    <w:p>
+      <w:pPr>
+        <w:spacing w:before="100" w:after="100"/>
+      </w:pPr>
+      <w:r>
+        <w:rPr>
+          <w:rFonts w:ascii="BIZ UDPGothic" w:cs="BIZ UDPGothic" w:eastAsia="BIZ UDPGothic" w:hAnsi="BIZ UDPGothic"/>
+          <w:color w:val="404040"/>
+          <w:sz w:val="18"/>
+          <w:szCs w:val="18"/>
+        </w:rPr>
+        <w:t xml:space="preserve">ishida-20251217-1.jar</w:t>
+      </w:r>
+    </w:p>
+    <w:p>
+      <w:pPr>
+        <w:spacing w:before="100" w:after="100"/>
+      </w:pPr>
+      <w:r>
+        <w:rPr>
+          <w:rFonts w:ascii="BIZ UDPGothic" w:cs="BIZ UDPGothic" w:eastAsia="BIZ UDPGothic" w:hAnsi="BIZ UDPGothic"/>
+          <w:color w:val="404040"/>
+          <w:sz w:val="18"/>
+          <w:szCs w:val="18"/>
+        </w:rPr>
+        <w:t xml:space="preserve">\--server.port=8081）。アプリ侵害時にサーバー全体の乗っ取りが可能。 */</w:t>
+      </w:r>
+    </w:p>
+    <w:p>
+      <w:pPr>
+        <w:spacing w:before="100" w:after="100"/>
+      </w:pPr>
+      <w:r>
+        <w:rPr>
+          <w:rFonts w:ascii="BIZ UDPGothic" w:cs="BIZ UDPGothic" w:eastAsia="BIZ UDPGothic" w:hAnsi="BIZ UDPGothic"/>
+          <w:color w:val="404040"/>
+          <w:sz w:val="18"/>
+          <w:szCs w:val="18"/>
+        </w:rPr>
+        <w:t xml:space="preserve">ishida-20251217-1.jar đang được chạy trực tiếp bằng user root. Khi ứng</w:t>
+      </w:r>
+    </w:p>
+    <w:p>
+      <w:pPr>
+        <w:spacing w:before="100" w:after="100"/>
+      </w:pPr>
+      <w:r>
+        <w:rPr>
+          <w:rFonts w:ascii="BIZ UDPGothic" w:cs="BIZ UDPGothic" w:eastAsia="BIZ UDPGothic" w:hAnsi="BIZ UDPGothic"/>
+          <w:color w:val="404040"/>
+          <w:sz w:val="18"/>
+          <w:szCs w:val="18"/>
+        </w:rPr>
+        <w:t xml:space="preserve">dụng bị xâm phạm, có thể chiếm quyền toàn bộ server.*</w:t>
+      </w:r>
+    </w:p>
+    <w:p>
+      <w:pPr>
+        <w:spacing w:before="100" w:after="100"/>
+      </w:pPr>
+      <w:r>
+        <w:rPr>
+          <w:rFonts w:ascii="BIZ UDPGothic" w:cs="BIZ UDPGothic" w:eastAsia="BIZ UDPGothic" w:hAnsi="BIZ UDPGothic"/>
+          <w:b/>
+          <w:bCs/>
+          <w:color w:val="C8102E"/>
+          <w:sz w:val="20"/>
+          <w:szCs w:val="20"/>
+        </w:rPr>
+        <w:t xml:space="preserve">■ 改修手順</w:t>
+      </w:r>
+    </w:p>
+    <w:p>
+      <w:pPr>
+        <w:spacing w:before="100" w:after="100"/>
+      </w:pPr>
+      <w:r>
+        <w:rPr>
+          <w:rFonts w:ascii="BIZ UDPGothic" w:cs="BIZ UDPGothic" w:eastAsia="BIZ UDPGothic" w:hAnsi="BIZ UDPGothic"/>
+          <w:color w:val="404040"/>
+          <w:sz w:val="18"/>
+          <w:szCs w:val="18"/>
+        </w:rPr>
+        <w:t xml:space="preserve">&gt; ① 専用ユーザー ishida を作成 ② /opt/ishida/ にJAR・設定を移動 ③</w:t>
+      </w:r>
+    </w:p>
+    <w:p>
+      <w:pPr>
+        <w:spacing w:before="100" w:after="100"/>
+      </w:pPr>
+      <w:r>
+        <w:rPr>
+          <w:rFonts w:ascii="BIZ UDPGothic" w:cs="BIZ UDPGothic" w:eastAsia="BIZ UDPGothic" w:hAnsi="BIZ UDPGothic"/>
+          <w:color w:val="404040"/>
+          <w:sz w:val="18"/>
+          <w:szCs w:val="18"/>
+        </w:rPr>
+        <w:t xml:space="preserve">&gt; systemd サービスファイルを作成 ④ root プロセスを停止し、systemd</w:t>
+      </w:r>
+    </w:p>
+    <w:p>
+      <w:pPr>
+        <w:spacing w:before="100" w:after="100"/>
+      </w:pPr>
+      <w:r>
+        <w:rPr>
+          <w:rFonts w:ascii="BIZ UDPGothic" w:cs="BIZ UDPGothic" w:eastAsia="BIZ UDPGothic" w:hAnsi="BIZ UDPGothic"/>
+          <w:color w:val="404040"/>
+          <w:sz w:val="18"/>
+          <w:szCs w:val="18"/>
+        </w:rPr>
+        <w:t xml:space="preserve">&gt; で再起動 ⑤ 正常動作確認後、/home/dev/ の旧JARを整理 */ ① Tạo user</w:t>
+      </w:r>
+    </w:p>
+    <w:p>
+      <w:pPr>
+        <w:spacing w:before="100" w:after="100"/>
+      </w:pPr>
+      <w:r>
+        <w:rPr>
+          <w:rFonts w:ascii="BIZ UDPGothic" w:cs="BIZ UDPGothic" w:eastAsia="BIZ UDPGothic" w:hAnsi="BIZ UDPGothic"/>
+          <w:color w:val="404040"/>
+          <w:sz w:val="18"/>
+          <w:szCs w:val="18"/>
+        </w:rPr>
+        <w:t xml:space="preserve">&gt; chuyên dụng ishida ② Di chuyển JAR, cấu hình vào /opt/ishida/ ③ Tạo</w:t>
+      </w:r>
+    </w:p>
+    <w:p>
+      <w:pPr>
+        <w:spacing w:before="100" w:after="100"/>
+      </w:pPr>
+      <w:r>
+        <w:rPr>
+          <w:rFonts w:ascii="BIZ UDPGothic" w:cs="BIZ UDPGothic" w:eastAsia="BIZ UDPGothic" w:hAnsi="BIZ UDPGothic"/>
+          <w:color w:val="404040"/>
+          <w:sz w:val="18"/>
+          <w:szCs w:val="18"/>
+        </w:rPr>
+        <w:t xml:space="preserve">&gt; file systemd service ④ Dừng process root, khởi động lại bằng systemd ⑤</w:t>
+      </w:r>
+    </w:p>
+    <w:p>
+      <w:pPr>
+        <w:spacing w:before="100" w:after="100"/>
+      </w:pPr>
+      <w:r>
+        <w:rPr>
+          <w:rFonts w:ascii="BIZ UDPGothic" w:cs="BIZ UDPGothic" w:eastAsia="BIZ UDPGothic" w:hAnsi="BIZ UDPGothic"/>
+          <w:color w:val="404040"/>
+          <w:sz w:val="18"/>
+          <w:szCs w:val="18"/>
+        </w:rPr>
+        <w:t xml:space="preserve">&gt; Sau khi xác nhận hoạt động, dọn dẹp JAR cũ*</w:t>
+      </w:r>
+    </w:p>
+    <w:p>
+      <w:pPr>
+        <w:spacing w:before="100" w:after="100"/>
+      </w:pPr>
+      <w:r>
+        <w:rPr>
+          <w:rFonts w:ascii="BIZ UDPGothic" w:cs="BIZ UDPGothic" w:eastAsia="BIZ UDPGothic" w:hAnsi="BIZ UDPGothic"/>
+          <w:b/>
+          <w:bCs/>
+          <w:color w:val="C8102E"/>
+          <w:sz w:val="20"/>
+          <w:szCs w:val="20"/>
+        </w:rPr>
+        <w:t xml:space="preserve">■ No.21 SFTP秘密鍵更新</w:t>
+      </w:r>
+    </w:p>
+    <w:p>
+      <w:pPr>
+        <w:spacing w:before="100" w:after="100"/>
+      </w:pPr>
+      <w:r>
+        <w:rPr>
+          <w:rFonts w:ascii="BIZ UDPGothic" w:cs="BIZ UDPGothic" w:eastAsia="BIZ UDPGothic" w:hAnsi="BIZ UDPGothic"/>
+          <w:b/>
+          <w:bCs/>
+          <w:color w:val="C8102E"/>
+          <w:sz w:val="20"/>
+          <w:szCs w:val="20"/>
+        </w:rPr>
+        <w:t xml:space="preserve">■ 対象</w:t>
+      </w:r>
+    </w:p>
+    <w:p>
+      <w:pPr>
+        <w:spacing w:before="100" w:after="100"/>
+      </w:pPr>
+      <w:r>
+        <w:rPr>
+          <w:rFonts w:ascii="BIZ UDPGothic" w:cs="BIZ UDPGothic" w:eastAsia="BIZ UDPGothic" w:hAnsi="BIZ UDPGothic"/>
+          <w:color w:val="404040"/>
+          <w:sz w:val="18"/>
+          <w:szCs w:val="18"/>
+        </w:rPr>
+        <w:t xml:space="preserve">STG: Secrets Manager ksm-posstg-sm-sftp</w:t>
+      </w:r>
+    </w:p>
+    <w:p>
+      <w:pPr>
+        <w:spacing w:before="100" w:after="100"/>
+      </w:pPr>
+      <w:r>
+        <w:rPr>
+          <w:rFonts w:ascii="BIZ UDPGothic" w:cs="BIZ UDPGothic" w:eastAsia="BIZ UDPGothic" w:hAnsi="BIZ UDPGothic"/>
+          <w:b/>
+          <w:bCs/>
+          <w:color w:val="C8102E"/>
+          <w:sz w:val="20"/>
+          <w:szCs w:val="20"/>
+        </w:rPr>
+        <w:t xml:space="preserve">■ 現状・問題</w:t>
+      </w:r>
+    </w:p>
+    <w:p>
+      <w:pPr>
+        <w:spacing w:before="100" w:after="100"/>
+      </w:pPr>
+      <w:r>
+        <w:rPr>
+          <w:rFonts w:ascii="BIZ UDPGothic" w:cs="BIZ UDPGothic" w:eastAsia="BIZ UDPGothic" w:hAnsi="BIZ UDPGothic"/>
+          <w:color w:val="404040"/>
+          <w:sz w:val="18"/>
+          <w:szCs w:val="18"/>
+        </w:rPr>
+        <w:t xml:space="preserve">SFTP_PRIVATE_KEY の値が \"test\"（テスト値のまま）。sent-txt-file Lambda</w:t>
+      </w:r>
+    </w:p>
+    <w:p>
+      <w:pPr>
+        <w:spacing w:before="100" w:after="100"/>
+      </w:pPr>
+      <w:r>
+        <w:rPr>
+          <w:rFonts w:ascii="BIZ UDPGothic" w:cs="BIZ UDPGothic" w:eastAsia="BIZ UDPGothic" w:hAnsi="BIZ UDPGothic"/>
+          <w:color w:val="404040"/>
+          <w:sz w:val="18"/>
+          <w:szCs w:val="18"/>
+        </w:rPr>
+        <w:t xml:space="preserve">の石田ESLサーバーへのSFTP接続に使用される可能性がある。 */ Giá trị</w:t>
+      </w:r>
+    </w:p>
+    <w:p>
+      <w:pPr>
+        <w:spacing w:before="100" w:after="100"/>
+      </w:pPr>
+      <w:r>
+        <w:rPr>
+          <w:rFonts w:ascii="BIZ UDPGothic" w:cs="BIZ UDPGothic" w:eastAsia="BIZ UDPGothic" w:hAnsi="BIZ UDPGothic"/>
+          <w:color w:val="404040"/>
+          <w:sz w:val="18"/>
+          <w:szCs w:val="18"/>
+        </w:rPr>
+        <w:t xml:space="preserve">SFTP_PRIVATE_KEY là \"test\" (giá trị thử nghiệm). Có thể được sử dụng</w:t>
+      </w:r>
+    </w:p>
+    <w:p>
+      <w:pPr>
+        <w:spacing w:before="100" w:after="100"/>
+      </w:pPr>
+      <w:r>
+        <w:rPr>
+          <w:rFonts w:ascii="BIZ UDPGothic" w:cs="BIZ UDPGothic" w:eastAsia="BIZ UDPGothic" w:hAnsi="BIZ UDPGothic"/>
+          <w:color w:val="404040"/>
+          <w:sz w:val="18"/>
+          <w:szCs w:val="18"/>
+        </w:rPr>
+        <w:t xml:space="preserve">cho kết nối SFTP đến server ESL Ishida.*</w:t>
+      </w:r>
+    </w:p>
+    <w:p>
+      <w:pPr>
+        <w:spacing w:before="100" w:after="100"/>
+      </w:pPr>
+      <w:r>
+        <w:rPr>
+          <w:rFonts w:ascii="BIZ UDPGothic" w:cs="BIZ UDPGothic" w:eastAsia="BIZ UDPGothic" w:hAnsi="BIZ UDPGothic"/>
+          <w:b/>
+          <w:bCs/>
+          <w:color w:val="C8102E"/>
+          <w:sz w:val="20"/>
+          <w:szCs w:val="20"/>
+        </w:rPr>
+        <w:t xml:space="preserve">■ 改修手順</w:t>
+      </w:r>
+    </w:p>
+    <w:p>
+      <w:pPr>
+        <w:spacing w:before="100" w:after="100"/>
+      </w:pPr>
+      <w:r>
+        <w:rPr>
+          <w:rFonts w:ascii="BIZ UDPGothic" w:cs="BIZ UDPGothic" w:eastAsia="BIZ UDPGothic" w:hAnsi="BIZ UDPGothic"/>
+          <w:color w:val="404040"/>
+          <w:sz w:val="18"/>
+          <w:szCs w:val="18"/>
+        </w:rPr>
+        <w:t xml:space="preserve">&gt; ① 石田ESLサーバー向けのSSH鍵ペアを生成 ②</w:t>
+      </w:r>
+    </w:p>
+    <w:p>
+      <w:pPr>
+        <w:spacing w:before="100" w:after="100"/>
+      </w:pPr>
+      <w:r>
+        <w:rPr>
+          <w:rFonts w:ascii="BIZ UDPGothic" w:cs="BIZ UDPGothic" w:eastAsia="BIZ UDPGothic" w:hAnsi="BIZ UDPGothic"/>
+          <w:color w:val="404040"/>
+          <w:sz w:val="18"/>
+          <w:szCs w:val="18"/>
+        </w:rPr>
+        <w:t xml:space="preserve">&gt; 公開鍵を石田側に送付・登録依頼 ③ 秘密鍵をSecrets Managerに格納 ④</w:t>
+      </w:r>
+    </w:p>
+    <w:p>
+      <w:pPr>
+        <w:spacing w:before="100" w:after="100"/>
+      </w:pPr>
+      <w:r>
+        <w:rPr>
+          <w:rFonts w:ascii="BIZ UDPGothic" w:cs="BIZ UDPGothic" w:eastAsia="BIZ UDPGothic" w:hAnsi="BIZ UDPGothic"/>
+          <w:color w:val="404040"/>
+          <w:sz w:val="18"/>
+          <w:szCs w:val="18"/>
+        </w:rPr>
+        <w:t xml:space="preserve">&gt; sent-txt-file Lambda の接続テスト */ ① Tạo cặp khóa SSH cho server ESL</w:t>
+      </w:r>
+    </w:p>
+    <w:p>
+      <w:pPr>
+        <w:spacing w:before="100" w:after="100"/>
+      </w:pPr>
+      <w:r>
+        <w:rPr>
+          <w:rFonts w:ascii="BIZ UDPGothic" w:cs="BIZ UDPGothic" w:eastAsia="BIZ UDPGothic" w:hAnsi="BIZ UDPGothic"/>
+          <w:color w:val="404040"/>
+          <w:sz w:val="18"/>
+          <w:szCs w:val="18"/>
+        </w:rPr>
+        <w:t xml:space="preserve">&gt; Ishida ② Gửi public key cho Ishida để đăng ký ③ Lưu private key vào</w:t>
+      </w:r>
+    </w:p>
+    <w:p>
+      <w:pPr>
+        <w:spacing w:before="100" w:after="100"/>
+      </w:pPr>
+      <w:r>
+        <w:rPr>
+          <w:rFonts w:ascii="BIZ UDPGothic" w:cs="BIZ UDPGothic" w:eastAsia="BIZ UDPGothic" w:hAnsi="BIZ UDPGothic"/>
+          <w:color w:val="404040"/>
+          <w:sz w:val="18"/>
+          <w:szCs w:val="18"/>
+        </w:rPr>
+        <w:t xml:space="preserve">&gt; Secrets Manager ④ Test kết nối Lambda sent-txt-file*</w:t>
+      </w:r>
+    </w:p>
+    <w:p>
+      <w:pPr>
+        <w:spacing w:before="100" w:after="100"/>
+      </w:pPr>
+      <w:r>
+        <w:rPr>
+          <w:rFonts w:ascii="BIZ UDPGothic" w:cs="BIZ UDPGothic" w:eastAsia="BIZ UDPGothic" w:hAnsi="BIZ UDPGothic"/>
+          <w:b/>
+          <w:bCs/>
+          <w:color w:val="C8102E"/>
+          <w:sz w:val="20"/>
+          <w:szCs w:val="20"/>
+        </w:rPr>
+        <w:t xml:space="preserve">■ No.24 sent-email Lambda ENV修正</w:t>
+      </w:r>
+    </w:p>
+    <w:p>
+      <w:pPr>
+        <w:spacing w:before="100" w:after="100"/>
+      </w:pPr>
+      <w:r>
+        <w:rPr>
+          <w:rFonts w:ascii="BIZ UDPGothic" w:cs="BIZ UDPGothic" w:eastAsia="BIZ UDPGothic" w:hAnsi="BIZ UDPGothic"/>
+          <w:b/>
+          <w:bCs/>
+          <w:color w:val="C8102E"/>
+          <w:sz w:val="20"/>
+          <w:szCs w:val="20"/>
+        </w:rPr>
+        <w:t xml:space="preserve">■ 対象</w:t>
+      </w:r>
+    </w:p>
+    <w:p>
+      <w:pPr>
+        <w:spacing w:before="100" w:after="100"/>
+      </w:pPr>
+      <w:r>
+        <w:rPr>
+          <w:rFonts w:ascii="BIZ UDPGothic" w:cs="BIZ UDPGothic" w:eastAsia="BIZ UDPGothic" w:hAnsi="BIZ UDPGothic"/>
+          <w:color w:val="404040"/>
+          <w:sz w:val="18"/>
+          <w:szCs w:val="18"/>
+        </w:rPr>
+        <w:t xml:space="preserve">STG: ksm-posstg-lmd-function-sent-email</w:t>
+      </w:r>
+    </w:p>
+    <w:p>
+      <w:pPr>
+        <w:spacing w:before="100" w:after="100"/>
+      </w:pPr>
+      <w:r>
+        <w:rPr>
+          <w:rFonts w:ascii="BIZ UDPGothic" w:cs="BIZ UDPGothic" w:eastAsia="BIZ UDPGothic" w:hAnsi="BIZ UDPGothic"/>
+          <w:b/>
+          <w:bCs/>
+          <w:color w:val="C8102E"/>
+          <w:sz w:val="20"/>
+          <w:szCs w:val="20"/>
+        </w:rPr>
+        <w:t xml:space="preserve">■ 現状・問題</w:t>
+      </w:r>
+    </w:p>
+    <w:p>
+      <w:pPr>
+        <w:spacing w:before="100" w:after="100"/>
+      </w:pPr>
+      <w:r>
+        <w:rPr>
+          <w:rFonts w:ascii="BIZ UDPGothic" w:cs="BIZ UDPGothic" w:eastAsia="BIZ UDPGothic" w:hAnsi="BIZ UDPGothic"/>
+          <w:color w:val="404040"/>
+          <w:sz w:val="18"/>
+          <w:szCs w:val="18"/>
+        </w:rPr>
+        <w:t xml:space="preserve">環境変数 SNS_TOPIC_ARN が</w:t>
+      </w:r>
+    </w:p>
+    <w:p>
+      <w:pPr>
+        <w:spacing w:before="100" w:after="100"/>
+      </w:pPr>
+      <w:r>
+        <w:rPr>
+          <w:rFonts w:ascii="BIZ UDPGothic" w:cs="BIZ UDPGothic" w:eastAsia="BIZ UDPGothic" w:hAnsi="BIZ UDPGothic"/>
+          <w:color w:val="404040"/>
+          <w:sz w:val="18"/>
+          <w:szCs w:val="18"/>
+        </w:rPr>
+        <w:t xml:space="preserve">ksm-posspk-sns-topic-app-logs-dev（削除候補のSNSトピック）を参照している。トピック削除時にLambdaが壊れる。</w:t>
+      </w:r>
+      <w:r>
+        <w:br/>
+      </w:r>
+      <w:r>
+        <w:rPr>
+          <w:rFonts w:ascii="BIZ UDPGothic" w:cs="BIZ UDPGothic" w:eastAsia="BIZ UDPGothic" w:hAnsi="BIZ UDPGothic"/>
+          <w:i/>
+          <w:iCs/>
+          <w:color w:val="777777"/>
+          <w:sz w:val="16"/>
+          <w:szCs w:val="16"/>
+        </w:rPr>
+        <w:t xml:space="preserve">/ Biến môi trường SNS_TOPIC_ARN tham chiếu</w:t>
+      </w:r>
+    </w:p>
+    <w:p>
+      <w:pPr>
+        <w:spacing w:before="100" w:after="100"/>
+      </w:pPr>
+      <w:r>
+        <w:rPr>
+          <w:rFonts w:ascii="BIZ UDPGothic" w:cs="BIZ UDPGothic" w:eastAsia="BIZ UDPGothic" w:hAnsi="BIZ UDPGothic"/>
+          <w:color w:val="404040"/>
+          <w:sz w:val="18"/>
+          <w:szCs w:val="18"/>
+        </w:rPr>
+        <w:t xml:space="preserve">ksm-posspk-sns-topic-app-logs-dev (ứng cử viên xóa). Lambda sẽ hỏng khi</w:t>
+      </w:r>
+    </w:p>
+    <w:p>
+      <w:pPr>
+        <w:spacing w:before="100" w:after="100"/>
+      </w:pPr>
+      <w:r>
+        <w:rPr>
+          <w:rFonts w:ascii="BIZ UDPGothic" w:cs="BIZ UDPGothic" w:eastAsia="BIZ UDPGothic" w:hAnsi="BIZ UDPGothic"/>
+          <w:color w:val="404040"/>
+          <w:sz w:val="18"/>
+          <w:szCs w:val="18"/>
+        </w:rPr>
+        <w:t xml:space="preserve">xóa topic.*</w:t>
+      </w:r>
+    </w:p>
+    <w:p>
+      <w:pPr>
+        <w:spacing w:before="100" w:after="100"/>
+      </w:pPr>
+      <w:r>
+        <w:rPr>
+          <w:rFonts w:ascii="BIZ UDPGothic" w:cs="BIZ UDPGothic" w:eastAsia="BIZ UDPGothic" w:hAnsi="BIZ UDPGothic"/>
+          <w:b/>
+          <w:bCs/>
+          <w:color w:val="C8102E"/>
+          <w:sz w:val="20"/>
+          <w:szCs w:val="20"/>
+        </w:rPr>
+        <w:t xml:space="preserve">■ 実行コマンド</w:t>
+      </w:r>
+    </w:p>
+    <w:p>
+      <w:pPr>
+        <w:spacing w:before="100" w:after="100"/>
+      </w:pPr>
+      <w:r>
+        <w:rPr>
+          <w:rFonts w:ascii="BIZ UDPGothic" w:cs="BIZ UDPGothic" w:eastAsia="BIZ UDPGothic" w:hAnsi="BIZ UDPGothic"/>
+          <w:b/>
+          <w:bCs/>
+          <w:color w:val="C8102E"/>
+          <w:sz w:val="20"/>
+          <w:szCs w:val="20"/>
+        </w:rPr>
+        <w:t xml:space="preserve">■ No.27 kiyohara_s3access キー整理</w:t>
+      </w:r>
+    </w:p>
+    <w:p>
+      <w:pPr>
+        <w:spacing w:before="100" w:after="100"/>
+      </w:pPr>
+      <w:r>
+        <w:rPr>
+          <w:rFonts w:ascii="BIZ UDPGothic" w:cs="BIZ UDPGothic" w:eastAsia="BIZ UDPGothic" w:hAnsi="BIZ UDPGothic"/>
+          <w:b/>
+          <w:bCs/>
+          <w:color w:val="C8102E"/>
+          <w:sz w:val="20"/>
+          <w:szCs w:val="20"/>
+        </w:rPr>
+        <w:t xml:space="preserve">■ 対象</w:t>
+      </w:r>
+    </w:p>
+    <w:p>
+      <w:pPr>
+        <w:spacing w:before="100" w:after="100"/>
+      </w:pPr>
+      <w:r>
+        <w:rPr>
+          <w:rFonts w:ascii="BIZ UDPGothic" w:cs="BIZ UDPGothic" w:eastAsia="BIZ UDPGothic" w:hAnsi="BIZ UDPGothic"/>
+          <w:color w:val="404040"/>
+          <w:sz w:val="18"/>
+          <w:szCs w:val="18"/>
+        </w:rPr>
+        <w:t xml:space="preserve">STG: IAMユーザー kiyohara_s3access</w:t>
+      </w:r>
+    </w:p>
+    <w:p>
+      <w:pPr>
+        <w:spacing w:before="100" w:after="100"/>
+      </w:pPr>
+      <w:r>
+        <w:rPr>
+          <w:rFonts w:ascii="BIZ UDPGothic" w:cs="BIZ UDPGothic" w:eastAsia="BIZ UDPGothic" w:hAnsi="BIZ UDPGothic"/>
+          <w:b/>
+          <w:bCs/>
+          <w:color w:val="C8102E"/>
+          <w:sz w:val="20"/>
+          <w:szCs w:val="20"/>
+        </w:rPr>
+        <w:t xml:space="preserve">■ 現状・問題</w:t>
+      </w:r>
+    </w:p>
+    <w:p>
+      <w:pPr>
+        <w:spacing w:before="100" w:after="100"/>
+      </w:pPr>
+      <w:r>
+        <w:rPr>
+          <w:rFonts w:ascii="BIZ UDPGothic" w:cs="BIZ UDPGothic" w:eastAsia="BIZ UDPGothic" w:hAnsi="BIZ UDPGothic"/>
+          <w:color w:val="404040"/>
+          <w:sz w:val="18"/>
+          <w:szCs w:val="18"/>
+        </w:rPr>
+        <w:t xml:space="preserve">Active アクセスキーが2本同時存在（2025-11-07</w:t>
+      </w:r>
+    </w:p>
+    <w:p>
+      <w:pPr>
+        <w:spacing w:before="100" w:after="100"/>
+      </w:pPr>
+      <w:r>
+        <w:rPr>
+          <w:rFonts w:ascii="BIZ UDPGothic" w:cs="BIZ UDPGothic" w:eastAsia="BIZ UDPGothic" w:hAnsi="BIZ UDPGothic"/>
+          <w:color w:val="404040"/>
+          <w:sz w:val="18"/>
+          <w:szCs w:val="18"/>
+        </w:rPr>
+        <w:t xml:space="preserve">同日作成）。ローテーション途中で古いキーを無効化し忘れたと推定。 */ 2</w:t>
+      </w:r>
+    </w:p>
+    <w:p>
+      <w:pPr>
+        <w:spacing w:before="100" w:after="100"/>
+      </w:pPr>
+      <w:r>
+        <w:rPr>
+          <w:rFonts w:ascii="BIZ UDPGothic" w:cs="BIZ UDPGothic" w:eastAsia="BIZ UDPGothic" w:hAnsi="BIZ UDPGothic"/>
+          <w:color w:val="404040"/>
+          <w:sz w:val="18"/>
+          <w:szCs w:val="18"/>
+        </w:rPr>
+        <w:t xml:space="preserve">access key Active cùng tồn tại (tạo cùng ngày 2025-11-07). Ước tính do</w:t>
+      </w:r>
+    </w:p>
+    <w:p>
+      <w:pPr>
+        <w:spacing w:before="100" w:after="100"/>
+      </w:pPr>
+      <w:r>
+        <w:rPr>
+          <w:rFonts w:ascii="BIZ UDPGothic" w:cs="BIZ UDPGothic" w:eastAsia="BIZ UDPGothic" w:hAnsi="BIZ UDPGothic"/>
+          <w:color w:val="404040"/>
+          <w:sz w:val="18"/>
+          <w:szCs w:val="18"/>
+        </w:rPr>
+        <w:t xml:space="preserve">quên vô hiệu hóa key cũ khi rotation.*</w:t>
+      </w:r>
+    </w:p>
+    <w:p>
+      <w:pPr>
+        <w:spacing w:before="100" w:after="100"/>
+      </w:pPr>
+      <w:r>
+        <w:rPr>
+          <w:rFonts w:ascii="BIZ UDPGothic" w:cs="BIZ UDPGothic" w:eastAsia="BIZ UDPGothic" w:hAnsi="BIZ UDPGothic"/>
+          <w:b/>
+          <w:bCs/>
+          <w:color w:val="C8102E"/>
+          <w:sz w:val="20"/>
+          <w:szCs w:val="20"/>
+        </w:rPr>
+        <w:t xml:space="preserve">■ 改修手順</w:t>
+      </w:r>
+    </w:p>
+    <w:p>
+      <w:pPr>
+        <w:spacing w:before="100" w:after="100"/>
+      </w:pPr>
+      <w:r>
+        <w:rPr>
+          <w:rFonts w:ascii="BIZ UDPGothic" w:cs="BIZ UDPGothic" w:eastAsia="BIZ UDPGothic" w:hAnsi="BIZ UDPGothic"/>
+          <w:color w:val="404040"/>
+          <w:sz w:val="18"/>
+          <w:szCs w:val="18"/>
+        </w:rPr>
+        <w:t xml:space="preserve">&gt; ① 2本のキーの最終使用日を確認 ② 古い方（使用頻度が低い方）を Inactive</w:t>
+      </w:r>
+    </w:p>
+    <w:p>
+      <w:pPr>
+        <w:spacing w:before="100" w:after="100"/>
+      </w:pPr>
+      <w:r>
+        <w:rPr>
+          <w:rFonts w:ascii="BIZ UDPGothic" w:cs="BIZ UDPGothic" w:eastAsia="BIZ UDPGothic" w:hAnsi="BIZ UDPGothic"/>
+          <w:color w:val="404040"/>
+          <w:sz w:val="18"/>
+          <w:szCs w:val="18"/>
+        </w:rPr>
+        <w:t xml:space="preserve">&gt; に変更 ③ 1週間影響なしを確認後、削除 */ ① Kiểm tra ngày sử dụng cuối</w:t>
+      </w:r>
+    </w:p>
+    <w:p>
+      <w:pPr>
+        <w:spacing w:before="100" w:after="100"/>
+      </w:pPr>
+      <w:r>
+        <w:rPr>
+          <w:rFonts w:ascii="BIZ UDPGothic" w:cs="BIZ UDPGothic" w:eastAsia="BIZ UDPGothic" w:hAnsi="BIZ UDPGothic"/>
+          <w:color w:val="404040"/>
+          <w:sz w:val="18"/>
+          <w:szCs w:val="18"/>
+        </w:rPr>
+        <w:t xml:space="preserve">&gt; cùng của 2 key ② Chuyển key cũ (ít sử dụng hơn) sang Inactive ③ Sau 1</w:t>
+      </w:r>
+    </w:p>
+    <w:p>
+      <w:pPr>
+        <w:spacing w:before="100" w:after="100"/>
+      </w:pPr>
+      <w:r>
+        <w:rPr>
+          <w:rFonts w:ascii="BIZ UDPGothic" w:cs="BIZ UDPGothic" w:eastAsia="BIZ UDPGothic" w:hAnsi="BIZ UDPGothic"/>
+          <w:color w:val="404040"/>
+          <w:sz w:val="18"/>
+          <w:szCs w:val="18"/>
+        </w:rPr>
+        <w:t xml:space="preserve">&gt; tuần xác nhận không ảnh hưởng, xóa*</w:t>
+      </w:r>
+    </w:p>
+    <w:p>
+      <w:pPr>
+        <w:spacing w:before="100" w:after="100"/>
+      </w:pPr>
+      <w:r>
+        <w:rPr>
+          <w:rFonts w:ascii="BIZ UDPGothic" w:cs="BIZ UDPGothic" w:eastAsia="BIZ UDPGothic" w:hAnsi="BIZ UDPGothic"/>
+          <w:b/>
+          <w:bCs/>
+          <w:color w:val="C8102E"/>
+          <w:sz w:val="20"/>
+          <w:szCs w:val="20"/>
+        </w:rPr>
+        <w:t xml:space="preserve">■ No.30 42_P003_history テーブル縮小（★最優先★）</w:t>
+      </w:r>
+    </w:p>
+    <w:p>
+      <w:pPr>
+        <w:spacing w:before="100" w:after="100"/>
+      </w:pPr>
+      <w:r>
+        <w:rPr>
+          <w:rFonts w:ascii="BIZ UDPGothic" w:cs="BIZ UDPGothic" w:eastAsia="BIZ UDPGothic" w:hAnsi="BIZ UDPGothic"/>
+          <w:b/>
+          <w:bCs/>
+          <w:color w:val="C8102E"/>
+          <w:sz w:val="20"/>
+          <w:szCs w:val="20"/>
+        </w:rPr>
+        <w:t xml:space="preserve">■ 対象</w:t>
+      </w:r>
+    </w:p>
+    <w:p>
+      <w:pPr>
+        <w:spacing w:before="100" w:after="100"/>
+      </w:pPr>
+      <w:r>
+        <w:rPr>
+          <w:rFonts w:ascii="BIZ UDPGothic" w:cs="BIZ UDPGothic" w:eastAsia="BIZ UDPGothic" w:hAnsi="BIZ UDPGothic"/>
+          <w:color w:val="404040"/>
+          <w:sz w:val="18"/>
+          <w:szCs w:val="18"/>
+        </w:rPr>
         <w:t xml:space="preserve">STG: Aurora MySQL ksm-posstg-db-cluster / DB: Replica_Kasumi / テーブル:</w:t>
       </w:r>
     </w:p>
@@ -1708,6 +2496,276 @@
           <w:szCs w:val="18"/>
         </w:rPr>
         <w:t xml:space="preserve">42_P003_history</w:t>
+      </w:r>
+    </w:p>
+    <w:p>
+      <w:pPr>
+        <w:spacing w:before="100" w:after="100"/>
+      </w:pPr>
+      <w:r>
+        <w:rPr>
+          <w:rFonts w:ascii="BIZ UDPGothic" w:cs="BIZ UDPGothic" w:eastAsia="BIZ UDPGothic" w:hAnsi="BIZ UDPGothic"/>
+          <w:b/>
+          <w:bCs/>
+          <w:color w:val="C8102E"/>
+          <w:sz w:val="20"/>
+          <w:szCs w:val="20"/>
+        </w:rPr>
+        <w:t xml:space="preserve">■ 現状・問題</w:t>
+      </w:r>
+    </w:p>
+    <w:p>
+      <w:pPr>
+        <w:spacing w:before="100" w:after="100"/>
+      </w:pPr>
+      <w:r>
+        <w:rPr>
+          <w:rFonts w:ascii="BIZ UDPGothic" w:cs="BIZ UDPGothic" w:eastAsia="BIZ UDPGothic" w:hAnsi="BIZ UDPGothic"/>
+          <w:color w:val="404040"/>
+          <w:sz w:val="18"/>
+          <w:szCs w:val="18"/>
+        </w:rPr>
+        <w:t xml:space="preserve">42_P003_history</w:t>
+      </w:r>
+    </w:p>
+    <w:p>
+      <w:pPr>
+        <w:spacing w:before="100" w:after="100"/>
+      </w:pPr>
+      <w:r>
+        <w:rPr>
+          <w:rFonts w:ascii="BIZ UDPGothic" w:cs="BIZ UDPGothic" w:eastAsia="BIZ UDPGothic" w:hAnsi="BIZ UDPGothic"/>
+          <w:color w:val="404040"/>
+          <w:sz w:val="18"/>
+          <w:szCs w:val="18"/>
+        </w:rPr>
+        <w:t xml:space="preserve">テーブルが約1億行・32GBに肥大化。P003.csv（約75MB）取込時の42_P003_historyへのINSERTが900秒以内に完了せず、import-pos-master-sh</w:t>
+      </w:r>
+    </w:p>
+    <w:p>
+      <w:pPr>
+        <w:spacing w:before="100" w:after="100"/>
+      </w:pPr>
+      <w:r>
+        <w:rPr>
+          <w:rFonts w:ascii="BIZ UDPGothic" w:cs="BIZ UDPGothic" w:eastAsia="BIZ UDPGothic" w:hAnsi="BIZ UDPGothic"/>
+          <w:color w:val="404040"/>
+          <w:sz w:val="18"/>
+          <w:szCs w:val="18"/>
+        </w:rPr>
+        <w:t xml:space="preserve">が2日連続でFAILED。Replica_Kasumi全体で118GB。 */ Bảng 42_P003_history</w:t>
+      </w:r>
+    </w:p>
+    <w:p>
+      <w:pPr>
+        <w:spacing w:before="100" w:after="100"/>
+      </w:pPr>
+      <w:r>
+        <w:rPr>
+          <w:rFonts w:ascii="BIZ UDPGothic" w:cs="BIZ UDPGothic" w:eastAsia="BIZ UDPGothic" w:hAnsi="BIZ UDPGothic"/>
+          <w:color w:val="404040"/>
+          <w:sz w:val="18"/>
+          <w:szCs w:val="18"/>
+        </w:rPr>
+        <w:t xml:space="preserve">phình to lên \~100 triệu dòng/32GB. INSERT vào 42_P003_history khi nạp</w:t>
+      </w:r>
+    </w:p>
+    <w:p>
+      <w:pPr>
+        <w:spacing w:before="100" w:after="100"/>
+      </w:pPr>
+      <w:r>
+        <w:rPr>
+          <w:rFonts w:ascii="BIZ UDPGothic" w:cs="BIZ UDPGothic" w:eastAsia="BIZ UDPGothic" w:hAnsi="BIZ UDPGothic"/>
+          <w:color w:val="404040"/>
+          <w:sz w:val="18"/>
+          <w:szCs w:val="18"/>
+        </w:rPr>
+        <w:t xml:space="preserve">P003.csv không hoàn thành trong 900 giây, import-pos-master-sh FAILED 2</w:t>
+      </w:r>
+    </w:p>
+    <w:p>
+      <w:pPr>
+        <w:spacing w:before="100" w:after="100"/>
+      </w:pPr>
+      <w:r>
+        <w:rPr>
+          <w:rFonts w:ascii="BIZ UDPGothic" w:cs="BIZ UDPGothic" w:eastAsia="BIZ UDPGothic" w:hAnsi="BIZ UDPGothic"/>
+          <w:color w:val="404040"/>
+          <w:sz w:val="18"/>
+          <w:szCs w:val="18"/>
+        </w:rPr>
+        <w:t xml:space="preserve">ngày liên tiếp.*</w:t>
+      </w:r>
+    </w:p>
+    <w:p>
+      <w:pPr>
+        <w:spacing w:before="100" w:after="100"/>
+      </w:pPr>
+      <w:r>
+        <w:rPr>
+          <w:rFonts w:ascii="BIZ UDPGothic" w:cs="BIZ UDPGothic" w:eastAsia="BIZ UDPGothic" w:hAnsi="BIZ UDPGothic"/>
+          <w:b/>
+          <w:bCs/>
+          <w:color w:val="C8102E"/>
+          <w:sz w:val="20"/>
+          <w:szCs w:val="20"/>
+        </w:rPr>
+        <w:t xml:space="preserve">■ 改修手順</w:t>
+      </w:r>
+    </w:p>
+    <w:p>
+      <w:pPr>
+        <w:spacing w:before="100" w:after="100"/>
+      </w:pPr>
+      <w:r>
+        <w:rPr>
+          <w:rFonts w:ascii="BIZ UDPGothic" w:cs="BIZ UDPGothic" w:eastAsia="BIZ UDPGothic" w:hAnsi="BIZ UDPGothic"/>
+          <w:color w:val="404040"/>
+          <w:sz w:val="18"/>
+          <w:szCs w:val="18"/>
+        </w:rPr>
+        <w:t xml:space="preserve">&gt; ① bastion から Aurora に接続し、42_P003_history</w:t>
+      </w:r>
+    </w:p>
+    <w:p>
+      <w:pPr>
+        <w:spacing w:before="100" w:after="100"/>
+      </w:pPr>
+      <w:r>
+        <w:rPr>
+          <w:rFonts w:ascii="BIZ UDPGothic" w:cs="BIZ UDPGothic" w:eastAsia="BIZ UDPGothic" w:hAnsi="BIZ UDPGothic"/>
+          <w:color w:val="404040"/>
+          <w:sz w:val="18"/>
+          <w:szCs w:val="18"/>
+        </w:rPr>
+        <w:t xml:space="preserve">&gt; の行数・最古レコード日付を確認 ②</w:t>
+      </w:r>
+    </w:p>
+    <w:p>
+      <w:pPr>
+        <w:spacing w:before="100" w:after="100"/>
+      </w:pPr>
+      <w:r>
+        <w:rPr>
+          <w:rFonts w:ascii="BIZ UDPGothic" w:cs="BIZ UDPGothic" w:eastAsia="BIZ UDPGothic" w:hAnsi="BIZ UDPGothic"/>
+          <w:color w:val="404040"/>
+          <w:sz w:val="18"/>
+          <w:szCs w:val="18"/>
+        </w:rPr>
+        <w:t xml:space="preserve">&gt; 3ヶ月以上前のレコードをDELETE（バッチ分割で実行） ③ OPTIMIZE TABLE</w:t>
+      </w:r>
+    </w:p>
+    <w:p>
+      <w:pPr>
+        <w:spacing w:before="100" w:after="100"/>
+      </w:pPr>
+      <w:r>
+        <w:rPr>
+          <w:rFonts w:ascii="BIZ UDPGothic" w:cs="BIZ UDPGothic" w:eastAsia="BIZ UDPGothic" w:hAnsi="BIZ UDPGothic"/>
+          <w:color w:val="404040"/>
+          <w:sz w:val="18"/>
+          <w:szCs w:val="18"/>
+        </w:rPr>
+        <w:t xml:space="preserve">&gt; 42_P003_history で領域回収 ④ Step Functions sf-sm-import-pos-master-sh</w:t>
+      </w:r>
+    </w:p>
+    <w:p>
+      <w:pPr>
+        <w:spacing w:before="100" w:after="100"/>
+      </w:pPr>
+      <w:r>
+        <w:rPr>
+          <w:rFonts w:ascii="BIZ UDPGothic" w:cs="BIZ UDPGothic" w:eastAsia="BIZ UDPGothic" w:hAnsi="BIZ UDPGothic"/>
+          <w:color w:val="404040"/>
+          <w:sz w:val="18"/>
+          <w:szCs w:val="18"/>
+        </w:rPr>
+        <w:t xml:space="preserve">&gt; を手動実行し、正常完了を確認 ⑤</w:t>
+      </w:r>
+    </w:p>
+    <w:p>
+      <w:pPr>
+        <w:spacing w:before="100" w:after="100"/>
+      </w:pPr>
+      <w:r>
+        <w:rPr>
+          <w:rFonts w:ascii="BIZ UDPGothic" w:cs="BIZ UDPGothic" w:eastAsia="BIZ UDPGothic" w:hAnsi="BIZ UDPGothic"/>
+          <w:color w:val="404040"/>
+          <w:sz w:val="18"/>
+          <w:szCs w:val="18"/>
+        </w:rPr>
+        <w:t xml:space="preserve">&gt; 取込状況テーブルにSH（P003）の取込レコードが記録されることを確認 */ ①</w:t>
+      </w:r>
+    </w:p>
+    <w:p>
+      <w:pPr>
+        <w:spacing w:before="100" w:after="100"/>
+      </w:pPr>
+      <w:r>
+        <w:rPr>
+          <w:rFonts w:ascii="BIZ UDPGothic" w:cs="BIZ UDPGothic" w:eastAsia="BIZ UDPGothic" w:hAnsi="BIZ UDPGothic"/>
+          <w:color w:val="404040"/>
+          <w:sz w:val="18"/>
+          <w:szCs w:val="18"/>
+        </w:rPr>
+        <w:t xml:space="preserve">&gt; Kết nối Aurora từ bastion, kiểm tra số dòng và ngày record cũ nhất ②</w:t>
+      </w:r>
+    </w:p>
+    <w:p>
+      <w:pPr>
+        <w:spacing w:before="100" w:after="100"/>
+      </w:pPr>
+      <w:r>
+        <w:rPr>
+          <w:rFonts w:ascii="BIZ UDPGothic" w:cs="BIZ UDPGothic" w:eastAsia="BIZ UDPGothic" w:hAnsi="BIZ UDPGothic"/>
+          <w:color w:val="404040"/>
+          <w:sz w:val="18"/>
+          <w:szCs w:val="18"/>
+        </w:rPr>
+        <w:t xml:space="preserve">&gt; DELETE record cũ hơn 3 tháng (thực hiện theo batch) ③ OPTIMIZE TABLE</w:t>
+      </w:r>
+    </w:p>
+    <w:p>
+      <w:pPr>
+        <w:spacing w:before="100" w:after="100"/>
+      </w:pPr>
+      <w:r>
+        <w:rPr>
+          <w:rFonts w:ascii="BIZ UDPGothic" w:cs="BIZ UDPGothic" w:eastAsia="BIZ UDPGothic" w:hAnsi="BIZ UDPGothic"/>
+          <w:color w:val="404040"/>
+          <w:sz w:val="18"/>
+          <w:szCs w:val="18"/>
+        </w:rPr>
+        <w:t xml:space="preserve">&gt; 42_P003_history để thu hồi dung lượng ④ Chạy thủ công SF</w:t>
+      </w:r>
+    </w:p>
+    <w:p>
+      <w:pPr>
+        <w:spacing w:before="100" w:after="100"/>
+      </w:pPr>
+      <w:r>
+        <w:rPr>
+          <w:rFonts w:ascii="BIZ UDPGothic" w:cs="BIZ UDPGothic" w:eastAsia="BIZ UDPGothic" w:hAnsi="BIZ UDPGothic"/>
+          <w:color w:val="404040"/>
+          <w:sz w:val="18"/>
+          <w:szCs w:val="18"/>
+        </w:rPr>
+        <w:t xml:space="preserve">&gt; sf-sm-import-pos-master-sh, xác nhận hoàn thành ⑤ Xác nhận record SH</w:t>
+      </w:r>
+    </w:p>
+    <w:p>
+      <w:pPr>
+        <w:spacing w:before="100" w:after="100"/>
+      </w:pPr>
+      <w:r>
+        <w:rPr>
+          <w:rFonts w:ascii="BIZ UDPGothic" w:cs="BIZ UDPGothic" w:eastAsia="BIZ UDPGothic" w:hAnsi="BIZ UDPGothic"/>
+          <w:color w:val="404040"/>
+          <w:sz w:val="18"/>
+          <w:szCs w:val="18"/>
+        </w:rPr>
+        <w:t xml:space="preserve">&gt; (P003) được ghi vào bảng 取込状況*</w:t>
       </w:r>
     </w:p>
     <w:p>
@@ -1726,1098 +2784,7 @@
           <w:sz w:val="24"/>
           <w:szCs w:val="24"/>
         </w:rPr>
-        <w:t xml:space="preserve">■ ④ 改修内容</w:t>
-      </w:r>
-      <w:r>
-        <w:br/>
-      </w:r>
-      <w:r>
-        <w:rPr>
-          <w:rFonts w:ascii="BIZ UDPGothic" w:cs="BIZ UDPGothic" w:eastAsia="BIZ UDPGothic" w:hAnsi="BIZ UDPGothic"/>
-          <w:i/>
-          <w:iCs/>
-          <w:color w:val="AA3344"/>
-          <w:sz w:val="17"/>
-          <w:szCs w:val="17"/>
-        </w:rPr>
-        <w:t xml:space="preserve">　Nội Dung Sửa Đổi</w:t>
-      </w:r>
-    </w:p>
-    <w:p>
-      <w:pPr>
-        <w:spacing w:before="100" w:after="100"/>
-      </w:pPr>
-      <w:r>
-        <w:rPr>
-          <w:rFonts w:ascii="BIZ UDPGothic" w:cs="BIZ UDPGothic" w:eastAsia="BIZ UDPGothic" w:hAnsi="BIZ UDPGothic"/>
-          <w:b/>
-          <w:bCs/>
-          <w:color w:val="C8102E"/>
-          <w:sz w:val="20"/>
-          <w:szCs w:val="20"/>
-        </w:rPr>
-        <w:t xml:space="preserve">■ No.17 EventBridge別アカウント参照修正</w:t>
-      </w:r>
-    </w:p>
-    <w:p>
-      <w:pPr>
-        <w:spacing w:before="100" w:after="100"/>
-      </w:pPr>
-      <w:r>
-        <w:rPr>
-          <w:rFonts w:ascii="BIZ UDPGothic" w:cs="BIZ UDPGothic" w:eastAsia="BIZ UDPGothic" w:hAnsi="BIZ UDPGothic"/>
-          <w:b/>
-          <w:bCs/>
-          <w:color w:val="C8102E"/>
-          <w:sz w:val="20"/>
-          <w:szCs w:val="20"/>
-        </w:rPr>
-        <w:t xml:space="preserve">■ 現状・問題</w:t>
-      </w:r>
-    </w:p>
-    <w:p>
-      <w:pPr>
-        <w:spacing w:before="100" w:after="100"/>
-      </w:pPr>
-      <w:r>
-        <w:rPr>
-          <w:rFonts w:ascii="BIZ UDPGothic" w:cs="BIZ UDPGothic" w:eastAsia="BIZ UDPGothic" w:hAnsi="BIZ UDPGothic"/>
-          <w:color w:val="404040"/>
-          <w:sz w:val="18"/>
-          <w:szCs w:val="18"/>
-        </w:rPr>
-        <w:t xml:space="preserve">ターゲットが別アカウント（891376952870 = posspk開発環境）のLambda</w:t>
-      </w:r>
-    </w:p>
-    <w:p>
-      <w:pPr>
-        <w:spacing w:before="100" w:after="100"/>
-      </w:pPr>
-      <w:r>
-        <w:rPr>
-          <w:rFonts w:ascii="BIZ UDPGothic" w:cs="BIZ UDPGothic" w:eastAsia="BIZ UDPGothic" w:hAnsi="BIZ UDPGothic"/>
-          <w:color w:val="404040"/>
-          <w:sz w:val="18"/>
-          <w:szCs w:val="18"/>
-        </w:rPr>
-        <w:t xml:space="preserve">arn:aws:lambda:\...:891376952870:function:ksm-posspk-lmd-function-copy-backup-sg</w:t>
-      </w:r>
-    </w:p>
-    <w:p>
-      <w:pPr>
-        <w:spacing w:before="100" w:after="100"/>
-      </w:pPr>
-      <w:r>
-        <w:rPr>
-          <w:rFonts w:ascii="BIZ UDPGothic" w:cs="BIZ UDPGothic" w:eastAsia="BIZ UDPGothic" w:hAnsi="BIZ UDPGothic"/>
-          <w:color w:val="404040"/>
-          <w:sz w:val="18"/>
-          <w:szCs w:val="18"/>
-        </w:rPr>
-        <w:t xml:space="preserve">を参照している。同アカウントに同名Lambdaが存在する。 */ Target đang tham</w:t>
-      </w:r>
-    </w:p>
-    <w:p>
-      <w:pPr>
-        <w:spacing w:before="100" w:after="100"/>
-      </w:pPr>
-      <w:r>
-        <w:rPr>
-          <w:rFonts w:ascii="BIZ UDPGothic" w:cs="BIZ UDPGothic" w:eastAsia="BIZ UDPGothic" w:hAnsi="BIZ UDPGothic"/>
-          <w:color w:val="404040"/>
-          <w:sz w:val="18"/>
-          <w:szCs w:val="18"/>
-        </w:rPr>
-        <w:t xml:space="preserve">chiếu Lambda của tài khoản khác (891376952870 = posspk). Lambda cùng tên</w:t>
-      </w:r>
-    </w:p>
-    <w:p>
-      <w:pPr>
-        <w:spacing w:before="100" w:after="100"/>
-      </w:pPr>
-      <w:r>
-        <w:rPr>
-          <w:rFonts w:ascii="BIZ UDPGothic" w:cs="BIZ UDPGothic" w:eastAsia="BIZ UDPGothic" w:hAnsi="BIZ UDPGothic"/>
-          <w:color w:val="404040"/>
-          <w:sz w:val="18"/>
-          <w:szCs w:val="18"/>
-        </w:rPr>
-        <w:t xml:space="preserve">tồn tại trong cùng tài khoản.*</w:t>
-      </w:r>
-    </w:p>
-    <w:p>
-      <w:pPr>
-        <w:spacing w:before="100" w:after="100"/>
-      </w:pPr>
-      <w:r>
-        <w:rPr>
-          <w:rFonts w:ascii="BIZ UDPGothic" w:cs="BIZ UDPGothic" w:eastAsia="BIZ UDPGothic" w:hAnsi="BIZ UDPGothic"/>
-          <w:b/>
-          <w:bCs/>
-          <w:color w:val="C8102E"/>
-          <w:sz w:val="20"/>
-          <w:szCs w:val="20"/>
-        </w:rPr>
-        <w:t xml:space="preserve">■ 実行コマンド</w:t>
-      </w:r>
-    </w:p>
-    <w:p>
-      <w:pPr>
-        <w:spacing w:before="100" w:after="100"/>
-      </w:pPr>
-      <w:r>
-        <w:rPr>
-          <w:rFonts w:ascii="BIZ UDPGothic" w:cs="BIZ UDPGothic" w:eastAsia="BIZ UDPGothic" w:hAnsi="BIZ UDPGothic"/>
-          <w:b/>
-          <w:bCs/>
-          <w:color w:val="C8102E"/>
-          <w:sz w:val="20"/>
-          <w:szCs w:val="20"/>
-        </w:rPr>
-        <w:t xml:space="preserve">■ No.19 web-be rootアプリ実行修正</w:t>
-      </w:r>
-    </w:p>
-    <w:p>
-      <w:pPr>
-        <w:spacing w:before="100" w:after="100"/>
-      </w:pPr>
-      <w:r>
-        <w:rPr>
-          <w:rFonts w:ascii="BIZ UDPGothic" w:cs="BIZ UDPGothic" w:eastAsia="BIZ UDPGothic" w:hAnsi="BIZ UDPGothic"/>
-          <w:b/>
-          <w:bCs/>
-          <w:color w:val="C8102E"/>
-          <w:sz w:val="20"/>
-          <w:szCs w:val="20"/>
-        </w:rPr>
-        <w:t xml:space="preserve">■ 現状・問題</w:t>
-      </w:r>
-    </w:p>
-    <w:p>
-      <w:pPr>
-        <w:spacing w:before="100" w:after="100"/>
-      </w:pPr>
-      <w:r>
-        <w:rPr>
-          <w:rFonts w:ascii="BIZ UDPGothic" w:cs="BIZ UDPGothic" w:eastAsia="BIZ UDPGothic" w:hAnsi="BIZ UDPGothic"/>
-          <w:color w:val="404040"/>
-          <w:sz w:val="18"/>
-          <w:szCs w:val="18"/>
-        </w:rPr>
-        <w:t xml:space="preserve">ishida-20251217-1.jar が root ユーザーで直接実行されている（java -jar</w:t>
-      </w:r>
-    </w:p>
-    <w:p>
-      <w:pPr>
-        <w:spacing w:before="100" w:after="100"/>
-      </w:pPr>
-      <w:r>
-        <w:rPr>
-          <w:rFonts w:ascii="BIZ UDPGothic" w:cs="BIZ UDPGothic" w:eastAsia="BIZ UDPGothic" w:hAnsi="BIZ UDPGothic"/>
-          <w:color w:val="404040"/>
-          <w:sz w:val="18"/>
-          <w:szCs w:val="18"/>
-        </w:rPr>
-        <w:t xml:space="preserve">ishida-20251217-1.jar</w:t>
-      </w:r>
-    </w:p>
-    <w:p>
-      <w:pPr>
-        <w:spacing w:before="100" w:after="100"/>
-      </w:pPr>
-      <w:r>
-        <w:rPr>
-          <w:rFonts w:ascii="BIZ UDPGothic" w:cs="BIZ UDPGothic" w:eastAsia="BIZ UDPGothic" w:hAnsi="BIZ UDPGothic"/>
-          <w:color w:val="404040"/>
-          <w:sz w:val="18"/>
-          <w:szCs w:val="18"/>
-        </w:rPr>
-        <w:t xml:space="preserve">\--server.port=8081）。アプリ侵害時にサーバー全体の乗っ取りが可能。 */</w:t>
-      </w:r>
-    </w:p>
-    <w:p>
-      <w:pPr>
-        <w:spacing w:before="100" w:after="100"/>
-      </w:pPr>
-      <w:r>
-        <w:rPr>
-          <w:rFonts w:ascii="BIZ UDPGothic" w:cs="BIZ UDPGothic" w:eastAsia="BIZ UDPGothic" w:hAnsi="BIZ UDPGothic"/>
-          <w:color w:val="404040"/>
-          <w:sz w:val="18"/>
-          <w:szCs w:val="18"/>
-        </w:rPr>
-        <w:t xml:space="preserve">ishida-20251217-1.jar đang được chạy trực tiếp bằng user root. Khi ứng</w:t>
-      </w:r>
-    </w:p>
-    <w:p>
-      <w:pPr>
-        <w:spacing w:before="100" w:after="100"/>
-      </w:pPr>
-      <w:r>
-        <w:rPr>
-          <w:rFonts w:ascii="BIZ UDPGothic" w:cs="BIZ UDPGothic" w:eastAsia="BIZ UDPGothic" w:hAnsi="BIZ UDPGothic"/>
-          <w:color w:val="404040"/>
-          <w:sz w:val="18"/>
-          <w:szCs w:val="18"/>
-        </w:rPr>
-        <w:t xml:space="preserve">dụng bị xâm phạm, có thể chiếm quyền toàn bộ server.*</w:t>
-      </w:r>
-    </w:p>
-    <w:p>
-      <w:pPr>
-        <w:spacing w:before="100" w:after="100"/>
-      </w:pPr>
-      <w:r>
-        <w:rPr>
-          <w:rFonts w:ascii="BIZ UDPGothic" w:cs="BIZ UDPGothic" w:eastAsia="BIZ UDPGothic" w:hAnsi="BIZ UDPGothic"/>
-          <w:b/>
-          <w:bCs/>
-          <w:color w:val="C8102E"/>
-          <w:sz w:val="20"/>
-          <w:szCs w:val="20"/>
-        </w:rPr>
-        <w:t xml:space="preserve">■ 改修手順</w:t>
-      </w:r>
-    </w:p>
-    <w:p>
-      <w:pPr>
-        <w:spacing w:before="100" w:after="100"/>
-      </w:pPr>
-      <w:r>
-        <w:rPr>
-          <w:rFonts w:ascii="BIZ UDPGothic" w:cs="BIZ UDPGothic" w:eastAsia="BIZ UDPGothic" w:hAnsi="BIZ UDPGothic"/>
-          <w:color w:val="404040"/>
-          <w:sz w:val="18"/>
-          <w:szCs w:val="18"/>
-        </w:rPr>
-        <w:t xml:space="preserve">&gt; ① 専用ユーザー ishida を作成 ② /opt/ishida/ にJAR・設定を移動 ③</w:t>
-      </w:r>
-    </w:p>
-    <w:p>
-      <w:pPr>
-        <w:spacing w:before="100" w:after="100"/>
-      </w:pPr>
-      <w:r>
-        <w:rPr>
-          <w:rFonts w:ascii="BIZ UDPGothic" w:cs="BIZ UDPGothic" w:eastAsia="BIZ UDPGothic" w:hAnsi="BIZ UDPGothic"/>
-          <w:color w:val="404040"/>
-          <w:sz w:val="18"/>
-          <w:szCs w:val="18"/>
-        </w:rPr>
-        <w:t xml:space="preserve">&gt; systemd サービスファイルを作成 ④ root プロセスを停止し、systemd</w:t>
-      </w:r>
-    </w:p>
-    <w:p>
-      <w:pPr>
-        <w:spacing w:before="100" w:after="100"/>
-      </w:pPr>
-      <w:r>
-        <w:rPr>
-          <w:rFonts w:ascii="BIZ UDPGothic" w:cs="BIZ UDPGothic" w:eastAsia="BIZ UDPGothic" w:hAnsi="BIZ UDPGothic"/>
-          <w:color w:val="404040"/>
-          <w:sz w:val="18"/>
-          <w:szCs w:val="18"/>
-        </w:rPr>
-        <w:t xml:space="preserve">&gt; で再起動 ⑤ 正常動作確認後、/home/dev/ の旧JARを整理 */ ① Tạo user</w:t>
-      </w:r>
-    </w:p>
-    <w:p>
-      <w:pPr>
-        <w:spacing w:before="100" w:after="100"/>
-      </w:pPr>
-      <w:r>
-        <w:rPr>
-          <w:rFonts w:ascii="BIZ UDPGothic" w:cs="BIZ UDPGothic" w:eastAsia="BIZ UDPGothic" w:hAnsi="BIZ UDPGothic"/>
-          <w:color w:val="404040"/>
-          <w:sz w:val="18"/>
-          <w:szCs w:val="18"/>
-        </w:rPr>
-        <w:t xml:space="preserve">&gt; chuyên dụng ishida ② Di chuyển JAR, cấu hình vào /opt/ishida/ ③ Tạo</w:t>
-      </w:r>
-    </w:p>
-    <w:p>
-      <w:pPr>
-        <w:spacing w:before="100" w:after="100"/>
-      </w:pPr>
-      <w:r>
-        <w:rPr>
-          <w:rFonts w:ascii="BIZ UDPGothic" w:cs="BIZ UDPGothic" w:eastAsia="BIZ UDPGothic" w:hAnsi="BIZ UDPGothic"/>
-          <w:color w:val="404040"/>
-          <w:sz w:val="18"/>
-          <w:szCs w:val="18"/>
-        </w:rPr>
-        <w:t xml:space="preserve">&gt; file systemd service ④ Dừng process root, khởi động lại bằng systemd ⑤</w:t>
-      </w:r>
-    </w:p>
-    <w:p>
-      <w:pPr>
-        <w:spacing w:before="100" w:after="100"/>
-      </w:pPr>
-      <w:r>
-        <w:rPr>
-          <w:rFonts w:ascii="BIZ UDPGothic" w:cs="BIZ UDPGothic" w:eastAsia="BIZ UDPGothic" w:hAnsi="BIZ UDPGothic"/>
-          <w:color w:val="404040"/>
-          <w:sz w:val="18"/>
-          <w:szCs w:val="18"/>
-        </w:rPr>
-        <w:t xml:space="preserve">&gt; Sau khi xác nhận hoạt động, dọn dẹp JAR cũ*</w:t>
-      </w:r>
-    </w:p>
-    <w:p>
-      <w:pPr>
-        <w:spacing w:before="100" w:after="100"/>
-      </w:pPr>
-      <w:r>
-        <w:rPr>
-          <w:rFonts w:ascii="BIZ UDPGothic" w:cs="BIZ UDPGothic" w:eastAsia="BIZ UDPGothic" w:hAnsi="BIZ UDPGothic"/>
-          <w:b/>
-          <w:bCs/>
-          <w:color w:val="C8102E"/>
-          <w:sz w:val="20"/>
-          <w:szCs w:val="20"/>
-        </w:rPr>
-        <w:t xml:space="preserve">■ No.21 SFTP秘密鍵更新</w:t>
-      </w:r>
-    </w:p>
-    <w:p>
-      <w:pPr>
-        <w:spacing w:before="100" w:after="100"/>
-      </w:pPr>
-      <w:r>
-        <w:rPr>
-          <w:rFonts w:ascii="BIZ UDPGothic" w:cs="BIZ UDPGothic" w:eastAsia="BIZ UDPGothic" w:hAnsi="BIZ UDPGothic"/>
-          <w:b/>
-          <w:bCs/>
-          <w:color w:val="C8102E"/>
-          <w:sz w:val="20"/>
-          <w:szCs w:val="20"/>
-        </w:rPr>
-        <w:t xml:space="preserve">■ 現状・問題</w:t>
-      </w:r>
-    </w:p>
-    <w:p>
-      <w:pPr>
-        <w:spacing w:before="100" w:after="100"/>
-      </w:pPr>
-      <w:r>
-        <w:rPr>
-          <w:rFonts w:ascii="BIZ UDPGothic" w:cs="BIZ UDPGothic" w:eastAsia="BIZ UDPGothic" w:hAnsi="BIZ UDPGothic"/>
-          <w:color w:val="404040"/>
-          <w:sz w:val="18"/>
-          <w:szCs w:val="18"/>
-        </w:rPr>
-        <w:t xml:space="preserve">SFTP_PRIVATE_KEY の値が \"test\"（テスト値のまま）。sent-txt-file Lambda</w:t>
-      </w:r>
-    </w:p>
-    <w:p>
-      <w:pPr>
-        <w:spacing w:before="100" w:after="100"/>
-      </w:pPr>
-      <w:r>
-        <w:rPr>
-          <w:rFonts w:ascii="BIZ UDPGothic" w:cs="BIZ UDPGothic" w:eastAsia="BIZ UDPGothic" w:hAnsi="BIZ UDPGothic"/>
-          <w:color w:val="404040"/>
-          <w:sz w:val="18"/>
-          <w:szCs w:val="18"/>
-        </w:rPr>
-        <w:t xml:space="preserve">の石田ESLサーバーへのSFTP接続に使用される可能性がある。 */ Giá trị</w:t>
-      </w:r>
-    </w:p>
-    <w:p>
-      <w:pPr>
-        <w:spacing w:before="100" w:after="100"/>
-      </w:pPr>
-      <w:r>
-        <w:rPr>
-          <w:rFonts w:ascii="BIZ UDPGothic" w:cs="BIZ UDPGothic" w:eastAsia="BIZ UDPGothic" w:hAnsi="BIZ UDPGothic"/>
-          <w:color w:val="404040"/>
-          <w:sz w:val="18"/>
-          <w:szCs w:val="18"/>
-        </w:rPr>
-        <w:t xml:space="preserve">SFTP_PRIVATE_KEY là \"test\" (giá trị thử nghiệm). Có thể được sử dụng</w:t>
-      </w:r>
-    </w:p>
-    <w:p>
-      <w:pPr>
-        <w:spacing w:before="100" w:after="100"/>
-      </w:pPr>
-      <w:r>
-        <w:rPr>
-          <w:rFonts w:ascii="BIZ UDPGothic" w:cs="BIZ UDPGothic" w:eastAsia="BIZ UDPGothic" w:hAnsi="BIZ UDPGothic"/>
-          <w:color w:val="404040"/>
-          <w:sz w:val="18"/>
-          <w:szCs w:val="18"/>
-        </w:rPr>
-        <w:t xml:space="preserve">cho kết nối SFTP đến server ESL Ishida.*</w:t>
-      </w:r>
-    </w:p>
-    <w:p>
-      <w:pPr>
-        <w:spacing w:before="100" w:after="100"/>
-      </w:pPr>
-      <w:r>
-        <w:rPr>
-          <w:rFonts w:ascii="BIZ UDPGothic" w:cs="BIZ UDPGothic" w:eastAsia="BIZ UDPGothic" w:hAnsi="BIZ UDPGothic"/>
-          <w:b/>
-          <w:bCs/>
-          <w:color w:val="C8102E"/>
-          <w:sz w:val="20"/>
-          <w:szCs w:val="20"/>
-        </w:rPr>
-        <w:t xml:space="preserve">■ 改修手順</w:t>
-      </w:r>
-    </w:p>
-    <w:p>
-      <w:pPr>
-        <w:spacing w:before="100" w:after="100"/>
-      </w:pPr>
-      <w:r>
-        <w:rPr>
-          <w:rFonts w:ascii="BIZ UDPGothic" w:cs="BIZ UDPGothic" w:eastAsia="BIZ UDPGothic" w:hAnsi="BIZ UDPGothic"/>
-          <w:color w:val="404040"/>
-          <w:sz w:val="18"/>
-          <w:szCs w:val="18"/>
-        </w:rPr>
-        <w:t xml:space="preserve">&gt; ① 石田ESLサーバー向けのSSH鍵ペアを生成 ②</w:t>
-      </w:r>
-    </w:p>
-    <w:p>
-      <w:pPr>
-        <w:spacing w:before="100" w:after="100"/>
-      </w:pPr>
-      <w:r>
-        <w:rPr>
-          <w:rFonts w:ascii="BIZ UDPGothic" w:cs="BIZ UDPGothic" w:eastAsia="BIZ UDPGothic" w:hAnsi="BIZ UDPGothic"/>
-          <w:color w:val="404040"/>
-          <w:sz w:val="18"/>
-          <w:szCs w:val="18"/>
-        </w:rPr>
-        <w:t xml:space="preserve">&gt; 公開鍵を石田側に送付・登録依頼 ③ 秘密鍵をSecrets Managerに格納 ④</w:t>
-      </w:r>
-    </w:p>
-    <w:p>
-      <w:pPr>
-        <w:spacing w:before="100" w:after="100"/>
-      </w:pPr>
-      <w:r>
-        <w:rPr>
-          <w:rFonts w:ascii="BIZ UDPGothic" w:cs="BIZ UDPGothic" w:eastAsia="BIZ UDPGothic" w:hAnsi="BIZ UDPGothic"/>
-          <w:color w:val="404040"/>
-          <w:sz w:val="18"/>
-          <w:szCs w:val="18"/>
-        </w:rPr>
-        <w:t xml:space="preserve">&gt; sent-txt-file Lambda の接続テスト */ ① Tạo cặp khóa SSH cho server ESL</w:t>
-      </w:r>
-    </w:p>
-    <w:p>
-      <w:pPr>
-        <w:spacing w:before="100" w:after="100"/>
-      </w:pPr>
-      <w:r>
-        <w:rPr>
-          <w:rFonts w:ascii="BIZ UDPGothic" w:cs="BIZ UDPGothic" w:eastAsia="BIZ UDPGothic" w:hAnsi="BIZ UDPGothic"/>
-          <w:color w:val="404040"/>
-          <w:sz w:val="18"/>
-          <w:szCs w:val="18"/>
-        </w:rPr>
-        <w:t xml:space="preserve">&gt; Ishida ② Gửi public key cho Ishida để đăng ký ③ Lưu private key vào</w:t>
-      </w:r>
-    </w:p>
-    <w:p>
-      <w:pPr>
-        <w:spacing w:before="100" w:after="100"/>
-      </w:pPr>
-      <w:r>
-        <w:rPr>
-          <w:rFonts w:ascii="BIZ UDPGothic" w:cs="BIZ UDPGothic" w:eastAsia="BIZ UDPGothic" w:hAnsi="BIZ UDPGothic"/>
-          <w:color w:val="404040"/>
-          <w:sz w:val="18"/>
-          <w:szCs w:val="18"/>
-        </w:rPr>
-        <w:t xml:space="preserve">&gt; Secrets Manager ④ Test kết nối Lambda sent-txt-file*</w:t>
-      </w:r>
-    </w:p>
-    <w:p>
-      <w:pPr>
-        <w:spacing w:before="100" w:after="100"/>
-      </w:pPr>
-      <w:r>
-        <w:rPr>
-          <w:rFonts w:ascii="BIZ UDPGothic" w:cs="BIZ UDPGothic" w:eastAsia="BIZ UDPGothic" w:hAnsi="BIZ UDPGothic"/>
-          <w:b/>
-          <w:bCs/>
-          <w:color w:val="C8102E"/>
-          <w:sz w:val="20"/>
-          <w:szCs w:val="20"/>
-        </w:rPr>
-        <w:t xml:space="preserve">■ No.24 sent-email Lambda ENV修正</w:t>
-      </w:r>
-    </w:p>
-    <w:p>
-      <w:pPr>
-        <w:spacing w:before="100" w:after="100"/>
-      </w:pPr>
-      <w:r>
-        <w:rPr>
-          <w:rFonts w:ascii="BIZ UDPGothic" w:cs="BIZ UDPGothic" w:eastAsia="BIZ UDPGothic" w:hAnsi="BIZ UDPGothic"/>
-          <w:b/>
-          <w:bCs/>
-          <w:color w:val="C8102E"/>
-          <w:sz w:val="20"/>
-          <w:szCs w:val="20"/>
-        </w:rPr>
-        <w:t xml:space="preserve">■ 現状・問題</w:t>
-      </w:r>
-    </w:p>
-    <w:p>
-      <w:pPr>
-        <w:spacing w:before="100" w:after="100"/>
-      </w:pPr>
-      <w:r>
-        <w:rPr>
-          <w:rFonts w:ascii="BIZ UDPGothic" w:cs="BIZ UDPGothic" w:eastAsia="BIZ UDPGothic" w:hAnsi="BIZ UDPGothic"/>
-          <w:color w:val="404040"/>
-          <w:sz w:val="18"/>
-          <w:szCs w:val="18"/>
-        </w:rPr>
-        <w:t xml:space="preserve">環境変数 SNS_TOPIC_ARN が</w:t>
-      </w:r>
-    </w:p>
-    <w:p>
-      <w:pPr>
-        <w:spacing w:before="100" w:after="100"/>
-      </w:pPr>
-      <w:r>
-        <w:rPr>
-          <w:rFonts w:ascii="BIZ UDPGothic" w:cs="BIZ UDPGothic" w:eastAsia="BIZ UDPGothic" w:hAnsi="BIZ UDPGothic"/>
-          <w:color w:val="404040"/>
-          <w:sz w:val="18"/>
-          <w:szCs w:val="18"/>
-        </w:rPr>
-        <w:t xml:space="preserve">ksm-posspk-sns-topic-app-logs-dev（削除候補のSNSトピック）を参照している。トピック削除時にLambdaが壊れる。</w:t>
-      </w:r>
-      <w:r>
-        <w:br/>
-      </w:r>
-      <w:r>
-        <w:rPr>
-          <w:rFonts w:ascii="BIZ UDPGothic" w:cs="BIZ UDPGothic" w:eastAsia="BIZ UDPGothic" w:hAnsi="BIZ UDPGothic"/>
-          <w:i/>
-          <w:iCs/>
-          <w:color w:val="777777"/>
-          <w:sz w:val="16"/>
-          <w:szCs w:val="16"/>
-        </w:rPr>
-        <w:t xml:space="preserve">/ Biến môi trường SNS_TOPIC_ARN tham chiếu</w:t>
-      </w:r>
-    </w:p>
-    <w:p>
-      <w:pPr>
-        <w:spacing w:before="100" w:after="100"/>
-      </w:pPr>
-      <w:r>
-        <w:rPr>
-          <w:rFonts w:ascii="BIZ UDPGothic" w:cs="BIZ UDPGothic" w:eastAsia="BIZ UDPGothic" w:hAnsi="BIZ UDPGothic"/>
-          <w:color w:val="404040"/>
-          <w:sz w:val="18"/>
-          <w:szCs w:val="18"/>
-        </w:rPr>
-        <w:t xml:space="preserve">ksm-posspk-sns-topic-app-logs-dev (ứng cử viên xóa). Lambda sẽ hỏng khi</w:t>
-      </w:r>
-    </w:p>
-    <w:p>
-      <w:pPr>
-        <w:spacing w:before="100" w:after="100"/>
-      </w:pPr>
-      <w:r>
-        <w:rPr>
-          <w:rFonts w:ascii="BIZ UDPGothic" w:cs="BIZ UDPGothic" w:eastAsia="BIZ UDPGothic" w:hAnsi="BIZ UDPGothic"/>
-          <w:color w:val="404040"/>
-          <w:sz w:val="18"/>
-          <w:szCs w:val="18"/>
-        </w:rPr>
-        <w:t xml:space="preserve">xóa topic.*</w:t>
-      </w:r>
-    </w:p>
-    <w:p>
-      <w:pPr>
-        <w:spacing w:before="100" w:after="100"/>
-      </w:pPr>
-      <w:r>
-        <w:rPr>
-          <w:rFonts w:ascii="BIZ UDPGothic" w:cs="BIZ UDPGothic" w:eastAsia="BIZ UDPGothic" w:hAnsi="BIZ UDPGothic"/>
-          <w:b/>
-          <w:bCs/>
-          <w:color w:val="C8102E"/>
-          <w:sz w:val="20"/>
-          <w:szCs w:val="20"/>
-        </w:rPr>
-        <w:t xml:space="preserve">■ 実行コマンド</w:t>
-      </w:r>
-    </w:p>
-    <w:p>
-      <w:pPr>
-        <w:spacing w:before="100" w:after="100"/>
-      </w:pPr>
-      <w:r>
-        <w:rPr>
-          <w:rFonts w:ascii="BIZ UDPGothic" w:cs="BIZ UDPGothic" w:eastAsia="BIZ UDPGothic" w:hAnsi="BIZ UDPGothic"/>
-          <w:b/>
-          <w:bCs/>
-          <w:color w:val="C8102E"/>
-          <w:sz w:val="20"/>
-          <w:szCs w:val="20"/>
-        </w:rPr>
-        <w:t xml:space="preserve">■ No.27 kiyohara_s3access キー整理</w:t>
-      </w:r>
-    </w:p>
-    <w:p>
-      <w:pPr>
-        <w:spacing w:before="100" w:after="100"/>
-      </w:pPr>
-      <w:r>
-        <w:rPr>
-          <w:rFonts w:ascii="BIZ UDPGothic" w:cs="BIZ UDPGothic" w:eastAsia="BIZ UDPGothic" w:hAnsi="BIZ UDPGothic"/>
-          <w:b/>
-          <w:bCs/>
-          <w:color w:val="C8102E"/>
-          <w:sz w:val="20"/>
-          <w:szCs w:val="20"/>
-        </w:rPr>
-        <w:t xml:space="preserve">■ 現状・問題</w:t>
-      </w:r>
-    </w:p>
-    <w:p>
-      <w:pPr>
-        <w:spacing w:before="100" w:after="100"/>
-      </w:pPr>
-      <w:r>
-        <w:rPr>
-          <w:rFonts w:ascii="BIZ UDPGothic" w:cs="BIZ UDPGothic" w:eastAsia="BIZ UDPGothic" w:hAnsi="BIZ UDPGothic"/>
-          <w:color w:val="404040"/>
-          <w:sz w:val="18"/>
-          <w:szCs w:val="18"/>
-        </w:rPr>
-        <w:t xml:space="preserve">Active アクセスキーが2本同時存在（2025-11-07</w:t>
-      </w:r>
-    </w:p>
-    <w:p>
-      <w:pPr>
-        <w:spacing w:before="100" w:after="100"/>
-      </w:pPr>
-      <w:r>
-        <w:rPr>
-          <w:rFonts w:ascii="BIZ UDPGothic" w:cs="BIZ UDPGothic" w:eastAsia="BIZ UDPGothic" w:hAnsi="BIZ UDPGothic"/>
-          <w:color w:val="404040"/>
-          <w:sz w:val="18"/>
-          <w:szCs w:val="18"/>
-        </w:rPr>
-        <w:t xml:space="preserve">同日作成）。ローテーション途中で古いキーを無効化し忘れたと推定。 */ 2</w:t>
-      </w:r>
-    </w:p>
-    <w:p>
-      <w:pPr>
-        <w:spacing w:before="100" w:after="100"/>
-      </w:pPr>
-      <w:r>
-        <w:rPr>
-          <w:rFonts w:ascii="BIZ UDPGothic" w:cs="BIZ UDPGothic" w:eastAsia="BIZ UDPGothic" w:hAnsi="BIZ UDPGothic"/>
-          <w:color w:val="404040"/>
-          <w:sz w:val="18"/>
-          <w:szCs w:val="18"/>
-        </w:rPr>
-        <w:t xml:space="preserve">access key Active cùng tồn tại (tạo cùng ngày 2025-11-07). Ước tính do</w:t>
-      </w:r>
-    </w:p>
-    <w:p>
-      <w:pPr>
-        <w:spacing w:before="100" w:after="100"/>
-      </w:pPr>
-      <w:r>
-        <w:rPr>
-          <w:rFonts w:ascii="BIZ UDPGothic" w:cs="BIZ UDPGothic" w:eastAsia="BIZ UDPGothic" w:hAnsi="BIZ UDPGothic"/>
-          <w:color w:val="404040"/>
-          <w:sz w:val="18"/>
-          <w:szCs w:val="18"/>
-        </w:rPr>
-        <w:t xml:space="preserve">quên vô hiệu hóa key cũ khi rotation.*</w:t>
-      </w:r>
-    </w:p>
-    <w:p>
-      <w:pPr>
-        <w:spacing w:before="100" w:after="100"/>
-      </w:pPr>
-      <w:r>
-        <w:rPr>
-          <w:rFonts w:ascii="BIZ UDPGothic" w:cs="BIZ UDPGothic" w:eastAsia="BIZ UDPGothic" w:hAnsi="BIZ UDPGothic"/>
-          <w:b/>
-          <w:bCs/>
-          <w:color w:val="C8102E"/>
-          <w:sz w:val="20"/>
-          <w:szCs w:val="20"/>
-        </w:rPr>
-        <w:t xml:space="preserve">■ 改修手順</w:t>
-      </w:r>
-    </w:p>
-    <w:p>
-      <w:pPr>
-        <w:spacing w:before="100" w:after="100"/>
-      </w:pPr>
-      <w:r>
-        <w:rPr>
-          <w:rFonts w:ascii="BIZ UDPGothic" w:cs="BIZ UDPGothic" w:eastAsia="BIZ UDPGothic" w:hAnsi="BIZ UDPGothic"/>
-          <w:color w:val="404040"/>
-          <w:sz w:val="18"/>
-          <w:szCs w:val="18"/>
-        </w:rPr>
-        <w:t xml:space="preserve">&gt; ① 2本のキーの最終使用日を確認 ② 古い方（使用頻度が低い方）を Inactive</w:t>
-      </w:r>
-    </w:p>
-    <w:p>
-      <w:pPr>
-        <w:spacing w:before="100" w:after="100"/>
-      </w:pPr>
-      <w:r>
-        <w:rPr>
-          <w:rFonts w:ascii="BIZ UDPGothic" w:cs="BIZ UDPGothic" w:eastAsia="BIZ UDPGothic" w:hAnsi="BIZ UDPGothic"/>
-          <w:color w:val="404040"/>
-          <w:sz w:val="18"/>
-          <w:szCs w:val="18"/>
-        </w:rPr>
-        <w:t xml:space="preserve">&gt; に変更 ③ 1週間影響なしを確認後、削除 */ ① Kiểm tra ngày sử dụng cuối</w:t>
-      </w:r>
-    </w:p>
-    <w:p>
-      <w:pPr>
-        <w:spacing w:before="100" w:after="100"/>
-      </w:pPr>
-      <w:r>
-        <w:rPr>
-          <w:rFonts w:ascii="BIZ UDPGothic" w:cs="BIZ UDPGothic" w:eastAsia="BIZ UDPGothic" w:hAnsi="BIZ UDPGothic"/>
-          <w:color w:val="404040"/>
-          <w:sz w:val="18"/>
-          <w:szCs w:val="18"/>
-        </w:rPr>
-        <w:t xml:space="preserve">&gt; cùng của 2 key ② Chuyển key cũ (ít sử dụng hơn) sang Inactive ③ Sau 1</w:t>
-      </w:r>
-    </w:p>
-    <w:p>
-      <w:pPr>
-        <w:spacing w:before="100" w:after="100"/>
-      </w:pPr>
-      <w:r>
-        <w:rPr>
-          <w:rFonts w:ascii="BIZ UDPGothic" w:cs="BIZ UDPGothic" w:eastAsia="BIZ UDPGothic" w:hAnsi="BIZ UDPGothic"/>
-          <w:color w:val="404040"/>
-          <w:sz w:val="18"/>
-          <w:szCs w:val="18"/>
-        </w:rPr>
-        <w:t xml:space="preserve">&gt; tuần xác nhận không ảnh hưởng, xóa*</w:t>
-      </w:r>
-    </w:p>
-    <w:p>
-      <w:pPr>
-        <w:spacing w:before="100" w:after="100"/>
-      </w:pPr>
-      <w:r>
-        <w:rPr>
-          <w:rFonts w:ascii="BIZ UDPGothic" w:cs="BIZ UDPGothic" w:eastAsia="BIZ UDPGothic" w:hAnsi="BIZ UDPGothic"/>
-          <w:b/>
-          <w:bCs/>
-          <w:color w:val="C8102E"/>
-          <w:sz w:val="20"/>
-          <w:szCs w:val="20"/>
-        </w:rPr>
-        <w:t xml:space="preserve">■ No.30 42_P003_history テーブル縮小（★最優先★）</w:t>
-      </w:r>
-    </w:p>
-    <w:p>
-      <w:pPr>
-        <w:spacing w:before="100" w:after="100"/>
-      </w:pPr>
-      <w:r>
-        <w:rPr>
-          <w:rFonts w:ascii="BIZ UDPGothic" w:cs="BIZ UDPGothic" w:eastAsia="BIZ UDPGothic" w:hAnsi="BIZ UDPGothic"/>
-          <w:b/>
-          <w:bCs/>
-          <w:color w:val="C8102E"/>
-          <w:sz w:val="20"/>
-          <w:szCs w:val="20"/>
-        </w:rPr>
-        <w:t xml:space="preserve">■ 現状・問題</w:t>
-      </w:r>
-    </w:p>
-    <w:p>
-      <w:pPr>
-        <w:spacing w:before="100" w:after="100"/>
-      </w:pPr>
-      <w:r>
-        <w:rPr>
-          <w:rFonts w:ascii="BIZ UDPGothic" w:cs="BIZ UDPGothic" w:eastAsia="BIZ UDPGothic" w:hAnsi="BIZ UDPGothic"/>
-          <w:color w:val="404040"/>
-          <w:sz w:val="18"/>
-          <w:szCs w:val="18"/>
-        </w:rPr>
-        <w:t xml:space="preserve">42_P003_history</w:t>
-      </w:r>
-    </w:p>
-    <w:p>
-      <w:pPr>
-        <w:spacing w:before="100" w:after="100"/>
-      </w:pPr>
-      <w:r>
-        <w:rPr>
-          <w:rFonts w:ascii="BIZ UDPGothic" w:cs="BIZ UDPGothic" w:eastAsia="BIZ UDPGothic" w:hAnsi="BIZ UDPGothic"/>
-          <w:color w:val="404040"/>
-          <w:sz w:val="18"/>
-          <w:szCs w:val="18"/>
-        </w:rPr>
-        <w:t xml:space="preserve">テーブルが約1億行・32GBに肥大化。P003.csv（約75MB）取込時の42_P003_historyへのINSERTが900秒以内に完了せず、import-pos-master-sh</w:t>
-      </w:r>
-    </w:p>
-    <w:p>
-      <w:pPr>
-        <w:spacing w:before="100" w:after="100"/>
-      </w:pPr>
-      <w:r>
-        <w:rPr>
-          <w:rFonts w:ascii="BIZ UDPGothic" w:cs="BIZ UDPGothic" w:eastAsia="BIZ UDPGothic" w:hAnsi="BIZ UDPGothic"/>
-          <w:color w:val="404040"/>
-          <w:sz w:val="18"/>
-          <w:szCs w:val="18"/>
-        </w:rPr>
-        <w:t xml:space="preserve">が2日連続でFAILED。Replica_Kasumi全体で118GB。 */ Bảng 42_P003_history</w:t>
-      </w:r>
-    </w:p>
-    <w:p>
-      <w:pPr>
-        <w:spacing w:before="100" w:after="100"/>
-      </w:pPr>
-      <w:r>
-        <w:rPr>
-          <w:rFonts w:ascii="BIZ UDPGothic" w:cs="BIZ UDPGothic" w:eastAsia="BIZ UDPGothic" w:hAnsi="BIZ UDPGothic"/>
-          <w:color w:val="404040"/>
-          <w:sz w:val="18"/>
-          <w:szCs w:val="18"/>
-        </w:rPr>
-        <w:t xml:space="preserve">phình to lên \~100 triệu dòng/32GB. INSERT vào 42_P003_history khi nạp</w:t>
-      </w:r>
-    </w:p>
-    <w:p>
-      <w:pPr>
-        <w:spacing w:before="100" w:after="100"/>
-      </w:pPr>
-      <w:r>
-        <w:rPr>
-          <w:rFonts w:ascii="BIZ UDPGothic" w:cs="BIZ UDPGothic" w:eastAsia="BIZ UDPGothic" w:hAnsi="BIZ UDPGothic"/>
-          <w:color w:val="404040"/>
-          <w:sz w:val="18"/>
-          <w:szCs w:val="18"/>
-        </w:rPr>
-        <w:t xml:space="preserve">P003.csv không hoàn thành trong 900 giây, import-pos-master-sh FAILED 2</w:t>
-      </w:r>
-    </w:p>
-    <w:p>
-      <w:pPr>
-        <w:spacing w:before="100" w:after="100"/>
-      </w:pPr>
-      <w:r>
-        <w:rPr>
-          <w:rFonts w:ascii="BIZ UDPGothic" w:cs="BIZ UDPGothic" w:eastAsia="BIZ UDPGothic" w:hAnsi="BIZ UDPGothic"/>
-          <w:color w:val="404040"/>
-          <w:sz w:val="18"/>
-          <w:szCs w:val="18"/>
-        </w:rPr>
-        <w:t xml:space="preserve">ngày liên tiếp.*</w:t>
-      </w:r>
-    </w:p>
-    <w:p>
-      <w:pPr>
-        <w:spacing w:before="100" w:after="100"/>
-      </w:pPr>
-      <w:r>
-        <w:rPr>
-          <w:rFonts w:ascii="BIZ UDPGothic" w:cs="BIZ UDPGothic" w:eastAsia="BIZ UDPGothic" w:hAnsi="BIZ UDPGothic"/>
-          <w:b/>
-          <w:bCs/>
-          <w:color w:val="C8102E"/>
-          <w:sz w:val="20"/>
-          <w:szCs w:val="20"/>
-        </w:rPr>
-        <w:t xml:space="preserve">■ 改修手順</w:t>
-      </w:r>
-    </w:p>
-    <w:p>
-      <w:pPr>
-        <w:spacing w:before="100" w:after="100"/>
-      </w:pPr>
-      <w:r>
-        <w:rPr>
-          <w:rFonts w:ascii="BIZ UDPGothic" w:cs="BIZ UDPGothic" w:eastAsia="BIZ UDPGothic" w:hAnsi="BIZ UDPGothic"/>
-          <w:color w:val="404040"/>
-          <w:sz w:val="18"/>
-          <w:szCs w:val="18"/>
-        </w:rPr>
-        <w:t xml:space="preserve">&gt; ① bastion から Aurora に接続し、42_P003_history</w:t>
-      </w:r>
-    </w:p>
-    <w:p>
-      <w:pPr>
-        <w:spacing w:before="100" w:after="100"/>
-      </w:pPr>
-      <w:r>
-        <w:rPr>
-          <w:rFonts w:ascii="BIZ UDPGothic" w:cs="BIZ UDPGothic" w:eastAsia="BIZ UDPGothic" w:hAnsi="BIZ UDPGothic"/>
-          <w:color w:val="404040"/>
-          <w:sz w:val="18"/>
-          <w:szCs w:val="18"/>
-        </w:rPr>
-        <w:t xml:space="preserve">&gt; の行数・最古レコード日付を確認 ②</w:t>
-      </w:r>
-    </w:p>
-    <w:p>
-      <w:pPr>
-        <w:spacing w:before="100" w:after="100"/>
-      </w:pPr>
-      <w:r>
-        <w:rPr>
-          <w:rFonts w:ascii="BIZ UDPGothic" w:cs="BIZ UDPGothic" w:eastAsia="BIZ UDPGothic" w:hAnsi="BIZ UDPGothic"/>
-          <w:color w:val="404040"/>
-          <w:sz w:val="18"/>
-          <w:szCs w:val="18"/>
-        </w:rPr>
-        <w:t xml:space="preserve">&gt; 3ヶ月以上前のレコードをDELETE（バッチ分割で実行） ③ OPTIMIZE TABLE</w:t>
-      </w:r>
-    </w:p>
-    <w:p>
-      <w:pPr>
-        <w:spacing w:before="100" w:after="100"/>
-      </w:pPr>
-      <w:r>
-        <w:rPr>
-          <w:rFonts w:ascii="BIZ UDPGothic" w:cs="BIZ UDPGothic" w:eastAsia="BIZ UDPGothic" w:hAnsi="BIZ UDPGothic"/>
-          <w:color w:val="404040"/>
-          <w:sz w:val="18"/>
-          <w:szCs w:val="18"/>
-        </w:rPr>
-        <w:t xml:space="preserve">&gt; 42_P003_history で領域回収 ④ Step Functions sf-sm-import-pos-master-sh</w:t>
-      </w:r>
-    </w:p>
-    <w:p>
-      <w:pPr>
-        <w:spacing w:before="100" w:after="100"/>
-      </w:pPr>
-      <w:r>
-        <w:rPr>
-          <w:rFonts w:ascii="BIZ UDPGothic" w:cs="BIZ UDPGothic" w:eastAsia="BIZ UDPGothic" w:hAnsi="BIZ UDPGothic"/>
-          <w:color w:val="404040"/>
-          <w:sz w:val="18"/>
-          <w:szCs w:val="18"/>
-        </w:rPr>
-        <w:t xml:space="preserve">&gt; を手動実行し、正常完了を確認 ⑤</w:t>
-      </w:r>
-    </w:p>
-    <w:p>
-      <w:pPr>
-        <w:spacing w:before="100" w:after="100"/>
-      </w:pPr>
-      <w:r>
-        <w:rPr>
-          <w:rFonts w:ascii="BIZ UDPGothic" w:cs="BIZ UDPGothic" w:eastAsia="BIZ UDPGothic" w:hAnsi="BIZ UDPGothic"/>
-          <w:color w:val="404040"/>
-          <w:sz w:val="18"/>
-          <w:szCs w:val="18"/>
-        </w:rPr>
-        <w:t xml:space="preserve">&gt; 取込状況テーブルにSH（P003）の取込レコードが記録されることを確認 */ ①</w:t>
-      </w:r>
-    </w:p>
-    <w:p>
-      <w:pPr>
-        <w:spacing w:before="100" w:after="100"/>
-      </w:pPr>
-      <w:r>
-        <w:rPr>
-          <w:rFonts w:ascii="BIZ UDPGothic" w:cs="BIZ UDPGothic" w:eastAsia="BIZ UDPGothic" w:hAnsi="BIZ UDPGothic"/>
-          <w:color w:val="404040"/>
-          <w:sz w:val="18"/>
-          <w:szCs w:val="18"/>
-        </w:rPr>
-        <w:t xml:space="preserve">&gt; Kết nối Aurora từ bastion, kiểm tra số dòng và ngày record cũ nhất ②</w:t>
-      </w:r>
-    </w:p>
-    <w:p>
-      <w:pPr>
-        <w:spacing w:before="100" w:after="100"/>
-      </w:pPr>
-      <w:r>
-        <w:rPr>
-          <w:rFonts w:ascii="BIZ UDPGothic" w:cs="BIZ UDPGothic" w:eastAsia="BIZ UDPGothic" w:hAnsi="BIZ UDPGothic"/>
-          <w:color w:val="404040"/>
-          <w:sz w:val="18"/>
-          <w:szCs w:val="18"/>
-        </w:rPr>
-        <w:t xml:space="preserve">&gt; DELETE record cũ hơn 3 tháng (thực hiện theo batch) ③ OPTIMIZE TABLE</w:t>
-      </w:r>
-    </w:p>
-    <w:p>
-      <w:pPr>
-        <w:spacing w:before="100" w:after="100"/>
-      </w:pPr>
-      <w:r>
-        <w:rPr>
-          <w:rFonts w:ascii="BIZ UDPGothic" w:cs="BIZ UDPGothic" w:eastAsia="BIZ UDPGothic" w:hAnsi="BIZ UDPGothic"/>
-          <w:color w:val="404040"/>
-          <w:sz w:val="18"/>
-          <w:szCs w:val="18"/>
-        </w:rPr>
-        <w:t xml:space="preserve">&gt; 42_P003_history để thu hồi dung lượng ④ Chạy thủ công SF</w:t>
-      </w:r>
-    </w:p>
-    <w:p>
-      <w:pPr>
-        <w:spacing w:before="100" w:after="100"/>
-      </w:pPr>
-      <w:r>
-        <w:rPr>
-          <w:rFonts w:ascii="BIZ UDPGothic" w:cs="BIZ UDPGothic" w:eastAsia="BIZ UDPGothic" w:hAnsi="BIZ UDPGothic"/>
-          <w:color w:val="404040"/>
-          <w:sz w:val="18"/>
-          <w:szCs w:val="18"/>
-        </w:rPr>
-        <w:t xml:space="preserve">&gt; sf-sm-import-pos-master-sh, xác nhận hoàn thành ⑤ Xác nhận record SH</w:t>
-      </w:r>
-    </w:p>
-    <w:p>
-      <w:pPr>
-        <w:spacing w:before="100" w:after="100"/>
-      </w:pPr>
-      <w:r>
-        <w:rPr>
-          <w:rFonts w:ascii="BIZ UDPGothic" w:cs="BIZ UDPGothic" w:eastAsia="BIZ UDPGothic" w:hAnsi="BIZ UDPGothic"/>
-          <w:color w:val="404040"/>
-          <w:sz w:val="18"/>
-          <w:szCs w:val="18"/>
-        </w:rPr>
-        <w:t xml:space="preserve">&gt; (P003) được ghi vào bảng 取込状況*</w:t>
-      </w:r>
-    </w:p>
-    <w:p>
-      <w:pPr>
-        <w:pBdr>
-          <w:left w:val="thick" w:color="C8102E" w:sz="20" w:space="6"/>
-        </w:pBdr>
-        <w:spacing w:before="280" w:after="100"/>
-      </w:pPr>
-      <w:r>
-        <w:rPr>
-          <w:rFonts w:ascii="BIZ UDPGothic" w:cs="BIZ UDPGothic" w:eastAsia="BIZ UDPGothic" w:hAnsi="BIZ UDPGothic"/>
-          <w:b/>
-          <w:bCs/>
-          <w:color w:val="C8102E"/>
-          <w:sz w:val="24"/>
-          <w:szCs w:val="24"/>
-        </w:rPr>
-        <w:t xml:space="preserve">■ ⑧ テスト手順・結果</w:t>
+        <w:t xml:space="preserve">■ テスト手順・結果</w:t>
       </w:r>
       <w:r>
         <w:br/>
@@ -3358,7 +3325,7 @@
           <w:sz w:val="24"/>
           <w:szCs w:val="24"/>
         </w:rPr>
-        <w:t xml:space="preserve">■ ⑨ 改廃履歴</w:t>
+        <w:t xml:space="preserve">■ 改廃履歴</w:t>
       </w:r>
       <w:r>
         <w:br/>

--- a/40_AWS/05_改修資料/KSM_AWS_MOD_021_改修指示書_セキュリティ改修緊急_ja_vi.docx
+++ b/40_AWS/05_改修資料/KSM_AWS_MOD_021_改修指示書_セキュリティ改修緊急_ja_vi.docx
@@ -1310,7 +1310,7 @@
           <w:sz w:val="24"/>
           <w:szCs w:val="24"/>
         </w:rPr>
-        <w:t xml:space="preserve">■ 改修概要</w:t>
+        <w:t xml:space="preserve">■ 概要</w:t>
       </w:r>
       <w:r>
         <w:br/>
@@ -1324,7 +1324,7 @@
           <w:sz w:val="17"/>
           <w:szCs w:val="17"/>
         </w:rPr>
-        <w:t xml:space="preserve">　Tổng Quan Sửa Đổi</w:t>
+        <w:t xml:space="preserve">　Tổng quan</w:t>
       </w:r>
     </w:p>
     <w:p>
@@ -1352,135 +1352,1216 @@
           <w:sz w:val="16"/>
           <w:szCs w:val="16"/>
         </w:rPr>
-        <w:t xml:space="preserve">/ Tài liệu này mô tả quy trình cụ thể cho 6 hạng mục cần xử lý khẩn cấp</w:t>
+        <w:t xml:space="preserve">/ Tài liệu này mô tả quy trình cụ thể cho 6 hạng mục cần xử lý khẩn cấp trong No.17〜30 của chỉ thị sửa đổi No.012.</w:t>
       </w:r>
     </w:p>
+    <w:tbl>
+      <w:tblPr>
+        <w:tblW w:type="dxa" w:w="9506"/>
+        <w:tblBorders>
+          <w:top w:val="single" w:color="CCCCCC" w:sz="4"/>
+          <w:left w:val="single" w:color="CCCCCC" w:sz="4"/>
+          <w:bottom w:val="single" w:color="CCCCCC" w:sz="4"/>
+          <w:right w:val="single" w:color="CCCCCC" w:sz="4"/>
+          <w:insideH w:val="single" w:color="auto" w:sz="4"/>
+          <w:insideV w:val="single" w:color="auto" w:sz="4"/>
+        </w:tblBorders>
+      </w:tblPr>
+      <w:tblGrid>
+        <w:gridCol w:w="1901"/>
+        <w:gridCol w:w="1901"/>
+        <w:gridCol w:w="1901"/>
+        <w:gridCol w:w="1901"/>
+        <w:gridCol w:w="1902"/>
+      </w:tblGrid>
+      <w:tr>
+        <w:trPr>
+          <w:cantSplit/>
+          <w:tblHeader/>
+        </w:trPr>
+        <w:tc>
+          <w:tcPr>
+            <w:tcW w:type="dxa" w:w="1901"/>
+            <w:tcBorders>
+              <w:top w:val="single" w:color="CCCCCC" w:sz="4"/>
+              <w:left w:val="single" w:color="CCCCCC" w:sz="4"/>
+              <w:bottom w:val="single" w:color="CCCCCC" w:sz="4"/>
+              <w:right w:val="single" w:color="CCCCCC" w:sz="4"/>
+            </w:tcBorders>
+            <w:shd w:fill="E8E8E8" w:val="clear"/>
+            <w:tcMar>
+              <w:top w:type="dxa" w:w="80"/>
+              <w:left w:type="dxa" w:w="120"/>
+              <w:bottom w:type="dxa" w:w="80"/>
+              <w:right w:type="dxa" w:w="120"/>
+            </w:tcMar>
+          </w:tcPr>
+          <w:p>
+            <w:pPr>
+              <w:spacing w:before="0" w:after="0"/>
+            </w:pPr>
+            <w:r>
+              <w:rPr>
+                <w:rFonts w:ascii="BIZ UDPGothic" w:cs="BIZ UDPGothic" w:eastAsia="BIZ UDPGothic" w:hAnsi="BIZ UDPGothic"/>
+                <w:color w:val="404040"/>
+                <w:sz w:val="18"/>
+                <w:szCs w:val="18"/>
+              </w:rPr>
+              <w:t xml:space="preserve">No.</w:t>
+            </w:r>
+          </w:p>
+        </w:tc>
+        <w:tc>
+          <w:tcPr>
+            <w:tcW w:type="dxa" w:w="1901"/>
+            <w:tcBorders>
+              <w:top w:val="single" w:color="CCCCCC" w:sz="4"/>
+              <w:left w:val="single" w:color="CCCCCC" w:sz="4"/>
+              <w:bottom w:val="single" w:color="CCCCCC" w:sz="4"/>
+              <w:right w:val="single" w:color="CCCCCC" w:sz="4"/>
+            </w:tcBorders>
+            <w:shd w:fill="E8E8E8" w:val="clear"/>
+            <w:tcMar>
+              <w:top w:type="dxa" w:w="80"/>
+              <w:left w:type="dxa" w:w="120"/>
+              <w:bottom w:type="dxa" w:w="80"/>
+              <w:right w:type="dxa" w:w="120"/>
+            </w:tcMar>
+          </w:tcPr>
+          <w:p>
+            <w:pPr>
+              <w:spacing w:before="0" w:after="0"/>
+            </w:pPr>
+            <w:r>
+              <w:rPr>
+                <w:rFonts w:ascii="BIZ UDPGothic" w:cs="BIZ UDPGothic" w:eastAsia="BIZ UDPGothic" w:hAnsi="BIZ UDPGothic"/>
+                <w:color w:val="404040"/>
+                <w:sz w:val="18"/>
+                <w:szCs w:val="18"/>
+              </w:rPr>
+              <w:t xml:space="preserve">改修タイトル / Tiêu đề</w:t>
+            </w:r>
+          </w:p>
+        </w:tc>
+        <w:tc>
+          <w:tcPr>
+            <w:tcW w:type="dxa" w:w="1901"/>
+            <w:tcBorders>
+              <w:top w:val="single" w:color="CCCCCC" w:sz="4"/>
+              <w:left w:val="single" w:color="CCCCCC" w:sz="4"/>
+              <w:bottom w:val="single" w:color="CCCCCC" w:sz="4"/>
+              <w:right w:val="single" w:color="CCCCCC" w:sz="4"/>
+            </w:tcBorders>
+            <w:shd w:fill="E8E8E8" w:val="clear"/>
+            <w:tcMar>
+              <w:top w:type="dxa" w:w="80"/>
+              <w:left w:type="dxa" w:w="120"/>
+              <w:bottom w:type="dxa" w:w="80"/>
+              <w:right w:type="dxa" w:w="120"/>
+            </w:tcMar>
+          </w:tcPr>
+          <w:p>
+            <w:pPr>
+              <w:spacing w:before="0" w:after="0"/>
+            </w:pPr>
+            <w:r>
+              <w:rPr>
+                <w:rFonts w:ascii="BIZ UDPGothic" w:cs="BIZ UDPGothic" w:eastAsia="BIZ UDPGothic" w:hAnsi="BIZ UDPGothic"/>
+                <w:color w:val="404040"/>
+                <w:sz w:val="18"/>
+                <w:szCs w:val="18"/>
+              </w:rPr>
+              <w:t xml:space="preserve">概要 / Tổng quan</w:t>
+            </w:r>
+          </w:p>
+        </w:tc>
+        <w:tc>
+          <w:tcPr>
+            <w:tcW w:type="dxa" w:w="1901"/>
+            <w:tcBorders>
+              <w:top w:val="single" w:color="CCCCCC" w:sz="4"/>
+              <w:left w:val="single" w:color="CCCCCC" w:sz="4"/>
+              <w:bottom w:val="single" w:color="CCCCCC" w:sz="4"/>
+              <w:right w:val="single" w:color="CCCCCC" w:sz="4"/>
+            </w:tcBorders>
+            <w:shd w:fill="E8E8E8" w:val="clear"/>
+            <w:tcMar>
+              <w:top w:type="dxa" w:w="80"/>
+              <w:left w:type="dxa" w:w="120"/>
+              <w:bottom w:type="dxa" w:w="80"/>
+              <w:right w:type="dxa" w:w="120"/>
+            </w:tcMar>
+          </w:tcPr>
+          <w:p>
+            <w:pPr>
+              <w:spacing w:before="0" w:after="0"/>
+            </w:pPr>
+            <w:r>
+              <w:rPr>
+                <w:rFonts w:ascii="BIZ UDPGothic" w:cs="BIZ UDPGothic" w:eastAsia="BIZ UDPGothic" w:hAnsi="BIZ UDPGothic"/>
+                <w:color w:val="404040"/>
+                <w:sz w:val="18"/>
+                <w:szCs w:val="18"/>
+              </w:rPr>
+              <w:t xml:space="preserve">工数 / Khối lượng</w:t>
+            </w:r>
+          </w:p>
+        </w:tc>
+        <w:tc>
+          <w:tcPr>
+            <w:tcW w:type="dxa" w:w="1902"/>
+            <w:tcBorders>
+              <w:top w:val="single" w:color="CCCCCC" w:sz="4"/>
+              <w:left w:val="single" w:color="CCCCCC" w:sz="4"/>
+              <w:bottom w:val="single" w:color="CCCCCC" w:sz="4"/>
+              <w:right w:val="single" w:color="CCCCCC" w:sz="4"/>
+            </w:tcBorders>
+            <w:shd w:fill="E8E8E8" w:val="clear"/>
+            <w:tcMar>
+              <w:top w:type="dxa" w:w="80"/>
+              <w:left w:type="dxa" w:w="120"/>
+              <w:bottom w:type="dxa" w:w="80"/>
+              <w:right w:type="dxa" w:w="120"/>
+            </w:tcMar>
+          </w:tcPr>
+          <w:p>
+            <w:pPr>
+              <w:spacing w:before="0" w:after="0"/>
+            </w:pPr>
+            <w:r>
+              <w:rPr>
+                <w:rFonts w:ascii="BIZ UDPGothic" w:cs="BIZ UDPGothic" w:eastAsia="BIZ UDPGothic" w:hAnsi="BIZ UDPGothic"/>
+                <w:color w:val="404040"/>
+                <w:sz w:val="18"/>
+                <w:szCs w:val="18"/>
+              </w:rPr>
+              <w:t xml:space="preserve">リスク / Rủi ro</w:t>
+            </w:r>
+          </w:p>
+        </w:tc>
+      </w:tr>
+      <w:tr>
+        <w:trPr>
+          <w:cantSplit/>
+        </w:trPr>
+        <w:tc>
+          <w:tcPr>
+            <w:tcW w:type="dxa" w:w="1901"/>
+            <w:tcBorders>
+              <w:top w:val="single" w:color="CCCCCC" w:sz="4"/>
+              <w:left w:val="single" w:color="CCCCCC" w:sz="4"/>
+              <w:bottom w:val="single" w:color="CCCCCC" w:sz="4"/>
+              <w:right w:val="single" w:color="CCCCCC" w:sz="4"/>
+            </w:tcBorders>
+            <w:shd w:fill="FFFFFF" w:val="clear"/>
+            <w:tcMar>
+              <w:top w:type="dxa" w:w="80"/>
+              <w:left w:type="dxa" w:w="120"/>
+              <w:bottom w:type="dxa" w:w="80"/>
+              <w:right w:type="dxa" w:w="120"/>
+            </w:tcMar>
+          </w:tcPr>
+          <w:p>
+            <w:pPr>
+              <w:spacing w:before="0" w:after="0"/>
+            </w:pPr>
+            <w:r>
+              <w:rPr>
+                <w:rFonts w:ascii="BIZ UDPGothic" w:cs="BIZ UDPGothic" w:eastAsia="BIZ UDPGothic" w:hAnsi="BIZ UDPGothic"/>
+                <w:color w:val="404040"/>
+                <w:sz w:val="18"/>
+                <w:szCs w:val="18"/>
+              </w:rPr>
+              <w:t xml:space="preserve">17</w:t>
+            </w:r>
+          </w:p>
+        </w:tc>
+        <w:tc>
+          <w:tcPr>
+            <w:tcW w:type="dxa" w:w="1901"/>
+            <w:tcBorders>
+              <w:top w:val="single" w:color="CCCCCC" w:sz="4"/>
+              <w:left w:val="single" w:color="CCCCCC" w:sz="4"/>
+              <w:bottom w:val="single" w:color="CCCCCC" w:sz="4"/>
+              <w:right w:val="single" w:color="CCCCCC" w:sz="4"/>
+            </w:tcBorders>
+            <w:shd w:fill="FFFFFF" w:val="clear"/>
+            <w:tcMar>
+              <w:top w:type="dxa" w:w="80"/>
+              <w:left w:type="dxa" w:w="120"/>
+              <w:bottom w:type="dxa" w:w="80"/>
+              <w:right w:type="dxa" w:w="120"/>
+            </w:tcMar>
+          </w:tcPr>
+          <w:p>
+            <w:pPr>
+              <w:spacing w:before="0" w:after="0"/>
+            </w:pPr>
+            <w:r>
+              <w:rPr>
+                <w:rFonts w:ascii="BIZ UDPGothic" w:cs="BIZ UDPGothic" w:eastAsia="BIZ UDPGothic" w:hAnsi="BIZ UDPGothic"/>
+                <w:color w:val="404040"/>
+                <w:sz w:val="18"/>
+                <w:szCs w:val="18"/>
+              </w:rPr>
+              <w:t xml:space="preserve">EventBridge別アカウント参照修正</w:t>
+            </w:r>
+          </w:p>
+        </w:tc>
+        <w:tc>
+          <w:tcPr>
+            <w:tcW w:type="dxa" w:w="1901"/>
+            <w:tcBorders>
+              <w:top w:val="single" w:color="CCCCCC" w:sz="4"/>
+              <w:left w:val="single" w:color="CCCCCC" w:sz="4"/>
+              <w:bottom w:val="single" w:color="CCCCCC" w:sz="4"/>
+              <w:right w:val="single" w:color="CCCCCC" w:sz="4"/>
+            </w:tcBorders>
+            <w:shd w:fill="FFFFFF" w:val="clear"/>
+            <w:tcMar>
+              <w:top w:type="dxa" w:w="80"/>
+              <w:left w:type="dxa" w:w="120"/>
+              <w:bottom w:type="dxa" w:w="80"/>
+              <w:right w:type="dxa" w:w="120"/>
+            </w:tcMar>
+          </w:tcPr>
+          <w:p>
+            <w:pPr>
+              <w:spacing w:before="0" w:after="0"/>
+            </w:pPr>
+            <w:r>
+              <w:rPr>
+                <w:rFonts w:ascii="BIZ UDPGothic" w:cs="BIZ UDPGothic" w:eastAsia="BIZ UDPGothic" w:hAnsi="BIZ UDPGothic"/>
+                <w:color w:val="404040"/>
+                <w:sz w:val="18"/>
+                <w:szCs w:val="18"/>
+              </w:rPr>
+              <w:t xml:space="preserve">eb-rule-copy-backup-sgが別アカウント(posspk)Lambda参照→同アカウントに修正</w:t>
+            </w:r>
+          </w:p>
+        </w:tc>
+        <w:tc>
+          <w:tcPr>
+            <w:tcW w:type="dxa" w:w="1901"/>
+            <w:tcBorders>
+              <w:top w:val="single" w:color="CCCCCC" w:sz="4"/>
+              <w:left w:val="single" w:color="CCCCCC" w:sz="4"/>
+              <w:bottom w:val="single" w:color="CCCCCC" w:sz="4"/>
+              <w:right w:val="single" w:color="CCCCCC" w:sz="4"/>
+            </w:tcBorders>
+            <w:shd w:fill="FFFFFF" w:val="clear"/>
+            <w:tcMar>
+              <w:top w:type="dxa" w:w="80"/>
+              <w:left w:type="dxa" w:w="120"/>
+              <w:bottom w:type="dxa" w:w="80"/>
+              <w:right w:type="dxa" w:w="120"/>
+            </w:tcMar>
+          </w:tcPr>
+          <w:p>
+            <w:pPr>
+              <w:spacing w:before="0" w:after="0"/>
+            </w:pPr>
+            <w:r>
+              <w:rPr>
+                <w:rFonts w:ascii="BIZ UDPGothic" w:cs="BIZ UDPGothic" w:eastAsia="BIZ UDPGothic" w:hAnsi="BIZ UDPGothic"/>
+                <w:color w:val="404040"/>
+                <w:sz w:val="18"/>
+                <w:szCs w:val="18"/>
+              </w:rPr>
+              <w:t xml:space="preserve">0.5d</w:t>
+            </w:r>
+          </w:p>
+        </w:tc>
+        <w:tc>
+          <w:tcPr>
+            <w:tcW w:type="dxa" w:w="1902"/>
+            <w:tcBorders>
+              <w:top w:val="single" w:color="CCCCCC" w:sz="4"/>
+              <w:left w:val="single" w:color="CCCCCC" w:sz="4"/>
+              <w:bottom w:val="single" w:color="CCCCCC" w:sz="4"/>
+              <w:right w:val="single" w:color="CCCCCC" w:sz="4"/>
+            </w:tcBorders>
+            <w:shd w:fill="FFFFFF" w:val="clear"/>
+            <w:tcMar>
+              <w:top w:type="dxa" w:w="80"/>
+              <w:left w:type="dxa" w:w="120"/>
+              <w:bottom w:type="dxa" w:w="80"/>
+              <w:right w:type="dxa" w:w="120"/>
+            </w:tcMar>
+          </w:tcPr>
+          <w:p>
+            <w:pPr>
+              <w:spacing w:before="0" w:after="0"/>
+            </w:pPr>
+            <w:r>
+              <w:rPr>
+                <w:rFonts w:ascii="BIZ UDPGothic" w:cs="BIZ UDPGothic" w:eastAsia="BIZ UDPGothic" w:hAnsi="BIZ UDPGothic"/>
+                <w:color w:val="404040"/>
+                <w:sz w:val="18"/>
+                <w:szCs w:val="18"/>
+              </w:rPr>
+              <w:t xml:space="preserve">中</w:t>
+            </w:r>
+          </w:p>
+        </w:tc>
+      </w:tr>
+      <w:tr>
+        <w:trPr>
+          <w:cantSplit/>
+        </w:trPr>
+        <w:tc>
+          <w:tcPr>
+            <w:tcW w:type="dxa" w:w="1901"/>
+            <w:tcBorders>
+              <w:top w:val="single" w:color="CCCCCC" w:sz="4"/>
+              <w:left w:val="single" w:color="CCCCCC" w:sz="4"/>
+              <w:bottom w:val="single" w:color="CCCCCC" w:sz="4"/>
+              <w:right w:val="single" w:color="CCCCCC" w:sz="4"/>
+            </w:tcBorders>
+            <w:shd w:fill="FFFFFF" w:val="clear"/>
+            <w:tcMar>
+              <w:top w:type="dxa" w:w="80"/>
+              <w:left w:type="dxa" w:w="120"/>
+              <w:bottom w:type="dxa" w:w="80"/>
+              <w:right w:type="dxa" w:w="120"/>
+            </w:tcMar>
+          </w:tcPr>
+          <w:p>
+            <w:pPr>
+              <w:spacing w:before="0" w:after="0"/>
+            </w:pPr>
+            <w:r>
+              <w:rPr>
+                <w:rFonts w:ascii="BIZ UDPGothic" w:cs="BIZ UDPGothic" w:eastAsia="BIZ UDPGothic" w:hAnsi="BIZ UDPGothic"/>
+                <w:color w:val="404040"/>
+                <w:sz w:val="18"/>
+                <w:szCs w:val="18"/>
+              </w:rPr>
+              <w:t xml:space="preserve">19</w:t>
+            </w:r>
+          </w:p>
+        </w:tc>
+        <w:tc>
+          <w:tcPr>
+            <w:tcW w:type="dxa" w:w="1901"/>
+            <w:tcBorders>
+              <w:top w:val="single" w:color="CCCCCC" w:sz="4"/>
+              <w:left w:val="single" w:color="CCCCCC" w:sz="4"/>
+              <w:bottom w:val="single" w:color="CCCCCC" w:sz="4"/>
+              <w:right w:val="single" w:color="CCCCCC" w:sz="4"/>
+            </w:tcBorders>
+            <w:shd w:fill="FFFFFF" w:val="clear"/>
+            <w:tcMar>
+              <w:top w:type="dxa" w:w="80"/>
+              <w:left w:type="dxa" w:w="120"/>
+              <w:bottom w:type="dxa" w:w="80"/>
+              <w:right w:type="dxa" w:w="120"/>
+            </w:tcMar>
+          </w:tcPr>
+          <w:p>
+            <w:pPr>
+              <w:spacing w:before="0" w:after="0"/>
+            </w:pPr>
+            <w:r>
+              <w:rPr>
+                <w:rFonts w:ascii="BIZ UDPGothic" w:cs="BIZ UDPGothic" w:eastAsia="BIZ UDPGothic" w:hAnsi="BIZ UDPGothic"/>
+                <w:color w:val="404040"/>
+                <w:sz w:val="18"/>
+                <w:szCs w:val="18"/>
+              </w:rPr>
+              <w:t xml:space="preserve">web-be rootアプリ実行修正</w:t>
+            </w:r>
+          </w:p>
+        </w:tc>
+        <w:tc>
+          <w:tcPr>
+            <w:tcW w:type="dxa" w:w="1901"/>
+            <w:tcBorders>
+              <w:top w:val="single" w:color="CCCCCC" w:sz="4"/>
+              <w:left w:val="single" w:color="CCCCCC" w:sz="4"/>
+              <w:bottom w:val="single" w:color="CCCCCC" w:sz="4"/>
+              <w:right w:val="single" w:color="CCCCCC" w:sz="4"/>
+            </w:tcBorders>
+            <w:shd w:fill="FFFFFF" w:val="clear"/>
+            <w:tcMar>
+              <w:top w:type="dxa" w:w="80"/>
+              <w:left w:type="dxa" w:w="120"/>
+              <w:bottom w:type="dxa" w:w="80"/>
+              <w:right w:type="dxa" w:w="120"/>
+            </w:tcMar>
+          </w:tcPr>
+          <w:p>
+            <w:pPr>
+              <w:spacing w:before="0" w:after="0"/>
+            </w:pPr>
+            <w:r>
+              <w:rPr>
+                <w:rFonts w:ascii="BIZ UDPGothic" w:cs="BIZ UDPGothic" w:eastAsia="BIZ UDPGothic" w:hAnsi="BIZ UDPGothic"/>
+                <w:color w:val="404040"/>
+                <w:sz w:val="18"/>
+                <w:szCs w:val="18"/>
+              </w:rPr>
+              <w:t xml:space="preserve">ishida JARをroot実行→専用ユーザーでsystemd化</w:t>
+            </w:r>
+          </w:p>
+        </w:tc>
+        <w:tc>
+          <w:tcPr>
+            <w:tcW w:type="dxa" w:w="1901"/>
+            <w:tcBorders>
+              <w:top w:val="single" w:color="CCCCCC" w:sz="4"/>
+              <w:left w:val="single" w:color="CCCCCC" w:sz="4"/>
+              <w:bottom w:val="single" w:color="CCCCCC" w:sz="4"/>
+              <w:right w:val="single" w:color="CCCCCC" w:sz="4"/>
+            </w:tcBorders>
+            <w:shd w:fill="FFFFFF" w:val="clear"/>
+            <w:tcMar>
+              <w:top w:type="dxa" w:w="80"/>
+              <w:left w:type="dxa" w:w="120"/>
+              <w:bottom w:type="dxa" w:w="80"/>
+              <w:right w:type="dxa" w:w="120"/>
+            </w:tcMar>
+          </w:tcPr>
+          <w:p>
+            <w:pPr>
+              <w:spacing w:before="0" w:after="0"/>
+            </w:pPr>
+            <w:r>
+              <w:rPr>
+                <w:rFonts w:ascii="BIZ UDPGothic" w:cs="BIZ UDPGothic" w:eastAsia="BIZ UDPGothic" w:hAnsi="BIZ UDPGothic"/>
+                <w:color w:val="404040"/>
+                <w:sz w:val="18"/>
+                <w:szCs w:val="18"/>
+              </w:rPr>
+              <w:t xml:space="preserve">1.5d</w:t>
+            </w:r>
+          </w:p>
+        </w:tc>
+        <w:tc>
+          <w:tcPr>
+            <w:tcW w:type="dxa" w:w="1902"/>
+            <w:tcBorders>
+              <w:top w:val="single" w:color="CCCCCC" w:sz="4"/>
+              <w:left w:val="single" w:color="CCCCCC" w:sz="4"/>
+              <w:bottom w:val="single" w:color="CCCCCC" w:sz="4"/>
+              <w:right w:val="single" w:color="CCCCCC" w:sz="4"/>
+            </w:tcBorders>
+            <w:shd w:fill="FFFFFF" w:val="clear"/>
+            <w:tcMar>
+              <w:top w:type="dxa" w:w="80"/>
+              <w:left w:type="dxa" w:w="120"/>
+              <w:bottom w:type="dxa" w:w="80"/>
+              <w:right w:type="dxa" w:w="120"/>
+            </w:tcMar>
+          </w:tcPr>
+          <w:p>
+            <w:pPr>
+              <w:spacing w:before="0" w:after="0"/>
+            </w:pPr>
+            <w:r>
+              <w:rPr>
+                <w:rFonts w:ascii="BIZ UDPGothic" w:cs="BIZ UDPGothic" w:eastAsia="BIZ UDPGothic" w:hAnsi="BIZ UDPGothic"/>
+                <w:color w:val="404040"/>
+                <w:sz w:val="18"/>
+                <w:szCs w:val="18"/>
+              </w:rPr>
+              <w:t xml:space="preserve">中</w:t>
+            </w:r>
+          </w:p>
+        </w:tc>
+      </w:tr>
+      <w:tr>
+        <w:trPr>
+          <w:cantSplit/>
+        </w:trPr>
+        <w:tc>
+          <w:tcPr>
+            <w:tcW w:type="dxa" w:w="1901"/>
+            <w:tcBorders>
+              <w:top w:val="single" w:color="CCCCCC" w:sz="4"/>
+              <w:left w:val="single" w:color="CCCCCC" w:sz="4"/>
+              <w:bottom w:val="single" w:color="CCCCCC" w:sz="4"/>
+              <w:right w:val="single" w:color="CCCCCC" w:sz="4"/>
+            </w:tcBorders>
+            <w:shd w:fill="FFFFFF" w:val="clear"/>
+            <w:tcMar>
+              <w:top w:type="dxa" w:w="80"/>
+              <w:left w:type="dxa" w:w="120"/>
+              <w:bottom w:type="dxa" w:w="80"/>
+              <w:right w:type="dxa" w:w="120"/>
+            </w:tcMar>
+          </w:tcPr>
+          <w:p>
+            <w:pPr>
+              <w:spacing w:before="0" w:after="0"/>
+            </w:pPr>
+            <w:r>
+              <w:rPr>
+                <w:rFonts w:ascii="BIZ UDPGothic" w:cs="BIZ UDPGothic" w:eastAsia="BIZ UDPGothic" w:hAnsi="BIZ UDPGothic"/>
+                <w:color w:val="404040"/>
+                <w:sz w:val="18"/>
+                <w:szCs w:val="18"/>
+              </w:rPr>
+              <w:t xml:space="preserve">21</w:t>
+            </w:r>
+          </w:p>
+        </w:tc>
+        <w:tc>
+          <w:tcPr>
+            <w:tcW w:type="dxa" w:w="1901"/>
+            <w:tcBorders>
+              <w:top w:val="single" w:color="CCCCCC" w:sz="4"/>
+              <w:left w:val="single" w:color="CCCCCC" w:sz="4"/>
+              <w:bottom w:val="single" w:color="CCCCCC" w:sz="4"/>
+              <w:right w:val="single" w:color="CCCCCC" w:sz="4"/>
+            </w:tcBorders>
+            <w:shd w:fill="FFFFFF" w:val="clear"/>
+            <w:tcMar>
+              <w:top w:type="dxa" w:w="80"/>
+              <w:left w:type="dxa" w:w="120"/>
+              <w:bottom w:type="dxa" w:w="80"/>
+              <w:right w:type="dxa" w:w="120"/>
+            </w:tcMar>
+          </w:tcPr>
+          <w:p>
+            <w:pPr>
+              <w:spacing w:before="0" w:after="0"/>
+            </w:pPr>
+            <w:r>
+              <w:rPr>
+                <w:rFonts w:ascii="BIZ UDPGothic" w:cs="BIZ UDPGothic" w:eastAsia="BIZ UDPGothic" w:hAnsi="BIZ UDPGothic"/>
+                <w:color w:val="404040"/>
+                <w:sz w:val="18"/>
+                <w:szCs w:val="18"/>
+              </w:rPr>
+              <w:t xml:space="preserve">SFTP秘密鍵更新</w:t>
+            </w:r>
+          </w:p>
+        </w:tc>
+        <w:tc>
+          <w:tcPr>
+            <w:tcW w:type="dxa" w:w="1901"/>
+            <w:tcBorders>
+              <w:top w:val="single" w:color="CCCCCC" w:sz="4"/>
+              <w:left w:val="single" w:color="CCCCCC" w:sz="4"/>
+              <w:bottom w:val="single" w:color="CCCCCC" w:sz="4"/>
+              <w:right w:val="single" w:color="CCCCCC" w:sz="4"/>
+            </w:tcBorders>
+            <w:shd w:fill="FFFFFF" w:val="clear"/>
+            <w:tcMar>
+              <w:top w:type="dxa" w:w="80"/>
+              <w:left w:type="dxa" w:w="120"/>
+              <w:bottom w:type="dxa" w:w="80"/>
+              <w:right w:type="dxa" w:w="120"/>
+            </w:tcMar>
+          </w:tcPr>
+          <w:p>
+            <w:pPr>
+              <w:spacing w:before="0" w:after="0"/>
+            </w:pPr>
+            <w:r>
+              <w:rPr>
+                <w:rFonts w:ascii="BIZ UDPGothic" w:cs="BIZ UDPGothic" w:eastAsia="BIZ UDPGothic" w:hAnsi="BIZ UDPGothic"/>
+                <w:color w:val="404040"/>
+                <w:sz w:val="18"/>
+                <w:szCs w:val="18"/>
+              </w:rPr>
+              <w:t xml:space="preserve">ksm-posstg-sm-sftp PRIVATE_KEY="test"→正規鍵更新</w:t>
+            </w:r>
+          </w:p>
+        </w:tc>
+        <w:tc>
+          <w:tcPr>
+            <w:tcW w:type="dxa" w:w="1901"/>
+            <w:tcBorders>
+              <w:top w:val="single" w:color="CCCCCC" w:sz="4"/>
+              <w:left w:val="single" w:color="CCCCCC" w:sz="4"/>
+              <w:bottom w:val="single" w:color="CCCCCC" w:sz="4"/>
+              <w:right w:val="single" w:color="CCCCCC" w:sz="4"/>
+            </w:tcBorders>
+            <w:shd w:fill="FFFFFF" w:val="clear"/>
+            <w:tcMar>
+              <w:top w:type="dxa" w:w="80"/>
+              <w:left w:type="dxa" w:w="120"/>
+              <w:bottom w:type="dxa" w:w="80"/>
+              <w:right w:type="dxa" w:w="120"/>
+            </w:tcMar>
+          </w:tcPr>
+          <w:p>
+            <w:pPr>
+              <w:spacing w:before="0" w:after="0"/>
+            </w:pPr>
+            <w:r>
+              <w:rPr>
+                <w:rFonts w:ascii="BIZ UDPGothic" w:cs="BIZ UDPGothic" w:eastAsia="BIZ UDPGothic" w:hAnsi="BIZ UDPGothic"/>
+                <w:color w:val="404040"/>
+                <w:sz w:val="18"/>
+                <w:szCs w:val="18"/>
+              </w:rPr>
+              <w:t xml:space="preserve">1d</w:t>
+            </w:r>
+          </w:p>
+        </w:tc>
+        <w:tc>
+          <w:tcPr>
+            <w:tcW w:type="dxa" w:w="1902"/>
+            <w:tcBorders>
+              <w:top w:val="single" w:color="CCCCCC" w:sz="4"/>
+              <w:left w:val="single" w:color="CCCCCC" w:sz="4"/>
+              <w:bottom w:val="single" w:color="CCCCCC" w:sz="4"/>
+              <w:right w:val="single" w:color="CCCCCC" w:sz="4"/>
+            </w:tcBorders>
+            <w:shd w:fill="FFFFFF" w:val="clear"/>
+            <w:tcMar>
+              <w:top w:type="dxa" w:w="80"/>
+              <w:left w:type="dxa" w:w="120"/>
+              <w:bottom w:type="dxa" w:w="80"/>
+              <w:right w:type="dxa" w:w="120"/>
+            </w:tcMar>
+          </w:tcPr>
+          <w:p>
+            <w:pPr>
+              <w:spacing w:before="0" w:after="0"/>
+            </w:pPr>
+            <w:r>
+              <w:rPr>
+                <w:rFonts w:ascii="BIZ UDPGothic" w:cs="BIZ UDPGothic" w:eastAsia="BIZ UDPGothic" w:hAnsi="BIZ UDPGothic"/>
+                <w:color w:val="404040"/>
+                <w:sz w:val="18"/>
+                <w:szCs w:val="18"/>
+              </w:rPr>
+              <w:t xml:space="preserve">中</w:t>
+            </w:r>
+          </w:p>
+        </w:tc>
+      </w:tr>
+      <w:tr>
+        <w:trPr>
+          <w:cantSplit/>
+        </w:trPr>
+        <w:tc>
+          <w:tcPr>
+            <w:tcW w:type="dxa" w:w="1901"/>
+            <w:tcBorders>
+              <w:top w:val="single" w:color="CCCCCC" w:sz="4"/>
+              <w:left w:val="single" w:color="CCCCCC" w:sz="4"/>
+              <w:bottom w:val="single" w:color="CCCCCC" w:sz="4"/>
+              <w:right w:val="single" w:color="CCCCCC" w:sz="4"/>
+            </w:tcBorders>
+            <w:shd w:fill="FFFFFF" w:val="clear"/>
+            <w:tcMar>
+              <w:top w:type="dxa" w:w="80"/>
+              <w:left w:type="dxa" w:w="120"/>
+              <w:bottom w:type="dxa" w:w="80"/>
+              <w:right w:type="dxa" w:w="120"/>
+            </w:tcMar>
+          </w:tcPr>
+          <w:p>
+            <w:pPr>
+              <w:spacing w:before="0" w:after="0"/>
+            </w:pPr>
+            <w:r>
+              <w:rPr>
+                <w:rFonts w:ascii="BIZ UDPGothic" w:cs="BIZ UDPGothic" w:eastAsia="BIZ UDPGothic" w:hAnsi="BIZ UDPGothic"/>
+                <w:color w:val="404040"/>
+                <w:sz w:val="18"/>
+                <w:szCs w:val="18"/>
+              </w:rPr>
+              <w:t xml:space="preserve">24</w:t>
+            </w:r>
+          </w:p>
+        </w:tc>
+        <w:tc>
+          <w:tcPr>
+            <w:tcW w:type="dxa" w:w="1901"/>
+            <w:tcBorders>
+              <w:top w:val="single" w:color="CCCCCC" w:sz="4"/>
+              <w:left w:val="single" w:color="CCCCCC" w:sz="4"/>
+              <w:bottom w:val="single" w:color="CCCCCC" w:sz="4"/>
+              <w:right w:val="single" w:color="CCCCCC" w:sz="4"/>
+            </w:tcBorders>
+            <w:shd w:fill="FFFFFF" w:val="clear"/>
+            <w:tcMar>
+              <w:top w:type="dxa" w:w="80"/>
+              <w:left w:type="dxa" w:w="120"/>
+              <w:bottom w:type="dxa" w:w="80"/>
+              <w:right w:type="dxa" w:w="120"/>
+            </w:tcMar>
+          </w:tcPr>
+          <w:p>
+            <w:pPr>
+              <w:spacing w:before="0" w:after="0"/>
+            </w:pPr>
+            <w:r>
+              <w:rPr>
+                <w:rFonts w:ascii="BIZ UDPGothic" w:cs="BIZ UDPGothic" w:eastAsia="BIZ UDPGothic" w:hAnsi="BIZ UDPGothic"/>
+                <w:color w:val="404040"/>
+                <w:sz w:val="18"/>
+                <w:szCs w:val="18"/>
+              </w:rPr>
+              <w:t xml:space="preserve">sent-email Lambda ENV修正</w:t>
+            </w:r>
+          </w:p>
+        </w:tc>
+        <w:tc>
+          <w:tcPr>
+            <w:tcW w:type="dxa" w:w="1901"/>
+            <w:tcBorders>
+              <w:top w:val="single" w:color="CCCCCC" w:sz="4"/>
+              <w:left w:val="single" w:color="CCCCCC" w:sz="4"/>
+              <w:bottom w:val="single" w:color="CCCCCC" w:sz="4"/>
+              <w:right w:val="single" w:color="CCCCCC" w:sz="4"/>
+            </w:tcBorders>
+            <w:shd w:fill="FFFFFF" w:val="clear"/>
+            <w:tcMar>
+              <w:top w:type="dxa" w:w="80"/>
+              <w:left w:type="dxa" w:w="120"/>
+              <w:bottom w:type="dxa" w:w="80"/>
+              <w:right w:type="dxa" w:w="120"/>
+            </w:tcMar>
+          </w:tcPr>
+          <w:p>
+            <w:pPr>
+              <w:spacing w:before="0" w:after="0"/>
+            </w:pPr>
+            <w:r>
+              <w:rPr>
+                <w:rFonts w:ascii="BIZ UDPGothic" w:cs="BIZ UDPGothic" w:eastAsia="BIZ UDPGothic" w:hAnsi="BIZ UDPGothic"/>
+                <w:color w:val="404040"/>
+                <w:sz w:val="18"/>
+                <w:szCs w:val="18"/>
+              </w:rPr>
+              <w:t xml:space="preserve">SNS_TOPIC_ARNがksm-posspk(削除候補)参照→ksm-posstg更新</w:t>
+            </w:r>
+          </w:p>
+        </w:tc>
+        <w:tc>
+          <w:tcPr>
+            <w:tcW w:type="dxa" w:w="1901"/>
+            <w:tcBorders>
+              <w:top w:val="single" w:color="CCCCCC" w:sz="4"/>
+              <w:left w:val="single" w:color="CCCCCC" w:sz="4"/>
+              <w:bottom w:val="single" w:color="CCCCCC" w:sz="4"/>
+              <w:right w:val="single" w:color="CCCCCC" w:sz="4"/>
+            </w:tcBorders>
+            <w:shd w:fill="FFFFFF" w:val="clear"/>
+            <w:tcMar>
+              <w:top w:type="dxa" w:w="80"/>
+              <w:left w:type="dxa" w:w="120"/>
+              <w:bottom w:type="dxa" w:w="80"/>
+              <w:right w:type="dxa" w:w="120"/>
+            </w:tcMar>
+          </w:tcPr>
+          <w:p>
+            <w:pPr>
+              <w:spacing w:before="0" w:after="0"/>
+            </w:pPr>
+            <w:r>
+              <w:rPr>
+                <w:rFonts w:ascii="BIZ UDPGothic" w:cs="BIZ UDPGothic" w:eastAsia="BIZ UDPGothic" w:hAnsi="BIZ UDPGothic"/>
+                <w:color w:val="404040"/>
+                <w:sz w:val="18"/>
+                <w:szCs w:val="18"/>
+              </w:rPr>
+              <w:t xml:space="preserve">0.5d</w:t>
+            </w:r>
+          </w:p>
+        </w:tc>
+        <w:tc>
+          <w:tcPr>
+            <w:tcW w:type="dxa" w:w="1902"/>
+            <w:tcBorders>
+              <w:top w:val="single" w:color="CCCCCC" w:sz="4"/>
+              <w:left w:val="single" w:color="CCCCCC" w:sz="4"/>
+              <w:bottom w:val="single" w:color="CCCCCC" w:sz="4"/>
+              <w:right w:val="single" w:color="CCCCCC" w:sz="4"/>
+            </w:tcBorders>
+            <w:shd w:fill="FFFFFF" w:val="clear"/>
+            <w:tcMar>
+              <w:top w:type="dxa" w:w="80"/>
+              <w:left w:type="dxa" w:w="120"/>
+              <w:bottom w:type="dxa" w:w="80"/>
+              <w:right w:type="dxa" w:w="120"/>
+            </w:tcMar>
+          </w:tcPr>
+          <w:p>
+            <w:pPr>
+              <w:spacing w:before="0" w:after="0"/>
+            </w:pPr>
+            <w:r>
+              <w:rPr>
+                <w:rFonts w:ascii="BIZ UDPGothic" w:cs="BIZ UDPGothic" w:eastAsia="BIZ UDPGothic" w:hAnsi="BIZ UDPGothic"/>
+                <w:color w:val="404040"/>
+                <w:sz w:val="18"/>
+                <w:szCs w:val="18"/>
+              </w:rPr>
+              <w:t xml:space="preserve">低</w:t>
+            </w:r>
+          </w:p>
+        </w:tc>
+      </w:tr>
+      <w:tr>
+        <w:trPr>
+          <w:cantSplit/>
+        </w:trPr>
+        <w:tc>
+          <w:tcPr>
+            <w:tcW w:type="dxa" w:w="1901"/>
+            <w:tcBorders>
+              <w:top w:val="single" w:color="CCCCCC" w:sz="4"/>
+              <w:left w:val="single" w:color="CCCCCC" w:sz="4"/>
+              <w:bottom w:val="single" w:color="CCCCCC" w:sz="4"/>
+              <w:right w:val="single" w:color="CCCCCC" w:sz="4"/>
+            </w:tcBorders>
+            <w:shd w:fill="FFFFFF" w:val="clear"/>
+            <w:tcMar>
+              <w:top w:type="dxa" w:w="80"/>
+              <w:left w:type="dxa" w:w="120"/>
+              <w:bottom w:type="dxa" w:w="80"/>
+              <w:right w:type="dxa" w:w="120"/>
+            </w:tcMar>
+          </w:tcPr>
+          <w:p>
+            <w:pPr>
+              <w:spacing w:before="0" w:after="0"/>
+            </w:pPr>
+            <w:r>
+              <w:rPr>
+                <w:rFonts w:ascii="BIZ UDPGothic" w:cs="BIZ UDPGothic" w:eastAsia="BIZ UDPGothic" w:hAnsi="BIZ UDPGothic"/>
+                <w:color w:val="404040"/>
+                <w:sz w:val="18"/>
+                <w:szCs w:val="18"/>
+              </w:rPr>
+              <w:t xml:space="preserve">27</w:t>
+            </w:r>
+          </w:p>
+        </w:tc>
+        <w:tc>
+          <w:tcPr>
+            <w:tcW w:type="dxa" w:w="1901"/>
+            <w:tcBorders>
+              <w:top w:val="single" w:color="CCCCCC" w:sz="4"/>
+              <w:left w:val="single" w:color="CCCCCC" w:sz="4"/>
+              <w:bottom w:val="single" w:color="CCCCCC" w:sz="4"/>
+              <w:right w:val="single" w:color="CCCCCC" w:sz="4"/>
+            </w:tcBorders>
+            <w:shd w:fill="FFFFFF" w:val="clear"/>
+            <w:tcMar>
+              <w:top w:type="dxa" w:w="80"/>
+              <w:left w:type="dxa" w:w="120"/>
+              <w:bottom w:type="dxa" w:w="80"/>
+              <w:right w:type="dxa" w:w="120"/>
+            </w:tcMar>
+          </w:tcPr>
+          <w:p>
+            <w:pPr>
+              <w:spacing w:before="0" w:after="0"/>
+            </w:pPr>
+            <w:r>
+              <w:rPr>
+                <w:rFonts w:ascii="BIZ UDPGothic" w:cs="BIZ UDPGothic" w:eastAsia="BIZ UDPGothic" w:hAnsi="BIZ UDPGothic"/>
+                <w:color w:val="404040"/>
+                <w:sz w:val="18"/>
+                <w:szCs w:val="18"/>
+              </w:rPr>
+              <w:t xml:space="preserve">kiyohara_s3access キー整理</w:t>
+            </w:r>
+          </w:p>
+        </w:tc>
+        <w:tc>
+          <w:tcPr>
+            <w:tcW w:type="dxa" w:w="1901"/>
+            <w:tcBorders>
+              <w:top w:val="single" w:color="CCCCCC" w:sz="4"/>
+              <w:left w:val="single" w:color="CCCCCC" w:sz="4"/>
+              <w:bottom w:val="single" w:color="CCCCCC" w:sz="4"/>
+              <w:right w:val="single" w:color="CCCCCC" w:sz="4"/>
+            </w:tcBorders>
+            <w:shd w:fill="FFFFFF" w:val="clear"/>
+            <w:tcMar>
+              <w:top w:type="dxa" w:w="80"/>
+              <w:left w:type="dxa" w:w="120"/>
+              <w:bottom w:type="dxa" w:w="80"/>
+              <w:right w:type="dxa" w:w="120"/>
+            </w:tcMar>
+          </w:tcPr>
+          <w:p>
+            <w:pPr>
+              <w:spacing w:before="0" w:after="0"/>
+            </w:pPr>
+            <w:r>
+              <w:rPr>
+                <w:rFonts w:ascii="BIZ UDPGothic" w:cs="BIZ UDPGothic" w:eastAsia="BIZ UDPGothic" w:hAnsi="BIZ UDPGothic"/>
+                <w:color w:val="404040"/>
+                <w:sz w:val="18"/>
+                <w:szCs w:val="18"/>
+              </w:rPr>
+              <w:t xml:space="preserve">Active アクセスキー2本→古い方削除</w:t>
+            </w:r>
+          </w:p>
+        </w:tc>
+        <w:tc>
+          <w:tcPr>
+            <w:tcW w:type="dxa" w:w="1901"/>
+            <w:tcBorders>
+              <w:top w:val="single" w:color="CCCCCC" w:sz="4"/>
+              <w:left w:val="single" w:color="CCCCCC" w:sz="4"/>
+              <w:bottom w:val="single" w:color="CCCCCC" w:sz="4"/>
+              <w:right w:val="single" w:color="CCCCCC" w:sz="4"/>
+            </w:tcBorders>
+            <w:shd w:fill="FFFFFF" w:val="clear"/>
+            <w:tcMar>
+              <w:top w:type="dxa" w:w="80"/>
+              <w:left w:type="dxa" w:w="120"/>
+              <w:bottom w:type="dxa" w:w="80"/>
+              <w:right w:type="dxa" w:w="120"/>
+            </w:tcMar>
+          </w:tcPr>
+          <w:p>
+            <w:pPr>
+              <w:spacing w:before="0" w:after="0"/>
+            </w:pPr>
+            <w:r>
+              <w:rPr>
+                <w:rFonts w:ascii="BIZ UDPGothic" w:cs="BIZ UDPGothic" w:eastAsia="BIZ UDPGothic" w:hAnsi="BIZ UDPGothic"/>
+                <w:color w:val="404040"/>
+                <w:sz w:val="18"/>
+                <w:szCs w:val="18"/>
+              </w:rPr>
+              <w:t xml:space="preserve">0.5d</w:t>
+            </w:r>
+          </w:p>
+        </w:tc>
+        <w:tc>
+          <w:tcPr>
+            <w:tcW w:type="dxa" w:w="1902"/>
+            <w:tcBorders>
+              <w:top w:val="single" w:color="CCCCCC" w:sz="4"/>
+              <w:left w:val="single" w:color="CCCCCC" w:sz="4"/>
+              <w:bottom w:val="single" w:color="CCCCCC" w:sz="4"/>
+              <w:right w:val="single" w:color="CCCCCC" w:sz="4"/>
+            </w:tcBorders>
+            <w:shd w:fill="FFFFFF" w:val="clear"/>
+            <w:tcMar>
+              <w:top w:type="dxa" w:w="80"/>
+              <w:left w:type="dxa" w:w="120"/>
+              <w:bottom w:type="dxa" w:w="80"/>
+              <w:right w:type="dxa" w:w="120"/>
+            </w:tcMar>
+          </w:tcPr>
+          <w:p>
+            <w:pPr>
+              <w:spacing w:before="0" w:after="0"/>
+            </w:pPr>
+            <w:r>
+              <w:rPr>
+                <w:rFonts w:ascii="BIZ UDPGothic" w:cs="BIZ UDPGothic" w:eastAsia="BIZ UDPGothic" w:hAnsi="BIZ UDPGothic"/>
+                <w:color w:val="404040"/>
+                <w:sz w:val="18"/>
+                <w:szCs w:val="18"/>
+              </w:rPr>
+              <w:t xml:space="preserve">低</w:t>
+            </w:r>
+          </w:p>
+        </w:tc>
+      </w:tr>
+      <w:tr>
+        <w:trPr>
+          <w:cantSplit/>
+        </w:trPr>
+        <w:tc>
+          <w:tcPr>
+            <w:tcW w:type="dxa" w:w="1901"/>
+            <w:tcBorders>
+              <w:top w:val="single" w:color="CCCCCC" w:sz="4"/>
+              <w:left w:val="single" w:color="CCCCCC" w:sz="4"/>
+              <w:bottom w:val="single" w:color="CCCCCC" w:sz="4"/>
+              <w:right w:val="single" w:color="CCCCCC" w:sz="4"/>
+            </w:tcBorders>
+            <w:shd w:fill="FFFFFF" w:val="clear"/>
+            <w:tcMar>
+              <w:top w:type="dxa" w:w="80"/>
+              <w:left w:type="dxa" w:w="120"/>
+              <w:bottom w:type="dxa" w:w="80"/>
+              <w:right w:type="dxa" w:w="120"/>
+            </w:tcMar>
+          </w:tcPr>
+          <w:p>
+            <w:pPr>
+              <w:spacing w:before="0" w:after="0"/>
+            </w:pPr>
+            <w:r>
+              <w:rPr>
+                <w:rFonts w:ascii="BIZ UDPGothic" w:cs="BIZ UDPGothic" w:eastAsia="BIZ UDPGothic" w:hAnsi="BIZ UDPGothic"/>
+                <w:color w:val="404040"/>
+                <w:sz w:val="18"/>
+                <w:szCs w:val="18"/>
+              </w:rPr>
+              <w:t xml:space="preserve">30</w:t>
+            </w:r>
+          </w:p>
+        </w:tc>
+        <w:tc>
+          <w:tcPr>
+            <w:tcW w:type="dxa" w:w="1901"/>
+            <w:tcBorders>
+              <w:top w:val="single" w:color="CCCCCC" w:sz="4"/>
+              <w:left w:val="single" w:color="CCCCCC" w:sz="4"/>
+              <w:bottom w:val="single" w:color="CCCCCC" w:sz="4"/>
+              <w:right w:val="single" w:color="CCCCCC" w:sz="4"/>
+            </w:tcBorders>
+            <w:shd w:fill="FFFFFF" w:val="clear"/>
+            <w:tcMar>
+              <w:top w:type="dxa" w:w="80"/>
+              <w:left w:type="dxa" w:w="120"/>
+              <w:bottom w:type="dxa" w:w="80"/>
+              <w:right w:type="dxa" w:w="120"/>
+            </w:tcMar>
+          </w:tcPr>
+          <w:p>
+            <w:pPr>
+              <w:spacing w:before="0" w:after="0"/>
+            </w:pPr>
+            <w:r>
+              <w:rPr>
+                <w:rFonts w:ascii="BIZ UDPGothic" w:cs="BIZ UDPGothic" w:eastAsia="BIZ UDPGothic" w:hAnsi="BIZ UDPGothic"/>
+                <w:color w:val="404040"/>
+                <w:sz w:val="18"/>
+                <w:szCs w:val="18"/>
+              </w:rPr>
+              <w:t xml:space="preserve">42_P003_history テーブル縮小</w:t>
+            </w:r>
+          </w:p>
+        </w:tc>
+        <w:tc>
+          <w:tcPr>
+            <w:tcW w:type="dxa" w:w="1901"/>
+            <w:tcBorders>
+              <w:top w:val="single" w:color="CCCCCC" w:sz="4"/>
+              <w:left w:val="single" w:color="CCCCCC" w:sz="4"/>
+              <w:bottom w:val="single" w:color="CCCCCC" w:sz="4"/>
+              <w:right w:val="single" w:color="CCCCCC" w:sz="4"/>
+            </w:tcBorders>
+            <w:shd w:fill="FFFFFF" w:val="clear"/>
+            <w:tcMar>
+              <w:top w:type="dxa" w:w="80"/>
+              <w:left w:type="dxa" w:w="120"/>
+              <w:bottom w:type="dxa" w:w="80"/>
+              <w:right w:type="dxa" w:w="120"/>
+            </w:tcMar>
+          </w:tcPr>
+          <w:p>
+            <w:pPr>
+              <w:spacing w:before="0" w:after="0"/>
+            </w:pPr>
+            <w:r>
+              <w:rPr>
+                <w:rFonts w:ascii="BIZ UDPGothic" w:cs="BIZ UDPGothic" w:eastAsia="BIZ UDPGothic" w:hAnsi="BIZ UDPGothic"/>
+                <w:color w:val="404040"/>
+                <w:sz w:val="18"/>
+                <w:szCs w:val="18"/>
+              </w:rPr>
+              <w:t xml:space="preserve">1億行32GB肥大化→古いデータDELETE。障害復旧</w:t>
+            </w:r>
+          </w:p>
+        </w:tc>
+        <w:tc>
+          <w:tcPr>
+            <w:tcW w:type="dxa" w:w="1901"/>
+            <w:tcBorders>
+              <w:top w:val="single" w:color="CCCCCC" w:sz="4"/>
+              <w:left w:val="single" w:color="CCCCCC" w:sz="4"/>
+              <w:bottom w:val="single" w:color="CCCCCC" w:sz="4"/>
+              <w:right w:val="single" w:color="CCCCCC" w:sz="4"/>
+            </w:tcBorders>
+            <w:shd w:fill="FFFFFF" w:val="clear"/>
+            <w:tcMar>
+              <w:top w:type="dxa" w:w="80"/>
+              <w:left w:type="dxa" w:w="120"/>
+              <w:bottom w:type="dxa" w:w="80"/>
+              <w:right w:type="dxa" w:w="120"/>
+            </w:tcMar>
+          </w:tcPr>
+          <w:p>
+            <w:pPr>
+              <w:spacing w:before="0" w:after="0"/>
+            </w:pPr>
+            <w:r>
+              <w:rPr>
+                <w:rFonts w:ascii="BIZ UDPGothic" w:cs="BIZ UDPGothic" w:eastAsia="BIZ UDPGothic" w:hAnsi="BIZ UDPGothic"/>
+                <w:color w:val="404040"/>
+                <w:sz w:val="18"/>
+                <w:szCs w:val="18"/>
+              </w:rPr>
+              <w:t xml:space="preserve">2d</w:t>
+            </w:r>
+          </w:p>
+        </w:tc>
+        <w:tc>
+          <w:tcPr>
+            <w:tcW w:type="dxa" w:w="1902"/>
+            <w:tcBorders>
+              <w:top w:val="single" w:color="CCCCCC" w:sz="4"/>
+              <w:left w:val="single" w:color="CCCCCC" w:sz="4"/>
+              <w:bottom w:val="single" w:color="CCCCCC" w:sz="4"/>
+              <w:right w:val="single" w:color="CCCCCC" w:sz="4"/>
+            </w:tcBorders>
+            <w:shd w:fill="FFFFFF" w:val="clear"/>
+            <w:tcMar>
+              <w:top w:type="dxa" w:w="80"/>
+              <w:left w:type="dxa" w:w="120"/>
+              <w:bottom w:type="dxa" w:w="80"/>
+              <w:right w:type="dxa" w:w="120"/>
+            </w:tcMar>
+          </w:tcPr>
+          <w:p>
+            <w:pPr>
+              <w:spacing w:before="0" w:after="0"/>
+            </w:pPr>
+            <w:r>
+              <w:rPr>
+                <w:rFonts w:ascii="BIZ UDPGothic" w:cs="BIZ UDPGothic" w:eastAsia="BIZ UDPGothic" w:hAnsi="BIZ UDPGothic"/>
+                <w:color w:val="404040"/>
+                <w:sz w:val="18"/>
+                <w:szCs w:val="18"/>
+              </w:rPr>
+              <w:t xml:space="preserve">高</w:t>
+            </w:r>
+          </w:p>
+        </w:tc>
+      </w:tr>
+    </w:tbl>
     <w:p>
       <w:pPr>
-        <w:spacing w:before="100" w:after="100"/>
-      </w:pPr>
-      <w:r>
-        <w:rPr>
-          <w:rFonts w:ascii="BIZ UDPGothic" w:cs="BIZ UDPGothic" w:eastAsia="BIZ UDPGothic" w:hAnsi="BIZ UDPGothic"/>
-          <w:color w:val="404040"/>
-          <w:sz w:val="18"/>
-          <w:szCs w:val="18"/>
-        </w:rPr>
-        <w:t xml:space="preserve">trong No.17〜30 của chỉ thị sửa đổi No.012.*</w:t>
-      </w:r>
-    </w:p>
-    <w:p>
-      <w:pPr>
-        <w:spacing w:before="100" w:after="100"/>
+        <w:pBdr>
+          <w:left w:val="thick" w:color="C8102E" w:sz="20" w:space="6"/>
+        </w:pBdr>
+        <w:spacing w:before="280" w:after="100"/>
       </w:pPr>
       <w:r>
         <w:rPr>
           <w:rFonts w:ascii="BIZ UDPGothic" w:cs="BIZ UDPGothic" w:eastAsia="BIZ UDPGothic" w:hAnsi="BIZ UDPGothic"/>
           <w:b/>
           <w:bCs/>
-          <w:color w:val="404040"/>
-          <w:sz w:val="18"/>
-          <w:szCs w:val="18"/>
-        </w:rPr>
-        <w:t xml:space="preserve">No.   改修タイトル */ Tiêu đề*      概要 */ Tổng quan*                                                      工数   リスク</w:t>
-      </w:r>
-    </w:p>
-    <w:p>
-      <w:pPr>
-        <w:spacing w:before="100" w:after="100"/>
-      </w:pPr>
-      <w:r>
-        <w:rPr>
-          <w:rFonts w:ascii="BIZ UDPGothic" w:cs="BIZ UDPGothic" w:eastAsia="BIZ UDPGothic" w:hAnsi="BIZ UDPGothic"/>
-          <w:color w:val="404040"/>
-          <w:sz w:val="18"/>
-          <w:szCs w:val="18"/>
-        </w:rPr>
-        <w:t xml:space="preserve">lượng*</w:t>
-      </w:r>
-    </w:p>
-    <w:p>
-      <w:pPr>
-        <w:spacing w:before="100" w:after="100"/>
-      </w:pPr>
-      <w:r>
-        <w:rPr>
-          <w:rFonts w:ascii="BIZ UDPGothic" w:cs="BIZ UDPGothic" w:eastAsia="BIZ UDPGothic" w:hAnsi="BIZ UDPGothic"/>
-          <w:color w:val="404040"/>
-          <w:sz w:val="18"/>
-          <w:szCs w:val="18"/>
-        </w:rPr>
-        <w:t xml:space="preserve">17        EventBridge別アカウント参照修正   eb-rule-copy-backup-sgが別アカウント(posspk)Lambda参照→同アカウントに修正   0.5d       中</w:t>
-      </w:r>
-    </w:p>
-    <w:p>
-      <w:pPr>
-        <w:spacing w:before="100" w:after="100"/>
-      </w:pPr>
-      <w:r>
-        <w:rPr>
-          <w:rFonts w:ascii="BIZ UDPGothic" w:cs="BIZ UDPGothic" w:eastAsia="BIZ UDPGothic" w:hAnsi="BIZ UDPGothic"/>
-          <w:color w:val="404040"/>
-          <w:sz w:val="18"/>
-          <w:szCs w:val="18"/>
-        </w:rPr>
-        <w:t xml:space="preserve">19        web-be rootアプリ実行修正         ishida JARをroot実行→専用ユーザーでsystemd化                                1.5d       中</w:t>
-      </w:r>
-    </w:p>
-    <w:p>
-      <w:pPr>
-        <w:spacing w:before="100" w:after="100"/>
-      </w:pPr>
-      <w:r>
-        <w:rPr>
-          <w:rFonts w:ascii="BIZ UDPGothic" w:cs="BIZ UDPGothic" w:eastAsia="BIZ UDPGothic" w:hAnsi="BIZ UDPGothic"/>
-          <w:color w:val="404040"/>
-          <w:sz w:val="18"/>
-          <w:szCs w:val="18"/>
-        </w:rPr>
-        <w:t xml:space="preserve">21        SFTP秘密鍵更新                    ksm-posstg-sm-sftp PRIVATE_KEY=\"test\"→正規鍵更新                          1d         中</w:t>
-      </w:r>
-    </w:p>
-    <w:p>
-      <w:pPr>
-        <w:spacing w:before="100" w:after="100"/>
-      </w:pPr>
-      <w:r>
-        <w:rPr>
-          <w:rFonts w:ascii="BIZ UDPGothic" w:cs="BIZ UDPGothic" w:eastAsia="BIZ UDPGothic" w:hAnsi="BIZ UDPGothic"/>
-          <w:color w:val="404040"/>
-          <w:sz w:val="18"/>
-          <w:szCs w:val="18"/>
-        </w:rPr>
-        <w:t xml:space="preserve">24        sent-email Lambda ENV修正         SNS_TOPIC_ARNがksm-posspk(削除候補)参照→ksm-posstg更新                      0.5d       低</w:t>
-      </w:r>
-    </w:p>
-    <w:p>
-      <w:pPr>
-        <w:spacing w:before="100" w:after="100"/>
-      </w:pPr>
-      <w:r>
-        <w:rPr>
-          <w:rFonts w:ascii="BIZ UDPGothic" w:cs="BIZ UDPGothic" w:eastAsia="BIZ UDPGothic" w:hAnsi="BIZ UDPGothic"/>
-          <w:color w:val="404040"/>
-          <w:sz w:val="18"/>
-          <w:szCs w:val="18"/>
-        </w:rPr>
-        <w:t xml:space="preserve">27        kiyohara_s3access キー整理        Active アクセスキー2本→古い方削除                                           0.5d       低</w:t>
-      </w:r>
-    </w:p>
-    <w:p>
-      <w:pPr>
-        <w:spacing w:before="100" w:after="100"/>
-      </w:pPr>
-      <w:r>
-        <w:rPr>
-          <w:rFonts w:ascii="BIZ UDPGothic" w:cs="BIZ UDPGothic" w:eastAsia="BIZ UDPGothic" w:hAnsi="BIZ UDPGothic"/>
-          <w:color w:val="404040"/>
-          <w:sz w:val="18"/>
-          <w:szCs w:val="18"/>
-        </w:rPr>
-        <w:t xml:space="preserve">30        42_P003_history テーブル縮小      1億行32GB肥大化→古いデータDELETE。障害復旧                                  2d         高</w:t>
+          <w:color w:val="C8102E"/>
+          <w:sz w:val="24"/>
+          <w:szCs w:val="24"/>
+        </w:rPr>
+        <w:t xml:space="preserve">■ No.17 EventBridge別アカウント参照修正</w:t>
+      </w:r>
+      <w:r>
+        <w:br/>
+      </w:r>
+      <w:r>
+        <w:rPr>
+          <w:rFonts w:ascii="BIZ UDPGothic" w:cs="BIZ UDPGothic" w:eastAsia="BIZ UDPGothic" w:hAnsi="BIZ UDPGothic"/>
+          <w:i/>
+          <w:iCs/>
+          <w:color w:val="AA3344"/>
+          <w:sz w:val="17"/>
+          <w:szCs w:val="17"/>
+        </w:rPr>
+        <w:t xml:space="preserve">　Sửa tham chiếu EventBridge sang tài khoản khác</w:t>
       </w:r>
     </w:p>
     <w:p>
@@ -1499,7 +2580,7 @@
           <w:sz w:val="24"/>
           <w:szCs w:val="24"/>
         </w:rPr>
-        <w:t xml:space="preserve">■ 改修内容</w:t>
+        <w:t xml:space="preserve">■ 対象 / Đối tượng</w:t>
       </w:r>
       <w:r>
         <w:br/>
@@ -1513,7 +2594,7 @@
           <w:sz w:val="17"/>
           <w:szCs w:val="17"/>
         </w:rPr>
-        <w:t xml:space="preserve">　Nội Dung Sửa Đổi</w:t>
+        <w:t xml:space="preserve">　</w:t>
       </w:r>
     </w:p>
     <w:p>
@@ -1523,1249 +2604,11 @@
       <w:r>
         <w:rPr>
           <w:rFonts w:ascii="BIZ UDPGothic" w:cs="BIZ UDPGothic" w:eastAsia="BIZ UDPGothic" w:hAnsi="BIZ UDPGothic"/>
-          <w:b/>
-          <w:bCs/>
-          <w:color w:val="C8102E"/>
-          <w:sz w:val="20"/>
-          <w:szCs w:val="20"/>
-        </w:rPr>
-        <w:t xml:space="preserve">■ No.17 EventBridge別アカウント参照修正</w:t>
-      </w:r>
-    </w:p>
-    <w:p>
-      <w:pPr>
-        <w:spacing w:before="100" w:after="100"/>
-      </w:pPr>
-      <w:r>
-        <w:rPr>
-          <w:rFonts w:ascii="BIZ UDPGothic" w:cs="BIZ UDPGothic" w:eastAsia="BIZ UDPGothic" w:hAnsi="BIZ UDPGothic"/>
-          <w:b/>
-          <w:bCs/>
-          <w:color w:val="C8102E"/>
-          <w:sz w:val="20"/>
-          <w:szCs w:val="20"/>
-        </w:rPr>
-        <w:t xml:space="preserve">■ 対象</w:t>
-      </w:r>
-    </w:p>
-    <w:p>
-      <w:pPr>
-        <w:spacing w:before="100" w:after="100"/>
-      </w:pPr>
-      <w:r>
-        <w:rPr>
-          <w:rFonts w:ascii="BIZ UDPGothic" w:cs="BIZ UDPGothic" w:eastAsia="BIZ UDPGothic" w:hAnsi="BIZ UDPGothic"/>
           <w:color w:val="404040"/>
           <w:sz w:val="18"/>
           <w:szCs w:val="18"/>
         </w:rPr>
         <w:t xml:space="preserve">STG: ksm-posstg-eb-rule-copy-backup-sg</w:t>
-      </w:r>
-    </w:p>
-    <w:p>
-      <w:pPr>
-        <w:spacing w:before="100" w:after="100"/>
-      </w:pPr>
-      <w:r>
-        <w:rPr>
-          <w:rFonts w:ascii="BIZ UDPGothic" w:cs="BIZ UDPGothic" w:eastAsia="BIZ UDPGothic" w:hAnsi="BIZ UDPGothic"/>
-          <w:b/>
-          <w:bCs/>
-          <w:color w:val="C8102E"/>
-          <w:sz w:val="20"/>
-          <w:szCs w:val="20"/>
-        </w:rPr>
-        <w:t xml:space="preserve">■ 現状・問題</w:t>
-      </w:r>
-    </w:p>
-    <w:p>
-      <w:pPr>
-        <w:spacing w:before="100" w:after="100"/>
-      </w:pPr>
-      <w:r>
-        <w:rPr>
-          <w:rFonts w:ascii="BIZ UDPGothic" w:cs="BIZ UDPGothic" w:eastAsia="BIZ UDPGothic" w:hAnsi="BIZ UDPGothic"/>
-          <w:color w:val="404040"/>
-          <w:sz w:val="18"/>
-          <w:szCs w:val="18"/>
-        </w:rPr>
-        <w:t xml:space="preserve">ターゲットが別アカウント（891376952870 = posspk開発環境）のLambda</w:t>
-      </w:r>
-    </w:p>
-    <w:p>
-      <w:pPr>
-        <w:spacing w:before="100" w:after="100"/>
-      </w:pPr>
-      <w:r>
-        <w:rPr>
-          <w:rFonts w:ascii="BIZ UDPGothic" w:cs="BIZ UDPGothic" w:eastAsia="BIZ UDPGothic" w:hAnsi="BIZ UDPGothic"/>
-          <w:color w:val="404040"/>
-          <w:sz w:val="18"/>
-          <w:szCs w:val="18"/>
-        </w:rPr>
-        <w:t xml:space="preserve">arn:aws:lambda:\...:891376952870:function:ksm-posspk-lmd-function-copy-backup-sg</w:t>
-      </w:r>
-    </w:p>
-    <w:p>
-      <w:pPr>
-        <w:spacing w:before="100" w:after="100"/>
-      </w:pPr>
-      <w:r>
-        <w:rPr>
-          <w:rFonts w:ascii="BIZ UDPGothic" w:cs="BIZ UDPGothic" w:eastAsia="BIZ UDPGothic" w:hAnsi="BIZ UDPGothic"/>
-          <w:color w:val="404040"/>
-          <w:sz w:val="18"/>
-          <w:szCs w:val="18"/>
-        </w:rPr>
-        <w:t xml:space="preserve">を参照している。同アカウントに同名Lambdaが存在する。 */ Target đang tham</w:t>
-      </w:r>
-    </w:p>
-    <w:p>
-      <w:pPr>
-        <w:spacing w:before="100" w:after="100"/>
-      </w:pPr>
-      <w:r>
-        <w:rPr>
-          <w:rFonts w:ascii="BIZ UDPGothic" w:cs="BIZ UDPGothic" w:eastAsia="BIZ UDPGothic" w:hAnsi="BIZ UDPGothic"/>
-          <w:color w:val="404040"/>
-          <w:sz w:val="18"/>
-          <w:szCs w:val="18"/>
-        </w:rPr>
-        <w:t xml:space="preserve">chiếu Lambda của tài khoản khác (891376952870 = posspk). Lambda cùng tên</w:t>
-      </w:r>
-    </w:p>
-    <w:p>
-      <w:pPr>
-        <w:spacing w:before="100" w:after="100"/>
-      </w:pPr>
-      <w:r>
-        <w:rPr>
-          <w:rFonts w:ascii="BIZ UDPGothic" w:cs="BIZ UDPGothic" w:eastAsia="BIZ UDPGothic" w:hAnsi="BIZ UDPGothic"/>
-          <w:color w:val="404040"/>
-          <w:sz w:val="18"/>
-          <w:szCs w:val="18"/>
-        </w:rPr>
-        <w:t xml:space="preserve">tồn tại trong cùng tài khoản.*</w:t>
-      </w:r>
-    </w:p>
-    <w:p>
-      <w:pPr>
-        <w:spacing w:before="100" w:after="100"/>
-      </w:pPr>
-      <w:r>
-        <w:rPr>
-          <w:rFonts w:ascii="BIZ UDPGothic" w:cs="BIZ UDPGothic" w:eastAsia="BIZ UDPGothic" w:hAnsi="BIZ UDPGothic"/>
-          <w:b/>
-          <w:bCs/>
-          <w:color w:val="C8102E"/>
-          <w:sz w:val="20"/>
-          <w:szCs w:val="20"/>
-        </w:rPr>
-        <w:t xml:space="preserve">■ 実行コマンド</w:t>
-      </w:r>
-    </w:p>
-    <w:p>
-      <w:pPr>
-        <w:spacing w:before="100" w:after="100"/>
-      </w:pPr>
-      <w:r>
-        <w:rPr>
-          <w:rFonts w:ascii="BIZ UDPGothic" w:cs="BIZ UDPGothic" w:eastAsia="BIZ UDPGothic" w:hAnsi="BIZ UDPGothic"/>
-          <w:b/>
-          <w:bCs/>
-          <w:color w:val="C8102E"/>
-          <w:sz w:val="20"/>
-          <w:szCs w:val="20"/>
-        </w:rPr>
-        <w:t xml:space="preserve">■ No.19 web-be rootアプリ実行修正</w:t>
-      </w:r>
-    </w:p>
-    <w:p>
-      <w:pPr>
-        <w:spacing w:before="100" w:after="100"/>
-      </w:pPr>
-      <w:r>
-        <w:rPr>
-          <w:rFonts w:ascii="BIZ UDPGothic" w:cs="BIZ UDPGothic" w:eastAsia="BIZ UDPGothic" w:hAnsi="BIZ UDPGothic"/>
-          <w:b/>
-          <w:bCs/>
-          <w:color w:val="C8102E"/>
-          <w:sz w:val="20"/>
-          <w:szCs w:val="20"/>
-        </w:rPr>
-        <w:t xml:space="preserve">■ 対象</w:t>
-      </w:r>
-    </w:p>
-    <w:p>
-      <w:pPr>
-        <w:spacing w:before="100" w:after="100"/>
-      </w:pPr>
-      <w:r>
-        <w:rPr>
-          <w:rFonts w:ascii="BIZ UDPGothic" w:cs="BIZ UDPGothic" w:eastAsia="BIZ UDPGothic" w:hAnsi="BIZ UDPGothic"/>
-          <w:color w:val="404040"/>
-          <w:sz w:val="18"/>
-          <w:szCs w:val="18"/>
-        </w:rPr>
-        <w:t xml:space="preserve">STG: EC2 i-06a74666e851e4d12 (web-be / 10.239.2.195)</w:t>
-      </w:r>
-    </w:p>
-    <w:p>
-      <w:pPr>
-        <w:spacing w:before="100" w:after="100"/>
-      </w:pPr>
-      <w:r>
-        <w:rPr>
-          <w:rFonts w:ascii="BIZ UDPGothic" w:cs="BIZ UDPGothic" w:eastAsia="BIZ UDPGothic" w:hAnsi="BIZ UDPGothic"/>
-          <w:b/>
-          <w:bCs/>
-          <w:color w:val="C8102E"/>
-          <w:sz w:val="20"/>
-          <w:szCs w:val="20"/>
-        </w:rPr>
-        <w:t xml:space="preserve">■ 現状・問題</w:t>
-      </w:r>
-    </w:p>
-    <w:p>
-      <w:pPr>
-        <w:spacing w:before="100" w:after="100"/>
-      </w:pPr>
-      <w:r>
-        <w:rPr>
-          <w:rFonts w:ascii="BIZ UDPGothic" w:cs="BIZ UDPGothic" w:eastAsia="BIZ UDPGothic" w:hAnsi="BIZ UDPGothic"/>
-          <w:color w:val="404040"/>
-          <w:sz w:val="18"/>
-          <w:szCs w:val="18"/>
-        </w:rPr>
-        <w:t xml:space="preserve">ishida-20251217-1.jar が root ユーザーで直接実行されている（java -jar</w:t>
-      </w:r>
-    </w:p>
-    <w:p>
-      <w:pPr>
-        <w:spacing w:before="100" w:after="100"/>
-      </w:pPr>
-      <w:r>
-        <w:rPr>
-          <w:rFonts w:ascii="BIZ UDPGothic" w:cs="BIZ UDPGothic" w:eastAsia="BIZ UDPGothic" w:hAnsi="BIZ UDPGothic"/>
-          <w:color w:val="404040"/>
-          <w:sz w:val="18"/>
-          <w:szCs w:val="18"/>
-        </w:rPr>
-        <w:t xml:space="preserve">ishida-20251217-1.jar</w:t>
-      </w:r>
-    </w:p>
-    <w:p>
-      <w:pPr>
-        <w:spacing w:before="100" w:after="100"/>
-      </w:pPr>
-      <w:r>
-        <w:rPr>
-          <w:rFonts w:ascii="BIZ UDPGothic" w:cs="BIZ UDPGothic" w:eastAsia="BIZ UDPGothic" w:hAnsi="BIZ UDPGothic"/>
-          <w:color w:val="404040"/>
-          <w:sz w:val="18"/>
-          <w:szCs w:val="18"/>
-        </w:rPr>
-        <w:t xml:space="preserve">\--server.port=8081）。アプリ侵害時にサーバー全体の乗っ取りが可能。 */</w:t>
-      </w:r>
-    </w:p>
-    <w:p>
-      <w:pPr>
-        <w:spacing w:before="100" w:after="100"/>
-      </w:pPr>
-      <w:r>
-        <w:rPr>
-          <w:rFonts w:ascii="BIZ UDPGothic" w:cs="BIZ UDPGothic" w:eastAsia="BIZ UDPGothic" w:hAnsi="BIZ UDPGothic"/>
-          <w:color w:val="404040"/>
-          <w:sz w:val="18"/>
-          <w:szCs w:val="18"/>
-        </w:rPr>
-        <w:t xml:space="preserve">ishida-20251217-1.jar đang được chạy trực tiếp bằng user root. Khi ứng</w:t>
-      </w:r>
-    </w:p>
-    <w:p>
-      <w:pPr>
-        <w:spacing w:before="100" w:after="100"/>
-      </w:pPr>
-      <w:r>
-        <w:rPr>
-          <w:rFonts w:ascii="BIZ UDPGothic" w:cs="BIZ UDPGothic" w:eastAsia="BIZ UDPGothic" w:hAnsi="BIZ UDPGothic"/>
-          <w:color w:val="404040"/>
-          <w:sz w:val="18"/>
-          <w:szCs w:val="18"/>
-        </w:rPr>
-        <w:t xml:space="preserve">dụng bị xâm phạm, có thể chiếm quyền toàn bộ server.*</w:t>
-      </w:r>
-    </w:p>
-    <w:p>
-      <w:pPr>
-        <w:spacing w:before="100" w:after="100"/>
-      </w:pPr>
-      <w:r>
-        <w:rPr>
-          <w:rFonts w:ascii="BIZ UDPGothic" w:cs="BIZ UDPGothic" w:eastAsia="BIZ UDPGothic" w:hAnsi="BIZ UDPGothic"/>
-          <w:b/>
-          <w:bCs/>
-          <w:color w:val="C8102E"/>
-          <w:sz w:val="20"/>
-          <w:szCs w:val="20"/>
-        </w:rPr>
-        <w:t xml:space="preserve">■ 改修手順</w:t>
-      </w:r>
-    </w:p>
-    <w:p>
-      <w:pPr>
-        <w:spacing w:before="100" w:after="100"/>
-      </w:pPr>
-      <w:r>
-        <w:rPr>
-          <w:rFonts w:ascii="BIZ UDPGothic" w:cs="BIZ UDPGothic" w:eastAsia="BIZ UDPGothic" w:hAnsi="BIZ UDPGothic"/>
-          <w:color w:val="404040"/>
-          <w:sz w:val="18"/>
-          <w:szCs w:val="18"/>
-        </w:rPr>
-        <w:t xml:space="preserve">&gt; ① 専用ユーザー ishida を作成 ② /opt/ishida/ にJAR・設定を移動 ③</w:t>
-      </w:r>
-    </w:p>
-    <w:p>
-      <w:pPr>
-        <w:spacing w:before="100" w:after="100"/>
-      </w:pPr>
-      <w:r>
-        <w:rPr>
-          <w:rFonts w:ascii="BIZ UDPGothic" w:cs="BIZ UDPGothic" w:eastAsia="BIZ UDPGothic" w:hAnsi="BIZ UDPGothic"/>
-          <w:color w:val="404040"/>
-          <w:sz w:val="18"/>
-          <w:szCs w:val="18"/>
-        </w:rPr>
-        <w:t xml:space="preserve">&gt; systemd サービスファイルを作成 ④ root プロセスを停止し、systemd</w:t>
-      </w:r>
-    </w:p>
-    <w:p>
-      <w:pPr>
-        <w:spacing w:before="100" w:after="100"/>
-      </w:pPr>
-      <w:r>
-        <w:rPr>
-          <w:rFonts w:ascii="BIZ UDPGothic" w:cs="BIZ UDPGothic" w:eastAsia="BIZ UDPGothic" w:hAnsi="BIZ UDPGothic"/>
-          <w:color w:val="404040"/>
-          <w:sz w:val="18"/>
-          <w:szCs w:val="18"/>
-        </w:rPr>
-        <w:t xml:space="preserve">&gt; で再起動 ⑤ 正常動作確認後、/home/dev/ の旧JARを整理 */ ① Tạo user</w:t>
-      </w:r>
-    </w:p>
-    <w:p>
-      <w:pPr>
-        <w:spacing w:before="100" w:after="100"/>
-      </w:pPr>
-      <w:r>
-        <w:rPr>
-          <w:rFonts w:ascii="BIZ UDPGothic" w:cs="BIZ UDPGothic" w:eastAsia="BIZ UDPGothic" w:hAnsi="BIZ UDPGothic"/>
-          <w:color w:val="404040"/>
-          <w:sz w:val="18"/>
-          <w:szCs w:val="18"/>
-        </w:rPr>
-        <w:t xml:space="preserve">&gt; chuyên dụng ishida ② Di chuyển JAR, cấu hình vào /opt/ishida/ ③ Tạo</w:t>
-      </w:r>
-    </w:p>
-    <w:p>
-      <w:pPr>
-        <w:spacing w:before="100" w:after="100"/>
-      </w:pPr>
-      <w:r>
-        <w:rPr>
-          <w:rFonts w:ascii="BIZ UDPGothic" w:cs="BIZ UDPGothic" w:eastAsia="BIZ UDPGothic" w:hAnsi="BIZ UDPGothic"/>
-          <w:color w:val="404040"/>
-          <w:sz w:val="18"/>
-          <w:szCs w:val="18"/>
-        </w:rPr>
-        <w:t xml:space="preserve">&gt; file systemd service ④ Dừng process root, khởi động lại bằng systemd ⑤</w:t>
-      </w:r>
-    </w:p>
-    <w:p>
-      <w:pPr>
-        <w:spacing w:before="100" w:after="100"/>
-      </w:pPr>
-      <w:r>
-        <w:rPr>
-          <w:rFonts w:ascii="BIZ UDPGothic" w:cs="BIZ UDPGothic" w:eastAsia="BIZ UDPGothic" w:hAnsi="BIZ UDPGothic"/>
-          <w:color w:val="404040"/>
-          <w:sz w:val="18"/>
-          <w:szCs w:val="18"/>
-        </w:rPr>
-        <w:t xml:space="preserve">&gt; Sau khi xác nhận hoạt động, dọn dẹp JAR cũ*</w:t>
-      </w:r>
-    </w:p>
-    <w:p>
-      <w:pPr>
-        <w:spacing w:before="100" w:after="100"/>
-      </w:pPr>
-      <w:r>
-        <w:rPr>
-          <w:rFonts w:ascii="BIZ UDPGothic" w:cs="BIZ UDPGothic" w:eastAsia="BIZ UDPGothic" w:hAnsi="BIZ UDPGothic"/>
-          <w:b/>
-          <w:bCs/>
-          <w:color w:val="C8102E"/>
-          <w:sz w:val="20"/>
-          <w:szCs w:val="20"/>
-        </w:rPr>
-        <w:t xml:space="preserve">■ No.21 SFTP秘密鍵更新</w:t>
-      </w:r>
-    </w:p>
-    <w:p>
-      <w:pPr>
-        <w:spacing w:before="100" w:after="100"/>
-      </w:pPr>
-      <w:r>
-        <w:rPr>
-          <w:rFonts w:ascii="BIZ UDPGothic" w:cs="BIZ UDPGothic" w:eastAsia="BIZ UDPGothic" w:hAnsi="BIZ UDPGothic"/>
-          <w:b/>
-          <w:bCs/>
-          <w:color w:val="C8102E"/>
-          <w:sz w:val="20"/>
-          <w:szCs w:val="20"/>
-        </w:rPr>
-        <w:t xml:space="preserve">■ 対象</w:t>
-      </w:r>
-    </w:p>
-    <w:p>
-      <w:pPr>
-        <w:spacing w:before="100" w:after="100"/>
-      </w:pPr>
-      <w:r>
-        <w:rPr>
-          <w:rFonts w:ascii="BIZ UDPGothic" w:cs="BIZ UDPGothic" w:eastAsia="BIZ UDPGothic" w:hAnsi="BIZ UDPGothic"/>
-          <w:color w:val="404040"/>
-          <w:sz w:val="18"/>
-          <w:szCs w:val="18"/>
-        </w:rPr>
-        <w:t xml:space="preserve">STG: Secrets Manager ksm-posstg-sm-sftp</w:t>
-      </w:r>
-    </w:p>
-    <w:p>
-      <w:pPr>
-        <w:spacing w:before="100" w:after="100"/>
-      </w:pPr>
-      <w:r>
-        <w:rPr>
-          <w:rFonts w:ascii="BIZ UDPGothic" w:cs="BIZ UDPGothic" w:eastAsia="BIZ UDPGothic" w:hAnsi="BIZ UDPGothic"/>
-          <w:b/>
-          <w:bCs/>
-          <w:color w:val="C8102E"/>
-          <w:sz w:val="20"/>
-          <w:szCs w:val="20"/>
-        </w:rPr>
-        <w:t xml:space="preserve">■ 現状・問題</w:t>
-      </w:r>
-    </w:p>
-    <w:p>
-      <w:pPr>
-        <w:spacing w:before="100" w:after="100"/>
-      </w:pPr>
-      <w:r>
-        <w:rPr>
-          <w:rFonts w:ascii="BIZ UDPGothic" w:cs="BIZ UDPGothic" w:eastAsia="BIZ UDPGothic" w:hAnsi="BIZ UDPGothic"/>
-          <w:color w:val="404040"/>
-          <w:sz w:val="18"/>
-          <w:szCs w:val="18"/>
-        </w:rPr>
-        <w:t xml:space="preserve">SFTP_PRIVATE_KEY の値が \"test\"（テスト値のまま）。sent-txt-file Lambda</w:t>
-      </w:r>
-    </w:p>
-    <w:p>
-      <w:pPr>
-        <w:spacing w:before="100" w:after="100"/>
-      </w:pPr>
-      <w:r>
-        <w:rPr>
-          <w:rFonts w:ascii="BIZ UDPGothic" w:cs="BIZ UDPGothic" w:eastAsia="BIZ UDPGothic" w:hAnsi="BIZ UDPGothic"/>
-          <w:color w:val="404040"/>
-          <w:sz w:val="18"/>
-          <w:szCs w:val="18"/>
-        </w:rPr>
-        <w:t xml:space="preserve">の石田ESLサーバーへのSFTP接続に使用される可能性がある。 */ Giá trị</w:t>
-      </w:r>
-    </w:p>
-    <w:p>
-      <w:pPr>
-        <w:spacing w:before="100" w:after="100"/>
-      </w:pPr>
-      <w:r>
-        <w:rPr>
-          <w:rFonts w:ascii="BIZ UDPGothic" w:cs="BIZ UDPGothic" w:eastAsia="BIZ UDPGothic" w:hAnsi="BIZ UDPGothic"/>
-          <w:color w:val="404040"/>
-          <w:sz w:val="18"/>
-          <w:szCs w:val="18"/>
-        </w:rPr>
-        <w:t xml:space="preserve">SFTP_PRIVATE_KEY là \"test\" (giá trị thử nghiệm). Có thể được sử dụng</w:t>
-      </w:r>
-    </w:p>
-    <w:p>
-      <w:pPr>
-        <w:spacing w:before="100" w:after="100"/>
-      </w:pPr>
-      <w:r>
-        <w:rPr>
-          <w:rFonts w:ascii="BIZ UDPGothic" w:cs="BIZ UDPGothic" w:eastAsia="BIZ UDPGothic" w:hAnsi="BIZ UDPGothic"/>
-          <w:color w:val="404040"/>
-          <w:sz w:val="18"/>
-          <w:szCs w:val="18"/>
-        </w:rPr>
-        <w:t xml:space="preserve">cho kết nối SFTP đến server ESL Ishida.*</w:t>
-      </w:r>
-    </w:p>
-    <w:p>
-      <w:pPr>
-        <w:spacing w:before="100" w:after="100"/>
-      </w:pPr>
-      <w:r>
-        <w:rPr>
-          <w:rFonts w:ascii="BIZ UDPGothic" w:cs="BIZ UDPGothic" w:eastAsia="BIZ UDPGothic" w:hAnsi="BIZ UDPGothic"/>
-          <w:b/>
-          <w:bCs/>
-          <w:color w:val="C8102E"/>
-          <w:sz w:val="20"/>
-          <w:szCs w:val="20"/>
-        </w:rPr>
-        <w:t xml:space="preserve">■ 改修手順</w:t>
-      </w:r>
-    </w:p>
-    <w:p>
-      <w:pPr>
-        <w:spacing w:before="100" w:after="100"/>
-      </w:pPr>
-      <w:r>
-        <w:rPr>
-          <w:rFonts w:ascii="BIZ UDPGothic" w:cs="BIZ UDPGothic" w:eastAsia="BIZ UDPGothic" w:hAnsi="BIZ UDPGothic"/>
-          <w:color w:val="404040"/>
-          <w:sz w:val="18"/>
-          <w:szCs w:val="18"/>
-        </w:rPr>
-        <w:t xml:space="preserve">&gt; ① 石田ESLサーバー向けのSSH鍵ペアを生成 ②</w:t>
-      </w:r>
-    </w:p>
-    <w:p>
-      <w:pPr>
-        <w:spacing w:before="100" w:after="100"/>
-      </w:pPr>
-      <w:r>
-        <w:rPr>
-          <w:rFonts w:ascii="BIZ UDPGothic" w:cs="BIZ UDPGothic" w:eastAsia="BIZ UDPGothic" w:hAnsi="BIZ UDPGothic"/>
-          <w:color w:val="404040"/>
-          <w:sz w:val="18"/>
-          <w:szCs w:val="18"/>
-        </w:rPr>
-        <w:t xml:space="preserve">&gt; 公開鍵を石田側に送付・登録依頼 ③ 秘密鍵をSecrets Managerに格納 ④</w:t>
-      </w:r>
-    </w:p>
-    <w:p>
-      <w:pPr>
-        <w:spacing w:before="100" w:after="100"/>
-      </w:pPr>
-      <w:r>
-        <w:rPr>
-          <w:rFonts w:ascii="BIZ UDPGothic" w:cs="BIZ UDPGothic" w:eastAsia="BIZ UDPGothic" w:hAnsi="BIZ UDPGothic"/>
-          <w:color w:val="404040"/>
-          <w:sz w:val="18"/>
-          <w:szCs w:val="18"/>
-        </w:rPr>
-        <w:t xml:space="preserve">&gt; sent-txt-file Lambda の接続テスト */ ① Tạo cặp khóa SSH cho server ESL</w:t>
-      </w:r>
-    </w:p>
-    <w:p>
-      <w:pPr>
-        <w:spacing w:before="100" w:after="100"/>
-      </w:pPr>
-      <w:r>
-        <w:rPr>
-          <w:rFonts w:ascii="BIZ UDPGothic" w:cs="BIZ UDPGothic" w:eastAsia="BIZ UDPGothic" w:hAnsi="BIZ UDPGothic"/>
-          <w:color w:val="404040"/>
-          <w:sz w:val="18"/>
-          <w:szCs w:val="18"/>
-        </w:rPr>
-        <w:t xml:space="preserve">&gt; Ishida ② Gửi public key cho Ishida để đăng ký ③ Lưu private key vào</w:t>
-      </w:r>
-    </w:p>
-    <w:p>
-      <w:pPr>
-        <w:spacing w:before="100" w:after="100"/>
-      </w:pPr>
-      <w:r>
-        <w:rPr>
-          <w:rFonts w:ascii="BIZ UDPGothic" w:cs="BIZ UDPGothic" w:eastAsia="BIZ UDPGothic" w:hAnsi="BIZ UDPGothic"/>
-          <w:color w:val="404040"/>
-          <w:sz w:val="18"/>
-          <w:szCs w:val="18"/>
-        </w:rPr>
-        <w:t xml:space="preserve">&gt; Secrets Manager ④ Test kết nối Lambda sent-txt-file*</w:t>
-      </w:r>
-    </w:p>
-    <w:p>
-      <w:pPr>
-        <w:spacing w:before="100" w:after="100"/>
-      </w:pPr>
-      <w:r>
-        <w:rPr>
-          <w:rFonts w:ascii="BIZ UDPGothic" w:cs="BIZ UDPGothic" w:eastAsia="BIZ UDPGothic" w:hAnsi="BIZ UDPGothic"/>
-          <w:b/>
-          <w:bCs/>
-          <w:color w:val="C8102E"/>
-          <w:sz w:val="20"/>
-          <w:szCs w:val="20"/>
-        </w:rPr>
-        <w:t xml:space="preserve">■ No.24 sent-email Lambda ENV修正</w:t>
-      </w:r>
-    </w:p>
-    <w:p>
-      <w:pPr>
-        <w:spacing w:before="100" w:after="100"/>
-      </w:pPr>
-      <w:r>
-        <w:rPr>
-          <w:rFonts w:ascii="BIZ UDPGothic" w:cs="BIZ UDPGothic" w:eastAsia="BIZ UDPGothic" w:hAnsi="BIZ UDPGothic"/>
-          <w:b/>
-          <w:bCs/>
-          <w:color w:val="C8102E"/>
-          <w:sz w:val="20"/>
-          <w:szCs w:val="20"/>
-        </w:rPr>
-        <w:t xml:space="preserve">■ 対象</w:t>
-      </w:r>
-    </w:p>
-    <w:p>
-      <w:pPr>
-        <w:spacing w:before="100" w:after="100"/>
-      </w:pPr>
-      <w:r>
-        <w:rPr>
-          <w:rFonts w:ascii="BIZ UDPGothic" w:cs="BIZ UDPGothic" w:eastAsia="BIZ UDPGothic" w:hAnsi="BIZ UDPGothic"/>
-          <w:color w:val="404040"/>
-          <w:sz w:val="18"/>
-          <w:szCs w:val="18"/>
-        </w:rPr>
-        <w:t xml:space="preserve">STG: ksm-posstg-lmd-function-sent-email</w:t>
-      </w:r>
-    </w:p>
-    <w:p>
-      <w:pPr>
-        <w:spacing w:before="100" w:after="100"/>
-      </w:pPr>
-      <w:r>
-        <w:rPr>
-          <w:rFonts w:ascii="BIZ UDPGothic" w:cs="BIZ UDPGothic" w:eastAsia="BIZ UDPGothic" w:hAnsi="BIZ UDPGothic"/>
-          <w:b/>
-          <w:bCs/>
-          <w:color w:val="C8102E"/>
-          <w:sz w:val="20"/>
-          <w:szCs w:val="20"/>
-        </w:rPr>
-        <w:t xml:space="preserve">■ 現状・問題</w:t>
-      </w:r>
-    </w:p>
-    <w:p>
-      <w:pPr>
-        <w:spacing w:before="100" w:after="100"/>
-      </w:pPr>
-      <w:r>
-        <w:rPr>
-          <w:rFonts w:ascii="BIZ UDPGothic" w:cs="BIZ UDPGothic" w:eastAsia="BIZ UDPGothic" w:hAnsi="BIZ UDPGothic"/>
-          <w:color w:val="404040"/>
-          <w:sz w:val="18"/>
-          <w:szCs w:val="18"/>
-        </w:rPr>
-        <w:t xml:space="preserve">環境変数 SNS_TOPIC_ARN が</w:t>
-      </w:r>
-    </w:p>
-    <w:p>
-      <w:pPr>
-        <w:spacing w:before="100" w:after="100"/>
-      </w:pPr>
-      <w:r>
-        <w:rPr>
-          <w:rFonts w:ascii="BIZ UDPGothic" w:cs="BIZ UDPGothic" w:eastAsia="BIZ UDPGothic" w:hAnsi="BIZ UDPGothic"/>
-          <w:color w:val="404040"/>
-          <w:sz w:val="18"/>
-          <w:szCs w:val="18"/>
-        </w:rPr>
-        <w:t xml:space="preserve">ksm-posspk-sns-topic-app-logs-dev（削除候補のSNSトピック）を参照している。トピック削除時にLambdaが壊れる。</w:t>
-      </w:r>
-      <w:r>
-        <w:br/>
-      </w:r>
-      <w:r>
-        <w:rPr>
-          <w:rFonts w:ascii="BIZ UDPGothic" w:cs="BIZ UDPGothic" w:eastAsia="BIZ UDPGothic" w:hAnsi="BIZ UDPGothic"/>
-          <w:i/>
-          <w:iCs/>
-          <w:color w:val="777777"/>
-          <w:sz w:val="16"/>
-          <w:szCs w:val="16"/>
-        </w:rPr>
-        <w:t xml:space="preserve">/ Biến môi trường SNS_TOPIC_ARN tham chiếu</w:t>
-      </w:r>
-    </w:p>
-    <w:p>
-      <w:pPr>
-        <w:spacing w:before="100" w:after="100"/>
-      </w:pPr>
-      <w:r>
-        <w:rPr>
-          <w:rFonts w:ascii="BIZ UDPGothic" w:cs="BIZ UDPGothic" w:eastAsia="BIZ UDPGothic" w:hAnsi="BIZ UDPGothic"/>
-          <w:color w:val="404040"/>
-          <w:sz w:val="18"/>
-          <w:szCs w:val="18"/>
-        </w:rPr>
-        <w:t xml:space="preserve">ksm-posspk-sns-topic-app-logs-dev (ứng cử viên xóa). Lambda sẽ hỏng khi</w:t>
-      </w:r>
-    </w:p>
-    <w:p>
-      <w:pPr>
-        <w:spacing w:before="100" w:after="100"/>
-      </w:pPr>
-      <w:r>
-        <w:rPr>
-          <w:rFonts w:ascii="BIZ UDPGothic" w:cs="BIZ UDPGothic" w:eastAsia="BIZ UDPGothic" w:hAnsi="BIZ UDPGothic"/>
-          <w:color w:val="404040"/>
-          <w:sz w:val="18"/>
-          <w:szCs w:val="18"/>
-        </w:rPr>
-        <w:t xml:space="preserve">xóa topic.*</w:t>
-      </w:r>
-    </w:p>
-    <w:p>
-      <w:pPr>
-        <w:spacing w:before="100" w:after="100"/>
-      </w:pPr>
-      <w:r>
-        <w:rPr>
-          <w:rFonts w:ascii="BIZ UDPGothic" w:cs="BIZ UDPGothic" w:eastAsia="BIZ UDPGothic" w:hAnsi="BIZ UDPGothic"/>
-          <w:b/>
-          <w:bCs/>
-          <w:color w:val="C8102E"/>
-          <w:sz w:val="20"/>
-          <w:szCs w:val="20"/>
-        </w:rPr>
-        <w:t xml:space="preserve">■ 実行コマンド</w:t>
-      </w:r>
-    </w:p>
-    <w:p>
-      <w:pPr>
-        <w:spacing w:before="100" w:after="100"/>
-      </w:pPr>
-      <w:r>
-        <w:rPr>
-          <w:rFonts w:ascii="BIZ UDPGothic" w:cs="BIZ UDPGothic" w:eastAsia="BIZ UDPGothic" w:hAnsi="BIZ UDPGothic"/>
-          <w:b/>
-          <w:bCs/>
-          <w:color w:val="C8102E"/>
-          <w:sz w:val="20"/>
-          <w:szCs w:val="20"/>
-        </w:rPr>
-        <w:t xml:space="preserve">■ No.27 kiyohara_s3access キー整理</w:t>
-      </w:r>
-    </w:p>
-    <w:p>
-      <w:pPr>
-        <w:spacing w:before="100" w:after="100"/>
-      </w:pPr>
-      <w:r>
-        <w:rPr>
-          <w:rFonts w:ascii="BIZ UDPGothic" w:cs="BIZ UDPGothic" w:eastAsia="BIZ UDPGothic" w:hAnsi="BIZ UDPGothic"/>
-          <w:b/>
-          <w:bCs/>
-          <w:color w:val="C8102E"/>
-          <w:sz w:val="20"/>
-          <w:szCs w:val="20"/>
-        </w:rPr>
-        <w:t xml:space="preserve">■ 対象</w:t>
-      </w:r>
-    </w:p>
-    <w:p>
-      <w:pPr>
-        <w:spacing w:before="100" w:after="100"/>
-      </w:pPr>
-      <w:r>
-        <w:rPr>
-          <w:rFonts w:ascii="BIZ UDPGothic" w:cs="BIZ UDPGothic" w:eastAsia="BIZ UDPGothic" w:hAnsi="BIZ UDPGothic"/>
-          <w:color w:val="404040"/>
-          <w:sz w:val="18"/>
-          <w:szCs w:val="18"/>
-        </w:rPr>
-        <w:t xml:space="preserve">STG: IAMユーザー kiyohara_s3access</w:t>
-      </w:r>
-    </w:p>
-    <w:p>
-      <w:pPr>
-        <w:spacing w:before="100" w:after="100"/>
-      </w:pPr>
-      <w:r>
-        <w:rPr>
-          <w:rFonts w:ascii="BIZ UDPGothic" w:cs="BIZ UDPGothic" w:eastAsia="BIZ UDPGothic" w:hAnsi="BIZ UDPGothic"/>
-          <w:b/>
-          <w:bCs/>
-          <w:color w:val="C8102E"/>
-          <w:sz w:val="20"/>
-          <w:szCs w:val="20"/>
-        </w:rPr>
-        <w:t xml:space="preserve">■ 現状・問題</w:t>
-      </w:r>
-    </w:p>
-    <w:p>
-      <w:pPr>
-        <w:spacing w:before="100" w:after="100"/>
-      </w:pPr>
-      <w:r>
-        <w:rPr>
-          <w:rFonts w:ascii="BIZ UDPGothic" w:cs="BIZ UDPGothic" w:eastAsia="BIZ UDPGothic" w:hAnsi="BIZ UDPGothic"/>
-          <w:color w:val="404040"/>
-          <w:sz w:val="18"/>
-          <w:szCs w:val="18"/>
-        </w:rPr>
-        <w:t xml:space="preserve">Active アクセスキーが2本同時存在（2025-11-07</w:t>
-      </w:r>
-    </w:p>
-    <w:p>
-      <w:pPr>
-        <w:spacing w:before="100" w:after="100"/>
-      </w:pPr>
-      <w:r>
-        <w:rPr>
-          <w:rFonts w:ascii="BIZ UDPGothic" w:cs="BIZ UDPGothic" w:eastAsia="BIZ UDPGothic" w:hAnsi="BIZ UDPGothic"/>
-          <w:color w:val="404040"/>
-          <w:sz w:val="18"/>
-          <w:szCs w:val="18"/>
-        </w:rPr>
-        <w:t xml:space="preserve">同日作成）。ローテーション途中で古いキーを無効化し忘れたと推定。 */ 2</w:t>
-      </w:r>
-    </w:p>
-    <w:p>
-      <w:pPr>
-        <w:spacing w:before="100" w:after="100"/>
-      </w:pPr>
-      <w:r>
-        <w:rPr>
-          <w:rFonts w:ascii="BIZ UDPGothic" w:cs="BIZ UDPGothic" w:eastAsia="BIZ UDPGothic" w:hAnsi="BIZ UDPGothic"/>
-          <w:color w:val="404040"/>
-          <w:sz w:val="18"/>
-          <w:szCs w:val="18"/>
-        </w:rPr>
-        <w:t xml:space="preserve">access key Active cùng tồn tại (tạo cùng ngày 2025-11-07). Ước tính do</w:t>
-      </w:r>
-    </w:p>
-    <w:p>
-      <w:pPr>
-        <w:spacing w:before="100" w:after="100"/>
-      </w:pPr>
-      <w:r>
-        <w:rPr>
-          <w:rFonts w:ascii="BIZ UDPGothic" w:cs="BIZ UDPGothic" w:eastAsia="BIZ UDPGothic" w:hAnsi="BIZ UDPGothic"/>
-          <w:color w:val="404040"/>
-          <w:sz w:val="18"/>
-          <w:szCs w:val="18"/>
-        </w:rPr>
-        <w:t xml:space="preserve">quên vô hiệu hóa key cũ khi rotation.*</w:t>
-      </w:r>
-    </w:p>
-    <w:p>
-      <w:pPr>
-        <w:spacing w:before="100" w:after="100"/>
-      </w:pPr>
-      <w:r>
-        <w:rPr>
-          <w:rFonts w:ascii="BIZ UDPGothic" w:cs="BIZ UDPGothic" w:eastAsia="BIZ UDPGothic" w:hAnsi="BIZ UDPGothic"/>
-          <w:b/>
-          <w:bCs/>
-          <w:color w:val="C8102E"/>
-          <w:sz w:val="20"/>
-          <w:szCs w:val="20"/>
-        </w:rPr>
-        <w:t xml:space="preserve">■ 改修手順</w:t>
-      </w:r>
-    </w:p>
-    <w:p>
-      <w:pPr>
-        <w:spacing w:before="100" w:after="100"/>
-      </w:pPr>
-      <w:r>
-        <w:rPr>
-          <w:rFonts w:ascii="BIZ UDPGothic" w:cs="BIZ UDPGothic" w:eastAsia="BIZ UDPGothic" w:hAnsi="BIZ UDPGothic"/>
-          <w:color w:val="404040"/>
-          <w:sz w:val="18"/>
-          <w:szCs w:val="18"/>
-        </w:rPr>
-        <w:t xml:space="preserve">&gt; ① 2本のキーの最終使用日を確認 ② 古い方（使用頻度が低い方）を Inactive</w:t>
-      </w:r>
-    </w:p>
-    <w:p>
-      <w:pPr>
-        <w:spacing w:before="100" w:after="100"/>
-      </w:pPr>
-      <w:r>
-        <w:rPr>
-          <w:rFonts w:ascii="BIZ UDPGothic" w:cs="BIZ UDPGothic" w:eastAsia="BIZ UDPGothic" w:hAnsi="BIZ UDPGothic"/>
-          <w:color w:val="404040"/>
-          <w:sz w:val="18"/>
-          <w:szCs w:val="18"/>
-        </w:rPr>
-        <w:t xml:space="preserve">&gt; に変更 ③ 1週間影響なしを確認後、削除 */ ① Kiểm tra ngày sử dụng cuối</w:t>
-      </w:r>
-    </w:p>
-    <w:p>
-      <w:pPr>
-        <w:spacing w:before="100" w:after="100"/>
-      </w:pPr>
-      <w:r>
-        <w:rPr>
-          <w:rFonts w:ascii="BIZ UDPGothic" w:cs="BIZ UDPGothic" w:eastAsia="BIZ UDPGothic" w:hAnsi="BIZ UDPGothic"/>
-          <w:color w:val="404040"/>
-          <w:sz w:val="18"/>
-          <w:szCs w:val="18"/>
-        </w:rPr>
-        <w:t xml:space="preserve">&gt; cùng của 2 key ② Chuyển key cũ (ít sử dụng hơn) sang Inactive ③ Sau 1</w:t>
-      </w:r>
-    </w:p>
-    <w:p>
-      <w:pPr>
-        <w:spacing w:before="100" w:after="100"/>
-      </w:pPr>
-      <w:r>
-        <w:rPr>
-          <w:rFonts w:ascii="BIZ UDPGothic" w:cs="BIZ UDPGothic" w:eastAsia="BIZ UDPGothic" w:hAnsi="BIZ UDPGothic"/>
-          <w:color w:val="404040"/>
-          <w:sz w:val="18"/>
-          <w:szCs w:val="18"/>
-        </w:rPr>
-        <w:t xml:space="preserve">&gt; tuần xác nhận không ảnh hưởng, xóa*</w:t>
-      </w:r>
-    </w:p>
-    <w:p>
-      <w:pPr>
-        <w:spacing w:before="100" w:after="100"/>
-      </w:pPr>
-      <w:r>
-        <w:rPr>
-          <w:rFonts w:ascii="BIZ UDPGothic" w:cs="BIZ UDPGothic" w:eastAsia="BIZ UDPGothic" w:hAnsi="BIZ UDPGothic"/>
-          <w:b/>
-          <w:bCs/>
-          <w:color w:val="C8102E"/>
-          <w:sz w:val="20"/>
-          <w:szCs w:val="20"/>
-        </w:rPr>
-        <w:t xml:space="preserve">■ No.30 42_P003_history テーブル縮小（★最優先★）</w:t>
-      </w:r>
-    </w:p>
-    <w:p>
-      <w:pPr>
-        <w:spacing w:before="100" w:after="100"/>
-      </w:pPr>
-      <w:r>
-        <w:rPr>
-          <w:rFonts w:ascii="BIZ UDPGothic" w:cs="BIZ UDPGothic" w:eastAsia="BIZ UDPGothic" w:hAnsi="BIZ UDPGothic"/>
-          <w:b/>
-          <w:bCs/>
-          <w:color w:val="C8102E"/>
-          <w:sz w:val="20"/>
-          <w:szCs w:val="20"/>
-        </w:rPr>
-        <w:t xml:space="preserve">■ 対象</w:t>
-      </w:r>
-    </w:p>
-    <w:p>
-      <w:pPr>
-        <w:spacing w:before="100" w:after="100"/>
-      </w:pPr>
-      <w:r>
-        <w:rPr>
-          <w:rFonts w:ascii="BIZ UDPGothic" w:cs="BIZ UDPGothic" w:eastAsia="BIZ UDPGothic" w:hAnsi="BIZ UDPGothic"/>
-          <w:color w:val="404040"/>
-          <w:sz w:val="18"/>
-          <w:szCs w:val="18"/>
-        </w:rPr>
-        <w:t xml:space="preserve">STG: Aurora MySQL ksm-posstg-db-cluster / DB: Replica_Kasumi / テーブル:</w:t>
-      </w:r>
-    </w:p>
-    <w:p>
-      <w:pPr>
-        <w:spacing w:before="100" w:after="100"/>
-      </w:pPr>
-      <w:r>
-        <w:rPr>
-          <w:rFonts w:ascii="BIZ UDPGothic" w:cs="BIZ UDPGothic" w:eastAsia="BIZ UDPGothic" w:hAnsi="BIZ UDPGothic"/>
-          <w:color w:val="404040"/>
-          <w:sz w:val="18"/>
-          <w:szCs w:val="18"/>
-        </w:rPr>
-        <w:t xml:space="preserve">42_P003_history</w:t>
-      </w:r>
-    </w:p>
-    <w:p>
-      <w:pPr>
-        <w:spacing w:before="100" w:after="100"/>
-      </w:pPr>
-      <w:r>
-        <w:rPr>
-          <w:rFonts w:ascii="BIZ UDPGothic" w:cs="BIZ UDPGothic" w:eastAsia="BIZ UDPGothic" w:hAnsi="BIZ UDPGothic"/>
-          <w:b/>
-          <w:bCs/>
-          <w:color w:val="C8102E"/>
-          <w:sz w:val="20"/>
-          <w:szCs w:val="20"/>
-        </w:rPr>
-        <w:t xml:space="preserve">■ 現状・問題</w:t>
-      </w:r>
-    </w:p>
-    <w:p>
-      <w:pPr>
-        <w:spacing w:before="100" w:after="100"/>
-      </w:pPr>
-      <w:r>
-        <w:rPr>
-          <w:rFonts w:ascii="BIZ UDPGothic" w:cs="BIZ UDPGothic" w:eastAsia="BIZ UDPGothic" w:hAnsi="BIZ UDPGothic"/>
-          <w:color w:val="404040"/>
-          <w:sz w:val="18"/>
-          <w:szCs w:val="18"/>
-        </w:rPr>
-        <w:t xml:space="preserve">42_P003_history</w:t>
-      </w:r>
-    </w:p>
-    <w:p>
-      <w:pPr>
-        <w:spacing w:before="100" w:after="100"/>
-      </w:pPr>
-      <w:r>
-        <w:rPr>
-          <w:rFonts w:ascii="BIZ UDPGothic" w:cs="BIZ UDPGothic" w:eastAsia="BIZ UDPGothic" w:hAnsi="BIZ UDPGothic"/>
-          <w:color w:val="404040"/>
-          <w:sz w:val="18"/>
-          <w:szCs w:val="18"/>
-        </w:rPr>
-        <w:t xml:space="preserve">テーブルが約1億行・32GBに肥大化。P003.csv（約75MB）取込時の42_P003_historyへのINSERTが900秒以内に完了せず、import-pos-master-sh</w:t>
-      </w:r>
-    </w:p>
-    <w:p>
-      <w:pPr>
-        <w:spacing w:before="100" w:after="100"/>
-      </w:pPr>
-      <w:r>
-        <w:rPr>
-          <w:rFonts w:ascii="BIZ UDPGothic" w:cs="BIZ UDPGothic" w:eastAsia="BIZ UDPGothic" w:hAnsi="BIZ UDPGothic"/>
-          <w:color w:val="404040"/>
-          <w:sz w:val="18"/>
-          <w:szCs w:val="18"/>
-        </w:rPr>
-        <w:t xml:space="preserve">が2日連続でFAILED。Replica_Kasumi全体で118GB。 */ Bảng 42_P003_history</w:t>
-      </w:r>
-    </w:p>
-    <w:p>
-      <w:pPr>
-        <w:spacing w:before="100" w:after="100"/>
-      </w:pPr>
-      <w:r>
-        <w:rPr>
-          <w:rFonts w:ascii="BIZ UDPGothic" w:cs="BIZ UDPGothic" w:eastAsia="BIZ UDPGothic" w:hAnsi="BIZ UDPGothic"/>
-          <w:color w:val="404040"/>
-          <w:sz w:val="18"/>
-          <w:szCs w:val="18"/>
-        </w:rPr>
-        <w:t xml:space="preserve">phình to lên \~100 triệu dòng/32GB. INSERT vào 42_P003_history khi nạp</w:t>
-      </w:r>
-    </w:p>
-    <w:p>
-      <w:pPr>
-        <w:spacing w:before="100" w:after="100"/>
-      </w:pPr>
-      <w:r>
-        <w:rPr>
-          <w:rFonts w:ascii="BIZ UDPGothic" w:cs="BIZ UDPGothic" w:eastAsia="BIZ UDPGothic" w:hAnsi="BIZ UDPGothic"/>
-          <w:color w:val="404040"/>
-          <w:sz w:val="18"/>
-          <w:szCs w:val="18"/>
-        </w:rPr>
-        <w:t xml:space="preserve">P003.csv không hoàn thành trong 900 giây, import-pos-master-sh FAILED 2</w:t>
-      </w:r>
-    </w:p>
-    <w:p>
-      <w:pPr>
-        <w:spacing w:before="100" w:after="100"/>
-      </w:pPr>
-      <w:r>
-        <w:rPr>
-          <w:rFonts w:ascii="BIZ UDPGothic" w:cs="BIZ UDPGothic" w:eastAsia="BIZ UDPGothic" w:hAnsi="BIZ UDPGothic"/>
-          <w:color w:val="404040"/>
-          <w:sz w:val="18"/>
-          <w:szCs w:val="18"/>
-        </w:rPr>
-        <w:t xml:space="preserve">ngày liên tiếp.*</w:t>
-      </w:r>
-    </w:p>
-    <w:p>
-      <w:pPr>
-        <w:spacing w:before="100" w:after="100"/>
-      </w:pPr>
-      <w:r>
-        <w:rPr>
-          <w:rFonts w:ascii="BIZ UDPGothic" w:cs="BIZ UDPGothic" w:eastAsia="BIZ UDPGothic" w:hAnsi="BIZ UDPGothic"/>
-          <w:b/>
-          <w:bCs/>
-          <w:color w:val="C8102E"/>
-          <w:sz w:val="20"/>
-          <w:szCs w:val="20"/>
-        </w:rPr>
-        <w:t xml:space="preserve">■ 改修手順</w:t>
-      </w:r>
-    </w:p>
-    <w:p>
-      <w:pPr>
-        <w:spacing w:before="100" w:after="100"/>
-      </w:pPr>
-      <w:r>
-        <w:rPr>
-          <w:rFonts w:ascii="BIZ UDPGothic" w:cs="BIZ UDPGothic" w:eastAsia="BIZ UDPGothic" w:hAnsi="BIZ UDPGothic"/>
-          <w:color w:val="404040"/>
-          <w:sz w:val="18"/>
-          <w:szCs w:val="18"/>
-        </w:rPr>
-        <w:t xml:space="preserve">&gt; ① bastion から Aurora に接続し、42_P003_history</w:t>
-      </w:r>
-    </w:p>
-    <w:p>
-      <w:pPr>
-        <w:spacing w:before="100" w:after="100"/>
-      </w:pPr>
-      <w:r>
-        <w:rPr>
-          <w:rFonts w:ascii="BIZ UDPGothic" w:cs="BIZ UDPGothic" w:eastAsia="BIZ UDPGothic" w:hAnsi="BIZ UDPGothic"/>
-          <w:color w:val="404040"/>
-          <w:sz w:val="18"/>
-          <w:szCs w:val="18"/>
-        </w:rPr>
-        <w:t xml:space="preserve">&gt; の行数・最古レコード日付を確認 ②</w:t>
-      </w:r>
-    </w:p>
-    <w:p>
-      <w:pPr>
-        <w:spacing w:before="100" w:after="100"/>
-      </w:pPr>
-      <w:r>
-        <w:rPr>
-          <w:rFonts w:ascii="BIZ UDPGothic" w:cs="BIZ UDPGothic" w:eastAsia="BIZ UDPGothic" w:hAnsi="BIZ UDPGothic"/>
-          <w:color w:val="404040"/>
-          <w:sz w:val="18"/>
-          <w:szCs w:val="18"/>
-        </w:rPr>
-        <w:t xml:space="preserve">&gt; 3ヶ月以上前のレコードをDELETE（バッチ分割で実行） ③ OPTIMIZE TABLE</w:t>
-      </w:r>
-    </w:p>
-    <w:p>
-      <w:pPr>
-        <w:spacing w:before="100" w:after="100"/>
-      </w:pPr>
-      <w:r>
-        <w:rPr>
-          <w:rFonts w:ascii="BIZ UDPGothic" w:cs="BIZ UDPGothic" w:eastAsia="BIZ UDPGothic" w:hAnsi="BIZ UDPGothic"/>
-          <w:color w:val="404040"/>
-          <w:sz w:val="18"/>
-          <w:szCs w:val="18"/>
-        </w:rPr>
-        <w:t xml:space="preserve">&gt; 42_P003_history で領域回収 ④ Step Functions sf-sm-import-pos-master-sh</w:t>
-      </w:r>
-    </w:p>
-    <w:p>
-      <w:pPr>
-        <w:spacing w:before="100" w:after="100"/>
-      </w:pPr>
-      <w:r>
-        <w:rPr>
-          <w:rFonts w:ascii="BIZ UDPGothic" w:cs="BIZ UDPGothic" w:eastAsia="BIZ UDPGothic" w:hAnsi="BIZ UDPGothic"/>
-          <w:color w:val="404040"/>
-          <w:sz w:val="18"/>
-          <w:szCs w:val="18"/>
-        </w:rPr>
-        <w:t xml:space="preserve">&gt; を手動実行し、正常完了を確認 ⑤</w:t>
-      </w:r>
-    </w:p>
-    <w:p>
-      <w:pPr>
-        <w:spacing w:before="100" w:after="100"/>
-      </w:pPr>
-      <w:r>
-        <w:rPr>
-          <w:rFonts w:ascii="BIZ UDPGothic" w:cs="BIZ UDPGothic" w:eastAsia="BIZ UDPGothic" w:hAnsi="BIZ UDPGothic"/>
-          <w:color w:val="404040"/>
-          <w:sz w:val="18"/>
-          <w:szCs w:val="18"/>
-        </w:rPr>
-        <w:t xml:space="preserve">&gt; 取込状況テーブルにSH（P003）の取込レコードが記録されることを確認 */ ①</w:t>
-      </w:r>
-    </w:p>
-    <w:p>
-      <w:pPr>
-        <w:spacing w:before="100" w:after="100"/>
-      </w:pPr>
-      <w:r>
-        <w:rPr>
-          <w:rFonts w:ascii="BIZ UDPGothic" w:cs="BIZ UDPGothic" w:eastAsia="BIZ UDPGothic" w:hAnsi="BIZ UDPGothic"/>
-          <w:color w:val="404040"/>
-          <w:sz w:val="18"/>
-          <w:szCs w:val="18"/>
-        </w:rPr>
-        <w:t xml:space="preserve">&gt; Kết nối Aurora từ bastion, kiểm tra số dòng và ngày record cũ nhất ②</w:t>
-      </w:r>
-    </w:p>
-    <w:p>
-      <w:pPr>
-        <w:spacing w:before="100" w:after="100"/>
-      </w:pPr>
-      <w:r>
-        <w:rPr>
-          <w:rFonts w:ascii="BIZ UDPGothic" w:cs="BIZ UDPGothic" w:eastAsia="BIZ UDPGothic" w:hAnsi="BIZ UDPGothic"/>
-          <w:color w:val="404040"/>
-          <w:sz w:val="18"/>
-          <w:szCs w:val="18"/>
-        </w:rPr>
-        <w:t xml:space="preserve">&gt; DELETE record cũ hơn 3 tháng (thực hiện theo batch) ③ OPTIMIZE TABLE</w:t>
-      </w:r>
-    </w:p>
-    <w:p>
-      <w:pPr>
-        <w:spacing w:before="100" w:after="100"/>
-      </w:pPr>
-      <w:r>
-        <w:rPr>
-          <w:rFonts w:ascii="BIZ UDPGothic" w:cs="BIZ UDPGothic" w:eastAsia="BIZ UDPGothic" w:hAnsi="BIZ UDPGothic"/>
-          <w:color w:val="404040"/>
-          <w:sz w:val="18"/>
-          <w:szCs w:val="18"/>
-        </w:rPr>
-        <w:t xml:space="preserve">&gt; 42_P003_history để thu hồi dung lượng ④ Chạy thủ công SF</w:t>
-      </w:r>
-    </w:p>
-    <w:p>
-      <w:pPr>
-        <w:spacing w:before="100" w:after="100"/>
-      </w:pPr>
-      <w:r>
-        <w:rPr>
-          <w:rFonts w:ascii="BIZ UDPGothic" w:cs="BIZ UDPGothic" w:eastAsia="BIZ UDPGothic" w:hAnsi="BIZ UDPGothic"/>
-          <w:color w:val="404040"/>
-          <w:sz w:val="18"/>
-          <w:szCs w:val="18"/>
-        </w:rPr>
-        <w:t xml:space="preserve">&gt; sf-sm-import-pos-master-sh, xác nhận hoàn thành ⑤ Xác nhận record SH</w:t>
-      </w:r>
-    </w:p>
-    <w:p>
-      <w:pPr>
-        <w:spacing w:before="100" w:after="100"/>
-      </w:pPr>
-      <w:r>
-        <w:rPr>
-          <w:rFonts w:ascii="BIZ UDPGothic" w:cs="BIZ UDPGothic" w:eastAsia="BIZ UDPGothic" w:hAnsi="BIZ UDPGothic"/>
-          <w:color w:val="404040"/>
-          <w:sz w:val="18"/>
-          <w:szCs w:val="18"/>
-        </w:rPr>
-        <w:t xml:space="preserve">&gt; (P003) được ghi vào bảng 取込状況*</w:t>
       </w:r>
     </w:p>
     <w:p>
@@ -2784,7 +2627,7 @@
           <w:sz w:val="24"/>
           <w:szCs w:val="24"/>
         </w:rPr>
-        <w:t xml:space="preserve">■ テスト手順・結果</w:t>
+        <w:t xml:space="preserve">■ 現状・問題 / Hiện trạng / Vấn đề</w:t>
       </w:r>
       <w:r>
         <w:br/>
@@ -2798,7 +2641,3459 @@
           <w:sz w:val="17"/>
           <w:szCs w:val="17"/>
         </w:rPr>
-        <w:t xml:space="preserve">　Quy Trình &amp; Kết Quả Kiểm Thử</w:t>
+        <w:t xml:space="preserve">　</w:t>
+      </w:r>
+    </w:p>
+    <w:p>
+      <w:pPr>
+        <w:spacing w:before="100" w:after="100"/>
+      </w:pPr>
+      <w:r>
+        <w:rPr>
+          <w:rFonts w:ascii="BIZ UDPGothic" w:cs="BIZ UDPGothic" w:eastAsia="BIZ UDPGothic" w:hAnsi="BIZ UDPGothic"/>
+          <w:color w:val="404040"/>
+          <w:sz w:val="18"/>
+          <w:szCs w:val="18"/>
+        </w:rPr>
+        <w:t xml:space="preserve">ターゲットが別アカウント（891376952870 = posspk開発環境）のLambda arn:aws:lambda:...:891376952870:function:ksm-posspk-lmd-function-copy-backup-sg を参照している。同アカウントに同名Lambdaが存在する。</w:t>
+      </w:r>
+      <w:r>
+        <w:br/>
+      </w:r>
+      <w:r>
+        <w:rPr>
+          <w:rFonts w:ascii="BIZ UDPGothic" w:cs="BIZ UDPGothic" w:eastAsia="BIZ UDPGothic" w:hAnsi="BIZ UDPGothic"/>
+          <w:i/>
+          <w:iCs/>
+          <w:color w:val="777777"/>
+          <w:sz w:val="16"/>
+          <w:szCs w:val="16"/>
+        </w:rPr>
+        <w:t xml:space="preserve">/ Target đang tham chiếu Lambda của tài khoản khác (891376952870 = posspk). Lambda cùng tên tồn tại trong cùng tài khoản.</w:t>
+      </w:r>
+    </w:p>
+    <w:p>
+      <w:pPr>
+        <w:pBdr>
+          <w:left w:val="thick" w:color="C8102E" w:sz="20" w:space="6"/>
+        </w:pBdr>
+        <w:spacing w:before="280" w:after="100"/>
+      </w:pPr>
+      <w:r>
+        <w:rPr>
+          <w:rFonts w:ascii="BIZ UDPGothic" w:cs="BIZ UDPGothic" w:eastAsia="BIZ UDPGothic" w:hAnsi="BIZ UDPGothic"/>
+          <w:b/>
+          <w:bCs/>
+          <w:color w:val="C8102E"/>
+          <w:sz w:val="24"/>
+          <w:szCs w:val="24"/>
+        </w:rPr>
+        <w:t xml:space="preserve">■ 実行コマンド / Lệnh thực thi</w:t>
+      </w:r>
+      <w:r>
+        <w:br/>
+      </w:r>
+      <w:r>
+        <w:rPr>
+          <w:rFonts w:ascii="BIZ UDPGothic" w:cs="BIZ UDPGothic" w:eastAsia="BIZ UDPGothic" w:hAnsi="BIZ UDPGothic"/>
+          <w:i/>
+          <w:iCs/>
+          <w:color w:val="AA3344"/>
+          <w:sz w:val="17"/>
+          <w:szCs w:val="17"/>
+        </w:rPr>
+        <w:t xml:space="preserve">　</w:t>
+      </w:r>
+    </w:p>
+    <w:tbl>
+      <w:tblPr>
+        <w:tblW w:type="dxa" w:w="9506"/>
+        <w:tblBorders>
+          <w:top w:val="single" w:color="CCCCCC" w:sz="4"/>
+          <w:left w:val="single" w:color="CCCCCC" w:sz="4"/>
+          <w:bottom w:val="single" w:color="CCCCCC" w:sz="4"/>
+          <w:right w:val="single" w:color="CCCCCC" w:sz="4"/>
+          <w:insideH w:val="single" w:color="auto" w:sz="4"/>
+          <w:insideV w:val="single" w:color="auto" w:sz="4"/>
+        </w:tblBorders>
+      </w:tblPr>
+      <w:tblGrid>
+        <w:gridCol w:w="4753"/>
+        <w:gridCol w:w="4753"/>
+      </w:tblGrid>
+      <w:tr>
+        <w:trPr>
+          <w:cantSplit/>
+          <w:tblHeader/>
+        </w:trPr>
+        <w:tc>
+          <w:tcPr>
+            <w:tcW w:type="dxa" w:w="4753"/>
+            <w:tcBorders>
+              <w:top w:val="single" w:color="CCCCCC" w:sz="4"/>
+              <w:left w:val="single" w:color="CCCCCC" w:sz="4"/>
+              <w:bottom w:val="single" w:color="CCCCCC" w:sz="4"/>
+              <w:right w:val="single" w:color="CCCCCC" w:sz="4"/>
+            </w:tcBorders>
+            <w:shd w:fill="E8E8E8" w:val="clear"/>
+            <w:tcMar>
+              <w:top w:type="dxa" w:w="80"/>
+              <w:left w:type="dxa" w:w="120"/>
+              <w:bottom w:type="dxa" w:w="80"/>
+              <w:right w:type="dxa" w:w="120"/>
+            </w:tcMar>
+          </w:tcPr>
+          <w:p>
+            <w:pPr>
+              <w:spacing w:before="0" w:after="0"/>
+            </w:pPr>
+            <w:r>
+              <w:rPr>
+                <w:rFonts w:ascii="BIZ UDPGothic" w:cs="BIZ UDPGothic" w:eastAsia="BIZ UDPGothic" w:hAnsi="BIZ UDPGothic"/>
+                <w:color w:val="404040"/>
+                <w:sz w:val="18"/>
+                <w:szCs w:val="18"/>
+              </w:rPr>
+              <w:t xml:space="preserve">▼ 変更前 (Before)</w:t>
+            </w:r>
+          </w:p>
+        </w:tc>
+        <w:tc>
+          <w:tcPr>
+            <w:tcW w:type="dxa" w:w="4753"/>
+            <w:tcBorders>
+              <w:top w:val="single" w:color="CCCCCC" w:sz="4"/>
+              <w:left w:val="single" w:color="CCCCCC" w:sz="4"/>
+              <w:bottom w:val="single" w:color="CCCCCC" w:sz="4"/>
+              <w:right w:val="single" w:color="CCCCCC" w:sz="4"/>
+            </w:tcBorders>
+            <w:shd w:fill="E8E8E8" w:val="clear"/>
+            <w:tcMar>
+              <w:top w:type="dxa" w:w="80"/>
+              <w:left w:type="dxa" w:w="120"/>
+              <w:bottom w:type="dxa" w:w="80"/>
+              <w:right w:type="dxa" w:w="120"/>
+            </w:tcMar>
+          </w:tcPr>
+          <w:p>
+            <w:pPr>
+              <w:spacing w:before="0" w:after="0"/>
+            </w:pPr>
+            <w:r>
+              <w:rPr>
+                <w:rFonts w:ascii="BIZ UDPGothic" w:cs="BIZ UDPGothic" w:eastAsia="BIZ UDPGothic" w:hAnsi="BIZ UDPGothic"/>
+                <w:color w:val="404040"/>
+                <w:sz w:val="18"/>
+                <w:szCs w:val="18"/>
+              </w:rPr>
+              <w:t xml:space="preserve">▲ 変更後 (After)</w:t>
+            </w:r>
+          </w:p>
+        </w:tc>
+      </w:tr>
+      <w:tr>
+        <w:trPr>
+          <w:cantSplit/>
+        </w:trPr>
+        <w:tc>
+          <w:tcPr>
+            <w:tcW w:type="dxa" w:w="4753"/>
+            <w:tcBorders>
+              <w:top w:val="single" w:color="CCCCCC" w:sz="4"/>
+              <w:left w:val="single" w:color="CCCCCC" w:sz="4"/>
+              <w:bottom w:val="single" w:color="CCCCCC" w:sz="4"/>
+              <w:right w:val="single" w:color="CCCCCC" w:sz="4"/>
+            </w:tcBorders>
+            <w:shd w:fill="FFFFFF" w:val="clear"/>
+            <w:tcMar>
+              <w:top w:type="dxa" w:w="80"/>
+              <w:left w:type="dxa" w:w="120"/>
+              <w:bottom w:type="dxa" w:w="80"/>
+              <w:right w:type="dxa" w:w="120"/>
+            </w:tcMar>
+          </w:tcPr>
+          <w:p>
+            <w:pPr>
+              <w:spacing w:before="0" w:after="0"/>
+            </w:pPr>
+            <w:r>
+              <w:rPr>
+                <w:rFonts w:ascii="BIZ UDPGothic" w:cs="BIZ UDPGothic" w:eastAsia="BIZ UDPGothic" w:hAnsi="BIZ UDPGothic"/>
+                <w:color w:val="404040"/>
+                <w:sz w:val="18"/>
+                <w:szCs w:val="18"/>
+              </w:rPr>
+              <w:t xml:space="preserve">Target:</w:t>
+            </w:r>
+          </w:p>
+          <w:p>
+            <w:pPr>
+              <w:spacing w:before="0" w:after="0"/>
+            </w:pPr>
+            <w:r>
+              <w:rPr>
+                <w:rFonts w:ascii="BIZ UDPGothic" w:cs="BIZ UDPGothic" w:eastAsia="BIZ UDPGothic" w:hAnsi="BIZ UDPGothic"/>
+                <w:color w:val="404040"/>
+                <w:sz w:val="18"/>
+                <w:szCs w:val="18"/>
+              </w:rPr>
+              <w:t xml:space="preserve">arn:aws:lambda:ap-northeast-1:</w:t>
+            </w:r>
+          </w:p>
+          <w:p>
+            <w:pPr>
+              <w:spacing w:before="0" w:after="0"/>
+            </w:pPr>
+            <w:r>
+              <w:rPr>
+                <w:rFonts w:ascii="BIZ UDPGothic" w:cs="BIZ UDPGothic" w:eastAsia="BIZ UDPGothic" w:hAnsi="BIZ UDPGothic"/>
+                <w:color w:val="404040"/>
+                <w:sz w:val="18"/>
+                <w:szCs w:val="18"/>
+              </w:rPr>
+              <w:t xml:space="preserve">891376952870:function:</w:t>
+            </w:r>
+          </w:p>
+          <w:p>
+            <w:pPr>
+              <w:spacing w:before="0" w:after="0"/>
+            </w:pPr>
+            <w:r>
+              <w:rPr>
+                <w:rFonts w:ascii="BIZ UDPGothic" w:cs="BIZ UDPGothic" w:eastAsia="BIZ UDPGothic" w:hAnsi="BIZ UDPGothic"/>
+                <w:color w:val="404040"/>
+                <w:sz w:val="18"/>
+                <w:szCs w:val="18"/>
+              </w:rPr>
+              <w:t xml:space="preserve">ksm-posspk-lmd-function-copy-backup-sg</w:t>
+            </w:r>
+          </w:p>
+        </w:tc>
+        <w:tc>
+          <w:tcPr>
+            <w:tcW w:type="dxa" w:w="4753"/>
+            <w:tcBorders>
+              <w:top w:val="single" w:color="CCCCCC" w:sz="4"/>
+              <w:left w:val="single" w:color="CCCCCC" w:sz="4"/>
+              <w:bottom w:val="single" w:color="CCCCCC" w:sz="4"/>
+              <w:right w:val="single" w:color="CCCCCC" w:sz="4"/>
+            </w:tcBorders>
+            <w:shd w:fill="FFFFFF" w:val="clear"/>
+            <w:tcMar>
+              <w:top w:type="dxa" w:w="80"/>
+              <w:left w:type="dxa" w:w="120"/>
+              <w:bottom w:type="dxa" w:w="80"/>
+              <w:right w:type="dxa" w:w="120"/>
+            </w:tcMar>
+          </w:tcPr>
+          <w:p>
+            <w:pPr>
+              <w:spacing w:before="0" w:after="0"/>
+            </w:pPr>
+            <w:r>
+              <w:rPr>
+                <w:rFonts w:ascii="Courier New" w:cs="Courier New" w:eastAsia="Courier New" w:hAnsi="Courier New"/>
+                <w:color w:val="404040"/>
+                <w:sz w:val="16"/>
+                <w:szCs w:val="16"/>
+              </w:rPr>
+              <w:t xml:space="preserve"># ターゲットを同アカウントLambdaに変更</w:t>
+            </w:r>
+          </w:p>
+          <w:p>
+            <w:pPr>
+              <w:spacing w:before="0" w:after="0"/>
+            </w:pPr>
+            <w:r>
+              <w:rPr>
+                <w:rFonts w:ascii="Courier New" w:cs="Courier New" w:eastAsia="Courier New" w:hAnsi="Courier New"/>
+                <w:color w:val="404040"/>
+                <w:sz w:val="16"/>
+                <w:szCs w:val="16"/>
+              </w:rPr>
+              <w:t xml:space="preserve">aws events put-targets \</w:t>
+            </w:r>
+          </w:p>
+          <w:p>
+            <w:pPr>
+              <w:spacing w:before="0" w:after="0"/>
+            </w:pPr>
+            <w:r>
+              <w:rPr>
+                <w:rFonts w:ascii="Courier New" w:cs="Courier New" w:eastAsia="Courier New" w:hAnsi="Courier New"/>
+                <w:color w:val="404040"/>
+                <w:sz w:val="16"/>
+                <w:szCs w:val="16"/>
+              </w:rPr>
+              <w:t xml:space="preserve">--region ap-northeast-1 \</w:t>
+            </w:r>
+          </w:p>
+          <w:p>
+            <w:pPr>
+              <w:spacing w:before="0" w:after="0"/>
+            </w:pPr>
+            <w:r>
+              <w:rPr>
+                <w:rFonts w:ascii="Courier New" w:cs="Courier New" w:eastAsia="Courier New" w:hAnsi="Courier New"/>
+                <w:color w:val="404040"/>
+                <w:sz w:val="16"/>
+                <w:szCs w:val="16"/>
+              </w:rPr>
+              <w:t xml:space="preserve">--rule ksm-posstg-eb-rule-copy-backup-sg \</w:t>
+            </w:r>
+          </w:p>
+          <w:p>
+            <w:pPr>
+              <w:spacing w:before="0" w:after="0"/>
+            </w:pPr>
+            <w:r>
+              <w:rPr>
+                <w:rFonts w:ascii="Courier New" w:cs="Courier New" w:eastAsia="Courier New" w:hAnsi="Courier New"/>
+                <w:color w:val="404040"/>
+                <w:sz w:val="16"/>
+                <w:szCs w:val="16"/>
+              </w:rPr>
+              <w:t xml:space="preserve">--targets "Id=1,Arn=arn:aws:lambda:ap-northeast-1:750735758916:function:ksm-posstg-lmd-function-copy-backup-sg"</w:t>
+            </w:r>
+          </w:p>
+        </w:tc>
+      </w:tr>
+    </w:tbl>
+    <w:p>
+      <w:pPr>
+        <w:pBdr>
+          <w:left w:val="thick" w:color="C8102E" w:sz="20" w:space="6"/>
+        </w:pBdr>
+        <w:spacing w:before="280" w:after="100"/>
+      </w:pPr>
+      <w:r>
+        <w:rPr>
+          <w:rFonts w:ascii="BIZ UDPGothic" w:cs="BIZ UDPGothic" w:eastAsia="BIZ UDPGothic" w:hAnsi="BIZ UDPGothic"/>
+          <w:b/>
+          <w:bCs/>
+          <w:color w:val="C8102E"/>
+          <w:sz w:val="24"/>
+          <w:szCs w:val="24"/>
+        </w:rPr>
+        <w:t xml:space="preserve">■ テスト手順 / Quy trình kiểm thử</w:t>
+      </w:r>
+      <w:r>
+        <w:br/>
+      </w:r>
+      <w:r>
+        <w:rPr>
+          <w:rFonts w:ascii="BIZ UDPGothic" w:cs="BIZ UDPGothic" w:eastAsia="BIZ UDPGothic" w:hAnsi="BIZ UDPGothic"/>
+          <w:i/>
+          <w:iCs/>
+          <w:color w:val="AA3344"/>
+          <w:sz w:val="17"/>
+          <w:szCs w:val="17"/>
+        </w:rPr>
+        <w:t xml:space="preserve">　</w:t>
+      </w:r>
+    </w:p>
+    <w:tbl>
+      <w:tblPr>
+        <w:tblW w:type="dxa" w:w="9506"/>
+        <w:tblBorders>
+          <w:top w:val="single" w:color="CCCCCC" w:sz="4"/>
+          <w:left w:val="single" w:color="CCCCCC" w:sz="4"/>
+          <w:bottom w:val="single" w:color="CCCCCC" w:sz="4"/>
+          <w:right w:val="single" w:color="CCCCCC" w:sz="4"/>
+          <w:insideH w:val="single" w:color="auto" w:sz="4"/>
+          <w:insideV w:val="single" w:color="auto" w:sz="4"/>
+        </w:tblBorders>
+      </w:tblPr>
+      <w:tblGrid>
+        <w:gridCol w:w="1901"/>
+        <w:gridCol w:w="1901"/>
+        <w:gridCol w:w="1901"/>
+        <w:gridCol w:w="1901"/>
+        <w:gridCol w:w="1902"/>
+      </w:tblGrid>
+      <w:tr>
+        <w:trPr>
+          <w:cantSplit/>
+          <w:tblHeader/>
+        </w:trPr>
+        <w:tc>
+          <w:tcPr>
+            <w:tcW w:type="dxa" w:w="1901"/>
+            <w:tcBorders>
+              <w:top w:val="single" w:color="CCCCCC" w:sz="4"/>
+              <w:left w:val="single" w:color="CCCCCC" w:sz="4"/>
+              <w:bottom w:val="single" w:color="CCCCCC" w:sz="4"/>
+              <w:right w:val="single" w:color="CCCCCC" w:sz="4"/>
+            </w:tcBorders>
+            <w:shd w:fill="E8E8E8" w:val="clear"/>
+            <w:tcMar>
+              <w:top w:type="dxa" w:w="80"/>
+              <w:left w:type="dxa" w:w="120"/>
+              <w:bottom w:type="dxa" w:w="80"/>
+              <w:right w:type="dxa" w:w="120"/>
+            </w:tcMar>
+          </w:tcPr>
+          <w:p>
+            <w:pPr>
+              <w:spacing w:before="0" w:after="0"/>
+            </w:pPr>
+            <w:r>
+              <w:rPr>
+                <w:rFonts w:ascii="BIZ UDPGothic" w:cs="BIZ UDPGothic" w:eastAsia="BIZ UDPGothic" w:hAnsi="BIZ UDPGothic"/>
+                <w:color w:val="404040"/>
+                <w:sz w:val="18"/>
+                <w:szCs w:val="18"/>
+              </w:rPr>
+              <w:t xml:space="preserve">No.</w:t>
+            </w:r>
+          </w:p>
+        </w:tc>
+        <w:tc>
+          <w:tcPr>
+            <w:tcW w:type="dxa" w:w="1901"/>
+            <w:tcBorders>
+              <w:top w:val="single" w:color="CCCCCC" w:sz="4"/>
+              <w:left w:val="single" w:color="CCCCCC" w:sz="4"/>
+              <w:bottom w:val="single" w:color="CCCCCC" w:sz="4"/>
+              <w:right w:val="single" w:color="CCCCCC" w:sz="4"/>
+            </w:tcBorders>
+            <w:shd w:fill="E8E8E8" w:val="clear"/>
+            <w:tcMar>
+              <w:top w:type="dxa" w:w="80"/>
+              <w:left w:type="dxa" w:w="120"/>
+              <w:bottom w:type="dxa" w:w="80"/>
+              <w:right w:type="dxa" w:w="120"/>
+            </w:tcMar>
+          </w:tcPr>
+          <w:p>
+            <w:pPr>
+              <w:spacing w:before="0" w:after="0"/>
+            </w:pPr>
+            <w:r>
+              <w:rPr>
+                <w:rFonts w:ascii="BIZ UDPGothic" w:cs="BIZ UDPGothic" w:eastAsia="BIZ UDPGothic" w:hAnsi="BIZ UDPGothic"/>
+                <w:color w:val="404040"/>
+                <w:sz w:val="18"/>
+                <w:szCs w:val="18"/>
+              </w:rPr>
+              <w:t xml:space="preserve">テスト手順・確認内容 / Nội dung xác nhận</w:t>
+            </w:r>
+          </w:p>
+        </w:tc>
+        <w:tc>
+          <w:tcPr>
+            <w:tcW w:type="dxa" w:w="1901"/>
+            <w:tcBorders>
+              <w:top w:val="single" w:color="CCCCCC" w:sz="4"/>
+              <w:left w:val="single" w:color="CCCCCC" w:sz="4"/>
+              <w:bottom w:val="single" w:color="CCCCCC" w:sz="4"/>
+              <w:right w:val="single" w:color="CCCCCC" w:sz="4"/>
+            </w:tcBorders>
+            <w:shd w:fill="E8E8E8" w:val="clear"/>
+            <w:tcMar>
+              <w:top w:type="dxa" w:w="80"/>
+              <w:left w:type="dxa" w:w="120"/>
+              <w:bottom w:type="dxa" w:w="80"/>
+              <w:right w:type="dxa" w:w="120"/>
+            </w:tcMar>
+          </w:tcPr>
+          <w:p>
+            <w:pPr>
+              <w:spacing w:before="0" w:after="0"/>
+            </w:pPr>
+            <w:r>
+              <w:rPr>
+                <w:rFonts w:ascii="BIZ UDPGothic" w:cs="BIZ UDPGothic" w:eastAsia="BIZ UDPGothic" w:hAnsi="BIZ UDPGothic"/>
+                <w:color w:val="404040"/>
+                <w:sz w:val="18"/>
+                <w:szCs w:val="18"/>
+              </w:rPr>
+              <w:t xml:space="preserve">期待結果 / Kết quả mong đợi</w:t>
+            </w:r>
+          </w:p>
+        </w:tc>
+        <w:tc>
+          <w:tcPr>
+            <w:tcW w:type="dxa" w:w="1901"/>
+            <w:tcBorders>
+              <w:top w:val="single" w:color="CCCCCC" w:sz="4"/>
+              <w:left w:val="single" w:color="CCCCCC" w:sz="4"/>
+              <w:bottom w:val="single" w:color="CCCCCC" w:sz="4"/>
+              <w:right w:val="single" w:color="CCCCCC" w:sz="4"/>
+            </w:tcBorders>
+            <w:shd w:fill="E8E8E8" w:val="clear"/>
+            <w:tcMar>
+              <w:top w:type="dxa" w:w="80"/>
+              <w:left w:type="dxa" w:w="120"/>
+              <w:bottom w:type="dxa" w:w="80"/>
+              <w:right w:type="dxa" w:w="120"/>
+            </w:tcMar>
+          </w:tcPr>
+          <w:p>
+            <w:pPr>
+              <w:spacing w:before="0" w:after="0"/>
+            </w:pPr>
+            <w:r>
+              <w:rPr>
+                <w:rFonts w:ascii="BIZ UDPGothic" w:cs="BIZ UDPGothic" w:eastAsia="BIZ UDPGothic" w:hAnsi="BIZ UDPGothic"/>
+                <w:color w:val="404040"/>
+                <w:sz w:val="18"/>
+                <w:szCs w:val="18"/>
+              </w:rPr>
+              <w:t xml:space="preserve">結果 / KQ</w:t>
+            </w:r>
+          </w:p>
+        </w:tc>
+        <w:tc>
+          <w:tcPr>
+            <w:tcW w:type="dxa" w:w="1902"/>
+            <w:tcBorders>
+              <w:top w:val="single" w:color="CCCCCC" w:sz="4"/>
+              <w:left w:val="single" w:color="CCCCCC" w:sz="4"/>
+              <w:bottom w:val="single" w:color="CCCCCC" w:sz="4"/>
+              <w:right w:val="single" w:color="CCCCCC" w:sz="4"/>
+            </w:tcBorders>
+            <w:shd w:fill="E8E8E8" w:val="clear"/>
+            <w:tcMar>
+              <w:top w:type="dxa" w:w="80"/>
+              <w:left w:type="dxa" w:w="120"/>
+              <w:bottom w:type="dxa" w:w="80"/>
+              <w:right w:type="dxa" w:w="120"/>
+            </w:tcMar>
+          </w:tcPr>
+          <w:p>
+            <w:pPr>
+              <w:spacing w:before="0" w:after="0"/>
+            </w:pPr>
+            <w:r>
+              <w:rPr>
+                <w:rFonts w:ascii="BIZ UDPGothic" w:cs="BIZ UDPGothic" w:eastAsia="BIZ UDPGothic" w:hAnsi="BIZ UDPGothic"/>
+                <w:color w:val="404040"/>
+                <w:sz w:val="18"/>
+                <w:szCs w:val="18"/>
+              </w:rPr>
+              <w:t xml:space="preserve">備考 / Ghi chú</w:t>
+            </w:r>
+          </w:p>
+        </w:tc>
+      </w:tr>
+      <w:tr>
+        <w:trPr>
+          <w:cantSplit/>
+        </w:trPr>
+        <w:tc>
+          <w:tcPr>
+            <w:tcW w:type="dxa" w:w="1901"/>
+            <w:tcBorders>
+              <w:top w:val="single" w:color="CCCCCC" w:sz="4"/>
+              <w:left w:val="single" w:color="CCCCCC" w:sz="4"/>
+              <w:bottom w:val="single" w:color="CCCCCC" w:sz="4"/>
+              <w:right w:val="single" w:color="CCCCCC" w:sz="4"/>
+            </w:tcBorders>
+            <w:shd w:fill="FFFFFF" w:val="clear"/>
+            <w:tcMar>
+              <w:top w:type="dxa" w:w="80"/>
+              <w:left w:type="dxa" w:w="120"/>
+              <w:bottom w:type="dxa" w:w="80"/>
+              <w:right w:type="dxa" w:w="120"/>
+            </w:tcMar>
+          </w:tcPr>
+          <w:p>
+            <w:pPr>
+              <w:spacing w:before="0" w:after="0"/>
+            </w:pPr>
+            <w:r>
+              <w:rPr>
+                <w:rFonts w:ascii="BIZ UDPGothic" w:cs="BIZ UDPGothic" w:eastAsia="BIZ UDPGothic" w:hAnsi="BIZ UDPGothic"/>
+                <w:color w:val="404040"/>
+                <w:sz w:val="18"/>
+                <w:szCs w:val="18"/>
+              </w:rPr>
+              <w:t xml:space="preserve">1</w:t>
+            </w:r>
+          </w:p>
+        </w:tc>
+        <w:tc>
+          <w:tcPr>
+            <w:tcW w:type="dxa" w:w="1901"/>
+            <w:tcBorders>
+              <w:top w:val="single" w:color="CCCCCC" w:sz="4"/>
+              <w:left w:val="single" w:color="CCCCCC" w:sz="4"/>
+              <w:bottom w:val="single" w:color="CCCCCC" w:sz="4"/>
+              <w:right w:val="single" w:color="CCCCCC" w:sz="4"/>
+            </w:tcBorders>
+            <w:shd w:fill="FFFFFF" w:val="clear"/>
+            <w:tcMar>
+              <w:top w:type="dxa" w:w="80"/>
+              <w:left w:type="dxa" w:w="120"/>
+              <w:bottom w:type="dxa" w:w="80"/>
+              <w:right w:type="dxa" w:w="120"/>
+            </w:tcMar>
+          </w:tcPr>
+          <w:p>
+            <w:pPr>
+              <w:spacing w:before="0" w:after="0"/>
+            </w:pPr>
+            <w:r>
+              <w:rPr>
+                <w:rFonts w:ascii="Courier New" w:cs="Courier New" w:eastAsia="Courier New" w:hAnsi="Courier New"/>
+                <w:color w:val="404040"/>
+                <w:sz w:val="16"/>
+                <w:szCs w:val="16"/>
+              </w:rPr>
+              <w:t xml:space="preserve">ターゲットが同アカウントLambdaに変更されたことを確認</w:t>
+            </w:r>
+          </w:p>
+          <w:p>
+            <w:pPr>
+              <w:spacing w:before="0" w:after="0"/>
+            </w:pPr>
+            <w:r>
+              <w:rPr>
+                <w:rFonts w:ascii="Courier New" w:cs="Courier New" w:eastAsia="Courier New" w:hAnsi="Courier New"/>
+                <w:color w:val="404040"/>
+                <w:sz w:val="16"/>
+                <w:szCs w:val="16"/>
+              </w:rPr>
+              <w:t xml:space="preserve">aws events list-targets-by-rule \</w:t>
+            </w:r>
+          </w:p>
+          <w:p>
+            <w:pPr>
+              <w:spacing w:before="0" w:after="0"/>
+            </w:pPr>
+            <w:r>
+              <w:rPr>
+                <w:rFonts w:ascii="Courier New" w:cs="Courier New" w:eastAsia="Courier New" w:hAnsi="Courier New"/>
+                <w:color w:val="404040"/>
+                <w:sz w:val="16"/>
+                <w:szCs w:val="16"/>
+              </w:rPr>
+              <w:t xml:space="preserve">--rule ksm-posstg-eb-rule-copy-backup-sg \</w:t>
+            </w:r>
+          </w:p>
+          <w:p>
+            <w:pPr>
+              <w:spacing w:before="0" w:after="0"/>
+            </w:pPr>
+            <w:r>
+              <w:rPr>
+                <w:rFonts w:ascii="Courier New" w:cs="Courier New" w:eastAsia="Courier New" w:hAnsi="Courier New"/>
+                <w:color w:val="404040"/>
+                <w:sz w:val="16"/>
+                <w:szCs w:val="16"/>
+              </w:rPr>
+              <w:t xml:space="preserve">--query "Targets[0].Arn"</w:t>
+            </w:r>
+          </w:p>
+        </w:tc>
+        <w:tc>
+          <w:tcPr>
+            <w:tcW w:type="dxa" w:w="1901"/>
+            <w:tcBorders>
+              <w:top w:val="single" w:color="CCCCCC" w:sz="4"/>
+              <w:left w:val="single" w:color="CCCCCC" w:sz="4"/>
+              <w:bottom w:val="single" w:color="CCCCCC" w:sz="4"/>
+              <w:right w:val="single" w:color="CCCCCC" w:sz="4"/>
+            </w:tcBorders>
+            <w:shd w:fill="FFFFFF" w:val="clear"/>
+            <w:tcMar>
+              <w:top w:type="dxa" w:w="80"/>
+              <w:left w:type="dxa" w:w="120"/>
+              <w:bottom w:type="dxa" w:w="80"/>
+              <w:right w:type="dxa" w:w="120"/>
+            </w:tcMar>
+          </w:tcPr>
+          <w:p>
+            <w:pPr>
+              <w:spacing w:before="0" w:after="0"/>
+            </w:pPr>
+            <w:r>
+              <w:rPr>
+                <w:rFonts w:ascii="BIZ UDPGothic" w:cs="BIZ UDPGothic" w:eastAsia="BIZ UDPGothic" w:hAnsi="BIZ UDPGothic"/>
+                <w:color w:val="404040"/>
+                <w:sz w:val="18"/>
+                <w:szCs w:val="18"/>
+              </w:rPr>
+              <w:t xml:space="preserve">arn:...750735758916:function:ksm-posstg-lmd-function-copy-backup-sg</w:t>
+            </w:r>
+          </w:p>
+        </w:tc>
+        <w:tc>
+          <w:tcPr>
+            <w:tcW w:type="dxa" w:w="1901"/>
+            <w:tcBorders>
+              <w:top w:val="single" w:color="CCCCCC" w:sz="4"/>
+              <w:left w:val="single" w:color="CCCCCC" w:sz="4"/>
+              <w:bottom w:val="single" w:color="CCCCCC" w:sz="4"/>
+              <w:right w:val="single" w:color="CCCCCC" w:sz="4"/>
+            </w:tcBorders>
+            <w:shd w:fill="FFFFFF" w:val="clear"/>
+            <w:tcMar>
+              <w:top w:type="dxa" w:w="80"/>
+              <w:left w:type="dxa" w:w="120"/>
+              <w:bottom w:type="dxa" w:w="80"/>
+              <w:right w:type="dxa" w:w="120"/>
+            </w:tcMar>
+          </w:tcPr>
+          <w:p>
+            <w:pPr>
+              <w:spacing w:before="0" w:after="0"/>
+            </w:pPr>
+            <w:r>
+              <w:rPr>
+                <w:rFonts w:ascii="BIZ UDPGothic" w:cs="BIZ UDPGothic" w:eastAsia="BIZ UDPGothic" w:hAnsi="BIZ UDPGothic"/>
+                <w:color w:val="404040"/>
+                <w:sz w:val="18"/>
+                <w:szCs w:val="18"/>
+              </w:rPr>
+              <w:t xml:space="preserve"/>
+            </w:r>
+          </w:p>
+        </w:tc>
+        <w:tc>
+          <w:tcPr>
+            <w:tcW w:type="dxa" w:w="1902"/>
+            <w:tcBorders>
+              <w:top w:val="single" w:color="CCCCCC" w:sz="4"/>
+              <w:left w:val="single" w:color="CCCCCC" w:sz="4"/>
+              <w:bottom w:val="single" w:color="CCCCCC" w:sz="4"/>
+              <w:right w:val="single" w:color="CCCCCC" w:sz="4"/>
+            </w:tcBorders>
+            <w:shd w:fill="FFFFFF" w:val="clear"/>
+            <w:tcMar>
+              <w:top w:type="dxa" w:w="80"/>
+              <w:left w:type="dxa" w:w="120"/>
+              <w:bottom w:type="dxa" w:w="80"/>
+              <w:right w:type="dxa" w:w="120"/>
+            </w:tcMar>
+          </w:tcPr>
+          <w:p>
+            <w:pPr>
+              <w:spacing w:before="0" w:after="0"/>
+            </w:pPr>
+            <w:r>
+              <w:rPr>
+                <w:rFonts w:ascii="BIZ UDPGothic" w:cs="BIZ UDPGothic" w:eastAsia="BIZ UDPGothic" w:hAnsi="BIZ UDPGothic"/>
+                <w:color w:val="404040"/>
+                <w:sz w:val="18"/>
+                <w:szCs w:val="18"/>
+              </w:rPr>
+              <w:t xml:space="preserve"/>
+            </w:r>
+          </w:p>
+        </w:tc>
+      </w:tr>
+    </w:tbl>
+    <w:p>
+      <w:pPr>
+        <w:pBdr>
+          <w:left w:val="thick" w:color="C8102E" w:sz="20" w:space="6"/>
+        </w:pBdr>
+        <w:spacing w:before="280" w:after="100"/>
+      </w:pPr>
+      <w:r>
+        <w:rPr>
+          <w:rFonts w:ascii="BIZ UDPGothic" w:cs="BIZ UDPGothic" w:eastAsia="BIZ UDPGothic" w:hAnsi="BIZ UDPGothic"/>
+          <w:b/>
+          <w:bCs/>
+          <w:color w:val="C8102E"/>
+          <w:sz w:val="24"/>
+          <w:szCs w:val="24"/>
+        </w:rPr>
+        <w:t xml:space="preserve">■ No.19 web-be rootアプリ実行修正</w:t>
+      </w:r>
+      <w:r>
+        <w:br/>
+      </w:r>
+      <w:r>
+        <w:rPr>
+          <w:rFonts w:ascii="BIZ UDPGothic" w:cs="BIZ UDPGothic" w:eastAsia="BIZ UDPGothic" w:hAnsi="BIZ UDPGothic"/>
+          <w:i/>
+          <w:iCs/>
+          <w:color w:val="AA3344"/>
+          <w:sz w:val="17"/>
+          <w:szCs w:val="17"/>
+        </w:rPr>
+        <w:t xml:space="preserve">　Sửa lỗi chạy app bằng root trên web-be</w:t>
+      </w:r>
+    </w:p>
+    <w:p>
+      <w:pPr>
+        <w:pBdr>
+          <w:left w:val="thick" w:color="C8102E" w:sz="20" w:space="6"/>
+        </w:pBdr>
+        <w:spacing w:before="280" w:after="100"/>
+      </w:pPr>
+      <w:r>
+        <w:rPr>
+          <w:rFonts w:ascii="BIZ UDPGothic" w:cs="BIZ UDPGothic" w:eastAsia="BIZ UDPGothic" w:hAnsi="BIZ UDPGothic"/>
+          <w:b/>
+          <w:bCs/>
+          <w:color w:val="C8102E"/>
+          <w:sz w:val="24"/>
+          <w:szCs w:val="24"/>
+        </w:rPr>
+        <w:t xml:space="preserve">■ 対象 / Đối tượng</w:t>
+      </w:r>
+      <w:r>
+        <w:br/>
+      </w:r>
+      <w:r>
+        <w:rPr>
+          <w:rFonts w:ascii="BIZ UDPGothic" w:cs="BIZ UDPGothic" w:eastAsia="BIZ UDPGothic" w:hAnsi="BIZ UDPGothic"/>
+          <w:i/>
+          <w:iCs/>
+          <w:color w:val="AA3344"/>
+          <w:sz w:val="17"/>
+          <w:szCs w:val="17"/>
+        </w:rPr>
+        <w:t xml:space="preserve">　</w:t>
+      </w:r>
+    </w:p>
+    <w:p>
+      <w:pPr>
+        <w:spacing w:before="100" w:after="100"/>
+      </w:pPr>
+      <w:r>
+        <w:rPr>
+          <w:rFonts w:ascii="BIZ UDPGothic" w:cs="BIZ UDPGothic" w:eastAsia="BIZ UDPGothic" w:hAnsi="BIZ UDPGothic"/>
+          <w:color w:val="404040"/>
+          <w:sz w:val="18"/>
+          <w:szCs w:val="18"/>
+        </w:rPr>
+        <w:t xml:space="preserve">STG: EC2 i-06a74666e851e4d12 (web-be / 10.239.2.195)</w:t>
+      </w:r>
+    </w:p>
+    <w:p>
+      <w:pPr>
+        <w:pBdr>
+          <w:left w:val="thick" w:color="C8102E" w:sz="20" w:space="6"/>
+        </w:pBdr>
+        <w:spacing w:before="280" w:after="100"/>
+      </w:pPr>
+      <w:r>
+        <w:rPr>
+          <w:rFonts w:ascii="BIZ UDPGothic" w:cs="BIZ UDPGothic" w:eastAsia="BIZ UDPGothic" w:hAnsi="BIZ UDPGothic"/>
+          <w:b/>
+          <w:bCs/>
+          <w:color w:val="C8102E"/>
+          <w:sz w:val="24"/>
+          <w:szCs w:val="24"/>
+        </w:rPr>
+        <w:t xml:space="preserve">■ 現状・問題 / Hiện trạng / Vấn đề</w:t>
+      </w:r>
+      <w:r>
+        <w:br/>
+      </w:r>
+      <w:r>
+        <w:rPr>
+          <w:rFonts w:ascii="BIZ UDPGothic" w:cs="BIZ UDPGothic" w:eastAsia="BIZ UDPGothic" w:hAnsi="BIZ UDPGothic"/>
+          <w:i/>
+          <w:iCs/>
+          <w:color w:val="AA3344"/>
+          <w:sz w:val="17"/>
+          <w:szCs w:val="17"/>
+        </w:rPr>
+        <w:t xml:space="preserve">　</w:t>
+      </w:r>
+    </w:p>
+    <w:p>
+      <w:pPr>
+        <w:spacing w:before="100" w:after="100"/>
+      </w:pPr>
+      <w:r>
+        <w:rPr>
+          <w:rFonts w:ascii="BIZ UDPGothic" w:cs="BIZ UDPGothic" w:eastAsia="BIZ UDPGothic" w:hAnsi="BIZ UDPGothic"/>
+          <w:color w:val="404040"/>
+          <w:sz w:val="18"/>
+          <w:szCs w:val="18"/>
+        </w:rPr>
+        <w:t xml:space="preserve">ishida-20251217-1.jar が root ユーザーで直接実行されている（java -jar ishida-20251217-1.jar --server.port=8081）。アプリ侵害時にサーバー全体の乗っ取りが可能。</w:t>
+      </w:r>
+      <w:r>
+        <w:br/>
+      </w:r>
+      <w:r>
+        <w:rPr>
+          <w:rFonts w:ascii="BIZ UDPGothic" w:cs="BIZ UDPGothic" w:eastAsia="BIZ UDPGothic" w:hAnsi="BIZ UDPGothic"/>
+          <w:i/>
+          <w:iCs/>
+          <w:color w:val="777777"/>
+          <w:sz w:val="16"/>
+          <w:szCs w:val="16"/>
+        </w:rPr>
+        <w:t xml:space="preserve">/ ishida-20251217-1.jar đang được chạy trực tiếp bằng user root. Khi ứng dụng bị xâm phạm, có thể chiếm quyền toàn bộ server.</w:t>
+      </w:r>
+    </w:p>
+    <w:p>
+      <w:pPr>
+        <w:pBdr>
+          <w:left w:val="thick" w:color="C8102E" w:sz="20" w:space="6"/>
+        </w:pBdr>
+        <w:spacing w:before="280" w:after="100"/>
+      </w:pPr>
+      <w:r>
+        <w:rPr>
+          <w:rFonts w:ascii="BIZ UDPGothic" w:cs="BIZ UDPGothic" w:eastAsia="BIZ UDPGothic" w:hAnsi="BIZ UDPGothic"/>
+          <w:b/>
+          <w:bCs/>
+          <w:color w:val="C8102E"/>
+          <w:sz w:val="24"/>
+          <w:szCs w:val="24"/>
+        </w:rPr>
+        <w:t xml:space="preserve">■ 改修手順 / Quy trình sửa đổi</w:t>
+      </w:r>
+      <w:r>
+        <w:br/>
+      </w:r>
+      <w:r>
+        <w:rPr>
+          <w:rFonts w:ascii="BIZ UDPGothic" w:cs="BIZ UDPGothic" w:eastAsia="BIZ UDPGothic" w:hAnsi="BIZ UDPGothic"/>
+          <w:i/>
+          <w:iCs/>
+          <w:color w:val="AA3344"/>
+          <w:sz w:val="17"/>
+          <w:szCs w:val="17"/>
+        </w:rPr>
+        <w:t xml:space="preserve">　</w:t>
+      </w:r>
+    </w:p>
+    <w:p>
+      <w:pPr>
+        <w:pBdr>
+          <w:left w:val="thick" w:color="C8102E" w:sz="20" w:space="6"/>
+        </w:pBdr>
+        <w:spacing w:before="280" w:after="100"/>
+      </w:pPr>
+      <w:r>
+        <w:rPr>
+          <w:rFonts w:ascii="BIZ UDPGothic" w:cs="BIZ UDPGothic" w:eastAsia="BIZ UDPGothic" w:hAnsi="BIZ UDPGothic"/>
+          <w:b/>
+          <w:bCs/>
+          <w:color w:val="C8102E"/>
+          <w:sz w:val="24"/>
+          <w:szCs w:val="24"/>
+        </w:rPr>
+        <w:t xml:space="preserve">■ テスト手順 / Quy trình kiểm thử</w:t>
+      </w:r>
+      <w:r>
+        <w:br/>
+      </w:r>
+      <w:r>
+        <w:rPr>
+          <w:rFonts w:ascii="BIZ UDPGothic" w:cs="BIZ UDPGothic" w:eastAsia="BIZ UDPGothic" w:hAnsi="BIZ UDPGothic"/>
+          <w:i/>
+          <w:iCs/>
+          <w:color w:val="AA3344"/>
+          <w:sz w:val="17"/>
+          <w:szCs w:val="17"/>
+        </w:rPr>
+        <w:t xml:space="preserve">　</w:t>
+      </w:r>
+    </w:p>
+    <w:tbl>
+      <w:tblPr>
+        <w:tblW w:type="dxa" w:w="9506"/>
+        <w:tblBorders>
+          <w:top w:val="single" w:color="CCCCCC" w:sz="4"/>
+          <w:left w:val="single" w:color="CCCCCC" w:sz="4"/>
+          <w:bottom w:val="single" w:color="CCCCCC" w:sz="4"/>
+          <w:right w:val="single" w:color="CCCCCC" w:sz="4"/>
+          <w:insideH w:val="single" w:color="auto" w:sz="4"/>
+          <w:insideV w:val="single" w:color="auto" w:sz="4"/>
+        </w:tblBorders>
+      </w:tblPr>
+      <w:tblGrid>
+        <w:gridCol w:w="1901"/>
+        <w:gridCol w:w="1901"/>
+        <w:gridCol w:w="1901"/>
+        <w:gridCol w:w="1901"/>
+        <w:gridCol w:w="1902"/>
+      </w:tblGrid>
+      <w:tr>
+        <w:trPr>
+          <w:cantSplit/>
+          <w:tblHeader/>
+        </w:trPr>
+        <w:tc>
+          <w:tcPr>
+            <w:tcW w:type="dxa" w:w="1901"/>
+            <w:tcBorders>
+              <w:top w:val="single" w:color="CCCCCC" w:sz="4"/>
+              <w:left w:val="single" w:color="CCCCCC" w:sz="4"/>
+              <w:bottom w:val="single" w:color="CCCCCC" w:sz="4"/>
+              <w:right w:val="single" w:color="CCCCCC" w:sz="4"/>
+            </w:tcBorders>
+            <w:shd w:fill="E8E8E8" w:val="clear"/>
+            <w:tcMar>
+              <w:top w:type="dxa" w:w="80"/>
+              <w:left w:type="dxa" w:w="120"/>
+              <w:bottom w:type="dxa" w:w="80"/>
+              <w:right w:type="dxa" w:w="120"/>
+            </w:tcMar>
+          </w:tcPr>
+          <w:p>
+            <w:pPr>
+              <w:spacing w:before="0" w:after="0"/>
+            </w:pPr>
+            <w:r>
+              <w:rPr>
+                <w:rFonts w:ascii="BIZ UDPGothic" w:cs="BIZ UDPGothic" w:eastAsia="BIZ UDPGothic" w:hAnsi="BIZ UDPGothic"/>
+                <w:color w:val="404040"/>
+                <w:sz w:val="18"/>
+                <w:szCs w:val="18"/>
+              </w:rPr>
+              <w:t xml:space="preserve">No.</w:t>
+            </w:r>
+          </w:p>
+        </w:tc>
+        <w:tc>
+          <w:tcPr>
+            <w:tcW w:type="dxa" w:w="1901"/>
+            <w:tcBorders>
+              <w:top w:val="single" w:color="CCCCCC" w:sz="4"/>
+              <w:left w:val="single" w:color="CCCCCC" w:sz="4"/>
+              <w:bottom w:val="single" w:color="CCCCCC" w:sz="4"/>
+              <w:right w:val="single" w:color="CCCCCC" w:sz="4"/>
+            </w:tcBorders>
+            <w:shd w:fill="E8E8E8" w:val="clear"/>
+            <w:tcMar>
+              <w:top w:type="dxa" w:w="80"/>
+              <w:left w:type="dxa" w:w="120"/>
+              <w:bottom w:type="dxa" w:w="80"/>
+              <w:right w:type="dxa" w:w="120"/>
+            </w:tcMar>
+          </w:tcPr>
+          <w:p>
+            <w:pPr>
+              <w:spacing w:before="0" w:after="0"/>
+            </w:pPr>
+            <w:r>
+              <w:rPr>
+                <w:rFonts w:ascii="BIZ UDPGothic" w:cs="BIZ UDPGothic" w:eastAsia="BIZ UDPGothic" w:hAnsi="BIZ UDPGothic"/>
+                <w:color w:val="404040"/>
+                <w:sz w:val="18"/>
+                <w:szCs w:val="18"/>
+              </w:rPr>
+              <w:t xml:space="preserve">テスト手順・確認内容 / Nội dung xác nhận</w:t>
+            </w:r>
+          </w:p>
+        </w:tc>
+        <w:tc>
+          <w:tcPr>
+            <w:tcW w:type="dxa" w:w="1901"/>
+            <w:tcBorders>
+              <w:top w:val="single" w:color="CCCCCC" w:sz="4"/>
+              <w:left w:val="single" w:color="CCCCCC" w:sz="4"/>
+              <w:bottom w:val="single" w:color="CCCCCC" w:sz="4"/>
+              <w:right w:val="single" w:color="CCCCCC" w:sz="4"/>
+            </w:tcBorders>
+            <w:shd w:fill="E8E8E8" w:val="clear"/>
+            <w:tcMar>
+              <w:top w:type="dxa" w:w="80"/>
+              <w:left w:type="dxa" w:w="120"/>
+              <w:bottom w:type="dxa" w:w="80"/>
+              <w:right w:type="dxa" w:w="120"/>
+            </w:tcMar>
+          </w:tcPr>
+          <w:p>
+            <w:pPr>
+              <w:spacing w:before="0" w:after="0"/>
+            </w:pPr>
+            <w:r>
+              <w:rPr>
+                <w:rFonts w:ascii="BIZ UDPGothic" w:cs="BIZ UDPGothic" w:eastAsia="BIZ UDPGothic" w:hAnsi="BIZ UDPGothic"/>
+                <w:color w:val="404040"/>
+                <w:sz w:val="18"/>
+                <w:szCs w:val="18"/>
+              </w:rPr>
+              <w:t xml:space="preserve">期待結果 / Kết quả mong đợi</w:t>
+            </w:r>
+          </w:p>
+        </w:tc>
+        <w:tc>
+          <w:tcPr>
+            <w:tcW w:type="dxa" w:w="1901"/>
+            <w:tcBorders>
+              <w:top w:val="single" w:color="CCCCCC" w:sz="4"/>
+              <w:left w:val="single" w:color="CCCCCC" w:sz="4"/>
+              <w:bottom w:val="single" w:color="CCCCCC" w:sz="4"/>
+              <w:right w:val="single" w:color="CCCCCC" w:sz="4"/>
+            </w:tcBorders>
+            <w:shd w:fill="E8E8E8" w:val="clear"/>
+            <w:tcMar>
+              <w:top w:type="dxa" w:w="80"/>
+              <w:left w:type="dxa" w:w="120"/>
+              <w:bottom w:type="dxa" w:w="80"/>
+              <w:right w:type="dxa" w:w="120"/>
+            </w:tcMar>
+          </w:tcPr>
+          <w:p>
+            <w:pPr>
+              <w:spacing w:before="0" w:after="0"/>
+            </w:pPr>
+            <w:r>
+              <w:rPr>
+                <w:rFonts w:ascii="BIZ UDPGothic" w:cs="BIZ UDPGothic" w:eastAsia="BIZ UDPGothic" w:hAnsi="BIZ UDPGothic"/>
+                <w:color w:val="404040"/>
+                <w:sz w:val="18"/>
+                <w:szCs w:val="18"/>
+              </w:rPr>
+              <w:t xml:space="preserve">結果 / KQ</w:t>
+            </w:r>
+          </w:p>
+        </w:tc>
+        <w:tc>
+          <w:tcPr>
+            <w:tcW w:type="dxa" w:w="1902"/>
+            <w:tcBorders>
+              <w:top w:val="single" w:color="CCCCCC" w:sz="4"/>
+              <w:left w:val="single" w:color="CCCCCC" w:sz="4"/>
+              <w:bottom w:val="single" w:color="CCCCCC" w:sz="4"/>
+              <w:right w:val="single" w:color="CCCCCC" w:sz="4"/>
+            </w:tcBorders>
+            <w:shd w:fill="E8E8E8" w:val="clear"/>
+            <w:tcMar>
+              <w:top w:type="dxa" w:w="80"/>
+              <w:left w:type="dxa" w:w="120"/>
+              <w:bottom w:type="dxa" w:w="80"/>
+              <w:right w:type="dxa" w:w="120"/>
+            </w:tcMar>
+          </w:tcPr>
+          <w:p>
+            <w:pPr>
+              <w:spacing w:before="0" w:after="0"/>
+            </w:pPr>
+            <w:r>
+              <w:rPr>
+                <w:rFonts w:ascii="BIZ UDPGothic" w:cs="BIZ UDPGothic" w:eastAsia="BIZ UDPGothic" w:hAnsi="BIZ UDPGothic"/>
+                <w:color w:val="404040"/>
+                <w:sz w:val="18"/>
+                <w:szCs w:val="18"/>
+              </w:rPr>
+              <w:t xml:space="preserve">備考 / Ghi chú</w:t>
+            </w:r>
+          </w:p>
+        </w:tc>
+      </w:tr>
+      <w:tr>
+        <w:trPr>
+          <w:cantSplit/>
+        </w:trPr>
+        <w:tc>
+          <w:tcPr>
+            <w:tcW w:type="dxa" w:w="1901"/>
+            <w:tcBorders>
+              <w:top w:val="single" w:color="CCCCCC" w:sz="4"/>
+              <w:left w:val="single" w:color="CCCCCC" w:sz="4"/>
+              <w:bottom w:val="single" w:color="CCCCCC" w:sz="4"/>
+              <w:right w:val="single" w:color="CCCCCC" w:sz="4"/>
+            </w:tcBorders>
+            <w:shd w:fill="FFFFFF" w:val="clear"/>
+            <w:tcMar>
+              <w:top w:type="dxa" w:w="80"/>
+              <w:left w:type="dxa" w:w="120"/>
+              <w:bottom w:type="dxa" w:w="80"/>
+              <w:right w:type="dxa" w:w="120"/>
+            </w:tcMar>
+          </w:tcPr>
+          <w:p>
+            <w:pPr>
+              <w:spacing w:before="0" w:after="0"/>
+            </w:pPr>
+            <w:r>
+              <w:rPr>
+                <w:rFonts w:ascii="BIZ UDPGothic" w:cs="BIZ UDPGothic" w:eastAsia="BIZ UDPGothic" w:hAnsi="BIZ UDPGothic"/>
+                <w:color w:val="404040"/>
+                <w:sz w:val="18"/>
+                <w:szCs w:val="18"/>
+              </w:rPr>
+              <w:t xml:space="preserve">1</w:t>
+            </w:r>
+          </w:p>
+        </w:tc>
+        <w:tc>
+          <w:tcPr>
+            <w:tcW w:type="dxa" w:w="1901"/>
+            <w:tcBorders>
+              <w:top w:val="single" w:color="CCCCCC" w:sz="4"/>
+              <w:left w:val="single" w:color="CCCCCC" w:sz="4"/>
+              <w:bottom w:val="single" w:color="CCCCCC" w:sz="4"/>
+              <w:right w:val="single" w:color="CCCCCC" w:sz="4"/>
+            </w:tcBorders>
+            <w:shd w:fill="FFFFFF" w:val="clear"/>
+            <w:tcMar>
+              <w:top w:type="dxa" w:w="80"/>
+              <w:left w:type="dxa" w:w="120"/>
+              <w:bottom w:type="dxa" w:w="80"/>
+              <w:right w:type="dxa" w:w="120"/>
+            </w:tcMar>
+          </w:tcPr>
+          <w:p>
+            <w:pPr>
+              <w:spacing w:before="0" w:after="0"/>
+            </w:pPr>
+            <w:r>
+              <w:rPr>
+                <w:rFonts w:ascii="BIZ UDPGothic" w:cs="BIZ UDPGothic" w:eastAsia="BIZ UDPGothic" w:hAnsi="BIZ UDPGothic"/>
+                <w:color w:val="404040"/>
+                <w:sz w:val="18"/>
+                <w:szCs w:val="18"/>
+              </w:rPr>
+              <w:t xml:space="preserve">systemctl status ishida で稼働確認</w:t>
+            </w:r>
+          </w:p>
+        </w:tc>
+        <w:tc>
+          <w:tcPr>
+            <w:tcW w:type="dxa" w:w="1901"/>
+            <w:tcBorders>
+              <w:top w:val="single" w:color="CCCCCC" w:sz="4"/>
+              <w:left w:val="single" w:color="CCCCCC" w:sz="4"/>
+              <w:bottom w:val="single" w:color="CCCCCC" w:sz="4"/>
+              <w:right w:val="single" w:color="CCCCCC" w:sz="4"/>
+            </w:tcBorders>
+            <w:shd w:fill="FFFFFF" w:val="clear"/>
+            <w:tcMar>
+              <w:top w:type="dxa" w:w="80"/>
+              <w:left w:type="dxa" w:w="120"/>
+              <w:bottom w:type="dxa" w:w="80"/>
+              <w:right w:type="dxa" w:w="120"/>
+            </w:tcMar>
+          </w:tcPr>
+          <w:p>
+            <w:pPr>
+              <w:spacing w:before="0" w:after="0"/>
+            </w:pPr>
+            <w:r>
+              <w:rPr>
+                <w:rFonts w:ascii="BIZ UDPGothic" w:cs="BIZ UDPGothic" w:eastAsia="BIZ UDPGothic" w:hAnsi="BIZ UDPGothic"/>
+                <w:color w:val="404040"/>
+                <w:sz w:val="18"/>
+                <w:szCs w:val="18"/>
+              </w:rPr>
+              <w:t xml:space="preserve">Active: active (running)</w:t>
+            </w:r>
+          </w:p>
+          <w:p>
+            <w:pPr>
+              <w:spacing w:before="0" w:after="0"/>
+            </w:pPr>
+            <w:r>
+              <w:rPr>
+                <w:rFonts w:ascii="BIZ UDPGothic" w:cs="BIZ UDPGothic" w:eastAsia="BIZ UDPGothic" w:hAnsi="BIZ UDPGothic"/>
+                <w:color w:val="404040"/>
+                <w:sz w:val="18"/>
+                <w:szCs w:val="18"/>
+              </w:rPr>
+              <w:t xml:space="preserve">ユーザー: ishida</w:t>
+            </w:r>
+          </w:p>
+        </w:tc>
+        <w:tc>
+          <w:tcPr>
+            <w:tcW w:type="dxa" w:w="1901"/>
+            <w:tcBorders>
+              <w:top w:val="single" w:color="CCCCCC" w:sz="4"/>
+              <w:left w:val="single" w:color="CCCCCC" w:sz="4"/>
+              <w:bottom w:val="single" w:color="CCCCCC" w:sz="4"/>
+              <w:right w:val="single" w:color="CCCCCC" w:sz="4"/>
+            </w:tcBorders>
+            <w:shd w:fill="FFFFFF" w:val="clear"/>
+            <w:tcMar>
+              <w:top w:type="dxa" w:w="80"/>
+              <w:left w:type="dxa" w:w="120"/>
+              <w:bottom w:type="dxa" w:w="80"/>
+              <w:right w:type="dxa" w:w="120"/>
+            </w:tcMar>
+          </w:tcPr>
+          <w:p>
+            <w:pPr>
+              <w:spacing w:before="0" w:after="0"/>
+            </w:pPr>
+            <w:r>
+              <w:rPr>
+                <w:rFonts w:ascii="BIZ UDPGothic" w:cs="BIZ UDPGothic" w:eastAsia="BIZ UDPGothic" w:hAnsi="BIZ UDPGothic"/>
+                <w:color w:val="404040"/>
+                <w:sz w:val="18"/>
+                <w:szCs w:val="18"/>
+              </w:rPr>
+              <w:t xml:space="preserve"/>
+            </w:r>
+          </w:p>
+        </w:tc>
+        <w:tc>
+          <w:tcPr>
+            <w:tcW w:type="dxa" w:w="1902"/>
+            <w:tcBorders>
+              <w:top w:val="single" w:color="CCCCCC" w:sz="4"/>
+              <w:left w:val="single" w:color="CCCCCC" w:sz="4"/>
+              <w:bottom w:val="single" w:color="CCCCCC" w:sz="4"/>
+              <w:right w:val="single" w:color="CCCCCC" w:sz="4"/>
+            </w:tcBorders>
+            <w:shd w:fill="FFFFFF" w:val="clear"/>
+            <w:tcMar>
+              <w:top w:type="dxa" w:w="80"/>
+              <w:left w:type="dxa" w:w="120"/>
+              <w:bottom w:type="dxa" w:w="80"/>
+              <w:right w:type="dxa" w:w="120"/>
+            </w:tcMar>
+          </w:tcPr>
+          <w:p>
+            <w:pPr>
+              <w:spacing w:before="0" w:after="0"/>
+            </w:pPr>
+            <w:r>
+              <w:rPr>
+                <w:rFonts w:ascii="BIZ UDPGothic" w:cs="BIZ UDPGothic" w:eastAsia="BIZ UDPGothic" w:hAnsi="BIZ UDPGothic"/>
+                <w:color w:val="404040"/>
+                <w:sz w:val="18"/>
+                <w:szCs w:val="18"/>
+              </w:rPr>
+              <w:t xml:space="preserve"/>
+            </w:r>
+          </w:p>
+        </w:tc>
+      </w:tr>
+      <w:tr>
+        <w:trPr>
+          <w:cantSplit/>
+        </w:trPr>
+        <w:tc>
+          <w:tcPr>
+            <w:tcW w:type="dxa" w:w="1901"/>
+            <w:tcBorders>
+              <w:top w:val="single" w:color="CCCCCC" w:sz="4"/>
+              <w:left w:val="single" w:color="CCCCCC" w:sz="4"/>
+              <w:bottom w:val="single" w:color="CCCCCC" w:sz="4"/>
+              <w:right w:val="single" w:color="CCCCCC" w:sz="4"/>
+            </w:tcBorders>
+            <w:shd w:fill="FFFFFF" w:val="clear"/>
+            <w:tcMar>
+              <w:top w:type="dxa" w:w="80"/>
+              <w:left w:type="dxa" w:w="120"/>
+              <w:bottom w:type="dxa" w:w="80"/>
+              <w:right w:type="dxa" w:w="120"/>
+            </w:tcMar>
+          </w:tcPr>
+          <w:p>
+            <w:pPr>
+              <w:spacing w:before="0" w:after="0"/>
+            </w:pPr>
+            <w:r>
+              <w:rPr>
+                <w:rFonts w:ascii="BIZ UDPGothic" w:cs="BIZ UDPGothic" w:eastAsia="BIZ UDPGothic" w:hAnsi="BIZ UDPGothic"/>
+                <w:color w:val="404040"/>
+                <w:sz w:val="18"/>
+                <w:szCs w:val="18"/>
+              </w:rPr>
+              <w:t xml:space="preserve">2</w:t>
+            </w:r>
+          </w:p>
+        </w:tc>
+        <w:tc>
+          <w:tcPr>
+            <w:tcW w:type="dxa" w:w="1901"/>
+            <w:tcBorders>
+              <w:top w:val="single" w:color="CCCCCC" w:sz="4"/>
+              <w:left w:val="single" w:color="CCCCCC" w:sz="4"/>
+              <w:bottom w:val="single" w:color="CCCCCC" w:sz="4"/>
+              <w:right w:val="single" w:color="CCCCCC" w:sz="4"/>
+            </w:tcBorders>
+            <w:shd w:fill="FFFFFF" w:val="clear"/>
+            <w:tcMar>
+              <w:top w:type="dxa" w:w="80"/>
+              <w:left w:type="dxa" w:w="120"/>
+              <w:bottom w:type="dxa" w:w="80"/>
+              <w:right w:type="dxa" w:w="120"/>
+            </w:tcMar>
+          </w:tcPr>
+          <w:p>
+            <w:pPr>
+              <w:spacing w:before="0" w:after="0"/>
+            </w:pPr>
+            <w:r>
+              <w:rPr>
+                <w:rFonts w:ascii="BIZ UDPGothic" w:cs="BIZ UDPGothic" w:eastAsia="BIZ UDPGothic" w:hAnsi="BIZ UDPGothic"/>
+                <w:color w:val="404040"/>
+                <w:sz w:val="18"/>
+                <w:szCs w:val="18"/>
+              </w:rPr>
+              <w:t xml:space="preserve">curl -k https://localhost:8081/api/v1/health-check</w:t>
+            </w:r>
+          </w:p>
+        </w:tc>
+        <w:tc>
+          <w:tcPr>
+            <w:tcW w:type="dxa" w:w="1901"/>
+            <w:tcBorders>
+              <w:top w:val="single" w:color="CCCCCC" w:sz="4"/>
+              <w:left w:val="single" w:color="CCCCCC" w:sz="4"/>
+              <w:bottom w:val="single" w:color="CCCCCC" w:sz="4"/>
+              <w:right w:val="single" w:color="CCCCCC" w:sz="4"/>
+            </w:tcBorders>
+            <w:shd w:fill="FFFFFF" w:val="clear"/>
+            <w:tcMar>
+              <w:top w:type="dxa" w:w="80"/>
+              <w:left w:type="dxa" w:w="120"/>
+              <w:bottom w:type="dxa" w:w="80"/>
+              <w:right w:type="dxa" w:w="120"/>
+            </w:tcMar>
+          </w:tcPr>
+          <w:p>
+            <w:pPr>
+              <w:spacing w:before="0" w:after="0"/>
+            </w:pPr>
+            <w:r>
+              <w:rPr>
+                <w:rFonts w:ascii="BIZ UDPGothic" w:cs="BIZ UDPGothic" w:eastAsia="BIZ UDPGothic" w:hAnsi="BIZ UDPGothic"/>
+                <w:color w:val="404040"/>
+                <w:sz w:val="18"/>
+                <w:szCs w:val="18"/>
+              </w:rPr>
+              <w:t xml:space="preserve">200 OK が返ること</w:t>
+            </w:r>
+          </w:p>
+        </w:tc>
+        <w:tc>
+          <w:tcPr>
+            <w:tcW w:type="dxa" w:w="1901"/>
+            <w:tcBorders>
+              <w:top w:val="single" w:color="CCCCCC" w:sz="4"/>
+              <w:left w:val="single" w:color="CCCCCC" w:sz="4"/>
+              <w:bottom w:val="single" w:color="CCCCCC" w:sz="4"/>
+              <w:right w:val="single" w:color="CCCCCC" w:sz="4"/>
+            </w:tcBorders>
+            <w:shd w:fill="FFFFFF" w:val="clear"/>
+            <w:tcMar>
+              <w:top w:type="dxa" w:w="80"/>
+              <w:left w:type="dxa" w:w="120"/>
+              <w:bottom w:type="dxa" w:w="80"/>
+              <w:right w:type="dxa" w:w="120"/>
+            </w:tcMar>
+          </w:tcPr>
+          <w:p>
+            <w:pPr>
+              <w:spacing w:before="0" w:after="0"/>
+            </w:pPr>
+            <w:r>
+              <w:rPr>
+                <w:rFonts w:ascii="BIZ UDPGothic" w:cs="BIZ UDPGothic" w:eastAsia="BIZ UDPGothic" w:hAnsi="BIZ UDPGothic"/>
+                <w:color w:val="404040"/>
+                <w:sz w:val="18"/>
+                <w:szCs w:val="18"/>
+              </w:rPr>
+              <w:t xml:space="preserve"/>
+            </w:r>
+          </w:p>
+        </w:tc>
+        <w:tc>
+          <w:tcPr>
+            <w:tcW w:type="dxa" w:w="1902"/>
+            <w:tcBorders>
+              <w:top w:val="single" w:color="CCCCCC" w:sz="4"/>
+              <w:left w:val="single" w:color="CCCCCC" w:sz="4"/>
+              <w:bottom w:val="single" w:color="CCCCCC" w:sz="4"/>
+              <w:right w:val="single" w:color="CCCCCC" w:sz="4"/>
+            </w:tcBorders>
+            <w:shd w:fill="FFFFFF" w:val="clear"/>
+            <w:tcMar>
+              <w:top w:type="dxa" w:w="80"/>
+              <w:left w:type="dxa" w:w="120"/>
+              <w:bottom w:type="dxa" w:w="80"/>
+              <w:right w:type="dxa" w:w="120"/>
+            </w:tcMar>
+          </w:tcPr>
+          <w:p>
+            <w:pPr>
+              <w:spacing w:before="0" w:after="0"/>
+            </w:pPr>
+            <w:r>
+              <w:rPr>
+                <w:rFonts w:ascii="BIZ UDPGothic" w:cs="BIZ UDPGothic" w:eastAsia="BIZ UDPGothic" w:hAnsi="BIZ UDPGothic"/>
+                <w:color w:val="404040"/>
+                <w:sz w:val="18"/>
+                <w:szCs w:val="18"/>
+              </w:rPr>
+              <w:t xml:space="preserve"/>
+            </w:r>
+          </w:p>
+        </w:tc>
+      </w:tr>
+      <w:tr>
+        <w:trPr>
+          <w:cantSplit/>
+        </w:trPr>
+        <w:tc>
+          <w:tcPr>
+            <w:tcW w:type="dxa" w:w="1901"/>
+            <w:tcBorders>
+              <w:top w:val="single" w:color="CCCCCC" w:sz="4"/>
+              <w:left w:val="single" w:color="CCCCCC" w:sz="4"/>
+              <w:bottom w:val="single" w:color="CCCCCC" w:sz="4"/>
+              <w:right w:val="single" w:color="CCCCCC" w:sz="4"/>
+            </w:tcBorders>
+            <w:shd w:fill="FFFFFF" w:val="clear"/>
+            <w:tcMar>
+              <w:top w:type="dxa" w:w="80"/>
+              <w:left w:type="dxa" w:w="120"/>
+              <w:bottom w:type="dxa" w:w="80"/>
+              <w:right w:type="dxa" w:w="120"/>
+            </w:tcMar>
+          </w:tcPr>
+          <w:p>
+            <w:pPr>
+              <w:spacing w:before="0" w:after="0"/>
+            </w:pPr>
+            <w:r>
+              <w:rPr>
+                <w:rFonts w:ascii="BIZ UDPGothic" w:cs="BIZ UDPGothic" w:eastAsia="BIZ UDPGothic" w:hAnsi="BIZ UDPGothic"/>
+                <w:color w:val="404040"/>
+                <w:sz w:val="18"/>
+                <w:szCs w:val="18"/>
+              </w:rPr>
+              <w:t xml:space="preserve">3</w:t>
+            </w:r>
+          </w:p>
+        </w:tc>
+        <w:tc>
+          <w:tcPr>
+            <w:tcW w:type="dxa" w:w="1901"/>
+            <w:tcBorders>
+              <w:top w:val="single" w:color="CCCCCC" w:sz="4"/>
+              <w:left w:val="single" w:color="CCCCCC" w:sz="4"/>
+              <w:bottom w:val="single" w:color="CCCCCC" w:sz="4"/>
+              <w:right w:val="single" w:color="CCCCCC" w:sz="4"/>
+            </w:tcBorders>
+            <w:shd w:fill="FFFFFF" w:val="clear"/>
+            <w:tcMar>
+              <w:top w:type="dxa" w:w="80"/>
+              <w:left w:type="dxa" w:w="120"/>
+              <w:bottom w:type="dxa" w:w="80"/>
+              <w:right w:type="dxa" w:w="120"/>
+            </w:tcMar>
+          </w:tcPr>
+          <w:p>
+            <w:pPr>
+              <w:spacing w:before="0" w:after="0"/>
+            </w:pPr>
+            <w:r>
+              <w:rPr>
+                <w:rFonts w:ascii="BIZ UDPGothic" w:cs="BIZ UDPGothic" w:eastAsia="BIZ UDPGothic" w:hAnsi="BIZ UDPGothic"/>
+                <w:color w:val="404040"/>
+                <w:sz w:val="18"/>
+                <w:szCs w:val="18"/>
+              </w:rPr>
+              <w:t xml:space="preserve">ps aux | grep ishida で実行ユーザー確認</w:t>
+            </w:r>
+          </w:p>
+        </w:tc>
+        <w:tc>
+          <w:tcPr>
+            <w:tcW w:type="dxa" w:w="1901"/>
+            <w:tcBorders>
+              <w:top w:val="single" w:color="CCCCCC" w:sz="4"/>
+              <w:left w:val="single" w:color="CCCCCC" w:sz="4"/>
+              <w:bottom w:val="single" w:color="CCCCCC" w:sz="4"/>
+              <w:right w:val="single" w:color="CCCCCC" w:sz="4"/>
+            </w:tcBorders>
+            <w:shd w:fill="FFFFFF" w:val="clear"/>
+            <w:tcMar>
+              <w:top w:type="dxa" w:w="80"/>
+              <w:left w:type="dxa" w:w="120"/>
+              <w:bottom w:type="dxa" w:w="80"/>
+              <w:right w:type="dxa" w:w="120"/>
+            </w:tcMar>
+          </w:tcPr>
+          <w:p>
+            <w:pPr>
+              <w:spacing w:before="0" w:after="0"/>
+            </w:pPr>
+            <w:r>
+              <w:rPr>
+                <w:rFonts w:ascii="BIZ UDPGothic" w:cs="BIZ UDPGothic" w:eastAsia="BIZ UDPGothic" w:hAnsi="BIZ UDPGothic"/>
+                <w:color w:val="404040"/>
+                <w:sz w:val="18"/>
+                <w:szCs w:val="18"/>
+              </w:rPr>
+              <w:t xml:space="preserve">root ではなく ishida で実行されていること</w:t>
+            </w:r>
+          </w:p>
+        </w:tc>
+        <w:tc>
+          <w:tcPr>
+            <w:tcW w:type="dxa" w:w="1901"/>
+            <w:tcBorders>
+              <w:top w:val="single" w:color="CCCCCC" w:sz="4"/>
+              <w:left w:val="single" w:color="CCCCCC" w:sz="4"/>
+              <w:bottom w:val="single" w:color="CCCCCC" w:sz="4"/>
+              <w:right w:val="single" w:color="CCCCCC" w:sz="4"/>
+            </w:tcBorders>
+            <w:shd w:fill="FFFFFF" w:val="clear"/>
+            <w:tcMar>
+              <w:top w:type="dxa" w:w="80"/>
+              <w:left w:type="dxa" w:w="120"/>
+              <w:bottom w:type="dxa" w:w="80"/>
+              <w:right w:type="dxa" w:w="120"/>
+            </w:tcMar>
+          </w:tcPr>
+          <w:p>
+            <w:pPr>
+              <w:spacing w:before="0" w:after="0"/>
+            </w:pPr>
+            <w:r>
+              <w:rPr>
+                <w:rFonts w:ascii="BIZ UDPGothic" w:cs="BIZ UDPGothic" w:eastAsia="BIZ UDPGothic" w:hAnsi="BIZ UDPGothic"/>
+                <w:color w:val="404040"/>
+                <w:sz w:val="18"/>
+                <w:szCs w:val="18"/>
+              </w:rPr>
+              <w:t xml:space="preserve"/>
+            </w:r>
+          </w:p>
+        </w:tc>
+        <w:tc>
+          <w:tcPr>
+            <w:tcW w:type="dxa" w:w="1902"/>
+            <w:tcBorders>
+              <w:top w:val="single" w:color="CCCCCC" w:sz="4"/>
+              <w:left w:val="single" w:color="CCCCCC" w:sz="4"/>
+              <w:bottom w:val="single" w:color="CCCCCC" w:sz="4"/>
+              <w:right w:val="single" w:color="CCCCCC" w:sz="4"/>
+            </w:tcBorders>
+            <w:shd w:fill="FFFFFF" w:val="clear"/>
+            <w:tcMar>
+              <w:top w:type="dxa" w:w="80"/>
+              <w:left w:type="dxa" w:w="120"/>
+              <w:bottom w:type="dxa" w:w="80"/>
+              <w:right w:type="dxa" w:w="120"/>
+            </w:tcMar>
+          </w:tcPr>
+          <w:p>
+            <w:pPr>
+              <w:spacing w:before="0" w:after="0"/>
+            </w:pPr>
+            <w:r>
+              <w:rPr>
+                <w:rFonts w:ascii="BIZ UDPGothic" w:cs="BIZ UDPGothic" w:eastAsia="BIZ UDPGothic" w:hAnsi="BIZ UDPGothic"/>
+                <w:color w:val="404040"/>
+                <w:sz w:val="18"/>
+                <w:szCs w:val="18"/>
+              </w:rPr>
+              <w:t xml:space="preserve"/>
+            </w:r>
+          </w:p>
+        </w:tc>
+      </w:tr>
+    </w:tbl>
+    <w:p>
+      <w:pPr>
+        <w:pBdr>
+          <w:left w:val="thick" w:color="C8102E" w:sz="20" w:space="6"/>
+        </w:pBdr>
+        <w:spacing w:before="280" w:after="100"/>
+      </w:pPr>
+      <w:r>
+        <w:rPr>
+          <w:rFonts w:ascii="BIZ UDPGothic" w:cs="BIZ UDPGothic" w:eastAsia="BIZ UDPGothic" w:hAnsi="BIZ UDPGothic"/>
+          <w:b/>
+          <w:bCs/>
+          <w:color w:val="C8102E"/>
+          <w:sz w:val="24"/>
+          <w:szCs w:val="24"/>
+        </w:rPr>
+        <w:t xml:space="preserve">■ No.21 SFTP秘密鍵更新</w:t>
+      </w:r>
+      <w:r>
+        <w:br/>
+      </w:r>
+      <w:r>
+        <w:rPr>
+          <w:rFonts w:ascii="BIZ UDPGothic" w:cs="BIZ UDPGothic" w:eastAsia="BIZ UDPGothic" w:hAnsi="BIZ UDPGothic"/>
+          <w:i/>
+          <w:iCs/>
+          <w:color w:val="AA3344"/>
+          <w:sz w:val="17"/>
+          <w:szCs w:val="17"/>
+        </w:rPr>
+        <w:t xml:space="preserve">　Cập nhật private key SFTP</w:t>
+      </w:r>
+    </w:p>
+    <w:p>
+      <w:pPr>
+        <w:pBdr>
+          <w:left w:val="thick" w:color="C8102E" w:sz="20" w:space="6"/>
+        </w:pBdr>
+        <w:spacing w:before="280" w:after="100"/>
+      </w:pPr>
+      <w:r>
+        <w:rPr>
+          <w:rFonts w:ascii="BIZ UDPGothic" w:cs="BIZ UDPGothic" w:eastAsia="BIZ UDPGothic" w:hAnsi="BIZ UDPGothic"/>
+          <w:b/>
+          <w:bCs/>
+          <w:color w:val="C8102E"/>
+          <w:sz w:val="24"/>
+          <w:szCs w:val="24"/>
+        </w:rPr>
+        <w:t xml:space="preserve">■ 対象 / Đối tượng</w:t>
+      </w:r>
+      <w:r>
+        <w:br/>
+      </w:r>
+      <w:r>
+        <w:rPr>
+          <w:rFonts w:ascii="BIZ UDPGothic" w:cs="BIZ UDPGothic" w:eastAsia="BIZ UDPGothic" w:hAnsi="BIZ UDPGothic"/>
+          <w:i/>
+          <w:iCs/>
+          <w:color w:val="AA3344"/>
+          <w:sz w:val="17"/>
+          <w:szCs w:val="17"/>
+        </w:rPr>
+        <w:t xml:space="preserve">　</w:t>
+      </w:r>
+    </w:p>
+    <w:p>
+      <w:pPr>
+        <w:spacing w:before="100" w:after="100"/>
+      </w:pPr>
+      <w:r>
+        <w:rPr>
+          <w:rFonts w:ascii="BIZ UDPGothic" w:cs="BIZ UDPGothic" w:eastAsia="BIZ UDPGothic" w:hAnsi="BIZ UDPGothic"/>
+          <w:color w:val="404040"/>
+          <w:sz w:val="18"/>
+          <w:szCs w:val="18"/>
+        </w:rPr>
+        <w:t xml:space="preserve">STG: Secrets Manager ksm-posstg-sm-sftp</w:t>
+      </w:r>
+    </w:p>
+    <w:p>
+      <w:pPr>
+        <w:pBdr>
+          <w:left w:val="thick" w:color="C8102E" w:sz="20" w:space="6"/>
+        </w:pBdr>
+        <w:spacing w:before="280" w:after="100"/>
+      </w:pPr>
+      <w:r>
+        <w:rPr>
+          <w:rFonts w:ascii="BIZ UDPGothic" w:cs="BIZ UDPGothic" w:eastAsia="BIZ UDPGothic" w:hAnsi="BIZ UDPGothic"/>
+          <w:b/>
+          <w:bCs/>
+          <w:color w:val="C8102E"/>
+          <w:sz w:val="24"/>
+          <w:szCs w:val="24"/>
+        </w:rPr>
+        <w:t xml:space="preserve">■ 現状・問題 / Hiện trạng / Vấn đề</w:t>
+      </w:r>
+      <w:r>
+        <w:br/>
+      </w:r>
+      <w:r>
+        <w:rPr>
+          <w:rFonts w:ascii="BIZ UDPGothic" w:cs="BIZ UDPGothic" w:eastAsia="BIZ UDPGothic" w:hAnsi="BIZ UDPGothic"/>
+          <w:i/>
+          <w:iCs/>
+          <w:color w:val="AA3344"/>
+          <w:sz w:val="17"/>
+          <w:szCs w:val="17"/>
+        </w:rPr>
+        <w:t xml:space="preserve">　</w:t>
+      </w:r>
+    </w:p>
+    <w:p>
+      <w:pPr>
+        <w:spacing w:before="100" w:after="100"/>
+      </w:pPr>
+      <w:r>
+        <w:rPr>
+          <w:rFonts w:ascii="BIZ UDPGothic" w:cs="BIZ UDPGothic" w:eastAsia="BIZ UDPGothic" w:hAnsi="BIZ UDPGothic"/>
+          <w:color w:val="404040"/>
+          <w:sz w:val="18"/>
+          <w:szCs w:val="18"/>
+        </w:rPr>
+        <w:t xml:space="preserve">SFTP_PRIVATE_KEY の値が "test"（テスト値のまま）。sent-txt-file Lambda の石田ESLサーバーへのSFTP接続に使用される可能性がある。</w:t>
+      </w:r>
+      <w:r>
+        <w:br/>
+      </w:r>
+      <w:r>
+        <w:rPr>
+          <w:rFonts w:ascii="BIZ UDPGothic" w:cs="BIZ UDPGothic" w:eastAsia="BIZ UDPGothic" w:hAnsi="BIZ UDPGothic"/>
+          <w:i/>
+          <w:iCs/>
+          <w:color w:val="777777"/>
+          <w:sz w:val="16"/>
+          <w:szCs w:val="16"/>
+        </w:rPr>
+        <w:t xml:space="preserve">/ Giá trị SFTP_PRIVATE_KEY là "test" (giá trị thử nghiệm). Có thể được sử dụng cho kết nối SFTP đến server ESL Ishida.</w:t>
+      </w:r>
+    </w:p>
+    <w:p>
+      <w:pPr>
+        <w:pBdr>
+          <w:left w:val="thick" w:color="C8102E" w:sz="20" w:space="6"/>
+        </w:pBdr>
+        <w:spacing w:before="280" w:after="100"/>
+      </w:pPr>
+      <w:r>
+        <w:rPr>
+          <w:rFonts w:ascii="BIZ UDPGothic" w:cs="BIZ UDPGothic" w:eastAsia="BIZ UDPGothic" w:hAnsi="BIZ UDPGothic"/>
+          <w:b/>
+          <w:bCs/>
+          <w:color w:val="C8102E"/>
+          <w:sz w:val="24"/>
+          <w:szCs w:val="24"/>
+        </w:rPr>
+        <w:t xml:space="preserve">■ 改修手順 / Quy trình sửa đổi</w:t>
+      </w:r>
+      <w:r>
+        <w:br/>
+      </w:r>
+      <w:r>
+        <w:rPr>
+          <w:rFonts w:ascii="BIZ UDPGothic" w:cs="BIZ UDPGothic" w:eastAsia="BIZ UDPGothic" w:hAnsi="BIZ UDPGothic"/>
+          <w:i/>
+          <w:iCs/>
+          <w:color w:val="AA3344"/>
+          <w:sz w:val="17"/>
+          <w:szCs w:val="17"/>
+        </w:rPr>
+        <w:t xml:space="preserve">　</w:t>
+      </w:r>
+    </w:p>
+    <w:p>
+      <w:pPr>
+        <w:pBdr>
+          <w:left w:val="thick" w:color="C8102E" w:sz="20" w:space="6"/>
+        </w:pBdr>
+        <w:spacing w:before="280" w:after="100"/>
+      </w:pPr>
+      <w:r>
+        <w:rPr>
+          <w:rFonts w:ascii="BIZ UDPGothic" w:cs="BIZ UDPGothic" w:eastAsia="BIZ UDPGothic" w:hAnsi="BIZ UDPGothic"/>
+          <w:b/>
+          <w:bCs/>
+          <w:color w:val="C8102E"/>
+          <w:sz w:val="24"/>
+          <w:szCs w:val="24"/>
+        </w:rPr>
+        <w:t xml:space="preserve">■ No.24 sent-email Lambda ENV修正</w:t>
+      </w:r>
+      <w:r>
+        <w:br/>
+      </w:r>
+      <w:r>
+        <w:rPr>
+          <w:rFonts w:ascii="BIZ UDPGothic" w:cs="BIZ UDPGothic" w:eastAsia="BIZ UDPGothic" w:hAnsi="BIZ UDPGothic"/>
+          <w:i/>
+          <w:iCs/>
+          <w:color w:val="AA3344"/>
+          <w:sz w:val="17"/>
+          <w:szCs w:val="17"/>
+        </w:rPr>
+        <w:t xml:space="preserve">　Sửa biến môi trường Lambda sent-email</w:t>
+      </w:r>
+    </w:p>
+    <w:p>
+      <w:pPr>
+        <w:pBdr>
+          <w:left w:val="thick" w:color="C8102E" w:sz="20" w:space="6"/>
+        </w:pBdr>
+        <w:spacing w:before="280" w:after="100"/>
+      </w:pPr>
+      <w:r>
+        <w:rPr>
+          <w:rFonts w:ascii="BIZ UDPGothic" w:cs="BIZ UDPGothic" w:eastAsia="BIZ UDPGothic" w:hAnsi="BIZ UDPGothic"/>
+          <w:b/>
+          <w:bCs/>
+          <w:color w:val="C8102E"/>
+          <w:sz w:val="24"/>
+          <w:szCs w:val="24"/>
+        </w:rPr>
+        <w:t xml:space="preserve">■ 対象 / Đối tượng</w:t>
+      </w:r>
+      <w:r>
+        <w:br/>
+      </w:r>
+      <w:r>
+        <w:rPr>
+          <w:rFonts w:ascii="BIZ UDPGothic" w:cs="BIZ UDPGothic" w:eastAsia="BIZ UDPGothic" w:hAnsi="BIZ UDPGothic"/>
+          <w:i/>
+          <w:iCs/>
+          <w:color w:val="AA3344"/>
+          <w:sz w:val="17"/>
+          <w:szCs w:val="17"/>
+        </w:rPr>
+        <w:t xml:space="preserve">　</w:t>
+      </w:r>
+    </w:p>
+    <w:p>
+      <w:pPr>
+        <w:spacing w:before="100" w:after="100"/>
+      </w:pPr>
+      <w:r>
+        <w:rPr>
+          <w:rFonts w:ascii="BIZ UDPGothic" w:cs="BIZ UDPGothic" w:eastAsia="BIZ UDPGothic" w:hAnsi="BIZ UDPGothic"/>
+          <w:color w:val="404040"/>
+          <w:sz w:val="18"/>
+          <w:szCs w:val="18"/>
+        </w:rPr>
+        <w:t xml:space="preserve">STG: ksm-posstg-lmd-function-sent-email</w:t>
+      </w:r>
+    </w:p>
+    <w:p>
+      <w:pPr>
+        <w:pBdr>
+          <w:left w:val="thick" w:color="C8102E" w:sz="20" w:space="6"/>
+        </w:pBdr>
+        <w:spacing w:before="280" w:after="100"/>
+      </w:pPr>
+      <w:r>
+        <w:rPr>
+          <w:rFonts w:ascii="BIZ UDPGothic" w:cs="BIZ UDPGothic" w:eastAsia="BIZ UDPGothic" w:hAnsi="BIZ UDPGothic"/>
+          <w:b/>
+          <w:bCs/>
+          <w:color w:val="C8102E"/>
+          <w:sz w:val="24"/>
+          <w:szCs w:val="24"/>
+        </w:rPr>
+        <w:t xml:space="preserve">■ 現状・問題 / Hiện trạng / Vấn đề</w:t>
+      </w:r>
+      <w:r>
+        <w:br/>
+      </w:r>
+      <w:r>
+        <w:rPr>
+          <w:rFonts w:ascii="BIZ UDPGothic" w:cs="BIZ UDPGothic" w:eastAsia="BIZ UDPGothic" w:hAnsi="BIZ UDPGothic"/>
+          <w:i/>
+          <w:iCs/>
+          <w:color w:val="AA3344"/>
+          <w:sz w:val="17"/>
+          <w:szCs w:val="17"/>
+        </w:rPr>
+        <w:t xml:space="preserve">　</w:t>
+      </w:r>
+    </w:p>
+    <w:p>
+      <w:pPr>
+        <w:spacing w:before="100" w:after="100"/>
+      </w:pPr>
+      <w:r>
+        <w:rPr>
+          <w:rFonts w:ascii="BIZ UDPGothic" w:cs="BIZ UDPGothic" w:eastAsia="BIZ UDPGothic" w:hAnsi="BIZ UDPGothic"/>
+          <w:color w:val="404040"/>
+          <w:sz w:val="18"/>
+          <w:szCs w:val="18"/>
+        </w:rPr>
+        <w:t xml:space="preserve">環境変数 SNS_TOPIC_ARN が ksm-posspk-sns-topic-app-logs-dev（削除候補のSNSトピック）を参照している。トピック削除時にLambdaが壊れる。</w:t>
+      </w:r>
+      <w:r>
+        <w:br/>
+      </w:r>
+      <w:r>
+        <w:rPr>
+          <w:rFonts w:ascii="BIZ UDPGothic" w:cs="BIZ UDPGothic" w:eastAsia="BIZ UDPGothic" w:hAnsi="BIZ UDPGothic"/>
+          <w:i/>
+          <w:iCs/>
+          <w:color w:val="777777"/>
+          <w:sz w:val="16"/>
+          <w:szCs w:val="16"/>
+        </w:rPr>
+        <w:t xml:space="preserve">/ Biến môi trường SNS_TOPIC_ARN tham chiếu ksm-posspk-sns-topic-app-logs-dev (ứng cử viên xóa). Lambda sẽ hỏng khi xóa topic.</w:t>
+      </w:r>
+    </w:p>
+    <w:p>
+      <w:pPr>
+        <w:pBdr>
+          <w:left w:val="thick" w:color="C8102E" w:sz="20" w:space="6"/>
+        </w:pBdr>
+        <w:spacing w:before="280" w:after="100"/>
+      </w:pPr>
+      <w:r>
+        <w:rPr>
+          <w:rFonts w:ascii="BIZ UDPGothic" w:cs="BIZ UDPGothic" w:eastAsia="BIZ UDPGothic" w:hAnsi="BIZ UDPGothic"/>
+          <w:b/>
+          <w:bCs/>
+          <w:color w:val="C8102E"/>
+          <w:sz w:val="24"/>
+          <w:szCs w:val="24"/>
+        </w:rPr>
+        <w:t xml:space="preserve">■ 実行コマンド / Lệnh thực thi</w:t>
+      </w:r>
+      <w:r>
+        <w:br/>
+      </w:r>
+      <w:r>
+        <w:rPr>
+          <w:rFonts w:ascii="BIZ UDPGothic" w:cs="BIZ UDPGothic" w:eastAsia="BIZ UDPGothic" w:hAnsi="BIZ UDPGothic"/>
+          <w:i/>
+          <w:iCs/>
+          <w:color w:val="AA3344"/>
+          <w:sz w:val="17"/>
+          <w:szCs w:val="17"/>
+        </w:rPr>
+        <w:t xml:space="preserve">　</w:t>
+      </w:r>
+    </w:p>
+    <w:tbl>
+      <w:tblPr>
+        <w:tblW w:type="dxa" w:w="9506"/>
+        <w:tblBorders>
+          <w:top w:val="single" w:color="CCCCCC" w:sz="4"/>
+          <w:left w:val="single" w:color="CCCCCC" w:sz="4"/>
+          <w:bottom w:val="single" w:color="CCCCCC" w:sz="4"/>
+          <w:right w:val="single" w:color="CCCCCC" w:sz="4"/>
+          <w:insideH w:val="single" w:color="auto" w:sz="4"/>
+          <w:insideV w:val="single" w:color="auto" w:sz="4"/>
+        </w:tblBorders>
+      </w:tblPr>
+      <w:tblGrid>
+        <w:gridCol w:w="4753"/>
+        <w:gridCol w:w="4753"/>
+      </w:tblGrid>
+      <w:tr>
+        <w:trPr>
+          <w:cantSplit/>
+          <w:tblHeader/>
+        </w:trPr>
+        <w:tc>
+          <w:tcPr>
+            <w:tcW w:type="dxa" w:w="4753"/>
+            <w:tcBorders>
+              <w:top w:val="single" w:color="CCCCCC" w:sz="4"/>
+              <w:left w:val="single" w:color="CCCCCC" w:sz="4"/>
+              <w:bottom w:val="single" w:color="CCCCCC" w:sz="4"/>
+              <w:right w:val="single" w:color="CCCCCC" w:sz="4"/>
+            </w:tcBorders>
+            <w:shd w:fill="E8E8E8" w:val="clear"/>
+            <w:tcMar>
+              <w:top w:type="dxa" w:w="80"/>
+              <w:left w:type="dxa" w:w="120"/>
+              <w:bottom w:type="dxa" w:w="80"/>
+              <w:right w:type="dxa" w:w="120"/>
+            </w:tcMar>
+          </w:tcPr>
+          <w:p>
+            <w:pPr>
+              <w:spacing w:before="0" w:after="0"/>
+            </w:pPr>
+            <w:r>
+              <w:rPr>
+                <w:rFonts w:ascii="BIZ UDPGothic" w:cs="BIZ UDPGothic" w:eastAsia="BIZ UDPGothic" w:hAnsi="BIZ UDPGothic"/>
+                <w:color w:val="404040"/>
+                <w:sz w:val="18"/>
+                <w:szCs w:val="18"/>
+              </w:rPr>
+              <w:t xml:space="preserve">▼ 変更前 (Before)</w:t>
+            </w:r>
+          </w:p>
+        </w:tc>
+        <w:tc>
+          <w:tcPr>
+            <w:tcW w:type="dxa" w:w="4753"/>
+            <w:tcBorders>
+              <w:top w:val="single" w:color="CCCCCC" w:sz="4"/>
+              <w:left w:val="single" w:color="CCCCCC" w:sz="4"/>
+              <w:bottom w:val="single" w:color="CCCCCC" w:sz="4"/>
+              <w:right w:val="single" w:color="CCCCCC" w:sz="4"/>
+            </w:tcBorders>
+            <w:shd w:fill="E8E8E8" w:val="clear"/>
+            <w:tcMar>
+              <w:top w:type="dxa" w:w="80"/>
+              <w:left w:type="dxa" w:w="120"/>
+              <w:bottom w:type="dxa" w:w="80"/>
+              <w:right w:type="dxa" w:w="120"/>
+            </w:tcMar>
+          </w:tcPr>
+          <w:p>
+            <w:pPr>
+              <w:spacing w:before="0" w:after="0"/>
+            </w:pPr>
+            <w:r>
+              <w:rPr>
+                <w:rFonts w:ascii="BIZ UDPGothic" w:cs="BIZ UDPGothic" w:eastAsia="BIZ UDPGothic" w:hAnsi="BIZ UDPGothic"/>
+                <w:color w:val="404040"/>
+                <w:sz w:val="18"/>
+                <w:szCs w:val="18"/>
+              </w:rPr>
+              <w:t xml:space="preserve">▲ 変更後 (After)</w:t>
+            </w:r>
+          </w:p>
+        </w:tc>
+      </w:tr>
+      <w:tr>
+        <w:trPr>
+          <w:cantSplit/>
+        </w:trPr>
+        <w:tc>
+          <w:tcPr>
+            <w:tcW w:type="dxa" w:w="4753"/>
+            <w:tcBorders>
+              <w:top w:val="single" w:color="CCCCCC" w:sz="4"/>
+              <w:left w:val="single" w:color="CCCCCC" w:sz="4"/>
+              <w:bottom w:val="single" w:color="CCCCCC" w:sz="4"/>
+              <w:right w:val="single" w:color="CCCCCC" w:sz="4"/>
+            </w:tcBorders>
+            <w:shd w:fill="FFFFFF" w:val="clear"/>
+            <w:tcMar>
+              <w:top w:type="dxa" w:w="80"/>
+              <w:left w:type="dxa" w:w="120"/>
+              <w:bottom w:type="dxa" w:w="80"/>
+              <w:right w:type="dxa" w:w="120"/>
+            </w:tcMar>
+          </w:tcPr>
+          <w:p>
+            <w:pPr>
+              <w:spacing w:before="0" w:after="0"/>
+            </w:pPr>
+            <w:r>
+              <w:rPr>
+                <w:rFonts w:ascii="BIZ UDPGothic" w:cs="BIZ UDPGothic" w:eastAsia="BIZ UDPGothic" w:hAnsi="BIZ UDPGothic"/>
+                <w:color w:val="404040"/>
+                <w:sz w:val="18"/>
+                <w:szCs w:val="18"/>
+              </w:rPr>
+              <w:t xml:space="preserve">SNS_TOPIC_ARN=</w:t>
+            </w:r>
+          </w:p>
+          <w:p>
+            <w:pPr>
+              <w:spacing w:before="0" w:after="0"/>
+            </w:pPr>
+            <w:r>
+              <w:rPr>
+                <w:rFonts w:ascii="BIZ UDPGothic" w:cs="BIZ UDPGothic" w:eastAsia="BIZ UDPGothic" w:hAnsi="BIZ UDPGothic"/>
+                <w:color w:val="404040"/>
+                <w:sz w:val="18"/>
+                <w:szCs w:val="18"/>
+              </w:rPr>
+              <w:t xml:space="preserve">arn:aws:sns:...:750735758916:</w:t>
+            </w:r>
+          </w:p>
+          <w:p>
+            <w:pPr>
+              <w:spacing w:before="0" w:after="0"/>
+            </w:pPr>
+            <w:r>
+              <w:rPr>
+                <w:rFonts w:ascii="BIZ UDPGothic" w:cs="BIZ UDPGothic" w:eastAsia="BIZ UDPGothic" w:hAnsi="BIZ UDPGothic"/>
+                <w:color w:val="404040"/>
+                <w:sz w:val="18"/>
+                <w:szCs w:val="18"/>
+              </w:rPr>
+              <w:t xml:space="preserve">ksm-posspk-sns-topic-app-logs-dev</w:t>
+            </w:r>
+          </w:p>
+        </w:tc>
+        <w:tc>
+          <w:tcPr>
+            <w:tcW w:type="dxa" w:w="4753"/>
+            <w:tcBorders>
+              <w:top w:val="single" w:color="CCCCCC" w:sz="4"/>
+              <w:left w:val="single" w:color="CCCCCC" w:sz="4"/>
+              <w:bottom w:val="single" w:color="CCCCCC" w:sz="4"/>
+              <w:right w:val="single" w:color="CCCCCC" w:sz="4"/>
+            </w:tcBorders>
+            <w:shd w:fill="FFFFFF" w:val="clear"/>
+            <w:tcMar>
+              <w:top w:type="dxa" w:w="80"/>
+              <w:left w:type="dxa" w:w="120"/>
+              <w:bottom w:type="dxa" w:w="80"/>
+              <w:right w:type="dxa" w:w="120"/>
+            </w:tcMar>
+          </w:tcPr>
+          <w:p>
+            <w:pPr>
+              <w:spacing w:before="0" w:after="0"/>
+            </w:pPr>
+            <w:r>
+              <w:rPr>
+                <w:rFonts w:ascii="Courier New" w:cs="Courier New" w:eastAsia="Courier New" w:hAnsi="Courier New"/>
+                <w:color w:val="404040"/>
+                <w:sz w:val="16"/>
+                <w:szCs w:val="16"/>
+              </w:rPr>
+              <w:t xml:space="preserve"># sent-email のENV更新</w:t>
+            </w:r>
+          </w:p>
+          <w:p>
+            <w:pPr>
+              <w:spacing w:before="0" w:after="0"/>
+            </w:pPr>
+            <w:r>
+              <w:rPr>
+                <w:rFonts w:ascii="Courier New" w:cs="Courier New" w:eastAsia="Courier New" w:hAnsi="Courier New"/>
+                <w:color w:val="404040"/>
+                <w:sz w:val="16"/>
+                <w:szCs w:val="16"/>
+              </w:rPr>
+              <w:t xml:space="preserve">aws lambda update-function-configuration \</w:t>
+            </w:r>
+          </w:p>
+          <w:p>
+            <w:pPr>
+              <w:spacing w:before="0" w:after="0"/>
+            </w:pPr>
+            <w:r>
+              <w:rPr>
+                <w:rFonts w:ascii="Courier New" w:cs="Courier New" w:eastAsia="Courier New" w:hAnsi="Courier New"/>
+                <w:color w:val="404040"/>
+                <w:sz w:val="16"/>
+                <w:szCs w:val="16"/>
+              </w:rPr>
+              <w:t xml:space="preserve">--region ap-northeast-1 \</w:t>
+            </w:r>
+          </w:p>
+          <w:p>
+            <w:pPr>
+              <w:spacing w:before="0" w:after="0"/>
+            </w:pPr>
+            <w:r>
+              <w:rPr>
+                <w:rFonts w:ascii="Courier New" w:cs="Courier New" w:eastAsia="Courier New" w:hAnsi="Courier New"/>
+                <w:color w:val="404040"/>
+                <w:sz w:val="16"/>
+                <w:szCs w:val="16"/>
+              </w:rPr>
+              <w:t xml:space="preserve">--function-name ksm-posstg-lmd-function-sent-email \</w:t>
+            </w:r>
+          </w:p>
+          <w:p>
+            <w:pPr>
+              <w:spacing w:before="0" w:after="0"/>
+            </w:pPr>
+            <w:r>
+              <w:rPr>
+                <w:rFonts w:ascii="Courier New" w:cs="Courier New" w:eastAsia="Courier New" w:hAnsi="Courier New"/>
+                <w:color w:val="404040"/>
+                <w:sz w:val="16"/>
+                <w:szCs w:val="16"/>
+              </w:rPr>
+              <w:t xml:space="preserve">--environment "Variables={</w:t>
+            </w:r>
+          </w:p>
+          <w:p>
+            <w:pPr>
+              <w:spacing w:before="0" w:after="0"/>
+            </w:pPr>
+            <w:r>
+              <w:rPr>
+                <w:rFonts w:ascii="Courier New" w:cs="Courier New" w:eastAsia="Courier New" w:hAnsi="Courier New"/>
+                <w:color w:val="404040"/>
+                <w:sz w:val="16"/>
+                <w:szCs w:val="16"/>
+              </w:rPr>
+              <w:t xml:space="preserve">SNS_TOPIC_ARN=arn:aws:sns:ap-northeast-1:750735758916:ksm-posstg-sns-topic-app-logs,</w:t>
+            </w:r>
+          </w:p>
+          <w:p>
+            <w:pPr>
+              <w:spacing w:before="0" w:after="0"/>
+            </w:pPr>
+            <w:r>
+              <w:rPr>
+                <w:rFonts w:ascii="Courier New" w:cs="Courier New" w:eastAsia="Courier New" w:hAnsi="Courier New"/>
+                <w:color w:val="404040"/>
+                <w:sz w:val="16"/>
+                <w:szCs w:val="16"/>
+              </w:rPr>
+              <w:t xml:space="preserve">...（他のENVはそのまま維持）}"</w:t>
+            </w:r>
+          </w:p>
+        </w:tc>
+      </w:tr>
+    </w:tbl>
+    <w:p>
+      <w:pPr>
+        <w:pBdr>
+          <w:left w:val="thick" w:color="C8102E" w:sz="20" w:space="6"/>
+        </w:pBdr>
+        <w:spacing w:before="280" w:after="100"/>
+      </w:pPr>
+      <w:r>
+        <w:rPr>
+          <w:rFonts w:ascii="BIZ UDPGothic" w:cs="BIZ UDPGothic" w:eastAsia="BIZ UDPGothic" w:hAnsi="BIZ UDPGothic"/>
+          <w:b/>
+          <w:bCs/>
+          <w:color w:val="C8102E"/>
+          <w:sz w:val="24"/>
+          <w:szCs w:val="24"/>
+        </w:rPr>
+        <w:t xml:space="preserve">■ No.27 kiyohara_s3access キー整理</w:t>
+      </w:r>
+      <w:r>
+        <w:br/>
+      </w:r>
+      <w:r>
+        <w:rPr>
+          <w:rFonts w:ascii="BIZ UDPGothic" w:cs="BIZ UDPGothic" w:eastAsia="BIZ UDPGothic" w:hAnsi="BIZ UDPGothic"/>
+          <w:i/>
+          <w:iCs/>
+          <w:color w:val="AA3344"/>
+          <w:sz w:val="17"/>
+          <w:szCs w:val="17"/>
+        </w:rPr>
+        <w:t xml:space="preserve">　Dọn dẹp key kiyohara_s3access</w:t>
+      </w:r>
+    </w:p>
+    <w:p>
+      <w:pPr>
+        <w:pBdr>
+          <w:left w:val="thick" w:color="C8102E" w:sz="20" w:space="6"/>
+        </w:pBdr>
+        <w:spacing w:before="280" w:after="100"/>
+      </w:pPr>
+      <w:r>
+        <w:rPr>
+          <w:rFonts w:ascii="BIZ UDPGothic" w:cs="BIZ UDPGothic" w:eastAsia="BIZ UDPGothic" w:hAnsi="BIZ UDPGothic"/>
+          <w:b/>
+          <w:bCs/>
+          <w:color w:val="C8102E"/>
+          <w:sz w:val="24"/>
+          <w:szCs w:val="24"/>
+        </w:rPr>
+        <w:t xml:space="preserve">■ 対象 / Đối tượng</w:t>
+      </w:r>
+      <w:r>
+        <w:br/>
+      </w:r>
+      <w:r>
+        <w:rPr>
+          <w:rFonts w:ascii="BIZ UDPGothic" w:cs="BIZ UDPGothic" w:eastAsia="BIZ UDPGothic" w:hAnsi="BIZ UDPGothic"/>
+          <w:i/>
+          <w:iCs/>
+          <w:color w:val="AA3344"/>
+          <w:sz w:val="17"/>
+          <w:szCs w:val="17"/>
+        </w:rPr>
+        <w:t xml:space="preserve">　</w:t>
+      </w:r>
+    </w:p>
+    <w:p>
+      <w:pPr>
+        <w:spacing w:before="100" w:after="100"/>
+      </w:pPr>
+      <w:r>
+        <w:rPr>
+          <w:rFonts w:ascii="BIZ UDPGothic" w:cs="BIZ UDPGothic" w:eastAsia="BIZ UDPGothic" w:hAnsi="BIZ UDPGothic"/>
+          <w:color w:val="404040"/>
+          <w:sz w:val="18"/>
+          <w:szCs w:val="18"/>
+        </w:rPr>
+        <w:t xml:space="preserve">STG: IAMユーザー kiyohara_s3access</w:t>
+      </w:r>
+    </w:p>
+    <w:p>
+      <w:pPr>
+        <w:pBdr>
+          <w:left w:val="thick" w:color="C8102E" w:sz="20" w:space="6"/>
+        </w:pBdr>
+        <w:spacing w:before="280" w:after="100"/>
+      </w:pPr>
+      <w:r>
+        <w:rPr>
+          <w:rFonts w:ascii="BIZ UDPGothic" w:cs="BIZ UDPGothic" w:eastAsia="BIZ UDPGothic" w:hAnsi="BIZ UDPGothic"/>
+          <w:b/>
+          <w:bCs/>
+          <w:color w:val="C8102E"/>
+          <w:sz w:val="24"/>
+          <w:szCs w:val="24"/>
+        </w:rPr>
+        <w:t xml:space="preserve">■ 現状・問題 / Hiện trạng / Vấn đề</w:t>
+      </w:r>
+      <w:r>
+        <w:br/>
+      </w:r>
+      <w:r>
+        <w:rPr>
+          <w:rFonts w:ascii="BIZ UDPGothic" w:cs="BIZ UDPGothic" w:eastAsia="BIZ UDPGothic" w:hAnsi="BIZ UDPGothic"/>
+          <w:i/>
+          <w:iCs/>
+          <w:color w:val="AA3344"/>
+          <w:sz w:val="17"/>
+          <w:szCs w:val="17"/>
+        </w:rPr>
+        <w:t xml:space="preserve">　</w:t>
+      </w:r>
+    </w:p>
+    <w:p>
+      <w:pPr>
+        <w:spacing w:before="100" w:after="100"/>
+      </w:pPr>
+      <w:r>
+        <w:rPr>
+          <w:rFonts w:ascii="BIZ UDPGothic" w:cs="BIZ UDPGothic" w:eastAsia="BIZ UDPGothic" w:hAnsi="BIZ UDPGothic"/>
+          <w:color w:val="404040"/>
+          <w:sz w:val="18"/>
+          <w:szCs w:val="18"/>
+        </w:rPr>
+        <w:t xml:space="preserve">Active アクセスキーが2本同時存在（2025-11-07 同日作成）。ローテーション途中で古いキーを無効化し忘れたと推定。</w:t>
+      </w:r>
+      <w:r>
+        <w:br/>
+      </w:r>
+      <w:r>
+        <w:rPr>
+          <w:rFonts w:ascii="BIZ UDPGothic" w:cs="BIZ UDPGothic" w:eastAsia="BIZ UDPGothic" w:hAnsi="BIZ UDPGothic"/>
+          <w:i/>
+          <w:iCs/>
+          <w:color w:val="777777"/>
+          <w:sz w:val="16"/>
+          <w:szCs w:val="16"/>
+        </w:rPr>
+        <w:t xml:space="preserve">/ 2 access key Active cùng tồn tại (tạo cùng ngày 2025-11-07). Ước tính do quên vô hiệu hóa key cũ khi rotation.</w:t>
+      </w:r>
+    </w:p>
+    <w:p>
+      <w:pPr>
+        <w:pBdr>
+          <w:left w:val="thick" w:color="C8102E" w:sz="20" w:space="6"/>
+        </w:pBdr>
+        <w:spacing w:before="280" w:after="100"/>
+      </w:pPr>
+      <w:r>
+        <w:rPr>
+          <w:rFonts w:ascii="BIZ UDPGothic" w:cs="BIZ UDPGothic" w:eastAsia="BIZ UDPGothic" w:hAnsi="BIZ UDPGothic"/>
+          <w:b/>
+          <w:bCs/>
+          <w:color w:val="C8102E"/>
+          <w:sz w:val="24"/>
+          <w:szCs w:val="24"/>
+        </w:rPr>
+        <w:t xml:space="preserve">■ 改修手順 / Quy trình sửa đổi</w:t>
+      </w:r>
+      <w:r>
+        <w:br/>
+      </w:r>
+      <w:r>
+        <w:rPr>
+          <w:rFonts w:ascii="BIZ UDPGothic" w:cs="BIZ UDPGothic" w:eastAsia="BIZ UDPGothic" w:hAnsi="BIZ UDPGothic"/>
+          <w:i/>
+          <w:iCs/>
+          <w:color w:val="AA3344"/>
+          <w:sz w:val="17"/>
+          <w:szCs w:val="17"/>
+        </w:rPr>
+        <w:t xml:space="preserve">　</w:t>
+      </w:r>
+    </w:p>
+    <w:p>
+      <w:pPr>
+        <w:pBdr>
+          <w:left w:val="thick" w:color="C8102E" w:sz="20" w:space="6"/>
+        </w:pBdr>
+        <w:spacing w:before="280" w:after="100"/>
+      </w:pPr>
+      <w:r>
+        <w:rPr>
+          <w:rFonts w:ascii="BIZ UDPGothic" w:cs="BIZ UDPGothic" w:eastAsia="BIZ UDPGothic" w:hAnsi="BIZ UDPGothic"/>
+          <w:b/>
+          <w:bCs/>
+          <w:color w:val="C8102E"/>
+          <w:sz w:val="24"/>
+          <w:szCs w:val="24"/>
+        </w:rPr>
+        <w:t xml:space="preserve">■ No.30 42_P003_history テーブル縮小（★最優先★）</w:t>
+      </w:r>
+      <w:r>
+        <w:br/>
+      </w:r>
+      <w:r>
+        <w:rPr>
+          <w:rFonts w:ascii="BIZ UDPGothic" w:cs="BIZ UDPGothic" w:eastAsia="BIZ UDPGothic" w:hAnsi="BIZ UDPGothic"/>
+          <w:i/>
+          <w:iCs/>
+          <w:color w:val="AA3344"/>
+          <w:sz w:val="17"/>
+          <w:szCs w:val="17"/>
+        </w:rPr>
+        <w:t xml:space="preserve">　Thu gọn bảng 42_P003_history (★Ưu tiên cao nhất★)</w:t>
+      </w:r>
+    </w:p>
+    <w:p>
+      <w:pPr>
+        <w:pBdr>
+          <w:left w:val="thick" w:color="C8102E" w:sz="20" w:space="6"/>
+        </w:pBdr>
+        <w:spacing w:before="280" w:after="100"/>
+      </w:pPr>
+      <w:r>
+        <w:rPr>
+          <w:rFonts w:ascii="BIZ UDPGothic" w:cs="BIZ UDPGothic" w:eastAsia="BIZ UDPGothic" w:hAnsi="BIZ UDPGothic"/>
+          <w:b/>
+          <w:bCs/>
+          <w:color w:val="C8102E"/>
+          <w:sz w:val="24"/>
+          <w:szCs w:val="24"/>
+        </w:rPr>
+        <w:t xml:space="preserve">■ 対象 / Đối tượng</w:t>
+      </w:r>
+      <w:r>
+        <w:br/>
+      </w:r>
+      <w:r>
+        <w:rPr>
+          <w:rFonts w:ascii="BIZ UDPGothic" w:cs="BIZ UDPGothic" w:eastAsia="BIZ UDPGothic" w:hAnsi="BIZ UDPGothic"/>
+          <w:i/>
+          <w:iCs/>
+          <w:color w:val="AA3344"/>
+          <w:sz w:val="17"/>
+          <w:szCs w:val="17"/>
+        </w:rPr>
+        <w:t xml:space="preserve">　</w:t>
+      </w:r>
+    </w:p>
+    <w:p>
+      <w:pPr>
+        <w:spacing w:before="100" w:after="100"/>
+      </w:pPr>
+      <w:r>
+        <w:rPr>
+          <w:rFonts w:ascii="BIZ UDPGothic" w:cs="BIZ UDPGothic" w:eastAsia="BIZ UDPGothic" w:hAnsi="BIZ UDPGothic"/>
+          <w:color w:val="404040"/>
+          <w:sz w:val="18"/>
+          <w:szCs w:val="18"/>
+        </w:rPr>
+        <w:t xml:space="preserve">STG: Aurora MySQL ksm-posstg-db-cluster / DB: Replica_Kasumi / テーブル: 42_P003_history</w:t>
+      </w:r>
+    </w:p>
+    <w:p>
+      <w:pPr>
+        <w:pBdr>
+          <w:left w:val="thick" w:color="C8102E" w:sz="20" w:space="6"/>
+        </w:pBdr>
+        <w:spacing w:before="280" w:after="100"/>
+      </w:pPr>
+      <w:r>
+        <w:rPr>
+          <w:rFonts w:ascii="BIZ UDPGothic" w:cs="BIZ UDPGothic" w:eastAsia="BIZ UDPGothic" w:hAnsi="BIZ UDPGothic"/>
+          <w:b/>
+          <w:bCs/>
+          <w:color w:val="C8102E"/>
+          <w:sz w:val="24"/>
+          <w:szCs w:val="24"/>
+        </w:rPr>
+        <w:t xml:space="preserve">■ 現状・問題 / Hiện trạng / Vấn đề</w:t>
+      </w:r>
+      <w:r>
+        <w:br/>
+      </w:r>
+      <w:r>
+        <w:rPr>
+          <w:rFonts w:ascii="BIZ UDPGothic" w:cs="BIZ UDPGothic" w:eastAsia="BIZ UDPGothic" w:hAnsi="BIZ UDPGothic"/>
+          <w:i/>
+          <w:iCs/>
+          <w:color w:val="AA3344"/>
+          <w:sz w:val="17"/>
+          <w:szCs w:val="17"/>
+        </w:rPr>
+        <w:t xml:space="preserve">　</w:t>
+      </w:r>
+    </w:p>
+    <w:p>
+      <w:pPr>
+        <w:spacing w:before="100" w:after="100"/>
+      </w:pPr>
+      <w:r>
+        <w:rPr>
+          <w:rFonts w:ascii="BIZ UDPGothic" w:cs="BIZ UDPGothic" w:eastAsia="BIZ UDPGothic" w:hAnsi="BIZ UDPGothic"/>
+          <w:color w:val="404040"/>
+          <w:sz w:val="18"/>
+          <w:szCs w:val="18"/>
+        </w:rPr>
+        <w:t xml:space="preserve">42_P003_history テーブルが約1億行・32GBに肥大化。P003.csv（約75MB）取込時の42_P003_historyへのINSERTが900秒以内に完了せず、import-pos-master-sh が2日連続でFAILED。Replica_Kasumi全体で118GB。</w:t>
+      </w:r>
+      <w:r>
+        <w:br/>
+      </w:r>
+      <w:r>
+        <w:rPr>
+          <w:rFonts w:ascii="BIZ UDPGothic" w:cs="BIZ UDPGothic" w:eastAsia="BIZ UDPGothic" w:hAnsi="BIZ UDPGothic"/>
+          <w:i/>
+          <w:iCs/>
+          <w:color w:val="777777"/>
+          <w:sz w:val="16"/>
+          <w:szCs w:val="16"/>
+        </w:rPr>
+        <w:t xml:space="preserve">/ Bảng 42_P003_history phình to lên ~100 triệu dòng/32GB. INSERT vào 42_P003_history khi nạp P003.csv không hoàn thành trong 900 giây, import-pos-master-sh FAILED 2 ngày liên tiếp.</w:t>
+      </w:r>
+    </w:p>
+    <w:p>
+      <w:pPr>
+        <w:pBdr>
+          <w:left w:val="thick" w:color="C8102E" w:sz="20" w:space="6"/>
+        </w:pBdr>
+        <w:spacing w:before="280" w:after="100"/>
+      </w:pPr>
+      <w:r>
+        <w:rPr>
+          <w:rFonts w:ascii="BIZ UDPGothic" w:cs="BIZ UDPGothic" w:eastAsia="BIZ UDPGothic" w:hAnsi="BIZ UDPGothic"/>
+          <w:b/>
+          <w:bCs/>
+          <w:color w:val="C8102E"/>
+          <w:sz w:val="24"/>
+          <w:szCs w:val="24"/>
+        </w:rPr>
+        <w:t xml:space="preserve">■ 改修手順 / Quy trình sửa đổi</w:t>
+      </w:r>
+      <w:r>
+        <w:br/>
+      </w:r>
+      <w:r>
+        <w:rPr>
+          <w:rFonts w:ascii="BIZ UDPGothic" w:cs="BIZ UDPGothic" w:eastAsia="BIZ UDPGothic" w:hAnsi="BIZ UDPGothic"/>
+          <w:i/>
+          <w:iCs/>
+          <w:color w:val="AA3344"/>
+          <w:sz w:val="17"/>
+          <w:szCs w:val="17"/>
+        </w:rPr>
+        <w:t xml:space="preserve">　</w:t>
+      </w:r>
+    </w:p>
+    <w:p>
+      <w:pPr>
+        <w:pBdr>
+          <w:left w:val="thick" w:color="C8102E" w:sz="20" w:space="6"/>
+        </w:pBdr>
+        <w:spacing w:before="280" w:after="100"/>
+      </w:pPr>
+      <w:r>
+        <w:rPr>
+          <w:rFonts w:ascii="BIZ UDPGothic" w:cs="BIZ UDPGothic" w:eastAsia="BIZ UDPGothic" w:hAnsi="BIZ UDPGothic"/>
+          <w:b/>
+          <w:bCs/>
+          <w:color w:val="C8102E"/>
+          <w:sz w:val="24"/>
+          <w:szCs w:val="24"/>
+        </w:rPr>
+        <w:t xml:space="preserve">■ テスト手順 / Quy trình kiểm thử</w:t>
+      </w:r>
+      <w:r>
+        <w:br/>
+      </w:r>
+      <w:r>
+        <w:rPr>
+          <w:rFonts w:ascii="BIZ UDPGothic" w:cs="BIZ UDPGothic" w:eastAsia="BIZ UDPGothic" w:hAnsi="BIZ UDPGothic"/>
+          <w:i/>
+          <w:iCs/>
+          <w:color w:val="AA3344"/>
+          <w:sz w:val="17"/>
+          <w:szCs w:val="17"/>
+        </w:rPr>
+        <w:t xml:space="preserve">　</w:t>
+      </w:r>
+    </w:p>
+    <w:tbl>
+      <w:tblPr>
+        <w:tblW w:type="dxa" w:w="9506"/>
+        <w:tblBorders>
+          <w:top w:val="single" w:color="CCCCCC" w:sz="4"/>
+          <w:left w:val="single" w:color="CCCCCC" w:sz="4"/>
+          <w:bottom w:val="single" w:color="CCCCCC" w:sz="4"/>
+          <w:right w:val="single" w:color="CCCCCC" w:sz="4"/>
+          <w:insideH w:val="single" w:color="auto" w:sz="4"/>
+          <w:insideV w:val="single" w:color="auto" w:sz="4"/>
+        </w:tblBorders>
+      </w:tblPr>
+      <w:tblGrid>
+        <w:gridCol w:w="1901"/>
+        <w:gridCol w:w="1901"/>
+        <w:gridCol w:w="1901"/>
+        <w:gridCol w:w="1901"/>
+        <w:gridCol w:w="1902"/>
+      </w:tblGrid>
+      <w:tr>
+        <w:trPr>
+          <w:cantSplit/>
+          <w:tblHeader/>
+        </w:trPr>
+        <w:tc>
+          <w:tcPr>
+            <w:tcW w:type="dxa" w:w="1901"/>
+            <w:tcBorders>
+              <w:top w:val="single" w:color="CCCCCC" w:sz="4"/>
+              <w:left w:val="single" w:color="CCCCCC" w:sz="4"/>
+              <w:bottom w:val="single" w:color="CCCCCC" w:sz="4"/>
+              <w:right w:val="single" w:color="CCCCCC" w:sz="4"/>
+            </w:tcBorders>
+            <w:shd w:fill="E8E8E8" w:val="clear"/>
+            <w:tcMar>
+              <w:top w:type="dxa" w:w="80"/>
+              <w:left w:type="dxa" w:w="120"/>
+              <w:bottom w:type="dxa" w:w="80"/>
+              <w:right w:type="dxa" w:w="120"/>
+            </w:tcMar>
+          </w:tcPr>
+          <w:p>
+            <w:pPr>
+              <w:spacing w:before="0" w:after="0"/>
+            </w:pPr>
+            <w:r>
+              <w:rPr>
+                <w:rFonts w:ascii="BIZ UDPGothic" w:cs="BIZ UDPGothic" w:eastAsia="BIZ UDPGothic" w:hAnsi="BIZ UDPGothic"/>
+                <w:color w:val="404040"/>
+                <w:sz w:val="18"/>
+                <w:szCs w:val="18"/>
+              </w:rPr>
+              <w:t xml:space="preserve">No.</w:t>
+            </w:r>
+          </w:p>
+        </w:tc>
+        <w:tc>
+          <w:tcPr>
+            <w:tcW w:type="dxa" w:w="1901"/>
+            <w:tcBorders>
+              <w:top w:val="single" w:color="CCCCCC" w:sz="4"/>
+              <w:left w:val="single" w:color="CCCCCC" w:sz="4"/>
+              <w:bottom w:val="single" w:color="CCCCCC" w:sz="4"/>
+              <w:right w:val="single" w:color="CCCCCC" w:sz="4"/>
+            </w:tcBorders>
+            <w:shd w:fill="E8E8E8" w:val="clear"/>
+            <w:tcMar>
+              <w:top w:type="dxa" w:w="80"/>
+              <w:left w:type="dxa" w:w="120"/>
+              <w:bottom w:type="dxa" w:w="80"/>
+              <w:right w:type="dxa" w:w="120"/>
+            </w:tcMar>
+          </w:tcPr>
+          <w:p>
+            <w:pPr>
+              <w:spacing w:before="0" w:after="0"/>
+            </w:pPr>
+            <w:r>
+              <w:rPr>
+                <w:rFonts w:ascii="BIZ UDPGothic" w:cs="BIZ UDPGothic" w:eastAsia="BIZ UDPGothic" w:hAnsi="BIZ UDPGothic"/>
+                <w:color w:val="404040"/>
+                <w:sz w:val="18"/>
+                <w:szCs w:val="18"/>
+              </w:rPr>
+              <w:t xml:space="preserve">テスト手順・確認内容 / Nội dung xác nhận</w:t>
+            </w:r>
+          </w:p>
+        </w:tc>
+        <w:tc>
+          <w:tcPr>
+            <w:tcW w:type="dxa" w:w="1901"/>
+            <w:tcBorders>
+              <w:top w:val="single" w:color="CCCCCC" w:sz="4"/>
+              <w:left w:val="single" w:color="CCCCCC" w:sz="4"/>
+              <w:bottom w:val="single" w:color="CCCCCC" w:sz="4"/>
+              <w:right w:val="single" w:color="CCCCCC" w:sz="4"/>
+            </w:tcBorders>
+            <w:shd w:fill="E8E8E8" w:val="clear"/>
+            <w:tcMar>
+              <w:top w:type="dxa" w:w="80"/>
+              <w:left w:type="dxa" w:w="120"/>
+              <w:bottom w:type="dxa" w:w="80"/>
+              <w:right w:type="dxa" w:w="120"/>
+            </w:tcMar>
+          </w:tcPr>
+          <w:p>
+            <w:pPr>
+              <w:spacing w:before="0" w:after="0"/>
+            </w:pPr>
+            <w:r>
+              <w:rPr>
+                <w:rFonts w:ascii="BIZ UDPGothic" w:cs="BIZ UDPGothic" w:eastAsia="BIZ UDPGothic" w:hAnsi="BIZ UDPGothic"/>
+                <w:color w:val="404040"/>
+                <w:sz w:val="18"/>
+                <w:szCs w:val="18"/>
+              </w:rPr>
+              <w:t xml:space="preserve">期待結果 / Kết quả mong đợi</w:t>
+            </w:r>
+          </w:p>
+        </w:tc>
+        <w:tc>
+          <w:tcPr>
+            <w:tcW w:type="dxa" w:w="1901"/>
+            <w:tcBorders>
+              <w:top w:val="single" w:color="CCCCCC" w:sz="4"/>
+              <w:left w:val="single" w:color="CCCCCC" w:sz="4"/>
+              <w:bottom w:val="single" w:color="CCCCCC" w:sz="4"/>
+              <w:right w:val="single" w:color="CCCCCC" w:sz="4"/>
+            </w:tcBorders>
+            <w:shd w:fill="E8E8E8" w:val="clear"/>
+            <w:tcMar>
+              <w:top w:type="dxa" w:w="80"/>
+              <w:left w:type="dxa" w:w="120"/>
+              <w:bottom w:type="dxa" w:w="80"/>
+              <w:right w:type="dxa" w:w="120"/>
+            </w:tcMar>
+          </w:tcPr>
+          <w:p>
+            <w:pPr>
+              <w:spacing w:before="0" w:after="0"/>
+            </w:pPr>
+            <w:r>
+              <w:rPr>
+                <w:rFonts w:ascii="BIZ UDPGothic" w:cs="BIZ UDPGothic" w:eastAsia="BIZ UDPGothic" w:hAnsi="BIZ UDPGothic"/>
+                <w:color w:val="404040"/>
+                <w:sz w:val="18"/>
+                <w:szCs w:val="18"/>
+              </w:rPr>
+              <w:t xml:space="preserve">結果 / KQ</w:t>
+            </w:r>
+          </w:p>
+        </w:tc>
+        <w:tc>
+          <w:tcPr>
+            <w:tcW w:type="dxa" w:w="1902"/>
+            <w:tcBorders>
+              <w:top w:val="single" w:color="CCCCCC" w:sz="4"/>
+              <w:left w:val="single" w:color="CCCCCC" w:sz="4"/>
+              <w:bottom w:val="single" w:color="CCCCCC" w:sz="4"/>
+              <w:right w:val="single" w:color="CCCCCC" w:sz="4"/>
+            </w:tcBorders>
+            <w:shd w:fill="E8E8E8" w:val="clear"/>
+            <w:tcMar>
+              <w:top w:type="dxa" w:w="80"/>
+              <w:left w:type="dxa" w:w="120"/>
+              <w:bottom w:type="dxa" w:w="80"/>
+              <w:right w:type="dxa" w:w="120"/>
+            </w:tcMar>
+          </w:tcPr>
+          <w:p>
+            <w:pPr>
+              <w:spacing w:before="0" w:after="0"/>
+            </w:pPr>
+            <w:r>
+              <w:rPr>
+                <w:rFonts w:ascii="BIZ UDPGothic" w:cs="BIZ UDPGothic" w:eastAsia="BIZ UDPGothic" w:hAnsi="BIZ UDPGothic"/>
+                <w:color w:val="404040"/>
+                <w:sz w:val="18"/>
+                <w:szCs w:val="18"/>
+              </w:rPr>
+              <w:t xml:space="preserve">備考 / Ghi chú</w:t>
+            </w:r>
+          </w:p>
+        </w:tc>
+      </w:tr>
+      <w:tr>
+        <w:trPr>
+          <w:cantSplit/>
+        </w:trPr>
+        <w:tc>
+          <w:tcPr>
+            <w:tcW w:type="dxa" w:w="1901"/>
+            <w:tcBorders>
+              <w:top w:val="single" w:color="CCCCCC" w:sz="4"/>
+              <w:left w:val="single" w:color="CCCCCC" w:sz="4"/>
+              <w:bottom w:val="single" w:color="CCCCCC" w:sz="4"/>
+              <w:right w:val="single" w:color="CCCCCC" w:sz="4"/>
+            </w:tcBorders>
+            <w:shd w:fill="FFFFFF" w:val="clear"/>
+            <w:tcMar>
+              <w:top w:type="dxa" w:w="80"/>
+              <w:left w:type="dxa" w:w="120"/>
+              <w:bottom w:type="dxa" w:w="80"/>
+              <w:right w:type="dxa" w:w="120"/>
+            </w:tcMar>
+          </w:tcPr>
+          <w:p>
+            <w:pPr>
+              <w:spacing w:before="0" w:after="0"/>
+            </w:pPr>
+            <w:r>
+              <w:rPr>
+                <w:rFonts w:ascii="BIZ UDPGothic" w:cs="BIZ UDPGothic" w:eastAsia="BIZ UDPGothic" w:hAnsi="BIZ UDPGothic"/>
+                <w:color w:val="404040"/>
+                <w:sz w:val="18"/>
+                <w:szCs w:val="18"/>
+              </w:rPr>
+              <w:t xml:space="preserve">1</w:t>
+            </w:r>
+          </w:p>
+        </w:tc>
+        <w:tc>
+          <w:tcPr>
+            <w:tcW w:type="dxa" w:w="1901"/>
+            <w:tcBorders>
+              <w:top w:val="single" w:color="CCCCCC" w:sz="4"/>
+              <w:left w:val="single" w:color="CCCCCC" w:sz="4"/>
+              <w:bottom w:val="single" w:color="CCCCCC" w:sz="4"/>
+              <w:right w:val="single" w:color="CCCCCC" w:sz="4"/>
+            </w:tcBorders>
+            <w:shd w:fill="FFFFFF" w:val="clear"/>
+            <w:tcMar>
+              <w:top w:type="dxa" w:w="80"/>
+              <w:left w:type="dxa" w:w="120"/>
+              <w:bottom w:type="dxa" w:w="80"/>
+              <w:right w:type="dxa" w:w="120"/>
+            </w:tcMar>
+          </w:tcPr>
+          <w:p>
+            <w:pPr>
+              <w:spacing w:before="0" w:after="0"/>
+            </w:pPr>
+            <w:r>
+              <w:rPr>
+                <w:rFonts w:ascii="Courier New" w:cs="Courier New" w:eastAsia="Courier New" w:hAnsi="Courier New"/>
+                <w:color w:val="404040"/>
+                <w:sz w:val="16"/>
+                <w:szCs w:val="16"/>
+              </w:rPr>
+              <w:t xml:space="preserve">DELETE後の42_P003_history行数を確認</w:t>
+            </w:r>
+          </w:p>
+          <w:p>
+            <w:pPr>
+              <w:spacing w:before="0" w:after="0"/>
+            </w:pPr>
+            <w:r>
+              <w:rPr>
+                <w:rFonts w:ascii="Courier New" w:cs="Courier New" w:eastAsia="Courier New" w:hAnsi="Courier New"/>
+                <w:color w:val="404040"/>
+                <w:sz w:val="16"/>
+                <w:szCs w:val="16"/>
+              </w:rPr>
+              <w:t xml:space="preserve">SELECT COUNT(*) FROM 42_P003_history;</w:t>
+            </w:r>
+          </w:p>
+        </w:tc>
+        <w:tc>
+          <w:tcPr>
+            <w:tcW w:type="dxa" w:w="1901"/>
+            <w:tcBorders>
+              <w:top w:val="single" w:color="CCCCCC" w:sz="4"/>
+              <w:left w:val="single" w:color="CCCCCC" w:sz="4"/>
+              <w:bottom w:val="single" w:color="CCCCCC" w:sz="4"/>
+              <w:right w:val="single" w:color="CCCCCC" w:sz="4"/>
+            </w:tcBorders>
+            <w:shd w:fill="FFFFFF" w:val="clear"/>
+            <w:tcMar>
+              <w:top w:type="dxa" w:w="80"/>
+              <w:left w:type="dxa" w:w="120"/>
+              <w:bottom w:type="dxa" w:w="80"/>
+              <w:right w:type="dxa" w:w="120"/>
+            </w:tcMar>
+          </w:tcPr>
+          <w:p>
+            <w:pPr>
+              <w:spacing w:before="0" w:after="0"/>
+            </w:pPr>
+            <w:r>
+              <w:rPr>
+                <w:rFonts w:ascii="BIZ UDPGothic" w:cs="BIZ UDPGothic" w:eastAsia="BIZ UDPGothic" w:hAnsi="BIZ UDPGothic"/>
+                <w:color w:val="404040"/>
+                <w:sz w:val="18"/>
+                <w:szCs w:val="18"/>
+              </w:rPr>
+              <w:t xml:space="preserve">行数が大幅に減少していること（目安: 1000万行以下）</w:t>
+            </w:r>
+          </w:p>
+        </w:tc>
+        <w:tc>
+          <w:tcPr>
+            <w:tcW w:type="dxa" w:w="1901"/>
+            <w:tcBorders>
+              <w:top w:val="single" w:color="CCCCCC" w:sz="4"/>
+              <w:left w:val="single" w:color="CCCCCC" w:sz="4"/>
+              <w:bottom w:val="single" w:color="CCCCCC" w:sz="4"/>
+              <w:right w:val="single" w:color="CCCCCC" w:sz="4"/>
+            </w:tcBorders>
+            <w:shd w:fill="FFFFFF" w:val="clear"/>
+            <w:tcMar>
+              <w:top w:type="dxa" w:w="80"/>
+              <w:left w:type="dxa" w:w="120"/>
+              <w:bottom w:type="dxa" w:w="80"/>
+              <w:right w:type="dxa" w:w="120"/>
+            </w:tcMar>
+          </w:tcPr>
+          <w:p>
+            <w:pPr>
+              <w:spacing w:before="0" w:after="0"/>
+            </w:pPr>
+            <w:r>
+              <w:rPr>
+                <w:rFonts w:ascii="BIZ UDPGothic" w:cs="BIZ UDPGothic" w:eastAsia="BIZ UDPGothic" w:hAnsi="BIZ UDPGothic"/>
+                <w:color w:val="404040"/>
+                <w:sz w:val="18"/>
+                <w:szCs w:val="18"/>
+              </w:rPr>
+              <w:t xml:space="preserve"/>
+            </w:r>
+          </w:p>
+        </w:tc>
+        <w:tc>
+          <w:tcPr>
+            <w:tcW w:type="dxa" w:w="1902"/>
+            <w:tcBorders>
+              <w:top w:val="single" w:color="CCCCCC" w:sz="4"/>
+              <w:left w:val="single" w:color="CCCCCC" w:sz="4"/>
+              <w:bottom w:val="single" w:color="CCCCCC" w:sz="4"/>
+              <w:right w:val="single" w:color="CCCCCC" w:sz="4"/>
+            </w:tcBorders>
+            <w:shd w:fill="FFFFFF" w:val="clear"/>
+            <w:tcMar>
+              <w:top w:type="dxa" w:w="80"/>
+              <w:left w:type="dxa" w:w="120"/>
+              <w:bottom w:type="dxa" w:w="80"/>
+              <w:right w:type="dxa" w:w="120"/>
+            </w:tcMar>
+          </w:tcPr>
+          <w:p>
+            <w:pPr>
+              <w:spacing w:before="0" w:after="0"/>
+            </w:pPr>
+            <w:r>
+              <w:rPr>
+                <w:rFonts w:ascii="BIZ UDPGothic" w:cs="BIZ UDPGothic" w:eastAsia="BIZ UDPGothic" w:hAnsi="BIZ UDPGothic"/>
+                <w:color w:val="404040"/>
+                <w:sz w:val="18"/>
+                <w:szCs w:val="18"/>
+              </w:rPr>
+              <w:t xml:space="preserve"/>
+            </w:r>
+          </w:p>
+        </w:tc>
+      </w:tr>
+      <w:tr>
+        <w:trPr>
+          <w:cantSplit/>
+        </w:trPr>
+        <w:tc>
+          <w:tcPr>
+            <w:tcW w:type="dxa" w:w="1901"/>
+            <w:tcBorders>
+              <w:top w:val="single" w:color="CCCCCC" w:sz="4"/>
+              <w:left w:val="single" w:color="CCCCCC" w:sz="4"/>
+              <w:bottom w:val="single" w:color="CCCCCC" w:sz="4"/>
+              <w:right w:val="single" w:color="CCCCCC" w:sz="4"/>
+            </w:tcBorders>
+            <w:shd w:fill="FFFFFF" w:val="clear"/>
+            <w:tcMar>
+              <w:top w:type="dxa" w:w="80"/>
+              <w:left w:type="dxa" w:w="120"/>
+              <w:bottom w:type="dxa" w:w="80"/>
+              <w:right w:type="dxa" w:w="120"/>
+            </w:tcMar>
+          </w:tcPr>
+          <w:p>
+            <w:pPr>
+              <w:spacing w:before="0" w:after="0"/>
+            </w:pPr>
+            <w:r>
+              <w:rPr>
+                <w:rFonts w:ascii="BIZ UDPGothic" w:cs="BIZ UDPGothic" w:eastAsia="BIZ UDPGothic" w:hAnsi="BIZ UDPGothic"/>
+                <w:color w:val="404040"/>
+                <w:sz w:val="18"/>
+                <w:szCs w:val="18"/>
+              </w:rPr>
+              <w:t xml:space="preserve">2</w:t>
+            </w:r>
+          </w:p>
+        </w:tc>
+        <w:tc>
+          <w:tcPr>
+            <w:tcW w:type="dxa" w:w="1901"/>
+            <w:tcBorders>
+              <w:top w:val="single" w:color="CCCCCC" w:sz="4"/>
+              <w:left w:val="single" w:color="CCCCCC" w:sz="4"/>
+              <w:bottom w:val="single" w:color="CCCCCC" w:sz="4"/>
+              <w:right w:val="single" w:color="CCCCCC" w:sz="4"/>
+            </w:tcBorders>
+            <w:shd w:fill="FFFFFF" w:val="clear"/>
+            <w:tcMar>
+              <w:top w:type="dxa" w:w="80"/>
+              <w:left w:type="dxa" w:w="120"/>
+              <w:bottom w:type="dxa" w:w="80"/>
+              <w:right w:type="dxa" w:w="120"/>
+            </w:tcMar>
+          </w:tcPr>
+          <w:p>
+            <w:pPr>
+              <w:spacing w:before="0" w:after="0"/>
+            </w:pPr>
+            <w:r>
+              <w:rPr>
+                <w:rFonts w:ascii="BIZ UDPGothic" w:cs="BIZ UDPGothic" w:eastAsia="BIZ UDPGothic" w:hAnsi="BIZ UDPGothic"/>
+                <w:color w:val="404040"/>
+                <w:sz w:val="18"/>
+                <w:szCs w:val="18"/>
+              </w:rPr>
+              <w:t xml:space="preserve">sf-sm-import-pos-master-sh 手動実行</w:t>
+            </w:r>
+          </w:p>
+          <w:p>
+            <w:pPr>
+              <w:spacing w:before="0" w:after="0"/>
+            </w:pPr>
+            <w:r>
+              <w:rPr>
+                <w:rFonts w:ascii="BIZ UDPGothic" w:cs="BIZ UDPGothic" w:eastAsia="BIZ UDPGothic" w:hAnsi="BIZ UDPGothic"/>
+                <w:color w:val="404040"/>
+                <w:sz w:val="18"/>
+                <w:szCs w:val="18"/>
+              </w:rPr>
+              <w:t xml:space="preserve">AWS コンソール &gt; Step Functions &gt; 手動実行</w:t>
+            </w:r>
+          </w:p>
+        </w:tc>
+        <w:tc>
+          <w:tcPr>
+            <w:tcW w:type="dxa" w:w="1901"/>
+            <w:tcBorders>
+              <w:top w:val="single" w:color="CCCCCC" w:sz="4"/>
+              <w:left w:val="single" w:color="CCCCCC" w:sz="4"/>
+              <w:bottom w:val="single" w:color="CCCCCC" w:sz="4"/>
+              <w:right w:val="single" w:color="CCCCCC" w:sz="4"/>
+            </w:tcBorders>
+            <w:shd w:fill="FFFFFF" w:val="clear"/>
+            <w:tcMar>
+              <w:top w:type="dxa" w:w="80"/>
+              <w:left w:type="dxa" w:w="120"/>
+              <w:bottom w:type="dxa" w:w="80"/>
+              <w:right w:type="dxa" w:w="120"/>
+            </w:tcMar>
+          </w:tcPr>
+          <w:p>
+            <w:pPr>
+              <w:spacing w:before="0" w:after="0"/>
+            </w:pPr>
+            <w:r>
+              <w:rPr>
+                <w:rFonts w:ascii="BIZ UDPGothic" w:cs="BIZ UDPGothic" w:eastAsia="BIZ UDPGothic" w:hAnsi="BIZ UDPGothic"/>
+                <w:color w:val="404040"/>
+                <w:sz w:val="18"/>
+                <w:szCs w:val="18"/>
+              </w:rPr>
+              <w:t xml:space="preserve">SUCCEEDED が表示されること（900秒以内に完了）</w:t>
+            </w:r>
+          </w:p>
+        </w:tc>
+        <w:tc>
+          <w:tcPr>
+            <w:tcW w:type="dxa" w:w="1901"/>
+            <w:tcBorders>
+              <w:top w:val="single" w:color="CCCCCC" w:sz="4"/>
+              <w:left w:val="single" w:color="CCCCCC" w:sz="4"/>
+              <w:bottom w:val="single" w:color="CCCCCC" w:sz="4"/>
+              <w:right w:val="single" w:color="CCCCCC" w:sz="4"/>
+            </w:tcBorders>
+            <w:shd w:fill="FFFFFF" w:val="clear"/>
+            <w:tcMar>
+              <w:top w:type="dxa" w:w="80"/>
+              <w:left w:type="dxa" w:w="120"/>
+              <w:bottom w:type="dxa" w:w="80"/>
+              <w:right w:type="dxa" w:w="120"/>
+            </w:tcMar>
+          </w:tcPr>
+          <w:p>
+            <w:pPr>
+              <w:spacing w:before="0" w:after="0"/>
+            </w:pPr>
+            <w:r>
+              <w:rPr>
+                <w:rFonts w:ascii="BIZ UDPGothic" w:cs="BIZ UDPGothic" w:eastAsia="BIZ UDPGothic" w:hAnsi="BIZ UDPGothic"/>
+                <w:color w:val="404040"/>
+                <w:sz w:val="18"/>
+                <w:szCs w:val="18"/>
+              </w:rPr>
+              <w:t xml:space="preserve"/>
+            </w:r>
+          </w:p>
+        </w:tc>
+        <w:tc>
+          <w:tcPr>
+            <w:tcW w:type="dxa" w:w="1902"/>
+            <w:tcBorders>
+              <w:top w:val="single" w:color="CCCCCC" w:sz="4"/>
+              <w:left w:val="single" w:color="CCCCCC" w:sz="4"/>
+              <w:bottom w:val="single" w:color="CCCCCC" w:sz="4"/>
+              <w:right w:val="single" w:color="CCCCCC" w:sz="4"/>
+            </w:tcBorders>
+            <w:shd w:fill="FFFFFF" w:val="clear"/>
+            <w:tcMar>
+              <w:top w:type="dxa" w:w="80"/>
+              <w:left w:type="dxa" w:w="120"/>
+              <w:bottom w:type="dxa" w:w="80"/>
+              <w:right w:type="dxa" w:w="120"/>
+            </w:tcMar>
+          </w:tcPr>
+          <w:p>
+            <w:pPr>
+              <w:spacing w:before="0" w:after="0"/>
+            </w:pPr>
+            <w:r>
+              <w:rPr>
+                <w:rFonts w:ascii="BIZ UDPGothic" w:cs="BIZ UDPGothic" w:eastAsia="BIZ UDPGothic" w:hAnsi="BIZ UDPGothic"/>
+                <w:color w:val="404040"/>
+                <w:sz w:val="18"/>
+                <w:szCs w:val="18"/>
+              </w:rPr>
+              <w:t xml:space="preserve"/>
+            </w:r>
+          </w:p>
+        </w:tc>
+      </w:tr>
+      <w:tr>
+        <w:trPr>
+          <w:cantSplit/>
+        </w:trPr>
+        <w:tc>
+          <w:tcPr>
+            <w:tcW w:type="dxa" w:w="1901"/>
+            <w:tcBorders>
+              <w:top w:val="single" w:color="CCCCCC" w:sz="4"/>
+              <w:left w:val="single" w:color="CCCCCC" w:sz="4"/>
+              <w:bottom w:val="single" w:color="CCCCCC" w:sz="4"/>
+              <w:right w:val="single" w:color="CCCCCC" w:sz="4"/>
+            </w:tcBorders>
+            <w:shd w:fill="FFFFFF" w:val="clear"/>
+            <w:tcMar>
+              <w:top w:type="dxa" w:w="80"/>
+              <w:left w:type="dxa" w:w="120"/>
+              <w:bottom w:type="dxa" w:w="80"/>
+              <w:right w:type="dxa" w:w="120"/>
+            </w:tcMar>
+          </w:tcPr>
+          <w:p>
+            <w:pPr>
+              <w:spacing w:before="0" w:after="0"/>
+            </w:pPr>
+            <w:r>
+              <w:rPr>
+                <w:rFonts w:ascii="BIZ UDPGothic" w:cs="BIZ UDPGothic" w:eastAsia="BIZ UDPGothic" w:hAnsi="BIZ UDPGothic"/>
+                <w:color w:val="404040"/>
+                <w:sz w:val="18"/>
+                <w:szCs w:val="18"/>
+              </w:rPr>
+              <w:t xml:space="preserve">3</w:t>
+            </w:r>
+          </w:p>
+        </w:tc>
+        <w:tc>
+          <w:tcPr>
+            <w:tcW w:type="dxa" w:w="1901"/>
+            <w:tcBorders>
+              <w:top w:val="single" w:color="CCCCCC" w:sz="4"/>
+              <w:left w:val="single" w:color="CCCCCC" w:sz="4"/>
+              <w:bottom w:val="single" w:color="CCCCCC" w:sz="4"/>
+              <w:right w:val="single" w:color="CCCCCC" w:sz="4"/>
+            </w:tcBorders>
+            <w:shd w:fill="FFFFFF" w:val="clear"/>
+            <w:tcMar>
+              <w:top w:type="dxa" w:w="80"/>
+              <w:left w:type="dxa" w:w="120"/>
+              <w:bottom w:type="dxa" w:w="80"/>
+              <w:right w:type="dxa" w:w="120"/>
+            </w:tcMar>
+          </w:tcPr>
+          <w:p>
+            <w:pPr>
+              <w:spacing w:before="0" w:after="0"/>
+            </w:pPr>
+            <w:r>
+              <w:rPr>
+                <w:rFonts w:ascii="Courier New" w:cs="Courier New" w:eastAsia="Courier New" w:hAnsi="Courier New"/>
+                <w:color w:val="404040"/>
+                <w:sz w:val="16"/>
+                <w:szCs w:val="16"/>
+              </w:rPr>
+              <w:t xml:space="preserve">取込状況テーブル確認</w:t>
+            </w:r>
+          </w:p>
+          <w:p>
+            <w:pPr>
+              <w:spacing w:before="0" w:after="0"/>
+            </w:pPr>
+            <w:r>
+              <w:rPr>
+                <w:rFonts w:ascii="Courier New" w:cs="Courier New" w:eastAsia="Courier New" w:hAnsi="Courier New"/>
+                <w:color w:val="404040"/>
+                <w:sz w:val="16"/>
+                <w:szCs w:val="16"/>
+              </w:rPr>
+              <w:t xml:space="preserve">SELECT * FROM 取込状況 ORDER BY ... DESC LIMIT 5;</w:t>
+            </w:r>
+          </w:p>
+        </w:tc>
+        <w:tc>
+          <w:tcPr>
+            <w:tcW w:type="dxa" w:w="1901"/>
+            <w:tcBorders>
+              <w:top w:val="single" w:color="CCCCCC" w:sz="4"/>
+              <w:left w:val="single" w:color="CCCCCC" w:sz="4"/>
+              <w:bottom w:val="single" w:color="CCCCCC" w:sz="4"/>
+              <w:right w:val="single" w:color="CCCCCC" w:sz="4"/>
+            </w:tcBorders>
+            <w:shd w:fill="FFFFFF" w:val="clear"/>
+            <w:tcMar>
+              <w:top w:type="dxa" w:w="80"/>
+              <w:left w:type="dxa" w:w="120"/>
+              <w:bottom w:type="dxa" w:w="80"/>
+              <w:right w:type="dxa" w:w="120"/>
+            </w:tcMar>
+          </w:tcPr>
+          <w:p>
+            <w:pPr>
+              <w:spacing w:before="0" w:after="0"/>
+            </w:pPr>
+            <w:r>
+              <w:rPr>
+                <w:rFonts w:ascii="BIZ UDPGothic" w:cs="BIZ UDPGothic" w:eastAsia="BIZ UDPGothic" w:hAnsi="BIZ UDPGothic"/>
+                <w:color w:val="404040"/>
+                <w:sz w:val="18"/>
+                <w:szCs w:val="18"/>
+              </w:rPr>
+              <w:t xml:space="preserve">SH（P003）の取込レコードが記録されていること</w:t>
+            </w:r>
+          </w:p>
+        </w:tc>
+        <w:tc>
+          <w:tcPr>
+            <w:tcW w:type="dxa" w:w="1901"/>
+            <w:tcBorders>
+              <w:top w:val="single" w:color="CCCCCC" w:sz="4"/>
+              <w:left w:val="single" w:color="CCCCCC" w:sz="4"/>
+              <w:bottom w:val="single" w:color="CCCCCC" w:sz="4"/>
+              <w:right w:val="single" w:color="CCCCCC" w:sz="4"/>
+            </w:tcBorders>
+            <w:shd w:fill="FFFFFF" w:val="clear"/>
+            <w:tcMar>
+              <w:top w:type="dxa" w:w="80"/>
+              <w:left w:type="dxa" w:w="120"/>
+              <w:bottom w:type="dxa" w:w="80"/>
+              <w:right w:type="dxa" w:w="120"/>
+            </w:tcMar>
+          </w:tcPr>
+          <w:p>
+            <w:pPr>
+              <w:spacing w:before="0" w:after="0"/>
+            </w:pPr>
+            <w:r>
+              <w:rPr>
+                <w:rFonts w:ascii="BIZ UDPGothic" w:cs="BIZ UDPGothic" w:eastAsia="BIZ UDPGothic" w:hAnsi="BIZ UDPGothic"/>
+                <w:color w:val="404040"/>
+                <w:sz w:val="18"/>
+                <w:szCs w:val="18"/>
+              </w:rPr>
+              <w:t xml:space="preserve"/>
+            </w:r>
+          </w:p>
+        </w:tc>
+        <w:tc>
+          <w:tcPr>
+            <w:tcW w:type="dxa" w:w="1902"/>
+            <w:tcBorders>
+              <w:top w:val="single" w:color="CCCCCC" w:sz="4"/>
+              <w:left w:val="single" w:color="CCCCCC" w:sz="4"/>
+              <w:bottom w:val="single" w:color="CCCCCC" w:sz="4"/>
+              <w:right w:val="single" w:color="CCCCCC" w:sz="4"/>
+            </w:tcBorders>
+            <w:shd w:fill="FFFFFF" w:val="clear"/>
+            <w:tcMar>
+              <w:top w:type="dxa" w:w="80"/>
+              <w:left w:type="dxa" w:w="120"/>
+              <w:bottom w:type="dxa" w:w="80"/>
+              <w:right w:type="dxa" w:w="120"/>
+            </w:tcMar>
+          </w:tcPr>
+          <w:p>
+            <w:pPr>
+              <w:spacing w:before="0" w:after="0"/>
+            </w:pPr>
+            <w:r>
+              <w:rPr>
+                <w:rFonts w:ascii="BIZ UDPGothic" w:cs="BIZ UDPGothic" w:eastAsia="BIZ UDPGothic" w:hAnsi="BIZ UDPGothic"/>
+                <w:color w:val="404040"/>
+                <w:sz w:val="18"/>
+                <w:szCs w:val="18"/>
+              </w:rPr>
+              <w:t xml:space="preserve"/>
+            </w:r>
+          </w:p>
+        </w:tc>
+      </w:tr>
+    </w:tbl>
+    <w:p>
+      <w:pPr>
+        <w:pBdr>
+          <w:left w:val="thick" w:color="C8102E" w:sz="20" w:space="6"/>
+        </w:pBdr>
+        <w:spacing w:before="280" w:after="100"/>
+      </w:pPr>
+      <w:r>
+        <w:rPr>
+          <w:rFonts w:ascii="BIZ UDPGothic" w:cs="BIZ UDPGothic" w:eastAsia="BIZ UDPGothic" w:hAnsi="BIZ UDPGothic"/>
+          <w:b/>
+          <w:bCs/>
+          <w:color w:val="C8102E"/>
+          <w:sz w:val="24"/>
+          <w:szCs w:val="24"/>
+        </w:rPr>
+        <w:t xml:space="preserve">■ 報告方法</w:t>
+      </w:r>
+      <w:r>
+        <w:br/>
+      </w:r>
+      <w:r>
+        <w:rPr>
+          <w:rFonts w:ascii="BIZ UDPGothic" w:cs="BIZ UDPGothic" w:eastAsia="BIZ UDPGothic" w:hAnsi="BIZ UDPGothic"/>
+          <w:i/>
+          <w:iCs/>
+          <w:color w:val="AA3344"/>
+          <w:sz w:val="17"/>
+          <w:szCs w:val="17"/>
+        </w:rPr>
+        <w:t xml:space="preserve">　Phương thức báo cáo</w:t>
+      </w:r>
+    </w:p>
+    <w:p>
+      <w:pPr>
+        <w:spacing w:before="100" w:after="100"/>
+      </w:pPr>
+      <w:r>
+        <w:rPr>
+          <w:rFonts w:ascii="BIZ UDPGothic" w:cs="BIZ UDPGothic" w:eastAsia="BIZ UDPGothic" w:hAnsi="BIZ UDPGothic"/>
+          <w:color w:val="404040"/>
+          <w:sz w:val="18"/>
+          <w:szCs w:val="18"/>
+        </w:rPr>
+        <w:t xml:space="preserve">全テスト完了後、結果欄（OK</w:t>
+      </w:r>
+      <w:r>
+        <w:br/>
+      </w:r>
+      <w:r>
+        <w:rPr>
+          <w:rFonts w:ascii="BIZ UDPGothic" w:cs="BIZ UDPGothic" w:eastAsia="BIZ UDPGothic" w:hAnsi="BIZ UDPGothic"/>
+          <w:i/>
+          <w:iCs/>
+          <w:color w:val="777777"/>
+          <w:sz w:val="16"/>
+          <w:szCs w:val="16"/>
+        </w:rPr>
+        <w:t xml:space="preserve">/ NG）を記入して Thanh Nguyên へ提出すること。 / Sau khi hoàn thành tất cả kiểm thử, điền kết quả (OK/NG) và gửi cho Thanh Nguyên.</w:t>
+      </w:r>
+    </w:p>
+    <w:p>
+      <w:pPr>
+        <w:spacing w:before="100" w:after="100"/>
+      </w:pPr>
+      <w:r>
+        <w:rPr>
+          <w:rFonts w:ascii="BIZ UDPGothic" w:cs="BIZ UDPGothic" w:eastAsia="BIZ UDPGothic" w:hAnsi="BIZ UDPGothic"/>
+          <w:color w:val="404040"/>
+          <w:sz w:val="18"/>
+          <w:szCs w:val="18"/>
+        </w:rPr>
+        <w:t xml:space="preserve">提出先: nguyenthanhloc@luvina.net</w:t>
+      </w:r>
+      <w:r>
+        <w:br/>
+      </w:r>
+      <w:r>
+        <w:rPr>
+          <w:rFonts w:ascii="BIZ UDPGothic" w:cs="BIZ UDPGothic" w:eastAsia="BIZ UDPGothic" w:hAnsi="BIZ UDPGothic"/>
+          <w:i/>
+          <w:iCs/>
+          <w:color w:val="777777"/>
+          <w:sz w:val="16"/>
+          <w:szCs w:val="16"/>
+        </w:rPr>
+        <w:t xml:space="preserve">/ Địa chỉ nộp: nguyenthanhloc@luvina.net</w:t>
       </w:r>
     </w:p>
     <w:p>

--- a/40_AWS/05_改修資料/KSM_AWS_MOD_021_改修指示書_セキュリティ改修緊急_ja_vi.docx
+++ b/40_AWS/05_改修資料/KSM_AWS_MOD_021_改修指示書_セキュリティ改修緊急_ja_vi.docx
@@ -6096,6 +6096,1562 @@
         <w:t xml:space="preserve">/ Địa chỉ nộp: nguyenthanhloc@luvina.net</w:t>
       </w:r>
     </w:p>
+    <w:p>
+      <w:pPr>
+        <w:pBdr>
+          <w:left w:val="thick" w:color="C8102E" w:sz="20" w:space="6"/>
+        </w:pBdr>
+        <w:spacing w:before="280" w:after="100"/>
+      </w:pPr>
+      <w:r>
+        <w:rPr>
+          <w:rFonts w:ascii="BIZ UDPGothic" w:cs="BIZ UDPGothic" w:eastAsia="BIZ UDPGothic" w:hAnsi="BIZ UDPGothic"/>
+          <w:b/>
+          <w:bCs/>
+          <w:color w:val="C8102E"/>
+          <w:sz w:val="24"/>
+          <w:szCs w:val="24"/>
+        </w:rPr>
+        <w:t xml:space="preserve">■ デプロイ時確認・注意事項</w:t>
+      </w:r>
+      <w:r>
+        <w:br/>
+      </w:r>
+      <w:r>
+        <w:rPr>
+          <w:rFonts w:ascii="BIZ UDPGothic" w:cs="BIZ UDPGothic" w:eastAsia="BIZ UDPGothic" w:hAnsi="BIZ UDPGothic"/>
+          <w:i/>
+          <w:iCs/>
+          <w:color w:val="AA3344"/>
+          <w:sz w:val="17"/>
+          <w:szCs w:val="17"/>
+        </w:rPr>
+        <w:t xml:space="preserve">　Lưu Ý &amp; Xác Nhận Khi Triển Khai</w:t>
+      </w:r>
+    </w:p>
+    <w:p>
+      <w:pPr>
+        <w:spacing w:before="100" w:after="100"/>
+      </w:pPr>
+      <w:r>
+        <w:rPr>
+          <w:rFonts w:ascii="BIZ UDPGothic" w:cs="BIZ UDPGothic" w:eastAsia="BIZ UDPGothic" w:hAnsi="BIZ UDPGothic"/>
+          <w:color w:val="404040"/>
+          <w:sz w:val="18"/>
+          <w:szCs w:val="18"/>
+        </w:rPr>
+        <w:t xml:space="preserve">本改修のデプロイにあたり、以下の8項目を事前・事後に確認すること。</w:t>
+      </w:r>
+      <w:r>
+        <w:br/>
+      </w:r>
+      <w:r>
+        <w:rPr>
+          <w:rFonts w:ascii="BIZ UDPGothic" w:cs="BIZ UDPGothic" w:eastAsia="BIZ UDPGothic" w:hAnsi="BIZ UDPGothic"/>
+          <w:i/>
+          <w:iCs/>
+          <w:color w:val="777777"/>
+          <w:sz w:val="16"/>
+          <w:szCs w:val="16"/>
+        </w:rPr>
+        <w:t xml:space="preserve">/ Khi triển khai sửa đổi này, cần xác nhận 8 hạng mục dưới đây trước và sau khi deploy.</w:t>
+      </w:r>
+    </w:p>
+    <w:tbl>
+      <w:tblPr>
+        <w:tblW w:type="dxa" w:w="9506"/>
+        <w:tblBorders>
+          <w:top w:val="single" w:color="CCCCCC" w:sz="4"/>
+          <w:left w:val="single" w:color="CCCCCC" w:sz="4"/>
+          <w:bottom w:val="single" w:color="CCCCCC" w:sz="4"/>
+          <w:right w:val="single" w:color="CCCCCC" w:sz="4"/>
+          <w:insideH w:val="single" w:color="auto" w:sz="4"/>
+          <w:insideV w:val="single" w:color="auto" w:sz="4"/>
+        </w:tblBorders>
+      </w:tblPr>
+      <w:tblGrid>
+        <w:gridCol w:w="400"/>
+        <w:gridCol w:w="2200"/>
+        <w:gridCol w:w="6906"/>
+      </w:tblGrid>
+      <w:tr>
+        <w:trPr>
+          <w:cantSplit/>
+          <w:tblHeader/>
+        </w:trPr>
+        <w:tc>
+          <w:tcPr>
+            <w:tcW w:type="dxa" w:w="400"/>
+            <w:tcBorders>
+              <w:top w:val="single" w:color="CCCCCC" w:sz="4"/>
+              <w:left w:val="single" w:color="CCCCCC" w:sz="4"/>
+              <w:bottom w:val="single" w:color="CCCCCC" w:sz="4"/>
+              <w:right w:val="single" w:color="CCCCCC" w:sz="4"/>
+            </w:tcBorders>
+            <w:shd w:fill="E8E8E8" w:val="clear"/>
+            <w:tcMar>
+              <w:top w:type="dxa" w:w="80"/>
+              <w:left w:type="dxa" w:w="120"/>
+              <w:bottom w:type="dxa" w:w="80"/>
+              <w:right w:type="dxa" w:w="120"/>
+            </w:tcMar>
+            <w:vAlign w:val="center"/>
+          </w:tcPr>
+          <w:p>
+            <w:pPr>
+              <w:jc w:val="center"/>
+            </w:pPr>
+            <w:r>
+              <w:rPr>
+                <w:rFonts w:ascii="BIZ UDPGothic" w:cs="BIZ UDPGothic" w:eastAsia="BIZ UDPGothic" w:hAnsi="BIZ UDPGothic"/>
+                <w:b/>
+                <w:bCs/>
+                <w:color w:val="000000"/>
+                <w:sz w:val="18"/>
+                <w:szCs w:val="18"/>
+              </w:rPr>
+              <w:t xml:space="preserve">No.</w:t>
+            </w:r>
+          </w:p>
+        </w:tc>
+        <w:tc>
+          <w:tcPr>
+            <w:tcW w:type="dxa" w:w="2200"/>
+            <w:tcBorders>
+              <w:top w:val="single" w:color="CCCCCC" w:sz="4"/>
+              <w:left w:val="single" w:color="CCCCCC" w:sz="4"/>
+              <w:bottom w:val="single" w:color="CCCCCC" w:sz="4"/>
+              <w:right w:val="single" w:color="CCCCCC" w:sz="4"/>
+            </w:tcBorders>
+            <w:shd w:fill="E8E8E8" w:val="clear"/>
+            <w:tcMar>
+              <w:top w:type="dxa" w:w="80"/>
+              <w:left w:type="dxa" w:w="120"/>
+              <w:bottom w:type="dxa" w:w="80"/>
+              <w:right w:type="dxa" w:w="120"/>
+            </w:tcMar>
+            <w:vAlign w:val="center"/>
+          </w:tcPr>
+          <w:p>
+            <w:pPr>
+              <w:jc w:val="left"/>
+            </w:pPr>
+            <w:r>
+              <w:rPr>
+                <w:rFonts w:ascii="BIZ UDPGothic" w:cs="BIZ UDPGothic" w:eastAsia="BIZ UDPGothic" w:hAnsi="BIZ UDPGothic"/>
+                <w:b/>
+                <w:bCs/>
+                <w:color w:val="000000"/>
+                <w:sz w:val="18"/>
+                <w:szCs w:val="18"/>
+              </w:rPr>
+              <w:t xml:space="preserve">項目</w:t>
+            </w:r>
+            <w:r>
+              <w:rPr>
+                <w:rFonts w:ascii="BIZ UDPGothic" w:cs="BIZ UDPGothic" w:eastAsia="BIZ UDPGothic" w:hAnsi="BIZ UDPGothic"/>
+                <w:i/>
+                <w:iCs/>
+                <w:color w:val="888888"/>
+                <w:sz w:val="16"/>
+                <w:szCs w:val="16"/>
+              </w:rPr>
+              <w:t xml:space="preserve"> / </w:t>
+            </w:r>
+            <w:r>
+              <w:rPr>
+                <w:rFonts w:ascii="BIZ UDPGothic" w:cs="BIZ UDPGothic" w:eastAsia="BIZ UDPGothic" w:hAnsi="BIZ UDPGothic"/>
+                <w:i/>
+                <w:iCs/>
+                <w:color w:val="888888"/>
+                <w:sz w:val="16"/>
+                <w:szCs w:val="16"/>
+              </w:rPr>
+              <w:t xml:space="preserve">Hạng mục</w:t>
+            </w:r>
+          </w:p>
+        </w:tc>
+        <w:tc>
+          <w:tcPr>
+            <w:tcW w:type="dxa" w:w="6906"/>
+            <w:tcBorders>
+              <w:top w:val="single" w:color="CCCCCC" w:sz="4"/>
+              <w:left w:val="single" w:color="CCCCCC" w:sz="4"/>
+              <w:bottom w:val="single" w:color="CCCCCC" w:sz="4"/>
+              <w:right w:val="single" w:color="CCCCCC" w:sz="4"/>
+            </w:tcBorders>
+            <w:shd w:fill="E8E8E8" w:val="clear"/>
+            <w:tcMar>
+              <w:top w:type="dxa" w:w="80"/>
+              <w:left w:type="dxa" w:w="120"/>
+              <w:bottom w:type="dxa" w:w="80"/>
+              <w:right w:type="dxa" w:w="120"/>
+            </w:tcMar>
+            <w:vAlign w:val="center"/>
+          </w:tcPr>
+          <w:p>
+            <w:pPr>
+              <w:jc w:val="left"/>
+            </w:pPr>
+            <w:r>
+              <w:rPr>
+                <w:rFonts w:ascii="BIZ UDPGothic" w:cs="BIZ UDPGothic" w:eastAsia="BIZ UDPGothic" w:hAnsi="BIZ UDPGothic"/>
+                <w:b/>
+                <w:bCs/>
+                <w:color w:val="000000"/>
+                <w:sz w:val="18"/>
+                <w:szCs w:val="18"/>
+              </w:rPr>
+              <w:t xml:space="preserve">確認・注意事項</w:t>
+            </w:r>
+            <w:r>
+              <w:rPr>
+                <w:rFonts w:ascii="BIZ UDPGothic" w:cs="BIZ UDPGothic" w:eastAsia="BIZ UDPGothic" w:hAnsi="BIZ UDPGothic"/>
+                <w:i/>
+                <w:iCs/>
+                <w:color w:val="888888"/>
+                <w:sz w:val="16"/>
+                <w:szCs w:val="16"/>
+              </w:rPr>
+              <w:t xml:space="preserve"> / </w:t>
+            </w:r>
+            <w:r>
+              <w:rPr>
+                <w:rFonts w:ascii="BIZ UDPGothic" w:cs="BIZ UDPGothic" w:eastAsia="BIZ UDPGothic" w:hAnsi="BIZ UDPGothic"/>
+                <w:i/>
+                <w:iCs/>
+                <w:color w:val="888888"/>
+                <w:sz w:val="16"/>
+                <w:szCs w:val="16"/>
+              </w:rPr>
+              <w:t xml:space="preserve">Xác nhận &amp; Lưu ý</w:t>
+            </w:r>
+          </w:p>
+        </w:tc>
+      </w:tr>
+      <w:tr>
+        <w:trPr>
+          <w:cantSplit/>
+        </w:trPr>
+        <w:tc>
+          <w:tcPr>
+            <w:tcW w:type="dxa" w:w="400"/>
+            <w:tcBorders>
+              <w:top w:val="single" w:color="CCCCCC" w:sz="4"/>
+              <w:left w:val="single" w:color="CCCCCC" w:sz="4"/>
+              <w:bottom w:val="single" w:color="CCCCCC" w:sz="4"/>
+              <w:right w:val="single" w:color="CCCCCC" w:sz="4"/>
+            </w:tcBorders>
+            <w:shd w:fill="FFFFFF" w:val="clear"/>
+            <w:tcMar>
+              <w:top w:type="dxa" w:w="80"/>
+              <w:left w:type="dxa" w:w="120"/>
+              <w:bottom w:type="dxa" w:w="80"/>
+              <w:right w:type="dxa" w:w="120"/>
+            </w:tcMar>
+            <w:vAlign w:val="center"/>
+          </w:tcPr>
+          <w:p>
+            <w:pPr>
+              <w:jc w:val="center"/>
+            </w:pPr>
+            <w:r>
+              <w:rPr>
+                <w:rFonts w:ascii="BIZ UDPGothic" w:cs="BIZ UDPGothic" w:eastAsia="BIZ UDPGothic" w:hAnsi="BIZ UDPGothic"/>
+                <w:b w:val="false"/>
+                <w:bCs w:val="false"/>
+                <w:color w:val="404040"/>
+                <w:sz w:val="18"/>
+                <w:szCs w:val="18"/>
+              </w:rPr>
+              <w:t xml:space="preserve">1</w:t>
+            </w:r>
+          </w:p>
+        </w:tc>
+        <w:tc>
+          <w:tcPr>
+            <w:tcW w:type="dxa" w:w="2200"/>
+            <w:tcBorders>
+              <w:top w:val="single" w:color="CCCCCC" w:sz="4"/>
+              <w:left w:val="single" w:color="CCCCCC" w:sz="4"/>
+              <w:bottom w:val="single" w:color="CCCCCC" w:sz="4"/>
+              <w:right w:val="single" w:color="CCCCCC" w:sz="4"/>
+            </w:tcBorders>
+            <w:shd w:fill="FFFFFF" w:val="clear"/>
+            <w:tcMar>
+              <w:top w:type="dxa" w:w="80"/>
+              <w:left w:type="dxa" w:w="120"/>
+              <w:bottom w:type="dxa" w:w="80"/>
+              <w:right w:type="dxa" w:w="120"/>
+            </w:tcMar>
+          </w:tcPr>
+          <w:p>
+            <w:pPr>
+              <w:spacing w:before="0" w:after="0"/>
+            </w:pPr>
+            <w:r>
+              <w:rPr>
+                <w:rFonts w:ascii="BIZ UDPGothic" w:cs="BIZ UDPGothic" w:eastAsia="BIZ UDPGothic" w:hAnsi="BIZ UDPGothic"/>
+                <w:color w:val="404040"/>
+                <w:sz w:val="18"/>
+                <w:szCs w:val="18"/>
+              </w:rPr>
+              <w:t xml:space="preserve">[事前] ロールバック計画</w:t>
+            </w:r>
+          </w:p>
+          <w:p>
+            <w:pPr>
+              <w:spacing w:before="0" w:after="0"/>
+            </w:pPr>
+            <w:r>
+              <w:rPr>
+                <w:rFonts w:ascii="BIZ UDPGothic" w:cs="BIZ UDPGothic" w:eastAsia="BIZ UDPGothic" w:hAnsi="BIZ UDPGothic"/>
+                <w:color w:val="404040"/>
+                <w:sz w:val="18"/>
+                <w:szCs w:val="18"/>
+              </w:rPr>
+              <w:t xml:space="preserve">/ Kế hoạch rollback</w:t>
+            </w:r>
+          </w:p>
+        </w:tc>
+        <w:tc>
+          <w:tcPr>
+            <w:tcW w:type="dxa" w:w="6906"/>
+            <w:tcBorders>
+              <w:top w:val="single" w:color="CCCCCC" w:sz="4"/>
+              <w:left w:val="single" w:color="CCCCCC" w:sz="4"/>
+              <w:bottom w:val="single" w:color="CCCCCC" w:sz="4"/>
+              <w:right w:val="single" w:color="CCCCCC" w:sz="4"/>
+            </w:tcBorders>
+            <w:shd w:fill="FFFFFF" w:val="clear"/>
+            <w:tcMar>
+              <w:top w:type="dxa" w:w="80"/>
+              <w:left w:type="dxa" w:w="120"/>
+              <w:bottom w:type="dxa" w:w="80"/>
+              <w:right w:type="dxa" w:w="120"/>
+            </w:tcMar>
+          </w:tcPr>
+          <w:p>
+            <w:pPr>
+              <w:spacing w:before="0" w:after="0"/>
+            </w:pPr>
+            <w:r>
+              <w:rPr>
+                <w:rFonts w:ascii="BIZ UDPGothic" w:cs="BIZ UDPGothic" w:eastAsia="BIZ UDPGothic" w:hAnsi="BIZ UDPGothic"/>
+                <w:color w:val="404040"/>
+                <w:sz w:val="18"/>
+                <w:szCs w:val="18"/>
+              </w:rPr>
+              <w:t xml:space="preserve">各No.ごとに個別ロールバック</w:t>
+            </w:r>
+          </w:p>
+          <w:p>
+            <w:pPr>
+              <w:spacing w:before="0" w:after="0"/>
+            </w:pPr>
+            <w:r>
+              <w:rPr>
+                <w:rFonts w:ascii="BIZ UDPGothic" w:cs="BIZ UDPGothic" w:eastAsia="BIZ UDPGothic" w:hAnsi="BIZ UDPGothic"/>
+                <w:color w:val="404040"/>
+                <w:sz w:val="18"/>
+                <w:szCs w:val="18"/>
+              </w:rPr>
+              <w:t xml:space="preserve">No.17: EventBridgeターゲットを元に戻す</w:t>
+            </w:r>
+          </w:p>
+          <w:p>
+            <w:pPr>
+              <w:spacing w:before="0" w:after="0"/>
+            </w:pPr>
+            <w:r>
+              <w:rPr>
+                <w:rFonts w:ascii="BIZ UDPGothic" w:cs="BIZ UDPGothic" w:eastAsia="BIZ UDPGothic" w:hAnsi="BIZ UDPGothic"/>
+                <w:color w:val="404040"/>
+                <w:sz w:val="18"/>
+                <w:szCs w:val="18"/>
+              </w:rPr>
+              <w:t xml:space="preserve">No.19: JARファイル実行方法を元に戻す</w:t>
+            </w:r>
+          </w:p>
+          <w:p>
+            <w:pPr>
+              <w:spacing w:before="0" w:after="0"/>
+            </w:pPr>
+            <w:r>
+              <w:rPr>
+                <w:rFonts w:ascii="BIZ UDPGothic" w:cs="BIZ UDPGothic" w:eastAsia="BIZ UDPGothic" w:hAnsi="BIZ UDPGothic"/>
+                <w:color w:val="404040"/>
+                <w:sz w:val="18"/>
+                <w:szCs w:val="18"/>
+              </w:rPr>
+              <w:t xml:space="preserve">No.21: 旧SFTP鍵に戻す</w:t>
+            </w:r>
+          </w:p>
+          <w:p>
+            <w:pPr>
+              <w:spacing w:before="0" w:after="0"/>
+            </w:pPr>
+            <w:r>
+              <w:rPr>
+                <w:rFonts w:ascii="BIZ UDPGothic" w:cs="BIZ UDPGothic" w:eastAsia="BIZ UDPGothic" w:hAnsi="BIZ UDPGothic"/>
+                <w:color w:val="404040"/>
+                <w:sz w:val="18"/>
+                <w:szCs w:val="18"/>
+              </w:rPr>
+              <w:t xml:space="preserve">No.24: Lambda環境変数を元に戻す</w:t>
+            </w:r>
+          </w:p>
+        </w:tc>
+      </w:tr>
+      <w:tr>
+        <w:trPr>
+          <w:cantSplit/>
+        </w:trPr>
+        <w:tc>
+          <w:tcPr>
+            <w:tcW w:type="dxa" w:w="400"/>
+            <w:tcBorders>
+              <w:top w:val="single" w:color="CCCCCC" w:sz="4"/>
+              <w:left w:val="single" w:color="CCCCCC" w:sz="4"/>
+              <w:bottom w:val="single" w:color="CCCCCC" w:sz="4"/>
+              <w:right w:val="single" w:color="CCCCCC" w:sz="4"/>
+            </w:tcBorders>
+            <w:shd w:fill="FFFFFF" w:val="clear"/>
+            <w:tcMar>
+              <w:top w:type="dxa" w:w="80"/>
+              <w:left w:type="dxa" w:w="120"/>
+              <w:bottom w:type="dxa" w:w="80"/>
+              <w:right w:type="dxa" w:w="120"/>
+            </w:tcMar>
+            <w:vAlign w:val="center"/>
+          </w:tcPr>
+          <w:p>
+            <w:pPr>
+              <w:jc w:val="center"/>
+            </w:pPr>
+            <w:r>
+              <w:rPr>
+                <w:rFonts w:ascii="BIZ UDPGothic" w:cs="BIZ UDPGothic" w:eastAsia="BIZ UDPGothic" w:hAnsi="BIZ UDPGothic"/>
+                <w:b w:val="false"/>
+                <w:bCs w:val="false"/>
+                <w:color w:val="404040"/>
+                <w:sz w:val="18"/>
+                <w:szCs w:val="18"/>
+              </w:rPr>
+              <w:t xml:space="preserve">2</w:t>
+            </w:r>
+          </w:p>
+        </w:tc>
+        <w:tc>
+          <w:tcPr>
+            <w:tcW w:type="dxa" w:w="2200"/>
+            <w:tcBorders>
+              <w:top w:val="single" w:color="CCCCCC" w:sz="4"/>
+              <w:left w:val="single" w:color="CCCCCC" w:sz="4"/>
+              <w:bottom w:val="single" w:color="CCCCCC" w:sz="4"/>
+              <w:right w:val="single" w:color="CCCCCC" w:sz="4"/>
+            </w:tcBorders>
+            <w:shd w:fill="FFFFFF" w:val="clear"/>
+            <w:tcMar>
+              <w:top w:type="dxa" w:w="80"/>
+              <w:left w:type="dxa" w:w="120"/>
+              <w:bottom w:type="dxa" w:w="80"/>
+              <w:right w:type="dxa" w:w="120"/>
+            </w:tcMar>
+          </w:tcPr>
+          <w:p>
+            <w:pPr>
+              <w:spacing w:before="0" w:after="0"/>
+            </w:pPr>
+            <w:r>
+              <w:rPr>
+                <w:rFonts w:ascii="BIZ UDPGothic" w:cs="BIZ UDPGothic" w:eastAsia="BIZ UDPGothic" w:hAnsi="BIZ UDPGothic"/>
+                <w:color w:val="404040"/>
+                <w:sz w:val="18"/>
+                <w:szCs w:val="18"/>
+              </w:rPr>
+              <w:t xml:space="preserve">[事前] データバックアップ</w:t>
+            </w:r>
+          </w:p>
+          <w:p>
+            <w:pPr>
+              <w:spacing w:before="0" w:after="0"/>
+            </w:pPr>
+            <w:r>
+              <w:rPr>
+                <w:rFonts w:ascii="BIZ UDPGothic" w:cs="BIZ UDPGothic" w:eastAsia="BIZ UDPGothic" w:hAnsi="BIZ UDPGothic"/>
+                <w:color w:val="404040"/>
+                <w:sz w:val="18"/>
+                <w:szCs w:val="18"/>
+              </w:rPr>
+              <w:t xml:space="preserve">/ Sao lưu dữ liệu</w:t>
+            </w:r>
+          </w:p>
+        </w:tc>
+        <w:tc>
+          <w:tcPr>
+            <w:tcW w:type="dxa" w:w="6906"/>
+            <w:tcBorders>
+              <w:top w:val="single" w:color="CCCCCC" w:sz="4"/>
+              <w:left w:val="single" w:color="CCCCCC" w:sz="4"/>
+              <w:bottom w:val="single" w:color="CCCCCC" w:sz="4"/>
+              <w:right w:val="single" w:color="CCCCCC" w:sz="4"/>
+            </w:tcBorders>
+            <w:shd w:fill="FFFFFF" w:val="clear"/>
+            <w:tcMar>
+              <w:top w:type="dxa" w:w="80"/>
+              <w:left w:type="dxa" w:w="120"/>
+              <w:bottom w:type="dxa" w:w="80"/>
+              <w:right w:type="dxa" w:w="120"/>
+            </w:tcMar>
+          </w:tcPr>
+          <w:p>
+            <w:pPr>
+              <w:spacing w:before="0" w:after="0"/>
+            </w:pPr>
+            <w:r>
+              <w:rPr>
+                <w:rFonts w:ascii="BIZ UDPGothic" w:cs="BIZ UDPGothic" w:eastAsia="BIZ UDPGothic" w:hAnsi="BIZ UDPGothic"/>
+                <w:color w:val="404040"/>
+                <w:sz w:val="18"/>
+                <w:szCs w:val="18"/>
+              </w:rPr>
+              <w:t xml:space="preserve">各変更前の設定をaws cliで記録</w:t>
+            </w:r>
+          </w:p>
+          <w:p>
+            <w:pPr>
+              <w:spacing w:before="0" w:after="0"/>
+            </w:pPr>
+            <w:r>
+              <w:rPr>
+                <w:rFonts w:ascii="BIZ UDPGothic" w:cs="BIZ UDPGothic" w:eastAsia="BIZ UDPGothic" w:hAnsi="BIZ UDPGothic"/>
+                <w:color w:val="404040"/>
+                <w:sz w:val="18"/>
+                <w:szCs w:val="18"/>
+              </w:rPr>
+              <w:t xml:space="preserve">aws events list-targets-by-rule</w:t>
+            </w:r>
+          </w:p>
+          <w:p>
+            <w:pPr>
+              <w:spacing w:before="0" w:after="0"/>
+            </w:pPr>
+            <w:r>
+              <w:rPr>
+                <w:rFonts w:ascii="BIZ UDPGothic" w:cs="BIZ UDPGothic" w:eastAsia="BIZ UDPGothic" w:hAnsi="BIZ UDPGothic"/>
+                <w:color w:val="404040"/>
+                <w:sz w:val="18"/>
+                <w:szCs w:val="18"/>
+              </w:rPr>
+              <w:t xml:space="preserve">aws lambda get-function-configuration</w:t>
+            </w:r>
+          </w:p>
+          <w:p>
+            <w:pPr>
+              <w:spacing w:before="0" w:after="0"/>
+            </w:pPr>
+            <w:r>
+              <w:rPr>
+                <w:rFonts w:ascii="BIZ UDPGothic" w:cs="BIZ UDPGothic" w:eastAsia="BIZ UDPGothic" w:hAnsi="BIZ UDPGothic"/>
+                <w:color w:val="404040"/>
+                <w:sz w:val="18"/>
+                <w:szCs w:val="18"/>
+              </w:rPr>
+              <w:t xml:space="preserve">aws secretsmanager get-secret-value</w:t>
+            </w:r>
+          </w:p>
+        </w:tc>
+      </w:tr>
+      <w:tr>
+        <w:trPr>
+          <w:cantSplit/>
+        </w:trPr>
+        <w:tc>
+          <w:tcPr>
+            <w:tcW w:type="dxa" w:w="400"/>
+            <w:tcBorders>
+              <w:top w:val="single" w:color="CCCCCC" w:sz="4"/>
+              <w:left w:val="single" w:color="CCCCCC" w:sz="4"/>
+              <w:bottom w:val="single" w:color="CCCCCC" w:sz="4"/>
+              <w:right w:val="single" w:color="CCCCCC" w:sz="4"/>
+            </w:tcBorders>
+            <w:shd w:fill="FFFFFF" w:val="clear"/>
+            <w:tcMar>
+              <w:top w:type="dxa" w:w="80"/>
+              <w:left w:type="dxa" w:w="120"/>
+              <w:bottom w:type="dxa" w:w="80"/>
+              <w:right w:type="dxa" w:w="120"/>
+            </w:tcMar>
+            <w:vAlign w:val="center"/>
+          </w:tcPr>
+          <w:p>
+            <w:pPr>
+              <w:jc w:val="center"/>
+            </w:pPr>
+            <w:r>
+              <w:rPr>
+                <w:rFonts w:ascii="BIZ UDPGothic" w:cs="BIZ UDPGothic" w:eastAsia="BIZ UDPGothic" w:hAnsi="BIZ UDPGothic"/>
+                <w:b w:val="false"/>
+                <w:bCs w:val="false"/>
+                <w:color w:val="404040"/>
+                <w:sz w:val="18"/>
+                <w:szCs w:val="18"/>
+              </w:rPr>
+              <w:t xml:space="preserve">3</w:t>
+            </w:r>
+          </w:p>
+        </w:tc>
+        <w:tc>
+          <w:tcPr>
+            <w:tcW w:type="dxa" w:w="2200"/>
+            <w:tcBorders>
+              <w:top w:val="single" w:color="CCCCCC" w:sz="4"/>
+              <w:left w:val="single" w:color="CCCCCC" w:sz="4"/>
+              <w:bottom w:val="single" w:color="CCCCCC" w:sz="4"/>
+              <w:right w:val="single" w:color="CCCCCC" w:sz="4"/>
+            </w:tcBorders>
+            <w:shd w:fill="FFFFFF" w:val="clear"/>
+            <w:tcMar>
+              <w:top w:type="dxa" w:w="80"/>
+              <w:left w:type="dxa" w:w="120"/>
+              <w:bottom w:type="dxa" w:w="80"/>
+              <w:right w:type="dxa" w:w="120"/>
+            </w:tcMar>
+          </w:tcPr>
+          <w:p>
+            <w:pPr>
+              <w:spacing w:before="0" w:after="0"/>
+            </w:pPr>
+            <w:r>
+              <w:rPr>
+                <w:rFonts w:ascii="BIZ UDPGothic" w:cs="BIZ UDPGothic" w:eastAsia="BIZ UDPGothic" w:hAnsi="BIZ UDPGothic"/>
+                <w:color w:val="404040"/>
+                <w:sz w:val="18"/>
+                <w:szCs w:val="18"/>
+              </w:rPr>
+              <w:t xml:space="preserve">[事前] AWS事前作業確認</w:t>
+            </w:r>
+          </w:p>
+          <w:p>
+            <w:pPr>
+              <w:spacing w:before="0" w:after="0"/>
+            </w:pPr>
+            <w:r>
+              <w:rPr>
+                <w:rFonts w:ascii="BIZ UDPGothic" w:cs="BIZ UDPGothic" w:eastAsia="BIZ UDPGothic" w:hAnsi="BIZ UDPGothic"/>
+                <w:color w:val="404040"/>
+                <w:sz w:val="18"/>
+                <w:szCs w:val="18"/>
+              </w:rPr>
+              <w:t xml:space="preserve">/ Xác nhận công việc AWS</w:t>
+            </w:r>
+          </w:p>
+        </w:tc>
+        <w:tc>
+          <w:tcPr>
+            <w:tcW w:type="dxa" w:w="6906"/>
+            <w:tcBorders>
+              <w:top w:val="single" w:color="CCCCCC" w:sz="4"/>
+              <w:left w:val="single" w:color="CCCCCC" w:sz="4"/>
+              <w:bottom w:val="single" w:color="CCCCCC" w:sz="4"/>
+              <w:right w:val="single" w:color="CCCCCC" w:sz="4"/>
+            </w:tcBorders>
+            <w:shd w:fill="FFFFFF" w:val="clear"/>
+            <w:tcMar>
+              <w:top w:type="dxa" w:w="80"/>
+              <w:left w:type="dxa" w:w="120"/>
+              <w:bottom w:type="dxa" w:w="80"/>
+              <w:right w:type="dxa" w:w="120"/>
+            </w:tcMar>
+          </w:tcPr>
+          <w:p>
+            <w:pPr>
+              <w:spacing w:before="0" w:after="0"/>
+            </w:pPr>
+            <w:r>
+              <w:rPr>
+                <w:rFonts w:ascii="BIZ UDPGothic" w:cs="BIZ UDPGothic" w:eastAsia="BIZ UDPGothic" w:hAnsi="BIZ UDPGothic"/>
+                <w:color w:val="404040"/>
+                <w:sz w:val="18"/>
+                <w:szCs w:val="18"/>
+              </w:rPr>
+              <w:t xml:space="preserve">PRDアカウント（332802448674）CloudShellアクセス確認</w:t>
+            </w:r>
+          </w:p>
+          <w:p>
+            <w:pPr>
+              <w:spacing w:before="0" w:after="0"/>
+            </w:pPr>
+            <w:r>
+              <w:rPr>
+                <w:rFonts w:ascii="BIZ UDPGothic" w:cs="BIZ UDPGothic" w:eastAsia="BIZ UDPGothic" w:hAnsi="BIZ UDPGothic"/>
+                <w:color w:val="404040"/>
+                <w:sz w:val="18"/>
+                <w:szCs w:val="18"/>
+              </w:rPr>
+              <w:t xml:space="preserve">STGアカウント（750735758916）CloudShellアクセス確認</w:t>
+            </w:r>
+          </w:p>
+          <w:p>
+            <w:pPr>
+              <w:spacing w:before="0" w:after="0"/>
+            </w:pPr>
+            <w:r>
+              <w:rPr>
+                <w:rFonts w:ascii="BIZ UDPGothic" w:cs="BIZ UDPGothic" w:eastAsia="BIZ UDPGothic" w:hAnsi="BIZ UDPGothic"/>
+                <w:color w:val="404040"/>
+                <w:sz w:val="18"/>
+                <w:szCs w:val="18"/>
+              </w:rPr>
+              <w:t xml:space="preserve">EC2 SSHアクセス確認（bastion経由）</w:t>
+            </w:r>
+          </w:p>
+        </w:tc>
+      </w:tr>
+      <w:tr>
+        <w:trPr>
+          <w:cantSplit/>
+        </w:trPr>
+        <w:tc>
+          <w:tcPr>
+            <w:tcW w:type="dxa" w:w="400"/>
+            <w:tcBorders>
+              <w:top w:val="single" w:color="CCCCCC" w:sz="4"/>
+              <w:left w:val="single" w:color="CCCCCC" w:sz="4"/>
+              <w:bottom w:val="single" w:color="CCCCCC" w:sz="4"/>
+              <w:right w:val="single" w:color="CCCCCC" w:sz="4"/>
+            </w:tcBorders>
+            <w:shd w:fill="FFFFFF" w:val="clear"/>
+            <w:tcMar>
+              <w:top w:type="dxa" w:w="80"/>
+              <w:left w:type="dxa" w:w="120"/>
+              <w:bottom w:type="dxa" w:w="80"/>
+              <w:right w:type="dxa" w:w="120"/>
+            </w:tcMar>
+            <w:vAlign w:val="center"/>
+          </w:tcPr>
+          <w:p>
+            <w:pPr>
+              <w:jc w:val="center"/>
+            </w:pPr>
+            <w:r>
+              <w:rPr>
+                <w:rFonts w:ascii="BIZ UDPGothic" w:cs="BIZ UDPGothic" w:eastAsia="BIZ UDPGothic" w:hAnsi="BIZ UDPGothic"/>
+                <w:b w:val="false"/>
+                <w:bCs w:val="false"/>
+                <w:color w:val="404040"/>
+                <w:sz w:val="18"/>
+                <w:szCs w:val="18"/>
+              </w:rPr>
+              <w:t xml:space="preserve">4</w:t>
+            </w:r>
+          </w:p>
+        </w:tc>
+        <w:tc>
+          <w:tcPr>
+            <w:tcW w:type="dxa" w:w="2200"/>
+            <w:tcBorders>
+              <w:top w:val="single" w:color="CCCCCC" w:sz="4"/>
+              <w:left w:val="single" w:color="CCCCCC" w:sz="4"/>
+              <w:bottom w:val="single" w:color="CCCCCC" w:sz="4"/>
+              <w:right w:val="single" w:color="CCCCCC" w:sz="4"/>
+            </w:tcBorders>
+            <w:shd w:fill="FFFFFF" w:val="clear"/>
+            <w:tcMar>
+              <w:top w:type="dxa" w:w="80"/>
+              <w:left w:type="dxa" w:w="120"/>
+              <w:bottom w:type="dxa" w:w="80"/>
+              <w:right w:type="dxa" w:w="120"/>
+            </w:tcMar>
+          </w:tcPr>
+          <w:p>
+            <w:pPr>
+              <w:spacing w:before="0" w:after="0"/>
+            </w:pPr>
+            <w:r>
+              <w:rPr>
+                <w:rFonts w:ascii="BIZ UDPGothic" w:cs="BIZ UDPGothic" w:eastAsia="BIZ UDPGothic" w:hAnsi="BIZ UDPGothic"/>
+                <w:color w:val="404040"/>
+                <w:sz w:val="18"/>
+                <w:szCs w:val="18"/>
+              </w:rPr>
+              <w:t xml:space="preserve">[事前] デプロイタイムライン</w:t>
+            </w:r>
+          </w:p>
+          <w:p>
+            <w:pPr>
+              <w:spacing w:before="0" w:after="0"/>
+            </w:pPr>
+            <w:r>
+              <w:rPr>
+                <w:rFonts w:ascii="BIZ UDPGothic" w:cs="BIZ UDPGothic" w:eastAsia="BIZ UDPGothic" w:hAnsi="BIZ UDPGothic"/>
+                <w:color w:val="404040"/>
+                <w:sz w:val="18"/>
+                <w:szCs w:val="18"/>
+              </w:rPr>
+              <w:t xml:space="preserve">/ Timeline triển khai</w:t>
+            </w:r>
+          </w:p>
+        </w:tc>
+        <w:tc>
+          <w:tcPr>
+            <w:tcW w:type="dxa" w:w="6906"/>
+            <w:tcBorders>
+              <w:top w:val="single" w:color="CCCCCC" w:sz="4"/>
+              <w:left w:val="single" w:color="CCCCCC" w:sz="4"/>
+              <w:bottom w:val="single" w:color="CCCCCC" w:sz="4"/>
+              <w:right w:val="single" w:color="CCCCCC" w:sz="4"/>
+            </w:tcBorders>
+            <w:shd w:fill="FFFFFF" w:val="clear"/>
+            <w:tcMar>
+              <w:top w:type="dxa" w:w="80"/>
+              <w:left w:type="dxa" w:w="120"/>
+              <w:bottom w:type="dxa" w:w="80"/>
+              <w:right w:type="dxa" w:w="120"/>
+            </w:tcMar>
+          </w:tcPr>
+          <w:p>
+            <w:pPr>
+              <w:spacing w:before="0" w:after="0"/>
+            </w:pPr>
+            <w:r>
+              <w:rPr>
+                <w:rFonts w:ascii="BIZ UDPGothic" w:cs="BIZ UDPGothic" w:eastAsia="BIZ UDPGothic" w:hAnsi="BIZ UDPGothic"/>
+                <w:color w:val="404040"/>
+                <w:sz w:val="18"/>
+                <w:szCs w:val="18"/>
+              </w:rPr>
+              <w:t xml:space="preserve">No.17 EventBridge修正: 15分</w:t>
+            </w:r>
+          </w:p>
+          <w:p>
+            <w:pPr>
+              <w:spacing w:before="0" w:after="0"/>
+            </w:pPr>
+            <w:r>
+              <w:rPr>
+                <w:rFonts w:ascii="BIZ UDPGothic" w:cs="BIZ UDPGothic" w:eastAsia="BIZ UDPGothic" w:hAnsi="BIZ UDPGothic"/>
+                <w:color w:val="404040"/>
+                <w:sz w:val="18"/>
+                <w:szCs w:val="18"/>
+              </w:rPr>
+              <w:t xml:space="preserve">No.19 web-be修正: 1.5時間</w:t>
+            </w:r>
+          </w:p>
+          <w:p>
+            <w:pPr>
+              <w:spacing w:before="0" w:after="0"/>
+            </w:pPr>
+            <w:r>
+              <w:rPr>
+                <w:rFonts w:ascii="BIZ UDPGothic" w:cs="BIZ UDPGothic" w:eastAsia="BIZ UDPGothic" w:hAnsi="BIZ UDPGothic"/>
+                <w:color w:val="404040"/>
+                <w:sz w:val="18"/>
+                <w:szCs w:val="18"/>
+              </w:rPr>
+              <w:t xml:space="preserve">No.21 SFTP鍵更新: 30分</w:t>
+            </w:r>
+          </w:p>
+          <w:p>
+            <w:pPr>
+              <w:spacing w:before="0" w:after="0"/>
+            </w:pPr>
+            <w:r>
+              <w:rPr>
+                <w:rFonts w:ascii="BIZ UDPGothic" w:cs="BIZ UDPGothic" w:eastAsia="BIZ UDPGothic" w:hAnsi="BIZ UDPGothic"/>
+                <w:color w:val="404040"/>
+                <w:sz w:val="18"/>
+                <w:szCs w:val="18"/>
+              </w:rPr>
+              <w:t xml:space="preserve">No.24 Lambda ENV修正: 15分</w:t>
+            </w:r>
+          </w:p>
+          <w:p>
+            <w:pPr>
+              <w:spacing w:before="0" w:after="0"/>
+            </w:pPr>
+            <w:r>
+              <w:rPr>
+                <w:rFonts w:ascii="BIZ UDPGothic" w:cs="BIZ UDPGothic" w:eastAsia="BIZ UDPGothic" w:hAnsi="BIZ UDPGothic"/>
+                <w:color w:val="404040"/>
+                <w:sz w:val="18"/>
+                <w:szCs w:val="18"/>
+              </w:rPr>
+              <w:t xml:space="preserve">No.27 S3アクセスキー整理: 30分</w:t>
+            </w:r>
+          </w:p>
+          <w:p>
+            <w:pPr>
+              <w:spacing w:before="0" w:after="0"/>
+            </w:pPr>
+            <w:r>
+              <w:rPr>
+                <w:rFonts w:ascii="BIZ UDPGothic" w:cs="BIZ UDPGothic" w:eastAsia="BIZ UDPGothic" w:hAnsi="BIZ UDPGothic"/>
+                <w:color w:val="404040"/>
+                <w:sz w:val="18"/>
+                <w:szCs w:val="18"/>
+              </w:rPr>
+              <w:t xml:space="preserve">No.30 P003_history縮小: 2時間（★最優先★）</w:t>
+            </w:r>
+          </w:p>
+          <w:p>
+            <w:pPr>
+              <w:spacing w:before="0" w:after="0"/>
+            </w:pPr>
+            <w:r>
+              <w:rPr>
+                <w:rFonts w:ascii="BIZ UDPGothic" w:cs="BIZ UDPGothic" w:eastAsia="BIZ UDPGothic" w:hAnsi="BIZ UDPGothic"/>
+                <w:color w:val="404040"/>
+                <w:sz w:val="18"/>
+                <w:szCs w:val="18"/>
+              </w:rPr>
+              <w:t xml:space="preserve">合計: 約5時間</w:t>
+            </w:r>
+          </w:p>
+        </w:tc>
+      </w:tr>
+      <w:tr>
+        <w:trPr>
+          <w:cantSplit/>
+        </w:trPr>
+        <w:tc>
+          <w:tcPr>
+            <w:tcW w:type="dxa" w:w="400"/>
+            <w:tcBorders>
+              <w:top w:val="single" w:color="CCCCCC" w:sz="4"/>
+              <w:left w:val="single" w:color="CCCCCC" w:sz="4"/>
+              <w:bottom w:val="single" w:color="CCCCCC" w:sz="4"/>
+              <w:right w:val="single" w:color="CCCCCC" w:sz="4"/>
+            </w:tcBorders>
+            <w:shd w:fill="FFFFFF" w:val="clear"/>
+            <w:tcMar>
+              <w:top w:type="dxa" w:w="80"/>
+              <w:left w:type="dxa" w:w="120"/>
+              <w:bottom w:type="dxa" w:w="80"/>
+              <w:right w:type="dxa" w:w="120"/>
+            </w:tcMar>
+            <w:vAlign w:val="center"/>
+          </w:tcPr>
+          <w:p>
+            <w:pPr>
+              <w:jc w:val="center"/>
+            </w:pPr>
+            <w:r>
+              <w:rPr>
+                <w:rFonts w:ascii="BIZ UDPGothic" w:cs="BIZ UDPGothic" w:eastAsia="BIZ UDPGothic" w:hAnsi="BIZ UDPGothic"/>
+                <w:b w:val="false"/>
+                <w:bCs w:val="false"/>
+                <w:color w:val="404040"/>
+                <w:sz w:val="18"/>
+                <w:szCs w:val="18"/>
+              </w:rPr>
+              <w:t xml:space="preserve">5</w:t>
+            </w:r>
+          </w:p>
+        </w:tc>
+        <w:tc>
+          <w:tcPr>
+            <w:tcW w:type="dxa" w:w="2200"/>
+            <w:tcBorders>
+              <w:top w:val="single" w:color="CCCCCC" w:sz="4"/>
+              <w:left w:val="single" w:color="CCCCCC" w:sz="4"/>
+              <w:bottom w:val="single" w:color="CCCCCC" w:sz="4"/>
+              <w:right w:val="single" w:color="CCCCCC" w:sz="4"/>
+            </w:tcBorders>
+            <w:shd w:fill="FFFFFF" w:val="clear"/>
+            <w:tcMar>
+              <w:top w:type="dxa" w:w="80"/>
+              <w:left w:type="dxa" w:w="120"/>
+              <w:bottom w:type="dxa" w:w="80"/>
+              <w:right w:type="dxa" w:w="120"/>
+            </w:tcMar>
+          </w:tcPr>
+          <w:p>
+            <w:pPr>
+              <w:spacing w:before="0" w:after="0"/>
+            </w:pPr>
+            <w:r>
+              <w:rPr>
+                <w:rFonts w:ascii="BIZ UDPGothic" w:cs="BIZ UDPGothic" w:eastAsia="BIZ UDPGothic" w:hAnsi="BIZ UDPGothic"/>
+                <w:color w:val="404040"/>
+                <w:sz w:val="18"/>
+                <w:szCs w:val="18"/>
+              </w:rPr>
+              <w:t xml:space="preserve">[事前] 担当者確認</w:t>
+            </w:r>
+          </w:p>
+          <w:p>
+            <w:pPr>
+              <w:spacing w:before="0" w:after="0"/>
+            </w:pPr>
+            <w:r>
+              <w:rPr>
+                <w:rFonts w:ascii="BIZ UDPGothic" w:cs="BIZ UDPGothic" w:eastAsia="BIZ UDPGothic" w:hAnsi="BIZ UDPGothic"/>
+                <w:color w:val="404040"/>
+                <w:sz w:val="18"/>
+                <w:szCs w:val="18"/>
+              </w:rPr>
+              <w:t xml:space="preserve">/ Xác nhận người phụ trách</w:t>
+            </w:r>
+          </w:p>
+        </w:tc>
+        <w:tc>
+          <w:tcPr>
+            <w:tcW w:type="dxa" w:w="6906"/>
+            <w:tcBorders>
+              <w:top w:val="single" w:color="CCCCCC" w:sz="4"/>
+              <w:left w:val="single" w:color="CCCCCC" w:sz="4"/>
+              <w:bottom w:val="single" w:color="CCCCCC" w:sz="4"/>
+              <w:right w:val="single" w:color="CCCCCC" w:sz="4"/>
+            </w:tcBorders>
+            <w:shd w:fill="FFFFFF" w:val="clear"/>
+            <w:tcMar>
+              <w:top w:type="dxa" w:w="80"/>
+              <w:left w:type="dxa" w:w="120"/>
+              <w:bottom w:type="dxa" w:w="80"/>
+              <w:right w:type="dxa" w:w="120"/>
+            </w:tcMar>
+          </w:tcPr>
+          <w:p>
+            <w:pPr>
+              <w:spacing w:before="0" w:after="0"/>
+            </w:pPr>
+            <w:r>
+              <w:rPr>
+                <w:rFonts w:ascii="BIZ UDPGothic" w:cs="BIZ UDPGothic" w:eastAsia="BIZ UDPGothic" w:hAnsi="BIZ UDPGothic"/>
+                <w:color w:val="404040"/>
+                <w:sz w:val="18"/>
+                <w:szCs w:val="18"/>
+              </w:rPr>
+              <w:t xml:space="preserve">作業: Thanh Nguyên</w:t>
+            </w:r>
+          </w:p>
+          <w:p>
+            <w:pPr>
+              <w:spacing w:before="0" w:after="0"/>
+            </w:pPr>
+            <w:r>
+              <w:rPr>
+                <w:rFonts w:ascii="BIZ UDPGothic" w:cs="BIZ UDPGothic" w:eastAsia="BIZ UDPGothic" w:hAnsi="BIZ UDPGothic"/>
+                <w:color w:val="404040"/>
+                <w:sz w:val="18"/>
+                <w:szCs w:val="18"/>
+              </w:rPr>
+              <w:t xml:space="preserve">レビュー: きよはら</w:t>
+            </w:r>
+          </w:p>
+          <w:p>
+            <w:pPr>
+              <w:spacing w:before="0" w:after="0"/>
+            </w:pPr>
+            <w:r>
+              <w:rPr>
+                <w:rFonts w:ascii="BIZ UDPGothic" w:cs="BIZ UDPGothic" w:eastAsia="BIZ UDPGothic" w:hAnsi="BIZ UDPGothic"/>
+                <w:color w:val="404040"/>
+                <w:sz w:val="18"/>
+                <w:szCs w:val="18"/>
+              </w:rPr>
+              <w:t xml:space="preserve">立会: きよはら（緊急セキュリティ対応のため）</w:t>
+            </w:r>
+          </w:p>
+        </w:tc>
+      </w:tr>
+      <w:tr>
+        <w:trPr>
+          <w:cantSplit/>
+        </w:trPr>
+        <w:tc>
+          <w:tcPr>
+            <w:tcW w:type="dxa" w:w="400"/>
+            <w:tcBorders>
+              <w:top w:val="single" w:color="CCCCCC" w:sz="4"/>
+              <w:left w:val="single" w:color="CCCCCC" w:sz="4"/>
+              <w:bottom w:val="single" w:color="CCCCCC" w:sz="4"/>
+              <w:right w:val="single" w:color="CCCCCC" w:sz="4"/>
+            </w:tcBorders>
+            <w:shd w:fill="FFFFFF" w:val="clear"/>
+            <w:tcMar>
+              <w:top w:type="dxa" w:w="80"/>
+              <w:left w:type="dxa" w:w="120"/>
+              <w:bottom w:type="dxa" w:w="80"/>
+              <w:right w:type="dxa" w:w="120"/>
+            </w:tcMar>
+            <w:vAlign w:val="center"/>
+          </w:tcPr>
+          <w:p>
+            <w:pPr>
+              <w:jc w:val="center"/>
+            </w:pPr>
+            <w:r>
+              <w:rPr>
+                <w:rFonts w:ascii="BIZ UDPGothic" w:cs="BIZ UDPGothic" w:eastAsia="BIZ UDPGothic" w:hAnsi="BIZ UDPGothic"/>
+                <w:b w:val="false"/>
+                <w:bCs w:val="false"/>
+                <w:color w:val="404040"/>
+                <w:sz w:val="18"/>
+                <w:szCs w:val="18"/>
+              </w:rPr>
+              <w:t xml:space="preserve">6</w:t>
+            </w:r>
+          </w:p>
+        </w:tc>
+        <w:tc>
+          <w:tcPr>
+            <w:tcW w:type="dxa" w:w="2200"/>
+            <w:tcBorders>
+              <w:top w:val="single" w:color="CCCCCC" w:sz="4"/>
+              <w:left w:val="single" w:color="CCCCCC" w:sz="4"/>
+              <w:bottom w:val="single" w:color="CCCCCC" w:sz="4"/>
+              <w:right w:val="single" w:color="CCCCCC" w:sz="4"/>
+            </w:tcBorders>
+            <w:shd w:fill="FFFFFF" w:val="clear"/>
+            <w:tcMar>
+              <w:top w:type="dxa" w:w="80"/>
+              <w:left w:type="dxa" w:w="120"/>
+              <w:bottom w:type="dxa" w:w="80"/>
+              <w:right w:type="dxa" w:w="120"/>
+            </w:tcMar>
+          </w:tcPr>
+          <w:p>
+            <w:pPr>
+              <w:spacing w:before="0" w:after="0"/>
+            </w:pPr>
+            <w:r>
+              <w:rPr>
+                <w:rFonts w:ascii="BIZ UDPGothic" w:cs="BIZ UDPGothic" w:eastAsia="BIZ UDPGothic" w:hAnsi="BIZ UDPGothic"/>
+                <w:color w:val="404040"/>
+                <w:sz w:val="18"/>
+                <w:szCs w:val="18"/>
+              </w:rPr>
+              <w:t xml:space="preserve">[事後] デプロイ後確認</w:t>
+            </w:r>
+          </w:p>
+          <w:p>
+            <w:pPr>
+              <w:spacing w:before="0" w:after="0"/>
+            </w:pPr>
+            <w:r>
+              <w:rPr>
+                <w:rFonts w:ascii="BIZ UDPGothic" w:cs="BIZ UDPGothic" w:eastAsia="BIZ UDPGothic" w:hAnsi="BIZ UDPGothic"/>
+                <w:color w:val="404040"/>
+                <w:sz w:val="18"/>
+                <w:szCs w:val="18"/>
+              </w:rPr>
+              <w:t xml:space="preserve">/ Kiểm tra sau deploy</w:t>
+            </w:r>
+          </w:p>
+        </w:tc>
+        <w:tc>
+          <w:tcPr>
+            <w:tcW w:type="dxa" w:w="6906"/>
+            <w:tcBorders>
+              <w:top w:val="single" w:color="CCCCCC" w:sz="4"/>
+              <w:left w:val="single" w:color="CCCCCC" w:sz="4"/>
+              <w:bottom w:val="single" w:color="CCCCCC" w:sz="4"/>
+              <w:right w:val="single" w:color="CCCCCC" w:sz="4"/>
+            </w:tcBorders>
+            <w:shd w:fill="FFFFFF" w:val="clear"/>
+            <w:tcMar>
+              <w:top w:type="dxa" w:w="80"/>
+              <w:left w:type="dxa" w:w="120"/>
+              <w:bottom w:type="dxa" w:w="80"/>
+              <w:right w:type="dxa" w:w="120"/>
+            </w:tcMar>
+          </w:tcPr>
+          <w:p>
+            <w:pPr>
+              <w:spacing w:before="0" w:after="0"/>
+            </w:pPr>
+            <w:r>
+              <w:rPr>
+                <w:rFonts w:ascii="BIZ UDPGothic" w:cs="BIZ UDPGothic" w:eastAsia="BIZ UDPGothic" w:hAnsi="BIZ UDPGothic"/>
+                <w:color w:val="404040"/>
+                <w:sz w:val="18"/>
+                <w:szCs w:val="18"/>
+              </w:rPr>
+              <w:t xml:space="preserve">□ EventBridgeが正しいアカウントのLambdaを参照していること</w:t>
+            </w:r>
+          </w:p>
+          <w:p>
+            <w:pPr>
+              <w:spacing w:before="0" w:after="0"/>
+            </w:pPr>
+            <w:r>
+              <w:rPr>
+                <w:rFonts w:ascii="BIZ UDPGothic" w:cs="BIZ UDPGothic" w:eastAsia="BIZ UDPGothic" w:hAnsi="BIZ UDPGothic"/>
+                <w:color w:val="404040"/>
+                <w:sz w:val="18"/>
+                <w:szCs w:val="18"/>
+              </w:rPr>
+              <w:t xml:space="preserve">□ web-beが専用ユーザーで実行されていること</w:t>
+            </w:r>
+          </w:p>
+          <w:p>
+            <w:pPr>
+              <w:spacing w:before="0" w:after="0"/>
+            </w:pPr>
+            <w:r>
+              <w:rPr>
+                <w:rFonts w:ascii="BIZ UDPGothic" w:cs="BIZ UDPGothic" w:eastAsia="BIZ UDPGothic" w:hAnsi="BIZ UDPGothic"/>
+                <w:color w:val="404040"/>
+                <w:sz w:val="18"/>
+                <w:szCs w:val="18"/>
+              </w:rPr>
+              <w:t xml:space="preserve">□ SFTP接続が正常であること</w:t>
+            </w:r>
+          </w:p>
+          <w:p>
+            <w:pPr>
+              <w:spacing w:before="0" w:after="0"/>
+            </w:pPr>
+            <w:r>
+              <w:rPr>
+                <w:rFonts w:ascii="BIZ UDPGothic" w:cs="BIZ UDPGothic" w:eastAsia="BIZ UDPGothic" w:hAnsi="BIZ UDPGothic"/>
+                <w:color w:val="404040"/>
+                <w:sz w:val="18"/>
+                <w:szCs w:val="18"/>
+              </w:rPr>
+              <w:t xml:space="preserve">□ sent-email Lambdaが正常実行されること</w:t>
+            </w:r>
+          </w:p>
+          <w:p>
+            <w:pPr>
+              <w:spacing w:before="0" w:after="0"/>
+            </w:pPr>
+            <w:r>
+              <w:rPr>
+                <w:rFonts w:ascii="BIZ UDPGothic" w:cs="BIZ UDPGothic" w:eastAsia="BIZ UDPGothic" w:hAnsi="BIZ UDPGothic"/>
+                <w:color w:val="404040"/>
+                <w:sz w:val="18"/>
+                <w:szCs w:val="18"/>
+              </w:rPr>
+              <w:t xml:space="preserve">□ P003_historyテーブルが縮小されていること</w:t>
+            </w:r>
+          </w:p>
+        </w:tc>
+      </w:tr>
+      <w:tr>
+        <w:trPr>
+          <w:cantSplit/>
+        </w:trPr>
+        <w:tc>
+          <w:tcPr>
+            <w:tcW w:type="dxa" w:w="400"/>
+            <w:tcBorders>
+              <w:top w:val="single" w:color="CCCCCC" w:sz="4"/>
+              <w:left w:val="single" w:color="CCCCCC" w:sz="4"/>
+              <w:bottom w:val="single" w:color="CCCCCC" w:sz="4"/>
+              <w:right w:val="single" w:color="CCCCCC" w:sz="4"/>
+            </w:tcBorders>
+            <w:shd w:fill="FFFFFF" w:val="clear"/>
+            <w:tcMar>
+              <w:top w:type="dxa" w:w="80"/>
+              <w:left w:type="dxa" w:w="120"/>
+              <w:bottom w:type="dxa" w:w="80"/>
+              <w:right w:type="dxa" w:w="120"/>
+            </w:tcMar>
+            <w:vAlign w:val="center"/>
+          </w:tcPr>
+          <w:p>
+            <w:pPr>
+              <w:jc w:val="center"/>
+            </w:pPr>
+            <w:r>
+              <w:rPr>
+                <w:rFonts w:ascii="BIZ UDPGothic" w:cs="BIZ UDPGothic" w:eastAsia="BIZ UDPGothic" w:hAnsi="BIZ UDPGothic"/>
+                <w:b w:val="false"/>
+                <w:bCs w:val="false"/>
+                <w:color w:val="404040"/>
+                <w:sz w:val="18"/>
+                <w:szCs w:val="18"/>
+              </w:rPr>
+              <w:t xml:space="preserve">7</w:t>
+            </w:r>
+          </w:p>
+        </w:tc>
+        <w:tc>
+          <w:tcPr>
+            <w:tcW w:type="dxa" w:w="2200"/>
+            <w:tcBorders>
+              <w:top w:val="single" w:color="CCCCCC" w:sz="4"/>
+              <w:left w:val="single" w:color="CCCCCC" w:sz="4"/>
+              <w:bottom w:val="single" w:color="CCCCCC" w:sz="4"/>
+              <w:right w:val="single" w:color="CCCCCC" w:sz="4"/>
+            </w:tcBorders>
+            <w:shd w:fill="FFFFFF" w:val="clear"/>
+            <w:tcMar>
+              <w:top w:type="dxa" w:w="80"/>
+              <w:left w:type="dxa" w:w="120"/>
+              <w:bottom w:type="dxa" w:w="80"/>
+              <w:right w:type="dxa" w:w="120"/>
+            </w:tcMar>
+          </w:tcPr>
+          <w:p>
+            <w:pPr>
+              <w:spacing w:before="0" w:after="0"/>
+            </w:pPr>
+            <w:r>
+              <w:rPr>
+                <w:rFonts w:ascii="BIZ UDPGothic" w:cs="BIZ UDPGothic" w:eastAsia="BIZ UDPGothic" w:hAnsi="BIZ UDPGothic"/>
+                <w:color w:val="404040"/>
+                <w:sz w:val="18"/>
+                <w:szCs w:val="18"/>
+              </w:rPr>
+              <w:t xml:space="preserve">[事後] Go-Live後の監視</w:t>
+            </w:r>
+          </w:p>
+          <w:p>
+            <w:pPr>
+              <w:spacing w:before="0" w:after="0"/>
+            </w:pPr>
+            <w:r>
+              <w:rPr>
+                <w:rFonts w:ascii="BIZ UDPGothic" w:cs="BIZ UDPGothic" w:eastAsia="BIZ UDPGothic" w:hAnsi="BIZ UDPGothic"/>
+                <w:color w:val="404040"/>
+                <w:sz w:val="18"/>
+                <w:szCs w:val="18"/>
+              </w:rPr>
+              <w:t xml:space="preserve">/ Giám sát sau Go-Live</w:t>
+            </w:r>
+          </w:p>
+        </w:tc>
+        <w:tc>
+          <w:tcPr>
+            <w:tcW w:type="dxa" w:w="6906"/>
+            <w:tcBorders>
+              <w:top w:val="single" w:color="CCCCCC" w:sz="4"/>
+              <w:left w:val="single" w:color="CCCCCC" w:sz="4"/>
+              <w:bottom w:val="single" w:color="CCCCCC" w:sz="4"/>
+              <w:right w:val="single" w:color="CCCCCC" w:sz="4"/>
+            </w:tcBorders>
+            <w:shd w:fill="FFFFFF" w:val="clear"/>
+            <w:tcMar>
+              <w:top w:type="dxa" w:w="80"/>
+              <w:left w:type="dxa" w:w="120"/>
+              <w:bottom w:type="dxa" w:w="80"/>
+              <w:right w:type="dxa" w:w="120"/>
+            </w:tcMar>
+          </w:tcPr>
+          <w:p>
+            <w:pPr>
+              <w:spacing w:before="0" w:after="0"/>
+            </w:pPr>
+            <w:r>
+              <w:rPr>
+                <w:rFonts w:ascii="BIZ UDPGothic" w:cs="BIZ UDPGothic" w:eastAsia="BIZ UDPGothic" w:hAnsi="BIZ UDPGothic"/>
+                <w:color w:val="404040"/>
+                <w:sz w:val="18"/>
+                <w:szCs w:val="18"/>
+              </w:rPr>
+              <w:t xml:space="preserve">監視期間: 作業後2週間</w:t>
+            </w:r>
+          </w:p>
+          <w:p>
+            <w:pPr>
+              <w:spacing w:before="0" w:after="0"/>
+            </w:pPr>
+            <w:r>
+              <w:rPr>
+                <w:rFonts w:ascii="BIZ UDPGothic" w:cs="BIZ UDPGothic" w:eastAsia="BIZ UDPGothic" w:hAnsi="BIZ UDPGothic"/>
+                <w:color w:val="404040"/>
+                <w:sz w:val="18"/>
+                <w:szCs w:val="18"/>
+              </w:rPr>
+              <w:t xml:space="preserve">確認方法: CloudWatch各種ログ + アプリ動作確認</w:t>
+            </w:r>
+          </w:p>
+          <w:p>
+            <w:pPr>
+              <w:spacing w:before="0" w:after="0"/>
+            </w:pPr>
+            <w:r>
+              <w:rPr>
+                <w:rFonts w:ascii="BIZ UDPGothic" w:cs="BIZ UDPGothic" w:eastAsia="BIZ UDPGothic" w:hAnsi="BIZ UDPGothic"/>
+                <w:color w:val="404040"/>
+                <w:sz w:val="18"/>
+                <w:szCs w:val="18"/>
+              </w:rPr>
+              <w:t xml:space="preserve">異常時: 各No.の個別ロールバック手順を実施</w:t>
+            </w:r>
+          </w:p>
+        </w:tc>
+      </w:tr>
+      <w:tr>
+        <w:trPr>
+          <w:cantSplit/>
+        </w:trPr>
+        <w:tc>
+          <w:tcPr>
+            <w:tcW w:type="dxa" w:w="400"/>
+            <w:tcBorders>
+              <w:top w:val="single" w:color="CCCCCC" w:sz="4"/>
+              <w:left w:val="single" w:color="CCCCCC" w:sz="4"/>
+              <w:bottom w:val="single" w:color="CCCCCC" w:sz="4"/>
+              <w:right w:val="single" w:color="CCCCCC" w:sz="4"/>
+            </w:tcBorders>
+            <w:shd w:fill="FFFFFF" w:val="clear"/>
+            <w:tcMar>
+              <w:top w:type="dxa" w:w="80"/>
+              <w:left w:type="dxa" w:w="120"/>
+              <w:bottom w:type="dxa" w:w="80"/>
+              <w:right w:type="dxa" w:w="120"/>
+            </w:tcMar>
+            <w:vAlign w:val="center"/>
+          </w:tcPr>
+          <w:p>
+            <w:pPr>
+              <w:jc w:val="center"/>
+            </w:pPr>
+            <w:r>
+              <w:rPr>
+                <w:rFonts w:ascii="BIZ UDPGothic" w:cs="BIZ UDPGothic" w:eastAsia="BIZ UDPGothic" w:hAnsi="BIZ UDPGothic"/>
+                <w:b w:val="false"/>
+                <w:bCs w:val="false"/>
+                <w:color w:val="404040"/>
+                <w:sz w:val="18"/>
+                <w:szCs w:val="18"/>
+              </w:rPr>
+              <w:t xml:space="preserve">8</w:t>
+            </w:r>
+          </w:p>
+        </w:tc>
+        <w:tc>
+          <w:tcPr>
+            <w:tcW w:type="dxa" w:w="2200"/>
+            <w:tcBorders>
+              <w:top w:val="single" w:color="CCCCCC" w:sz="4"/>
+              <w:left w:val="single" w:color="CCCCCC" w:sz="4"/>
+              <w:bottom w:val="single" w:color="CCCCCC" w:sz="4"/>
+              <w:right w:val="single" w:color="CCCCCC" w:sz="4"/>
+            </w:tcBorders>
+            <w:shd w:fill="FFFFFF" w:val="clear"/>
+            <w:tcMar>
+              <w:top w:type="dxa" w:w="80"/>
+              <w:left w:type="dxa" w:w="120"/>
+              <w:bottom w:type="dxa" w:w="80"/>
+              <w:right w:type="dxa" w:w="120"/>
+            </w:tcMar>
+          </w:tcPr>
+          <w:p>
+            <w:pPr>
+              <w:spacing w:before="0" w:after="0"/>
+            </w:pPr>
+            <w:r>
+              <w:rPr>
+                <w:rFonts w:ascii="BIZ UDPGothic" w:cs="BIZ UDPGothic" w:eastAsia="BIZ UDPGothic" w:hAnsi="BIZ UDPGothic"/>
+                <w:color w:val="404040"/>
+                <w:sz w:val="18"/>
+                <w:szCs w:val="18"/>
+              </w:rPr>
+              <w:t xml:space="preserve">[参考] テストシナリオ</w:t>
+            </w:r>
+          </w:p>
+          <w:p>
+            <w:pPr>
+              <w:spacing w:before="0" w:after="0"/>
+            </w:pPr>
+            <w:r>
+              <w:rPr>
+                <w:rFonts w:ascii="BIZ UDPGothic" w:cs="BIZ UDPGothic" w:eastAsia="BIZ UDPGothic" w:hAnsi="BIZ UDPGothic"/>
+                <w:color w:val="404040"/>
+                <w:sz w:val="18"/>
+                <w:szCs w:val="18"/>
+              </w:rPr>
+              <w:t xml:space="preserve">/ Kịch bản kiểm thử</w:t>
+            </w:r>
+          </w:p>
+        </w:tc>
+        <w:tc>
+          <w:tcPr>
+            <w:tcW w:type="dxa" w:w="6906"/>
+            <w:tcBorders>
+              <w:top w:val="single" w:color="CCCCCC" w:sz="4"/>
+              <w:left w:val="single" w:color="CCCCCC" w:sz="4"/>
+              <w:bottom w:val="single" w:color="CCCCCC" w:sz="4"/>
+              <w:right w:val="single" w:color="CCCCCC" w:sz="4"/>
+            </w:tcBorders>
+            <w:shd w:fill="FFFFFF" w:val="clear"/>
+            <w:tcMar>
+              <w:top w:type="dxa" w:w="80"/>
+              <w:left w:type="dxa" w:w="120"/>
+              <w:bottom w:type="dxa" w:w="80"/>
+              <w:right w:type="dxa" w:w="120"/>
+            </w:tcMar>
+          </w:tcPr>
+          <w:p>
+            <w:pPr>
+              <w:spacing w:before="0" w:after="0"/>
+            </w:pPr>
+            <w:r>
+              <w:rPr>
+                <w:rFonts w:ascii="BIZ UDPGothic" w:cs="BIZ UDPGothic" w:eastAsia="BIZ UDPGothic" w:hAnsi="BIZ UDPGothic"/>
+                <w:color w:val="404040"/>
+                <w:sz w:val="18"/>
+                <w:szCs w:val="18"/>
+              </w:rPr>
+              <w:t xml:space="preserve">T1: EventBridgeターゲット確認</w:t>
+            </w:r>
+          </w:p>
+          <w:p>
+            <w:pPr>
+              <w:spacing w:before="0" w:after="0"/>
+            </w:pPr>
+            <w:r>
+              <w:rPr>
+                <w:rFonts w:ascii="BIZ UDPGothic" w:cs="BIZ UDPGothic" w:eastAsia="BIZ UDPGothic" w:hAnsi="BIZ UDPGothic"/>
+                <w:color w:val="404040"/>
+                <w:sz w:val="18"/>
+                <w:szCs w:val="18"/>
+              </w:rPr>
+              <w:t xml:space="preserve">T2: web-be実行ユーザー確認</w:t>
+            </w:r>
+          </w:p>
+          <w:p>
+            <w:pPr>
+              <w:spacing w:before="0" w:after="0"/>
+            </w:pPr>
+            <w:r>
+              <w:rPr>
+                <w:rFonts w:ascii="BIZ UDPGothic" w:cs="BIZ UDPGothic" w:eastAsia="BIZ UDPGothic" w:hAnsi="BIZ UDPGothic"/>
+                <w:color w:val="404040"/>
+                <w:sz w:val="18"/>
+                <w:szCs w:val="18"/>
+              </w:rPr>
+              <w:t xml:space="preserve">T3: SFTP接続確認</w:t>
+            </w:r>
+          </w:p>
+          <w:p>
+            <w:pPr>
+              <w:spacing w:before="0" w:after="0"/>
+            </w:pPr>
+            <w:r>
+              <w:rPr>
+                <w:rFonts w:ascii="BIZ UDPGothic" w:cs="BIZ UDPGothic" w:eastAsia="BIZ UDPGothic" w:hAnsi="BIZ UDPGothic"/>
+                <w:color w:val="404040"/>
+                <w:sz w:val="18"/>
+                <w:szCs w:val="18"/>
+              </w:rPr>
+              <w:t xml:space="preserve">T4: sent-email Lambda確認</w:t>
+            </w:r>
+          </w:p>
+          <w:p>
+            <w:pPr>
+              <w:spacing w:before="0" w:after="0"/>
+            </w:pPr>
+            <w:r>
+              <w:rPr>
+                <w:rFonts w:ascii="BIZ UDPGothic" w:cs="BIZ UDPGothic" w:eastAsia="BIZ UDPGothic" w:hAnsi="BIZ UDPGothic"/>
+                <w:color w:val="404040"/>
+                <w:sz w:val="18"/>
+                <w:szCs w:val="18"/>
+              </w:rPr>
+              <w:t xml:space="preserve">T5: P003_historyサイズ確認</w:t>
+            </w:r>
+          </w:p>
+        </w:tc>
+      </w:tr>
+    </w:tbl>
     <w:p>
       <w:pPr>
         <w:spacing w:before="100" w:after="100"/>
